--- a/VKR.docx
+++ b/VKR.docx
@@ -1172,10 +1172,7 @@
         <w:pStyle w:val="af8"/>
       </w:pPr>
       <w:r>
-        <w:t xml:space="preserve">Объект исследования </w:t>
-      </w:r>
-      <w:r>
-        <w:t xml:space="preserve">– </w:t>
+        <w:t xml:space="preserve">Объектом исследования является </w:t>
       </w:r>
       <w:proofErr w:type="spellStart"/>
       <w:r>
@@ -1183,7 +1180,15 @@
       </w:r>
       <w:proofErr w:type="spellEnd"/>
       <w:r>
-        <w:t xml:space="preserve"> линия с локальными дефектами.</w:t>
+        <w:t xml:space="preserve"> линия передачи (</w:t>
+      </w:r>
+      <w:proofErr w:type="spellStart"/>
+      <w:r>
+        <w:t>МПЛ</w:t>
+      </w:r>
+      <w:proofErr w:type="spellEnd"/>
+      <w:r>
+        <w:t>) с локальными дефектами геометрических и электрофизических параметров.</w:t>
       </w:r>
     </w:p>
     <w:p>
@@ -1191,19 +1196,7 @@
         <w:pStyle w:val="af8"/>
       </w:pPr>
       <w:r>
-        <w:t xml:space="preserve">Цель работы – разработка математической модели </w:t>
-      </w:r>
-      <w:r>
-        <w:t>системы, классифицирующей</w:t>
-      </w:r>
-      <w:r>
-        <w:t xml:space="preserve"> </w:t>
-      </w:r>
-      <w:r>
-        <w:t>дефекты</w:t>
-      </w:r>
-      <w:r>
-        <w:t xml:space="preserve"> </w:t>
+        <w:t xml:space="preserve">Цель работы — разработка математической модели системы, классифицирующей пять типов дефектов </w:t>
       </w:r>
       <w:proofErr w:type="spellStart"/>
       <w:r>
@@ -1214,157 +1207,107 @@
         <w:t xml:space="preserve"> линии</w:t>
       </w:r>
       <w:r>
-        <w:t xml:space="preserve">: </w:t>
-      </w:r>
-      <w:r>
-        <w:t>утонение проводника по высоте и ширине, утонение подложки, изменение диэлектрической прони</w:t>
-      </w:r>
-      <w:r>
-        <w:t>цаемости –</w:t>
-      </w:r>
-      <w:r>
-        <w:t xml:space="preserve"> на основе анализа сигналов </w:t>
-      </w:r>
-      <w:r>
-        <w:t xml:space="preserve">со схемы формирования </w:t>
-      </w:r>
-      <w:r>
-        <w:t>суммарно-разностных каналов при многочастотном зондировании.</w:t>
+        <w:t xml:space="preserve"> на основе анализа сигналов со схемы формирования суммарно-разностных каналов при многочастотном зондировании.</w:t>
       </w:r>
     </w:p>
     <w:p>
       <w:pPr>
         <w:pStyle w:val="af8"/>
-      </w:pPr>
-      <w:r>
-        <w:t xml:space="preserve">В работе применены теория длинных линий и матричный анализ СВЧ-цепей </w:t>
-      </w:r>
-      <w:r>
-        <w:t>(</w:t>
-      </w:r>
-      <w:r>
-        <w:rPr>
-          <w:i/>
-          <w:lang w:val="en-US"/>
-        </w:rPr>
-        <w:t>n</w:t>
-      </w:r>
-      <w:r>
-        <w:t>-</w:t>
-      </w:r>
-      <w:proofErr w:type="spellStart"/>
-      <w:r>
-        <w:t>полюсников</w:t>
-      </w:r>
-      <w:proofErr w:type="spellEnd"/>
-      <w:r>
-        <w:t xml:space="preserve">) </w:t>
-      </w:r>
-      <w:r>
-        <w:t xml:space="preserve">для моделирования волновых процессов. Для выделения информативных признаков использованы методы квадратурной демодуляции. Классификация состояний </w:t>
-      </w:r>
-      <w:proofErr w:type="spellStart"/>
-      <w:r>
-        <w:t>микрополосковой</w:t>
-      </w:r>
-      <w:proofErr w:type="spellEnd"/>
-      <w:r>
-        <w:t xml:space="preserve"> линии</w:t>
-      </w:r>
-      <w:r>
-        <w:t xml:space="preserve"> реализована ансамблевым методом случайного леса. Экспериментальная валидация выполнена на синтезированных данных в среде </w:t>
-      </w:r>
-      <w:proofErr w:type="spellStart"/>
-      <w:r>
-        <w:rPr>
-          <w:i/>
-        </w:rPr>
-        <w:t>MATLAB</w:t>
-      </w:r>
-      <w:proofErr w:type="spellEnd"/>
-      <w:r>
-        <w:t xml:space="preserve"> </w:t>
-      </w:r>
-      <w:r>
-        <w:rPr>
-          <w:i/>
-          <w:lang w:val="en-US"/>
-        </w:rPr>
-        <w:t>for</w:t>
-      </w:r>
-      <w:r>
-        <w:t xml:space="preserve"> </w:t>
-      </w:r>
-      <w:r>
-        <w:rPr>
-          <w:i/>
-          <w:lang w:val="en-US"/>
-        </w:rPr>
-        <w:t>Students</w:t>
-      </w:r>
-      <w:r>
-        <w:t>.</w:t>
-      </w:r>
-    </w:p>
-    <w:p>
-      <w:pPr>
-        <w:pStyle w:val="af8"/>
-      </w:pPr>
-      <w:r>
         <w:rPr>
           <w:rStyle w:val="affff6"/>
           <w:b w:val="0"/>
           <w:bCs w:val="0"/>
         </w:rPr>
-        <w:t>Научная новизна</w:t>
-      </w:r>
-      <w:r>
-        <w:t xml:space="preserve"> </w:t>
-      </w:r>
-      <w:r>
-        <w:t xml:space="preserve">заключается в разработке метода </w:t>
+      </w:pPr>
+      <w:r>
+        <w:t xml:space="preserve">Методология проведения работы базируется на теории длинных линий и матричном анализе СВЧ-цепей для моделирования волновых процессов. Для выделения информативных компонент сигнала применены методы квадратурной демодуляции. Классификация состояний </w:t>
       </w:r>
       <w:proofErr w:type="spellStart"/>
       <w:r>
+        <w:t>микрополосковой</w:t>
+      </w:r>
+      <w:proofErr w:type="spellEnd"/>
+      <w:r>
+        <w:t xml:space="preserve"> линии</w:t>
+      </w:r>
+      <w:r>
+        <w:t xml:space="preserve"> реализована ансамблевым методом случайного леса, включая процедуры </w:t>
+      </w:r>
+      <w:proofErr w:type="spellStart"/>
+      <w:r>
+        <w:t>бутстреп</w:t>
+      </w:r>
+      <w:proofErr w:type="spellEnd"/>
+      <w:r>
+        <w:t xml:space="preserve">-агрегирования и оценки важности признаков. Экспериментальная валидация </w:t>
+      </w:r>
+      <w:r>
+        <w:t>и</w:t>
+      </w:r>
+      <w:r>
+        <w:t xml:space="preserve"> синтезирован</w:t>
+      </w:r>
+      <w:r>
+        <w:t>ие</w:t>
+      </w:r>
+      <w:r>
+        <w:t xml:space="preserve"> данных </w:t>
+      </w:r>
+      <w:r>
+        <w:t xml:space="preserve">выполнено </w:t>
+      </w:r>
+      <w:r>
+        <w:t xml:space="preserve">в среде </w:t>
+      </w:r>
+      <w:r>
+        <w:rPr>
+          <w:i/>
+          <w:iCs/>
+        </w:rPr>
+        <w:t>Python</w:t>
+      </w:r>
+      <w:r>
+        <w:t>.</w:t>
+      </w:r>
+    </w:p>
+    <w:p>
+      <w:pPr>
+        <w:pStyle w:val="af8"/>
+        <w:rPr>
+          <w:rStyle w:val="affff6"/>
+          <w:b w:val="0"/>
+          <w:bCs w:val="0"/>
+        </w:rPr>
+      </w:pPr>
+      <w:r>
+        <w:t>Р</w:t>
+      </w:r>
+      <w:r>
+        <w:t xml:space="preserve">азработан метод </w:t>
+      </w:r>
+      <w:proofErr w:type="spellStart"/>
+      <w:r>
         <w:t>многоклассовой</w:t>
       </w:r>
       <w:proofErr w:type="spellEnd"/>
       <w:r>
-        <w:t xml:space="preserve"> классификации дефектов </w:t>
+        <w:t xml:space="preserve"> классификации дефектов, основанный на анализе многомерного признакового пространства (48 признаков), сформированного из квадратурных составляющих суммарного и разностных сигналов на восьми частотах. Показано, что предложенный подход позволяет достичь общей точности классификации 98,07%, при этом дефекты ширины проводника, подложки и диэлектрической проницаемости распознаются идеально (</w:t>
       </w:r>
       <w:proofErr w:type="spellStart"/>
       <w:r>
-        <w:t>микрополосковой</w:t>
+        <w:t>F1</w:t>
       </w:r>
       <w:proofErr w:type="spellEnd"/>
       <w:r>
-        <w:t xml:space="preserve"> линии, основанного на анализе сигналов, сформированных по суммарно-разностной схеме. </w:t>
-      </w:r>
-      <w:r>
-        <w:t>П</w:t>
-      </w:r>
-      <w:r>
-        <w:t>одход позволяет выделить информативные компоненты поля высокочастотном тракте. Последующее формирование многомерного признакового пространства из квадратур</w:t>
-      </w:r>
-      <w:r>
-        <w:t>ных составляющих этих сигналов</w:t>
-      </w:r>
-      <w:r>
-        <w:t xml:space="preserve">, и применение ансамблевого метода случайного леса обеспечивают </w:t>
-      </w:r>
-      <w:r>
-        <w:t>надё</w:t>
-      </w:r>
-      <w:r>
-        <w:t>жное разделение типов дефектов.</w:t>
-      </w:r>
-    </w:p>
-    <w:p>
-      <w:pPr>
-        <w:pStyle w:val="af8"/>
-      </w:pPr>
-      <w:r>
-        <w:t>Полученные результаты могут быть использованы при создании автоматизированных систем неразрушающего контроля высокочастотных узлов радиоэлектронной аппаратуры.</w:t>
+        <w:t xml:space="preserve">-мера = 1,0). Новизна заключается в комбинации </w:t>
+      </w:r>
+      <w:proofErr w:type="spellStart"/>
+      <w:r>
+        <w:t>электропотенциального</w:t>
+      </w:r>
+      <w:proofErr w:type="spellEnd"/>
+      <w:r>
+        <w:t xml:space="preserve"> метода с частотной дисперсией параметров дефектов и современными алгоритмами машинного обучения.</w:t>
       </w:r>
     </w:p>
     <w:p>
@@ -1445,7 +1388,7 @@
         </w:rPr>
         <w:fldChar w:fldCharType="separate"/>
       </w:r>
-      <w:hyperlink w:anchor="_Toc179798370" w:history="1">
+      <w:hyperlink w:anchor="_Toc224673375" w:history="1">
         <w:r>
           <w:rPr>
             <w:rStyle w:val="afa"/>
@@ -1462,8 +1405,8 @@
         </w:r>
         <w:r>
           <w:rPr>
+            <w:rStyle w:val="afa"/>
             <w:noProof/>
-            <w:webHidden/>
           </w:rPr>
           <w:fldChar w:fldCharType="begin"/>
         </w:r>
@@ -1472,18 +1415,18 @@
             <w:noProof/>
             <w:webHidden/>
           </w:rPr>
-          <w:instrText xml:space="preserve"> PAGEREF _Toc179798370 \h </w:instrText>
+          <w:instrText xml:space="preserve"> PAGEREF _Toc224673375 \h </w:instrText>
         </w:r>
         <w:r>
           <w:rPr>
+            <w:rStyle w:val="afa"/>
             <w:noProof/>
-            <w:webHidden/>
           </w:rPr>
         </w:r>
         <w:r>
           <w:rPr>
+            <w:rStyle w:val="afa"/>
             <w:noProof/>
-            <w:webHidden/>
           </w:rPr>
           <w:fldChar w:fldCharType="separate"/>
         </w:r>
@@ -1496,8 +1439,8 @@
         </w:r>
         <w:r>
           <w:rPr>
+            <w:rStyle w:val="afa"/>
             <w:noProof/>
-            <w:webHidden/>
           </w:rPr>
           <w:fldChar w:fldCharType="end"/>
         </w:r>
@@ -1516,7 +1459,7 @@
           <w14:ligatures w14:val="standardContextual"/>
         </w:rPr>
       </w:pPr>
-      <w:hyperlink w:anchor="_Toc179798371" w:history="1">
+      <w:hyperlink w:anchor="_Toc224673376" w:history="1">
         <w:r>
           <w:rPr>
             <w:rStyle w:val="afa"/>
@@ -1533,8 +1476,8 @@
         </w:r>
         <w:r>
           <w:rPr>
+            <w:rStyle w:val="afa"/>
             <w:noProof/>
-            <w:webHidden/>
           </w:rPr>
           <w:fldChar w:fldCharType="begin"/>
         </w:r>
@@ -1543,18 +1486,18 @@
             <w:noProof/>
             <w:webHidden/>
           </w:rPr>
-          <w:instrText xml:space="preserve"> PAGEREF _Toc179798371 \h </w:instrText>
+          <w:instrText xml:space="preserve"> PAGEREF _Toc224673376 \h </w:instrText>
         </w:r>
         <w:r>
           <w:rPr>
+            <w:rStyle w:val="afa"/>
             <w:noProof/>
-            <w:webHidden/>
           </w:rPr>
         </w:r>
         <w:r>
           <w:rPr>
+            <w:rStyle w:val="afa"/>
             <w:noProof/>
-            <w:webHidden/>
           </w:rPr>
           <w:fldChar w:fldCharType="separate"/>
         </w:r>
@@ -1563,12 +1506,12 @@
             <w:noProof/>
             <w:webHidden/>
           </w:rPr>
-          <w:t>5</w:t>
+          <w:t>7</w:t>
         </w:r>
         <w:r>
           <w:rPr>
+            <w:rStyle w:val="afa"/>
             <w:noProof/>
-            <w:webHidden/>
           </w:rPr>
           <w:fldChar w:fldCharType="end"/>
         </w:r>
@@ -1587,7 +1530,7 @@
           <w14:ligatures w14:val="standardContextual"/>
         </w:rPr>
       </w:pPr>
-      <w:hyperlink w:anchor="_Toc179798372" w:history="1">
+      <w:hyperlink w:anchor="_Toc224673377" w:history="1">
         <w:r>
           <w:rPr>
             <w:rStyle w:val="afa"/>
@@ -1604,8 +1547,8 @@
         </w:r>
         <w:r>
           <w:rPr>
+            <w:rStyle w:val="afa"/>
             <w:noProof/>
-            <w:webHidden/>
           </w:rPr>
           <w:fldChar w:fldCharType="begin"/>
         </w:r>
@@ -1614,18 +1557,18 @@
             <w:noProof/>
             <w:webHidden/>
           </w:rPr>
-          <w:instrText xml:space="preserve"> PAGEREF _Toc179798372 \h </w:instrText>
+          <w:instrText xml:space="preserve"> PAGEREF _Toc224673377 \h </w:instrText>
         </w:r>
         <w:r>
           <w:rPr>
+            <w:rStyle w:val="afa"/>
             <w:noProof/>
-            <w:webHidden/>
           </w:rPr>
         </w:r>
         <w:r>
           <w:rPr>
+            <w:rStyle w:val="afa"/>
             <w:noProof/>
-            <w:webHidden/>
           </w:rPr>
           <w:fldChar w:fldCharType="separate"/>
         </w:r>
@@ -1634,12 +1577,12 @@
             <w:noProof/>
             <w:webHidden/>
           </w:rPr>
-          <w:t>6</w:t>
+          <w:t>10</w:t>
         </w:r>
         <w:r>
           <w:rPr>
+            <w:rStyle w:val="afa"/>
             <w:noProof/>
-            <w:webHidden/>
           </w:rPr>
           <w:fldChar w:fldCharType="end"/>
         </w:r>
@@ -1658,13 +1601,13 @@
           <w14:ligatures w14:val="standardContextual"/>
         </w:rPr>
       </w:pPr>
-      <w:hyperlink w:anchor="_Toc179798373" w:history="1">
+      <w:hyperlink w:anchor="_Toc224673378" w:history="1">
         <w:r>
           <w:rPr>
             <w:rStyle w:val="afa"/>
             <w:noProof/>
           </w:rPr>
-          <w:t>1 Оформление основной части</w:t>
+          <w:t>1 Теоретическая часть</w:t>
         </w:r>
         <w:r>
           <w:rPr>
@@ -1675,8 +1618,8 @@
         </w:r>
         <w:r>
           <w:rPr>
+            <w:rStyle w:val="afa"/>
             <w:noProof/>
-            <w:webHidden/>
           </w:rPr>
           <w:fldChar w:fldCharType="begin"/>
         </w:r>
@@ -1685,18 +1628,18 @@
             <w:noProof/>
             <w:webHidden/>
           </w:rPr>
-          <w:instrText xml:space="preserve"> PAGEREF _Toc179798373 \h </w:instrText>
+          <w:instrText xml:space="preserve"> PAGEREF _Toc224673378 \h </w:instrText>
         </w:r>
         <w:r>
           <w:rPr>
+            <w:rStyle w:val="afa"/>
             <w:noProof/>
-            <w:webHidden/>
           </w:rPr>
         </w:r>
         <w:r>
           <w:rPr>
+            <w:rStyle w:val="afa"/>
             <w:noProof/>
-            <w:webHidden/>
           </w:rPr>
           <w:fldChar w:fldCharType="separate"/>
         </w:r>
@@ -1705,12 +1648,12 @@
             <w:noProof/>
             <w:webHidden/>
           </w:rPr>
-          <w:t>6</w:t>
+          <w:t>13</w:t>
         </w:r>
         <w:r>
           <w:rPr>
+            <w:rStyle w:val="afa"/>
             <w:noProof/>
-            <w:webHidden/>
           </w:rPr>
           <w:fldChar w:fldCharType="end"/>
         </w:r>
@@ -1729,13 +1672,14 @@
           <w14:ligatures w14:val="standardContextual"/>
         </w:rPr>
       </w:pPr>
-      <w:hyperlink w:anchor="_Toc179798374" w:history="1">
+      <w:hyperlink w:anchor="_Toc224673379" w:history="1">
         <w:r>
           <w:rPr>
             <w:rStyle w:val="afa"/>
             <w:noProof/>
-          </w:rPr>
-          <w:t>1.1 Оформление основной части пояснительной записки</w:t>
+            <w:lang w:eastAsia="ru-RU"/>
+          </w:rPr>
+          <w:t>1.1 Микрополосковая линия</w:t>
         </w:r>
         <w:r>
           <w:rPr>
@@ -1746,8 +1690,8 @@
         </w:r>
         <w:r>
           <w:rPr>
+            <w:rStyle w:val="afa"/>
             <w:noProof/>
-            <w:webHidden/>
           </w:rPr>
           <w:fldChar w:fldCharType="begin"/>
         </w:r>
@@ -1756,18 +1700,18 @@
             <w:noProof/>
             <w:webHidden/>
           </w:rPr>
-          <w:instrText xml:space="preserve"> PAGEREF _Toc179798374 \h </w:instrText>
+          <w:instrText xml:space="preserve"> PAGEREF _Toc224673379 \h </w:instrText>
         </w:r>
         <w:r>
           <w:rPr>
+            <w:rStyle w:val="afa"/>
             <w:noProof/>
-            <w:webHidden/>
           </w:rPr>
         </w:r>
         <w:r>
           <w:rPr>
+            <w:rStyle w:val="afa"/>
             <w:noProof/>
-            <w:webHidden/>
           </w:rPr>
           <w:fldChar w:fldCharType="separate"/>
         </w:r>
@@ -1776,12 +1720,1006 @@
             <w:noProof/>
             <w:webHidden/>
           </w:rPr>
-          <w:t>6</w:t>
+          <w:t>13</w:t>
         </w:r>
         <w:r>
           <w:rPr>
+            <w:rStyle w:val="afa"/>
+            <w:noProof/>
+          </w:rPr>
+          <w:fldChar w:fldCharType="end"/>
+        </w:r>
+      </w:hyperlink>
+    </w:p>
+    <w:p>
+      <w:pPr>
+        <w:pStyle w:val="31"/>
+        <w:rPr>
+          <w:rFonts w:asciiTheme="minorHAnsi" w:eastAsiaTheme="minorEastAsia" w:hAnsiTheme="minorHAnsi"/>
+          <w:noProof/>
+          <w:kern w:val="2"/>
+          <w:sz w:val="24"/>
+          <w:szCs w:val="24"/>
+          <w:lang w:eastAsia="ru-RU"/>
+          <w14:ligatures w14:val="standardContextual"/>
+        </w:rPr>
+      </w:pPr>
+      <w:hyperlink w:anchor="_Toc224673380" w:history="1">
+        <w:r>
+          <w:rPr>
+            <w:rStyle w:val="afa"/>
+            <w:noProof/>
+          </w:rPr>
+          <w:t>1.1.1 Дефекты микрополосковой линии</w:t>
+        </w:r>
+        <w:r>
+          <w:rPr>
             <w:noProof/>
             <w:webHidden/>
+          </w:rPr>
+          <w:tab/>
+        </w:r>
+        <w:r>
+          <w:rPr>
+            <w:rStyle w:val="afa"/>
+            <w:noProof/>
+          </w:rPr>
+          <w:fldChar w:fldCharType="begin"/>
+        </w:r>
+        <w:r>
+          <w:rPr>
+            <w:noProof/>
+            <w:webHidden/>
+          </w:rPr>
+          <w:instrText xml:space="preserve"> PAGEREF _Toc224673380 \h </w:instrText>
+        </w:r>
+        <w:r>
+          <w:rPr>
+            <w:rStyle w:val="afa"/>
+            <w:noProof/>
+          </w:rPr>
+        </w:r>
+        <w:r>
+          <w:rPr>
+            <w:rStyle w:val="afa"/>
+            <w:noProof/>
+          </w:rPr>
+          <w:fldChar w:fldCharType="separate"/>
+        </w:r>
+        <w:r>
+          <w:rPr>
+            <w:noProof/>
+            <w:webHidden/>
+          </w:rPr>
+          <w:t>16</w:t>
+        </w:r>
+        <w:r>
+          <w:rPr>
+            <w:rStyle w:val="afa"/>
+            <w:noProof/>
+          </w:rPr>
+          <w:fldChar w:fldCharType="end"/>
+        </w:r>
+      </w:hyperlink>
+    </w:p>
+    <w:p>
+      <w:pPr>
+        <w:pStyle w:val="21"/>
+        <w:rPr>
+          <w:rFonts w:asciiTheme="minorHAnsi" w:eastAsiaTheme="minorEastAsia" w:hAnsiTheme="minorHAnsi" w:cstheme="minorBidi"/>
+          <w:noProof/>
+          <w:kern w:val="2"/>
+          <w:sz w:val="24"/>
+          <w:szCs w:val="24"/>
+          <w:lang w:eastAsia="ru-RU"/>
+          <w14:ligatures w14:val="standardContextual"/>
+        </w:rPr>
+      </w:pPr>
+      <w:hyperlink w:anchor="_Toc224673381" w:history="1">
+        <w:r>
+          <w:rPr>
+            <w:rStyle w:val="afa"/>
+            <w:noProof/>
+          </w:rPr>
+          <w:t>1.2 Измерительная система</w:t>
+        </w:r>
+        <w:r>
+          <w:rPr>
+            <w:noProof/>
+            <w:webHidden/>
+          </w:rPr>
+          <w:tab/>
+        </w:r>
+        <w:r>
+          <w:rPr>
+            <w:rStyle w:val="afa"/>
+            <w:noProof/>
+          </w:rPr>
+          <w:fldChar w:fldCharType="begin"/>
+        </w:r>
+        <w:r>
+          <w:rPr>
+            <w:noProof/>
+            <w:webHidden/>
+          </w:rPr>
+          <w:instrText xml:space="preserve"> PAGEREF _Toc224673381 \h </w:instrText>
+        </w:r>
+        <w:r>
+          <w:rPr>
+            <w:rStyle w:val="afa"/>
+            <w:noProof/>
+          </w:rPr>
+        </w:r>
+        <w:r>
+          <w:rPr>
+            <w:rStyle w:val="afa"/>
+            <w:noProof/>
+          </w:rPr>
+          <w:fldChar w:fldCharType="separate"/>
+        </w:r>
+        <w:r>
+          <w:rPr>
+            <w:noProof/>
+            <w:webHidden/>
+          </w:rPr>
+          <w:t>20</w:t>
+        </w:r>
+        <w:r>
+          <w:rPr>
+            <w:rStyle w:val="afa"/>
+            <w:noProof/>
+          </w:rPr>
+          <w:fldChar w:fldCharType="end"/>
+        </w:r>
+      </w:hyperlink>
+    </w:p>
+    <w:p>
+      <w:pPr>
+        <w:pStyle w:val="31"/>
+        <w:rPr>
+          <w:rFonts w:asciiTheme="minorHAnsi" w:eastAsiaTheme="minorEastAsia" w:hAnsiTheme="minorHAnsi"/>
+          <w:noProof/>
+          <w:kern w:val="2"/>
+          <w:sz w:val="24"/>
+          <w:szCs w:val="24"/>
+          <w:lang w:eastAsia="ru-RU"/>
+          <w14:ligatures w14:val="standardContextual"/>
+        </w:rPr>
+      </w:pPr>
+      <w:hyperlink w:anchor="_Toc224673382" w:history="1">
+        <w:r>
+          <w:rPr>
+            <w:rStyle w:val="afa"/>
+            <w:noProof/>
+          </w:rPr>
+          <w:t>1.2.1 Измерительный зонд</w:t>
+        </w:r>
+        <w:r>
+          <w:rPr>
+            <w:noProof/>
+            <w:webHidden/>
+          </w:rPr>
+          <w:tab/>
+        </w:r>
+        <w:r>
+          <w:rPr>
+            <w:rStyle w:val="afa"/>
+            <w:noProof/>
+          </w:rPr>
+          <w:fldChar w:fldCharType="begin"/>
+        </w:r>
+        <w:r>
+          <w:rPr>
+            <w:noProof/>
+            <w:webHidden/>
+          </w:rPr>
+          <w:instrText xml:space="preserve"> PAGEREF _Toc224673382 \h </w:instrText>
+        </w:r>
+        <w:r>
+          <w:rPr>
+            <w:rStyle w:val="afa"/>
+            <w:noProof/>
+          </w:rPr>
+        </w:r>
+        <w:r>
+          <w:rPr>
+            <w:rStyle w:val="afa"/>
+            <w:noProof/>
+          </w:rPr>
+          <w:fldChar w:fldCharType="separate"/>
+        </w:r>
+        <w:r>
+          <w:rPr>
+            <w:noProof/>
+            <w:webHidden/>
+          </w:rPr>
+          <w:t>20</w:t>
+        </w:r>
+        <w:r>
+          <w:rPr>
+            <w:rStyle w:val="afa"/>
+            <w:noProof/>
+          </w:rPr>
+          <w:fldChar w:fldCharType="end"/>
+        </w:r>
+      </w:hyperlink>
+    </w:p>
+    <w:p>
+      <w:pPr>
+        <w:pStyle w:val="31"/>
+        <w:rPr>
+          <w:rFonts w:asciiTheme="minorHAnsi" w:eastAsiaTheme="minorEastAsia" w:hAnsiTheme="minorHAnsi"/>
+          <w:noProof/>
+          <w:kern w:val="2"/>
+          <w:sz w:val="24"/>
+          <w:szCs w:val="24"/>
+          <w:lang w:eastAsia="ru-RU"/>
+          <w14:ligatures w14:val="standardContextual"/>
+        </w:rPr>
+      </w:pPr>
+      <w:hyperlink w:anchor="_Toc224673383" w:history="1">
+        <w:r>
+          <w:rPr>
+            <w:rStyle w:val="afa"/>
+            <w:noProof/>
+          </w:rPr>
+          <w:t>1.2.2 Схема формирования каналов</w:t>
+        </w:r>
+        <w:r>
+          <w:rPr>
+            <w:noProof/>
+            <w:webHidden/>
+          </w:rPr>
+          <w:tab/>
+        </w:r>
+        <w:r>
+          <w:rPr>
+            <w:rStyle w:val="afa"/>
+            <w:noProof/>
+          </w:rPr>
+          <w:fldChar w:fldCharType="begin"/>
+        </w:r>
+        <w:r>
+          <w:rPr>
+            <w:noProof/>
+            <w:webHidden/>
+          </w:rPr>
+          <w:instrText xml:space="preserve"> PAGEREF _Toc224673383 \h </w:instrText>
+        </w:r>
+        <w:r>
+          <w:rPr>
+            <w:rStyle w:val="afa"/>
+            <w:noProof/>
+          </w:rPr>
+        </w:r>
+        <w:r>
+          <w:rPr>
+            <w:rStyle w:val="afa"/>
+            <w:noProof/>
+          </w:rPr>
+          <w:fldChar w:fldCharType="separate"/>
+        </w:r>
+        <w:r>
+          <w:rPr>
+            <w:noProof/>
+            <w:webHidden/>
+          </w:rPr>
+          <w:t>23</w:t>
+        </w:r>
+        <w:r>
+          <w:rPr>
+            <w:rStyle w:val="afa"/>
+            <w:noProof/>
+          </w:rPr>
+          <w:fldChar w:fldCharType="end"/>
+        </w:r>
+      </w:hyperlink>
+    </w:p>
+    <w:p>
+      <w:pPr>
+        <w:pStyle w:val="31"/>
+        <w:rPr>
+          <w:rFonts w:asciiTheme="minorHAnsi" w:eastAsiaTheme="minorEastAsia" w:hAnsiTheme="minorHAnsi"/>
+          <w:noProof/>
+          <w:kern w:val="2"/>
+          <w:sz w:val="24"/>
+          <w:szCs w:val="24"/>
+          <w:lang w:eastAsia="ru-RU"/>
+          <w14:ligatures w14:val="standardContextual"/>
+        </w:rPr>
+      </w:pPr>
+      <w:hyperlink w:anchor="_Toc224673384" w:history="1">
+        <w:r>
+          <w:rPr>
+            <w:rStyle w:val="afa"/>
+            <w:noProof/>
+          </w:rPr>
+          <w:t>1.2.3 Квадратурный демодулятор</w:t>
+        </w:r>
+        <w:r>
+          <w:rPr>
+            <w:noProof/>
+            <w:webHidden/>
+          </w:rPr>
+          <w:tab/>
+        </w:r>
+        <w:r>
+          <w:rPr>
+            <w:rStyle w:val="afa"/>
+            <w:noProof/>
+          </w:rPr>
+          <w:fldChar w:fldCharType="begin"/>
+        </w:r>
+        <w:r>
+          <w:rPr>
+            <w:noProof/>
+            <w:webHidden/>
+          </w:rPr>
+          <w:instrText xml:space="preserve"> PAGEREF _Toc224673384 \h </w:instrText>
+        </w:r>
+        <w:r>
+          <w:rPr>
+            <w:rStyle w:val="afa"/>
+            <w:noProof/>
+          </w:rPr>
+        </w:r>
+        <w:r>
+          <w:rPr>
+            <w:rStyle w:val="afa"/>
+            <w:noProof/>
+          </w:rPr>
+          <w:fldChar w:fldCharType="separate"/>
+        </w:r>
+        <w:r>
+          <w:rPr>
+            <w:noProof/>
+            <w:webHidden/>
+          </w:rPr>
+          <w:t>26</w:t>
+        </w:r>
+        <w:r>
+          <w:rPr>
+            <w:rStyle w:val="afa"/>
+            <w:noProof/>
+          </w:rPr>
+          <w:fldChar w:fldCharType="end"/>
+        </w:r>
+      </w:hyperlink>
+    </w:p>
+    <w:p>
+      <w:pPr>
+        <w:pStyle w:val="31"/>
+        <w:rPr>
+          <w:rFonts w:asciiTheme="minorHAnsi" w:eastAsiaTheme="minorEastAsia" w:hAnsiTheme="minorHAnsi"/>
+          <w:noProof/>
+          <w:kern w:val="2"/>
+          <w:sz w:val="24"/>
+          <w:szCs w:val="24"/>
+          <w:lang w:eastAsia="ru-RU"/>
+          <w14:ligatures w14:val="standardContextual"/>
+        </w:rPr>
+      </w:pPr>
+      <w:hyperlink w:anchor="_Toc224673385" w:history="1">
+        <w:r>
+          <w:rPr>
+            <w:rStyle w:val="afa"/>
+            <w:noProof/>
+          </w:rPr>
+          <w:t>1.2.4 Зондирующий сигнал</w:t>
+        </w:r>
+        <w:r>
+          <w:rPr>
+            <w:noProof/>
+            <w:webHidden/>
+          </w:rPr>
+          <w:tab/>
+        </w:r>
+        <w:r>
+          <w:rPr>
+            <w:rStyle w:val="afa"/>
+            <w:noProof/>
+          </w:rPr>
+          <w:fldChar w:fldCharType="begin"/>
+        </w:r>
+        <w:r>
+          <w:rPr>
+            <w:noProof/>
+            <w:webHidden/>
+          </w:rPr>
+          <w:instrText xml:space="preserve"> PAGEREF _Toc224673385 \h </w:instrText>
+        </w:r>
+        <w:r>
+          <w:rPr>
+            <w:rStyle w:val="afa"/>
+            <w:noProof/>
+          </w:rPr>
+        </w:r>
+        <w:r>
+          <w:rPr>
+            <w:rStyle w:val="afa"/>
+            <w:noProof/>
+          </w:rPr>
+          <w:fldChar w:fldCharType="separate"/>
+        </w:r>
+        <w:r>
+          <w:rPr>
+            <w:noProof/>
+            <w:webHidden/>
+          </w:rPr>
+          <w:t>28</w:t>
+        </w:r>
+        <w:r>
+          <w:rPr>
+            <w:rStyle w:val="afa"/>
+            <w:noProof/>
+          </w:rPr>
+          <w:fldChar w:fldCharType="end"/>
+        </w:r>
+      </w:hyperlink>
+    </w:p>
+    <w:p>
+      <w:pPr>
+        <w:pStyle w:val="21"/>
+        <w:rPr>
+          <w:rFonts w:asciiTheme="minorHAnsi" w:eastAsiaTheme="minorEastAsia" w:hAnsiTheme="minorHAnsi" w:cstheme="minorBidi"/>
+          <w:noProof/>
+          <w:kern w:val="2"/>
+          <w:sz w:val="24"/>
+          <w:szCs w:val="24"/>
+          <w:lang w:eastAsia="ru-RU"/>
+          <w14:ligatures w14:val="standardContextual"/>
+        </w:rPr>
+      </w:pPr>
+      <w:hyperlink w:anchor="_Toc224673386" w:history="1">
+        <w:r>
+          <w:rPr>
+            <w:rStyle w:val="afa"/>
+            <w:noProof/>
+          </w:rPr>
+          <w:t>1.3 Модель классификатора</w:t>
+        </w:r>
+        <w:r>
+          <w:rPr>
+            <w:noProof/>
+            <w:webHidden/>
+          </w:rPr>
+          <w:tab/>
+        </w:r>
+        <w:r>
+          <w:rPr>
+            <w:rStyle w:val="afa"/>
+            <w:noProof/>
+          </w:rPr>
+          <w:fldChar w:fldCharType="begin"/>
+        </w:r>
+        <w:r>
+          <w:rPr>
+            <w:noProof/>
+            <w:webHidden/>
+          </w:rPr>
+          <w:instrText xml:space="preserve"> PAGEREF _Toc224673386 \h </w:instrText>
+        </w:r>
+        <w:r>
+          <w:rPr>
+            <w:rStyle w:val="afa"/>
+            <w:noProof/>
+          </w:rPr>
+        </w:r>
+        <w:r>
+          <w:rPr>
+            <w:rStyle w:val="afa"/>
+            <w:noProof/>
+          </w:rPr>
+          <w:fldChar w:fldCharType="separate"/>
+        </w:r>
+        <w:r>
+          <w:rPr>
+            <w:noProof/>
+            <w:webHidden/>
+          </w:rPr>
+          <w:t>31</w:t>
+        </w:r>
+        <w:r>
+          <w:rPr>
+            <w:rStyle w:val="afa"/>
+            <w:noProof/>
+          </w:rPr>
+          <w:fldChar w:fldCharType="end"/>
+        </w:r>
+      </w:hyperlink>
+    </w:p>
+    <w:p>
+      <w:pPr>
+        <w:pStyle w:val="31"/>
+        <w:rPr>
+          <w:rFonts w:asciiTheme="minorHAnsi" w:eastAsiaTheme="minorEastAsia" w:hAnsiTheme="minorHAnsi"/>
+          <w:noProof/>
+          <w:kern w:val="2"/>
+          <w:sz w:val="24"/>
+          <w:szCs w:val="24"/>
+          <w:lang w:eastAsia="ru-RU"/>
+          <w14:ligatures w14:val="standardContextual"/>
+        </w:rPr>
+      </w:pPr>
+      <w:hyperlink w:anchor="_Toc224673387" w:history="1">
+        <w:r>
+          <w:rPr>
+            <w:rStyle w:val="afa"/>
+            <w:noProof/>
+          </w:rPr>
+          <w:t>1.3.1 Постановка задачи</w:t>
+        </w:r>
+        <w:r>
+          <w:rPr>
+            <w:noProof/>
+            <w:webHidden/>
+          </w:rPr>
+          <w:tab/>
+        </w:r>
+        <w:r>
+          <w:rPr>
+            <w:rStyle w:val="afa"/>
+            <w:noProof/>
+          </w:rPr>
+          <w:fldChar w:fldCharType="begin"/>
+        </w:r>
+        <w:r>
+          <w:rPr>
+            <w:noProof/>
+            <w:webHidden/>
+          </w:rPr>
+          <w:instrText xml:space="preserve"> PAGEREF _Toc224673387 \h </w:instrText>
+        </w:r>
+        <w:r>
+          <w:rPr>
+            <w:rStyle w:val="afa"/>
+            <w:noProof/>
+          </w:rPr>
+        </w:r>
+        <w:r>
+          <w:rPr>
+            <w:rStyle w:val="afa"/>
+            <w:noProof/>
+          </w:rPr>
+          <w:fldChar w:fldCharType="separate"/>
+        </w:r>
+        <w:r>
+          <w:rPr>
+            <w:noProof/>
+            <w:webHidden/>
+          </w:rPr>
+          <w:t>31</w:t>
+        </w:r>
+        <w:r>
+          <w:rPr>
+            <w:rStyle w:val="afa"/>
+            <w:noProof/>
+          </w:rPr>
+          <w:fldChar w:fldCharType="end"/>
+        </w:r>
+      </w:hyperlink>
+    </w:p>
+    <w:p>
+      <w:pPr>
+        <w:pStyle w:val="31"/>
+        <w:rPr>
+          <w:rFonts w:asciiTheme="minorHAnsi" w:eastAsiaTheme="minorEastAsia" w:hAnsiTheme="minorHAnsi"/>
+          <w:noProof/>
+          <w:kern w:val="2"/>
+          <w:sz w:val="24"/>
+          <w:szCs w:val="24"/>
+          <w:lang w:eastAsia="ru-RU"/>
+          <w14:ligatures w14:val="standardContextual"/>
+        </w:rPr>
+      </w:pPr>
+      <w:hyperlink w:anchor="_Toc224673388" w:history="1">
+        <w:r>
+          <w:rPr>
+            <w:rStyle w:val="afa"/>
+            <w:noProof/>
+          </w:rPr>
+          <w:t>1.3.2 Формирование обучающей выборки</w:t>
+        </w:r>
+        <w:r>
+          <w:rPr>
+            <w:noProof/>
+            <w:webHidden/>
+          </w:rPr>
+          <w:tab/>
+        </w:r>
+        <w:r>
+          <w:rPr>
+            <w:rStyle w:val="afa"/>
+            <w:noProof/>
+          </w:rPr>
+          <w:fldChar w:fldCharType="begin"/>
+        </w:r>
+        <w:r>
+          <w:rPr>
+            <w:noProof/>
+            <w:webHidden/>
+          </w:rPr>
+          <w:instrText xml:space="preserve"> PAGEREF _Toc224673388 \h </w:instrText>
+        </w:r>
+        <w:r>
+          <w:rPr>
+            <w:rStyle w:val="afa"/>
+            <w:noProof/>
+          </w:rPr>
+        </w:r>
+        <w:r>
+          <w:rPr>
+            <w:rStyle w:val="afa"/>
+            <w:noProof/>
+          </w:rPr>
+          <w:fldChar w:fldCharType="separate"/>
+        </w:r>
+        <w:r>
+          <w:rPr>
+            <w:noProof/>
+            <w:webHidden/>
+          </w:rPr>
+          <w:t>32</w:t>
+        </w:r>
+        <w:r>
+          <w:rPr>
+            <w:rStyle w:val="afa"/>
+            <w:noProof/>
+          </w:rPr>
+          <w:fldChar w:fldCharType="end"/>
+        </w:r>
+      </w:hyperlink>
+    </w:p>
+    <w:p>
+      <w:pPr>
+        <w:pStyle w:val="31"/>
+        <w:rPr>
+          <w:rFonts w:asciiTheme="minorHAnsi" w:eastAsiaTheme="minorEastAsia" w:hAnsiTheme="minorHAnsi"/>
+          <w:noProof/>
+          <w:kern w:val="2"/>
+          <w:sz w:val="24"/>
+          <w:szCs w:val="24"/>
+          <w:lang w:eastAsia="ru-RU"/>
+          <w14:ligatures w14:val="standardContextual"/>
+        </w:rPr>
+      </w:pPr>
+      <w:hyperlink w:anchor="_Toc224673389" w:history="1">
+        <w:r>
+          <w:rPr>
+            <w:rStyle w:val="afa"/>
+            <w:noProof/>
+          </w:rPr>
+          <w:t>1.3.3 Дерево принятия решения</w:t>
+        </w:r>
+        <w:r>
+          <w:rPr>
+            <w:noProof/>
+            <w:webHidden/>
+          </w:rPr>
+          <w:tab/>
+        </w:r>
+        <w:r>
+          <w:rPr>
+            <w:rStyle w:val="afa"/>
+            <w:noProof/>
+          </w:rPr>
+          <w:fldChar w:fldCharType="begin"/>
+        </w:r>
+        <w:r>
+          <w:rPr>
+            <w:noProof/>
+            <w:webHidden/>
+          </w:rPr>
+          <w:instrText xml:space="preserve"> PAGEREF _Toc224673389 \h </w:instrText>
+        </w:r>
+        <w:r>
+          <w:rPr>
+            <w:rStyle w:val="afa"/>
+            <w:noProof/>
+          </w:rPr>
+        </w:r>
+        <w:r>
+          <w:rPr>
+            <w:rStyle w:val="afa"/>
+            <w:noProof/>
+          </w:rPr>
+          <w:fldChar w:fldCharType="separate"/>
+        </w:r>
+        <w:r>
+          <w:rPr>
+            <w:noProof/>
+            <w:webHidden/>
+          </w:rPr>
+          <w:t>33</w:t>
+        </w:r>
+        <w:r>
+          <w:rPr>
+            <w:rStyle w:val="afa"/>
+            <w:noProof/>
+          </w:rPr>
+          <w:fldChar w:fldCharType="end"/>
+        </w:r>
+      </w:hyperlink>
+    </w:p>
+    <w:p>
+      <w:pPr>
+        <w:pStyle w:val="31"/>
+        <w:rPr>
+          <w:rFonts w:asciiTheme="minorHAnsi" w:eastAsiaTheme="minorEastAsia" w:hAnsiTheme="minorHAnsi"/>
+          <w:noProof/>
+          <w:kern w:val="2"/>
+          <w:sz w:val="24"/>
+          <w:szCs w:val="24"/>
+          <w:lang w:eastAsia="ru-RU"/>
+          <w14:ligatures w14:val="standardContextual"/>
+        </w:rPr>
+      </w:pPr>
+      <w:hyperlink w:anchor="_Toc224673390" w:history="1">
+        <w:r>
+          <w:rPr>
+            <w:rStyle w:val="afa"/>
+            <w:noProof/>
+          </w:rPr>
+          <w:t>1.3.4 Ансамбль</w:t>
+        </w:r>
+        <w:r>
+          <w:rPr>
+            <w:noProof/>
+            <w:webHidden/>
+          </w:rPr>
+          <w:tab/>
+        </w:r>
+        <w:r>
+          <w:rPr>
+            <w:rStyle w:val="afa"/>
+            <w:noProof/>
+          </w:rPr>
+          <w:fldChar w:fldCharType="begin"/>
+        </w:r>
+        <w:r>
+          <w:rPr>
+            <w:noProof/>
+            <w:webHidden/>
+          </w:rPr>
+          <w:instrText xml:space="preserve"> PAGEREF _Toc224673390 \h </w:instrText>
+        </w:r>
+        <w:r>
+          <w:rPr>
+            <w:rStyle w:val="afa"/>
+            <w:noProof/>
+          </w:rPr>
+        </w:r>
+        <w:r>
+          <w:rPr>
+            <w:rStyle w:val="afa"/>
+            <w:noProof/>
+          </w:rPr>
+          <w:fldChar w:fldCharType="separate"/>
+        </w:r>
+        <w:r>
+          <w:rPr>
+            <w:noProof/>
+            <w:webHidden/>
+          </w:rPr>
+          <w:t>35</w:t>
+        </w:r>
+        <w:r>
+          <w:rPr>
+            <w:rStyle w:val="afa"/>
+            <w:noProof/>
+          </w:rPr>
+          <w:fldChar w:fldCharType="end"/>
+        </w:r>
+      </w:hyperlink>
+    </w:p>
+    <w:p>
+      <w:pPr>
+        <w:pStyle w:val="31"/>
+        <w:rPr>
+          <w:rFonts w:asciiTheme="minorHAnsi" w:eastAsiaTheme="minorEastAsia" w:hAnsiTheme="minorHAnsi"/>
+          <w:noProof/>
+          <w:kern w:val="2"/>
+          <w:sz w:val="24"/>
+          <w:szCs w:val="24"/>
+          <w:lang w:eastAsia="ru-RU"/>
+          <w14:ligatures w14:val="standardContextual"/>
+        </w:rPr>
+      </w:pPr>
+      <w:hyperlink w:anchor="_Toc224673391" w:history="1">
+        <w:r>
+          <w:rPr>
+            <w:rStyle w:val="afa"/>
+            <w:noProof/>
+          </w:rPr>
+          <w:t>1.3.5 Метрики качества</w:t>
+        </w:r>
+        <w:r>
+          <w:rPr>
+            <w:noProof/>
+            <w:webHidden/>
+          </w:rPr>
+          <w:tab/>
+        </w:r>
+        <w:r>
+          <w:rPr>
+            <w:rStyle w:val="afa"/>
+            <w:noProof/>
+          </w:rPr>
+          <w:fldChar w:fldCharType="begin"/>
+        </w:r>
+        <w:r>
+          <w:rPr>
+            <w:noProof/>
+            <w:webHidden/>
+          </w:rPr>
+          <w:instrText xml:space="preserve"> PAGEREF _Toc224673391 \h </w:instrText>
+        </w:r>
+        <w:r>
+          <w:rPr>
+            <w:rStyle w:val="afa"/>
+            <w:noProof/>
+          </w:rPr>
+        </w:r>
+        <w:r>
+          <w:rPr>
+            <w:rStyle w:val="afa"/>
+            <w:noProof/>
+          </w:rPr>
+          <w:fldChar w:fldCharType="separate"/>
+        </w:r>
+        <w:r>
+          <w:rPr>
+            <w:noProof/>
+            <w:webHidden/>
+          </w:rPr>
+          <w:t>37</w:t>
+        </w:r>
+        <w:r>
+          <w:rPr>
+            <w:rStyle w:val="afa"/>
+            <w:noProof/>
+          </w:rPr>
+          <w:fldChar w:fldCharType="end"/>
+        </w:r>
+      </w:hyperlink>
+    </w:p>
+    <w:p>
+      <w:pPr>
+        <w:pStyle w:val="31"/>
+        <w:rPr>
+          <w:rFonts w:asciiTheme="minorHAnsi" w:eastAsiaTheme="minorEastAsia" w:hAnsiTheme="minorHAnsi"/>
+          <w:noProof/>
+          <w:kern w:val="2"/>
+          <w:sz w:val="24"/>
+          <w:szCs w:val="24"/>
+          <w:lang w:eastAsia="ru-RU"/>
+          <w14:ligatures w14:val="standardContextual"/>
+        </w:rPr>
+      </w:pPr>
+      <w:hyperlink w:anchor="_Toc224673392" w:history="1">
+        <w:r>
+          <w:rPr>
+            <w:rStyle w:val="afa"/>
+            <w:noProof/>
+          </w:rPr>
+          <w:t>1.3.6 Гиперпараметры</w:t>
+        </w:r>
+        <w:r>
+          <w:rPr>
+            <w:noProof/>
+            <w:webHidden/>
+          </w:rPr>
+          <w:tab/>
+        </w:r>
+        <w:r>
+          <w:rPr>
+            <w:rStyle w:val="afa"/>
+            <w:noProof/>
+          </w:rPr>
+          <w:fldChar w:fldCharType="begin"/>
+        </w:r>
+        <w:r>
+          <w:rPr>
+            <w:noProof/>
+            <w:webHidden/>
+          </w:rPr>
+          <w:instrText xml:space="preserve"> PAGEREF _Toc224673392 \h </w:instrText>
+        </w:r>
+        <w:r>
+          <w:rPr>
+            <w:rStyle w:val="afa"/>
+            <w:noProof/>
+          </w:rPr>
+        </w:r>
+        <w:r>
+          <w:rPr>
+            <w:rStyle w:val="afa"/>
+            <w:noProof/>
+          </w:rPr>
+          <w:fldChar w:fldCharType="separate"/>
+        </w:r>
+        <w:r>
+          <w:rPr>
+            <w:noProof/>
+            <w:webHidden/>
+          </w:rPr>
+          <w:t>39</w:t>
+        </w:r>
+        <w:r>
+          <w:rPr>
+            <w:rStyle w:val="afa"/>
+            <w:noProof/>
+          </w:rPr>
+          <w:fldChar w:fldCharType="end"/>
+        </w:r>
+      </w:hyperlink>
+    </w:p>
+    <w:p>
+      <w:pPr>
+        <w:pStyle w:val="21"/>
+        <w:rPr>
+          <w:rFonts w:asciiTheme="minorHAnsi" w:eastAsiaTheme="minorEastAsia" w:hAnsiTheme="minorHAnsi" w:cstheme="minorBidi"/>
+          <w:noProof/>
+          <w:kern w:val="2"/>
+          <w:sz w:val="24"/>
+          <w:szCs w:val="24"/>
+          <w:lang w:eastAsia="ru-RU"/>
+          <w14:ligatures w14:val="standardContextual"/>
+        </w:rPr>
+      </w:pPr>
+      <w:hyperlink w:anchor="_Toc224673393" w:history="1">
+        <w:r>
+          <w:rPr>
+            <w:rStyle w:val="afa"/>
+            <w:noProof/>
+          </w:rPr>
+          <w:t>1.4 Алгоритмическая реализация</w:t>
+        </w:r>
+        <w:r>
+          <w:rPr>
+            <w:noProof/>
+            <w:webHidden/>
+          </w:rPr>
+          <w:tab/>
+        </w:r>
+        <w:r>
+          <w:rPr>
+            <w:rStyle w:val="afa"/>
+            <w:noProof/>
+          </w:rPr>
+          <w:fldChar w:fldCharType="begin"/>
+        </w:r>
+        <w:r>
+          <w:rPr>
+            <w:noProof/>
+            <w:webHidden/>
+          </w:rPr>
+          <w:instrText xml:space="preserve"> PAGEREF _Toc224673393 \h </w:instrText>
+        </w:r>
+        <w:r>
+          <w:rPr>
+            <w:rStyle w:val="afa"/>
+            <w:noProof/>
+          </w:rPr>
+        </w:r>
+        <w:r>
+          <w:rPr>
+            <w:rStyle w:val="afa"/>
+            <w:noProof/>
+          </w:rPr>
+          <w:fldChar w:fldCharType="separate"/>
+        </w:r>
+        <w:r>
+          <w:rPr>
+            <w:noProof/>
+            <w:webHidden/>
+          </w:rPr>
+          <w:t>40</w:t>
+        </w:r>
+        <w:r>
+          <w:rPr>
+            <w:rStyle w:val="afa"/>
+            <w:noProof/>
           </w:rPr>
           <w:fldChar w:fldCharType="end"/>
         </w:r>
@@ -1800,13 +2738,13 @@
           <w14:ligatures w14:val="standardContextual"/>
         </w:rPr>
       </w:pPr>
-      <w:hyperlink w:anchor="_Toc179798375" w:history="1">
+      <w:hyperlink w:anchor="_Toc224673394" w:history="1">
         <w:r>
           <w:rPr>
             <w:rStyle w:val="afa"/>
             <w:noProof/>
           </w:rPr>
-          <w:t>2 Оформление заголовков, формул и иллюстраций</w:t>
+          <w:t>2 Экспериментальная часть</w:t>
         </w:r>
         <w:r>
           <w:rPr>
@@ -1817,8 +2755,8 @@
         </w:r>
         <w:r>
           <w:rPr>
+            <w:rStyle w:val="afa"/>
             <w:noProof/>
-            <w:webHidden/>
           </w:rPr>
           <w:fldChar w:fldCharType="begin"/>
         </w:r>
@@ -1827,18 +2765,18 @@
             <w:noProof/>
             <w:webHidden/>
           </w:rPr>
-          <w:instrText xml:space="preserve"> PAGEREF _Toc179798375 \h </w:instrText>
+          <w:instrText xml:space="preserve"> PAGEREF _Toc224673394 \h </w:instrText>
         </w:r>
         <w:r>
           <w:rPr>
+            <w:rStyle w:val="afa"/>
             <w:noProof/>
-            <w:webHidden/>
           </w:rPr>
         </w:r>
         <w:r>
           <w:rPr>
+            <w:rStyle w:val="afa"/>
             <w:noProof/>
-            <w:webHidden/>
           </w:rPr>
           <w:fldChar w:fldCharType="separate"/>
         </w:r>
@@ -1847,12 +2785,12 @@
             <w:noProof/>
             <w:webHidden/>
           </w:rPr>
-          <w:t>6</w:t>
+          <w:t>45</w:t>
         </w:r>
         <w:r>
           <w:rPr>
+            <w:rStyle w:val="afa"/>
             <w:noProof/>
-            <w:webHidden/>
           </w:rPr>
           <w:fldChar w:fldCharType="end"/>
         </w:r>
@@ -1871,13 +2809,14 @@
           <w14:ligatures w14:val="standardContextual"/>
         </w:rPr>
       </w:pPr>
-      <w:hyperlink w:anchor="_Toc179798376" w:history="1">
+      <w:hyperlink w:anchor="_Toc224673395" w:history="1">
         <w:r>
           <w:rPr>
             <w:rStyle w:val="afa"/>
             <w:noProof/>
-          </w:rPr>
-          <w:t>2.1 Оформление формул</w:t>
+            <w:lang w:eastAsia="ru-RU"/>
+          </w:rPr>
+          <w:t>2.1 Генерация выборки</w:t>
         </w:r>
         <w:r>
           <w:rPr>
@@ -1888,8 +2827,8 @@
         </w:r>
         <w:r>
           <w:rPr>
+            <w:rStyle w:val="afa"/>
             <w:noProof/>
-            <w:webHidden/>
           </w:rPr>
           <w:fldChar w:fldCharType="begin"/>
         </w:r>
@@ -1898,18 +2837,18 @@
             <w:noProof/>
             <w:webHidden/>
           </w:rPr>
-          <w:instrText xml:space="preserve"> PAGEREF _Toc179798376 \h </w:instrText>
+          <w:instrText xml:space="preserve"> PAGEREF _Toc224673395 \h </w:instrText>
         </w:r>
         <w:r>
           <w:rPr>
+            <w:rStyle w:val="afa"/>
             <w:noProof/>
-            <w:webHidden/>
           </w:rPr>
         </w:r>
         <w:r>
           <w:rPr>
+            <w:rStyle w:val="afa"/>
             <w:noProof/>
-            <w:webHidden/>
           </w:rPr>
           <w:fldChar w:fldCharType="separate"/>
         </w:r>
@@ -1918,12 +2857,12 @@
             <w:noProof/>
             <w:webHidden/>
           </w:rPr>
-          <w:t>6</w:t>
+          <w:t>45</w:t>
         </w:r>
         <w:r>
           <w:rPr>
+            <w:rStyle w:val="afa"/>
             <w:noProof/>
-            <w:webHidden/>
           </w:rPr>
           <w:fldChar w:fldCharType="end"/>
         </w:r>
@@ -1942,13 +2881,13 @@
           <w14:ligatures w14:val="standardContextual"/>
         </w:rPr>
       </w:pPr>
-      <w:hyperlink w:anchor="_Toc179798377" w:history="1">
+      <w:hyperlink w:anchor="_Toc224673396" w:history="1">
         <w:r>
           <w:rPr>
             <w:rStyle w:val="afa"/>
             <w:noProof/>
           </w:rPr>
-          <w:t>2.2 Оформление иллюстраций</w:t>
+          <w:t>2.2 Предварительный аналих данных</w:t>
         </w:r>
         <w:r>
           <w:rPr>
@@ -1959,8 +2898,8 @@
         </w:r>
         <w:r>
           <w:rPr>
+            <w:rStyle w:val="afa"/>
             <w:noProof/>
-            <w:webHidden/>
           </w:rPr>
           <w:fldChar w:fldCharType="begin"/>
         </w:r>
@@ -1969,18 +2908,18 @@
             <w:noProof/>
             <w:webHidden/>
           </w:rPr>
-          <w:instrText xml:space="preserve"> PAGEREF _Toc179798377 \h </w:instrText>
+          <w:instrText xml:space="preserve"> PAGEREF _Toc224673396 \h </w:instrText>
         </w:r>
         <w:r>
           <w:rPr>
+            <w:rStyle w:val="afa"/>
             <w:noProof/>
-            <w:webHidden/>
           </w:rPr>
         </w:r>
         <w:r>
           <w:rPr>
+            <w:rStyle w:val="afa"/>
             <w:noProof/>
-            <w:webHidden/>
           </w:rPr>
           <w:fldChar w:fldCharType="separate"/>
         </w:r>
@@ -1989,12 +2928,83 @@
             <w:noProof/>
             <w:webHidden/>
           </w:rPr>
-          <w:t>6</w:t>
+          <w:t>48</w:t>
         </w:r>
         <w:r>
           <w:rPr>
+            <w:rStyle w:val="afa"/>
+            <w:noProof/>
+          </w:rPr>
+          <w:fldChar w:fldCharType="end"/>
+        </w:r>
+      </w:hyperlink>
+    </w:p>
+    <w:p>
+      <w:pPr>
+        <w:pStyle w:val="21"/>
+        <w:rPr>
+          <w:rFonts w:asciiTheme="minorHAnsi" w:eastAsiaTheme="minorEastAsia" w:hAnsiTheme="minorHAnsi" w:cstheme="minorBidi"/>
+          <w:noProof/>
+          <w:kern w:val="2"/>
+          <w:sz w:val="24"/>
+          <w:szCs w:val="24"/>
+          <w:lang w:eastAsia="ru-RU"/>
+          <w14:ligatures w14:val="standardContextual"/>
+        </w:rPr>
+      </w:pPr>
+      <w:hyperlink w:anchor="_Toc224673397" w:history="1">
+        <w:r>
+          <w:rPr>
+            <w:rStyle w:val="afa"/>
+            <w:noProof/>
+          </w:rPr>
+          <w:t>2.3 Обучение модели классификации</w:t>
+        </w:r>
+        <w:r>
+          <w:rPr>
             <w:noProof/>
             <w:webHidden/>
+          </w:rPr>
+          <w:tab/>
+        </w:r>
+        <w:r>
+          <w:rPr>
+            <w:rStyle w:val="afa"/>
+            <w:noProof/>
+          </w:rPr>
+          <w:fldChar w:fldCharType="begin"/>
+        </w:r>
+        <w:r>
+          <w:rPr>
+            <w:noProof/>
+            <w:webHidden/>
+          </w:rPr>
+          <w:instrText xml:space="preserve"> PAGEREF _Toc224673397 \h </w:instrText>
+        </w:r>
+        <w:r>
+          <w:rPr>
+            <w:rStyle w:val="afa"/>
+            <w:noProof/>
+          </w:rPr>
+        </w:r>
+        <w:r>
+          <w:rPr>
+            <w:rStyle w:val="afa"/>
+            <w:noProof/>
+          </w:rPr>
+          <w:fldChar w:fldCharType="separate"/>
+        </w:r>
+        <w:r>
+          <w:rPr>
+            <w:noProof/>
+            <w:webHidden/>
+          </w:rPr>
+          <w:t>49</w:t>
+        </w:r>
+        <w:r>
+          <w:rPr>
+            <w:rStyle w:val="afa"/>
+            <w:noProof/>
           </w:rPr>
           <w:fldChar w:fldCharType="end"/>
         </w:r>
@@ -2013,13 +3023,13 @@
           <w14:ligatures w14:val="standardContextual"/>
         </w:rPr>
       </w:pPr>
-      <w:hyperlink w:anchor="_Toc179798378" w:history="1">
+      <w:hyperlink w:anchor="_Toc224673398" w:history="1">
         <w:r>
           <w:rPr>
             <w:rStyle w:val="afa"/>
             <w:noProof/>
           </w:rPr>
-          <w:t>3 Оформление таблиц</w:t>
+          <w:t>ЗАКЛЮЧЕНИЕ</w:t>
         </w:r>
         <w:r>
           <w:rPr>
@@ -2030,8 +3040,8 @@
         </w:r>
         <w:r>
           <w:rPr>
+            <w:rStyle w:val="afa"/>
             <w:noProof/>
-            <w:webHidden/>
           </w:rPr>
           <w:fldChar w:fldCharType="begin"/>
         </w:r>
@@ -2040,18 +3050,18 @@
             <w:noProof/>
             <w:webHidden/>
           </w:rPr>
-          <w:instrText xml:space="preserve"> PAGEREF _Toc179798378 \h </w:instrText>
+          <w:instrText xml:space="preserve"> PAGEREF _Toc224673398 \h </w:instrText>
         </w:r>
         <w:r>
           <w:rPr>
+            <w:rStyle w:val="afa"/>
             <w:noProof/>
-            <w:webHidden/>
           </w:rPr>
         </w:r>
         <w:r>
           <w:rPr>
+            <w:rStyle w:val="afa"/>
             <w:noProof/>
-            <w:webHidden/>
           </w:rPr>
           <w:fldChar w:fldCharType="separate"/>
         </w:r>
@@ -2060,12 +3070,12 @@
             <w:noProof/>
             <w:webHidden/>
           </w:rPr>
-          <w:t>6</w:t>
+          <w:t>52</w:t>
         </w:r>
         <w:r>
           <w:rPr>
+            <w:rStyle w:val="afa"/>
             <w:noProof/>
-            <w:webHidden/>
           </w:rPr>
           <w:fldChar w:fldCharType="end"/>
         </w:r>
@@ -2084,13 +3094,13 @@
           <w14:ligatures w14:val="standardContextual"/>
         </w:rPr>
       </w:pPr>
-      <w:hyperlink w:anchor="_Toc179798379" w:history="1">
+      <w:hyperlink w:anchor="_Toc224673399" w:history="1">
         <w:r>
           <w:rPr>
             <w:rStyle w:val="afa"/>
             <w:noProof/>
           </w:rPr>
-          <w:t>4 Общие замечания по оформлению</w:t>
+          <w:t>СПИСОК ИСПОЛЬЗОВАННЫХ ИСТОЧНИКОВ</w:t>
         </w:r>
         <w:r>
           <w:rPr>
@@ -2101,8 +3111,8 @@
         </w:r>
         <w:r>
           <w:rPr>
+            <w:rStyle w:val="afa"/>
             <w:noProof/>
-            <w:webHidden/>
           </w:rPr>
           <w:fldChar w:fldCharType="begin"/>
         </w:r>
@@ -2111,18 +3121,18 @@
             <w:noProof/>
             <w:webHidden/>
           </w:rPr>
-          <w:instrText xml:space="preserve"> PAGEREF _Toc179798379 \h </w:instrText>
+          <w:instrText xml:space="preserve"> PAGEREF _Toc224673399 \h </w:instrText>
         </w:r>
         <w:r>
           <w:rPr>
+            <w:rStyle w:val="afa"/>
             <w:noProof/>
-            <w:webHidden/>
           </w:rPr>
         </w:r>
         <w:r>
           <w:rPr>
+            <w:rStyle w:val="afa"/>
             <w:noProof/>
-            <w:webHidden/>
           </w:rPr>
           <w:fldChar w:fldCharType="separate"/>
         </w:r>
@@ -2131,519 +3141,12 @@
             <w:noProof/>
             <w:webHidden/>
           </w:rPr>
-          <w:t>6</w:t>
+          <w:t>54</w:t>
         </w:r>
         <w:r>
           <w:rPr>
-            <w:noProof/>
-            <w:webHidden/>
-          </w:rPr>
-          <w:fldChar w:fldCharType="end"/>
-        </w:r>
-      </w:hyperlink>
-    </w:p>
-    <w:p>
-      <w:pPr>
-        <w:pStyle w:val="11"/>
-        <w:rPr>
-          <w:rFonts w:asciiTheme="minorHAnsi" w:eastAsiaTheme="minorEastAsia" w:hAnsiTheme="minorHAnsi"/>
-          <w:bCs w:val="0"/>
-          <w:noProof/>
-          <w:kern w:val="2"/>
-          <w:sz w:val="24"/>
-          <w:lang w:eastAsia="ru-RU"/>
-          <w14:ligatures w14:val="standardContextual"/>
-        </w:rPr>
-      </w:pPr>
-      <w:hyperlink w:anchor="_Toc179798380" w:history="1">
-        <w:r>
-          <w:rPr>
             <w:rStyle w:val="afa"/>
             <w:noProof/>
-          </w:rPr>
-          <w:t>5 Программа экспериментальных исследований</w:t>
-        </w:r>
-        <w:r>
-          <w:rPr>
-            <w:noProof/>
-            <w:webHidden/>
-          </w:rPr>
-          <w:tab/>
-        </w:r>
-        <w:r>
-          <w:rPr>
-            <w:noProof/>
-            <w:webHidden/>
-          </w:rPr>
-          <w:fldChar w:fldCharType="begin"/>
-        </w:r>
-        <w:r>
-          <w:rPr>
-            <w:noProof/>
-            <w:webHidden/>
-          </w:rPr>
-          <w:instrText xml:space="preserve"> PAGEREF _Toc179798380 \h </w:instrText>
-        </w:r>
-        <w:r>
-          <w:rPr>
-            <w:noProof/>
-            <w:webHidden/>
-          </w:rPr>
-        </w:r>
-        <w:r>
-          <w:rPr>
-            <w:noProof/>
-            <w:webHidden/>
-          </w:rPr>
-          <w:fldChar w:fldCharType="separate"/>
-        </w:r>
-        <w:r>
-          <w:rPr>
-            <w:noProof/>
-            <w:webHidden/>
-          </w:rPr>
-          <w:t>6</w:t>
-        </w:r>
-        <w:r>
-          <w:rPr>
-            <w:noProof/>
-            <w:webHidden/>
-          </w:rPr>
-          <w:fldChar w:fldCharType="end"/>
-        </w:r>
-      </w:hyperlink>
-    </w:p>
-    <w:p>
-      <w:pPr>
-        <w:pStyle w:val="11"/>
-        <w:rPr>
-          <w:rFonts w:asciiTheme="minorHAnsi" w:eastAsiaTheme="minorEastAsia" w:hAnsiTheme="minorHAnsi"/>
-          <w:bCs w:val="0"/>
-          <w:noProof/>
-          <w:kern w:val="2"/>
-          <w:sz w:val="24"/>
-          <w:lang w:eastAsia="ru-RU"/>
-          <w14:ligatures w14:val="standardContextual"/>
-        </w:rPr>
-      </w:pPr>
-      <w:hyperlink w:anchor="_Toc179798381" w:history="1">
-        <w:r>
-          <w:rPr>
-            <w:rStyle w:val="afa"/>
-            <w:noProof/>
-          </w:rPr>
-          <w:t>6 Предварительное технико-экономическое обоснование</w:t>
-        </w:r>
-        <w:r>
-          <w:rPr>
-            <w:noProof/>
-            <w:webHidden/>
-          </w:rPr>
-          <w:tab/>
-        </w:r>
-        <w:r>
-          <w:rPr>
-            <w:noProof/>
-            <w:webHidden/>
-          </w:rPr>
-          <w:fldChar w:fldCharType="begin"/>
-        </w:r>
-        <w:r>
-          <w:rPr>
-            <w:noProof/>
-            <w:webHidden/>
-          </w:rPr>
-          <w:instrText xml:space="preserve"> PAGEREF _Toc179798381 \h </w:instrText>
-        </w:r>
-        <w:r>
-          <w:rPr>
-            <w:noProof/>
-            <w:webHidden/>
-          </w:rPr>
-        </w:r>
-        <w:r>
-          <w:rPr>
-            <w:noProof/>
-            <w:webHidden/>
-          </w:rPr>
-          <w:fldChar w:fldCharType="separate"/>
-        </w:r>
-        <w:r>
-          <w:rPr>
-            <w:noProof/>
-            <w:webHidden/>
-          </w:rPr>
-          <w:t>6</w:t>
-        </w:r>
-        <w:r>
-          <w:rPr>
-            <w:noProof/>
-            <w:webHidden/>
-          </w:rPr>
-          <w:fldChar w:fldCharType="end"/>
-        </w:r>
-      </w:hyperlink>
-    </w:p>
-    <w:p>
-      <w:pPr>
-        <w:pStyle w:val="11"/>
-        <w:rPr>
-          <w:rFonts w:asciiTheme="minorHAnsi" w:eastAsiaTheme="minorEastAsia" w:hAnsiTheme="minorHAnsi"/>
-          <w:bCs w:val="0"/>
-          <w:noProof/>
-          <w:kern w:val="2"/>
-          <w:sz w:val="24"/>
-          <w:lang w:eastAsia="ru-RU"/>
-          <w14:ligatures w14:val="standardContextual"/>
-        </w:rPr>
-      </w:pPr>
-      <w:hyperlink w:anchor="_Toc179798382" w:history="1">
-        <w:r>
-          <w:rPr>
-            <w:rStyle w:val="afa"/>
-            <w:noProof/>
-          </w:rPr>
-          <w:t>7 Ссылки на источники</w:t>
-        </w:r>
-        <w:r>
-          <w:rPr>
-            <w:noProof/>
-            <w:webHidden/>
-          </w:rPr>
-          <w:tab/>
-        </w:r>
-        <w:r>
-          <w:rPr>
-            <w:noProof/>
-            <w:webHidden/>
-          </w:rPr>
-          <w:fldChar w:fldCharType="begin"/>
-        </w:r>
-        <w:r>
-          <w:rPr>
-            <w:noProof/>
-            <w:webHidden/>
-          </w:rPr>
-          <w:instrText xml:space="preserve"> PAGEREF _Toc179798382 \h </w:instrText>
-        </w:r>
-        <w:r>
-          <w:rPr>
-            <w:noProof/>
-            <w:webHidden/>
-          </w:rPr>
-        </w:r>
-        <w:r>
-          <w:rPr>
-            <w:noProof/>
-            <w:webHidden/>
-          </w:rPr>
-          <w:fldChar w:fldCharType="separate"/>
-        </w:r>
-        <w:r>
-          <w:rPr>
-            <w:noProof/>
-            <w:webHidden/>
-          </w:rPr>
-          <w:t>6</w:t>
-        </w:r>
-        <w:r>
-          <w:rPr>
-            <w:noProof/>
-            <w:webHidden/>
-          </w:rPr>
-          <w:fldChar w:fldCharType="end"/>
-        </w:r>
-      </w:hyperlink>
-    </w:p>
-    <w:p>
-      <w:pPr>
-        <w:pStyle w:val="21"/>
-        <w:rPr>
-          <w:rFonts w:asciiTheme="minorHAnsi" w:eastAsiaTheme="minorEastAsia" w:hAnsiTheme="minorHAnsi" w:cstheme="minorBidi"/>
-          <w:noProof/>
-          <w:kern w:val="2"/>
-          <w:sz w:val="24"/>
-          <w:szCs w:val="24"/>
-          <w:lang w:eastAsia="ru-RU"/>
-          <w14:ligatures w14:val="standardContextual"/>
-        </w:rPr>
-      </w:pPr>
-      <w:hyperlink w:anchor="_Toc179798383" w:history="1">
-        <w:r>
-          <w:rPr>
-            <w:rStyle w:val="afa"/>
-            <w:noProof/>
-          </w:rPr>
-          <w:t>7.1 Оформление списка использованных источников</w:t>
-        </w:r>
-        <w:r>
-          <w:rPr>
-            <w:noProof/>
-            <w:webHidden/>
-          </w:rPr>
-          <w:tab/>
-        </w:r>
-        <w:r>
-          <w:rPr>
-            <w:noProof/>
-            <w:webHidden/>
-          </w:rPr>
-          <w:fldChar w:fldCharType="begin"/>
-        </w:r>
-        <w:r>
-          <w:rPr>
-            <w:noProof/>
-            <w:webHidden/>
-          </w:rPr>
-          <w:instrText xml:space="preserve"> PAGEREF _Toc179798383 \h </w:instrText>
-        </w:r>
-        <w:r>
-          <w:rPr>
-            <w:noProof/>
-            <w:webHidden/>
-          </w:rPr>
-        </w:r>
-        <w:r>
-          <w:rPr>
-            <w:noProof/>
-            <w:webHidden/>
-          </w:rPr>
-          <w:fldChar w:fldCharType="separate"/>
-        </w:r>
-        <w:r>
-          <w:rPr>
-            <w:noProof/>
-            <w:webHidden/>
-          </w:rPr>
-          <w:t>6</w:t>
-        </w:r>
-        <w:r>
-          <w:rPr>
-            <w:noProof/>
-            <w:webHidden/>
-          </w:rPr>
-          <w:fldChar w:fldCharType="end"/>
-        </w:r>
-      </w:hyperlink>
-    </w:p>
-    <w:p>
-      <w:pPr>
-        <w:pStyle w:val="11"/>
-        <w:rPr>
-          <w:rFonts w:asciiTheme="minorHAnsi" w:eastAsiaTheme="minorEastAsia" w:hAnsiTheme="minorHAnsi"/>
-          <w:bCs w:val="0"/>
-          <w:noProof/>
-          <w:kern w:val="2"/>
-          <w:sz w:val="24"/>
-          <w:lang w:eastAsia="ru-RU"/>
-          <w14:ligatures w14:val="standardContextual"/>
-        </w:rPr>
-      </w:pPr>
-      <w:hyperlink w:anchor="_Toc179798384" w:history="1">
-        <w:r>
-          <w:rPr>
-            <w:rStyle w:val="afa"/>
-            <w:noProof/>
-          </w:rPr>
-          <w:t>ЗАКЛЮЧЕНИЕ</w:t>
-        </w:r>
-        <w:r>
-          <w:rPr>
-            <w:noProof/>
-            <w:webHidden/>
-          </w:rPr>
-          <w:tab/>
-        </w:r>
-        <w:r>
-          <w:rPr>
-            <w:noProof/>
-            <w:webHidden/>
-          </w:rPr>
-          <w:fldChar w:fldCharType="begin"/>
-        </w:r>
-        <w:r>
-          <w:rPr>
-            <w:noProof/>
-            <w:webHidden/>
-          </w:rPr>
-          <w:instrText xml:space="preserve"> PAGEREF _Toc179798384 \h </w:instrText>
-        </w:r>
-        <w:r>
-          <w:rPr>
-            <w:noProof/>
-            <w:webHidden/>
-          </w:rPr>
-        </w:r>
-        <w:r>
-          <w:rPr>
-            <w:noProof/>
-            <w:webHidden/>
-          </w:rPr>
-          <w:fldChar w:fldCharType="separate"/>
-        </w:r>
-        <w:r>
-          <w:rPr>
-            <w:noProof/>
-            <w:webHidden/>
-          </w:rPr>
-          <w:t>6</w:t>
-        </w:r>
-        <w:r>
-          <w:rPr>
-            <w:noProof/>
-            <w:webHidden/>
-          </w:rPr>
-          <w:fldChar w:fldCharType="end"/>
-        </w:r>
-      </w:hyperlink>
-    </w:p>
-    <w:p>
-      <w:pPr>
-        <w:pStyle w:val="11"/>
-        <w:rPr>
-          <w:rFonts w:asciiTheme="minorHAnsi" w:eastAsiaTheme="minorEastAsia" w:hAnsiTheme="minorHAnsi"/>
-          <w:bCs w:val="0"/>
-          <w:noProof/>
-          <w:kern w:val="2"/>
-          <w:sz w:val="24"/>
-          <w:lang w:eastAsia="ru-RU"/>
-          <w14:ligatures w14:val="standardContextual"/>
-        </w:rPr>
-      </w:pPr>
-      <w:hyperlink w:anchor="_Toc179798385" w:history="1">
-        <w:r>
-          <w:rPr>
-            <w:rStyle w:val="afa"/>
-            <w:noProof/>
-          </w:rPr>
-          <w:t>СПИСОК ИСПОЛЬЗОВАННЫХ ИСТОЧНИКОВ</w:t>
-        </w:r>
-        <w:r>
-          <w:rPr>
-            <w:noProof/>
-            <w:webHidden/>
-          </w:rPr>
-          <w:tab/>
-        </w:r>
-        <w:r>
-          <w:rPr>
-            <w:noProof/>
-            <w:webHidden/>
-          </w:rPr>
-          <w:fldChar w:fldCharType="begin"/>
-        </w:r>
-        <w:r>
-          <w:rPr>
-            <w:noProof/>
-            <w:webHidden/>
-          </w:rPr>
-          <w:instrText xml:space="preserve"> PAGEREF _Toc179798385 \h </w:instrText>
-        </w:r>
-        <w:r>
-          <w:rPr>
-            <w:noProof/>
-            <w:webHidden/>
-          </w:rPr>
-        </w:r>
-        <w:r>
-          <w:rPr>
-            <w:noProof/>
-            <w:webHidden/>
-          </w:rPr>
-          <w:fldChar w:fldCharType="separate"/>
-        </w:r>
-        <w:r>
-          <w:rPr>
-            <w:noProof/>
-            <w:webHidden/>
-          </w:rPr>
-          <w:t>6</w:t>
-        </w:r>
-        <w:r>
-          <w:rPr>
-            <w:noProof/>
-            <w:webHidden/>
-          </w:rPr>
-          <w:fldChar w:fldCharType="end"/>
-        </w:r>
-      </w:hyperlink>
-    </w:p>
-    <w:p>
-      <w:pPr>
-        <w:pStyle w:val="11"/>
-        <w:rPr>
-          <w:rFonts w:asciiTheme="minorHAnsi" w:eastAsiaTheme="minorEastAsia" w:hAnsiTheme="minorHAnsi"/>
-          <w:bCs w:val="0"/>
-          <w:noProof/>
-          <w:kern w:val="2"/>
-          <w:sz w:val="24"/>
-          <w:lang w:eastAsia="ru-RU"/>
-          <w14:ligatures w14:val="standardContextual"/>
-        </w:rPr>
-      </w:pPr>
-      <w:hyperlink w:anchor="_Toc179798386" w:history="1">
-        <w:r>
-          <w:rPr>
-            <w:rStyle w:val="afa"/>
-            <w:noProof/>
-          </w:rPr>
-          <w:t>ПРИЛОЖЕНИЕ А</w:t>
-        </w:r>
-        <w:r>
-          <w:t xml:space="preserve"> </w:t>
-        </w:r>
-        <w:r>
-          <w:rPr>
-            <w:rStyle w:val="afa"/>
-            <w:noProof/>
-          </w:rPr>
-          <w:t>Пример приложения</w:t>
-        </w:r>
-        <w:r>
-          <w:rPr>
-            <w:noProof/>
-            <w:webHidden/>
-          </w:rPr>
-          <w:tab/>
-        </w:r>
-        <w:r>
-          <w:rPr>
-            <w:noProof/>
-            <w:webHidden/>
-          </w:rPr>
-          <w:fldChar w:fldCharType="begin"/>
-        </w:r>
-        <w:r>
-          <w:rPr>
-            <w:noProof/>
-            <w:webHidden/>
-          </w:rPr>
-          <w:instrText xml:space="preserve"> PAGEREF _Toc179798386 \h </w:instrText>
-        </w:r>
-        <w:r>
-          <w:rPr>
-            <w:noProof/>
-            <w:webHidden/>
-          </w:rPr>
-        </w:r>
-        <w:r>
-          <w:rPr>
-            <w:noProof/>
-            <w:webHidden/>
-          </w:rPr>
-          <w:fldChar w:fldCharType="separate"/>
-        </w:r>
-        <w:r>
-          <w:rPr>
-            <w:noProof/>
-            <w:webHidden/>
-          </w:rPr>
-          <w:t>6</w:t>
-        </w:r>
-        <w:r>
-          <w:rPr>
-            <w:noProof/>
-            <w:webHidden/>
           </w:rPr>
           <w:fldChar w:fldCharType="end"/>
         </w:r>
@@ -2692,12 +3195,18 @@
       <w:bookmarkStart w:id="4" w:name="_Toc477530293"/>
       <w:bookmarkStart w:id="5" w:name="_Toc477532634"/>
       <w:bookmarkStart w:id="6" w:name="_Toc8214327"/>
-      <w:bookmarkStart w:id="7" w:name="_Toc179798370"/>
-      <w:r>
+      <w:bookmarkStart w:id="7" w:name="_Toc224673375"/>
+      <w:r>
+        <w:rPr>
+          <w:highlight w:val="yellow"/>
+        </w:rPr>
         <w:lastRenderedPageBreak/>
         <w:t>Т</w:t>
       </w:r>
       <w:r>
+        <w:rPr>
+          <w:highlight w:val="yellow"/>
+        </w:rPr>
         <w:t>ЕРМИНЫ И ОПРЕДЕЛЕНИЯ</w:t>
       </w:r>
       <w:bookmarkEnd w:id="0"/>
@@ -2733,356 +3242,6 @@
       <w:pPr>
         <w:pStyle w:val="afffd"/>
       </w:pPr>
-      <w:r>
-        <w:rPr>
-          <w:i/>
-          <w:lang w:val="en-US"/>
-        </w:rPr>
-        <w:t>Bootstrap</w:t>
-      </w:r>
-      <w:r>
-        <w:t xml:space="preserve"> </w:t>
-      </w:r>
-      <w:r>
-        <w:rPr>
-          <w:i/>
-          <w:lang w:val="en-US"/>
-        </w:rPr>
-        <w:t>aggregating</w:t>
-      </w:r>
-      <w:r>
-        <w:t xml:space="preserve"> – </w:t>
-      </w:r>
-      <w:r>
-        <w:t xml:space="preserve">метод построения ансамбля моделей машинного обучения, при котором каждая базовая модель обучается на случайной выборке, полученной из исходной обучающей выборки путём выбора объектов с </w:t>
-      </w:r>
-      <w:r>
-        <w:t>возвращением (</w:t>
-      </w:r>
-      <w:proofErr w:type="spellStart"/>
-      <w:r>
-        <w:t>бутстреп</w:t>
-      </w:r>
-      <w:proofErr w:type="spellEnd"/>
-      <w:r>
-        <w:t>-выборка)</w:t>
-      </w:r>
-    </w:p>
-    <w:p>
-      <w:pPr>
-        <w:pStyle w:val="afffd"/>
-      </w:pPr>
-      <w:r>
-        <w:t>Встраиваемая система</w:t>
-      </w:r>
-      <w:r>
-        <w:t xml:space="preserve"> </w:t>
-      </w:r>
-      <w:r>
-        <w:t>– специализированная система управления и обработки данных, функционально ориентированная на конкретное применение и конструктивно встроенн</w:t>
-      </w:r>
-      <w:r>
-        <w:t>ая непосредственно в устройство</w:t>
-      </w:r>
-    </w:p>
-    <w:p>
-      <w:pPr>
-        <w:pStyle w:val="afffd"/>
-      </w:pPr>
-      <w:r>
-        <w:t xml:space="preserve">Дефект </w:t>
-      </w:r>
-      <w:proofErr w:type="spellStart"/>
-      <w:r>
-        <w:t>микрополосковой</w:t>
-      </w:r>
-      <w:proofErr w:type="spellEnd"/>
-      <w:r>
-        <w:t xml:space="preserve"> линии</w:t>
-      </w:r>
-      <w:r>
-        <w:t xml:space="preserve"> </w:t>
-      </w:r>
-      <w:r>
-        <w:t>– локальное отклонение геометрических или электрофизических параметров линии (ширины или толщины проводника, высоты подложки, диэлектрической проницаемости) от номинальных значений, возникающее в процесс</w:t>
-      </w:r>
-      <w:r>
-        <w:t>е изготовления или эксплуатации</w:t>
-      </w:r>
-    </w:p>
-    <w:p>
-      <w:pPr>
-        <w:pStyle w:val="afffd"/>
-      </w:pPr>
-      <w:r>
-        <w:t>Квантование признаков</w:t>
-      </w:r>
-      <w:r>
-        <w:t xml:space="preserve"> </w:t>
-      </w:r>
-      <w:r>
-        <w:t xml:space="preserve">– преобразование вещественных значений признаков в целочисленные путём линейного масштабирования и округления, применяемое для адаптации алгоритмов к встраиваемым </w:t>
-      </w:r>
-      <w:r>
-        <w:t>системам с фиксированной точкой</w:t>
-      </w:r>
-    </w:p>
-    <w:p>
-      <w:pPr>
-        <w:pStyle w:val="afffd"/>
-      </w:pPr>
-      <w:r>
-        <w:t>Квадратурная демодуляция</w:t>
-      </w:r>
-      <w:r>
-        <w:t xml:space="preserve"> </w:t>
-      </w:r>
-      <w:r>
-        <w:t>– метод синхронного детектирования, позволяющий выделить действительную (синфазную) и мнимую (квадратурную) составляющие комплексной огибающей высокочастотного сигнала путём перемножения с опорными колеба</w:t>
-      </w:r>
-      <w:r>
-        <w:t xml:space="preserve">ниями, сдвинутыми по фазе на </w:t>
-      </w:r>
-      <m:oMath>
-        <m:f>
-          <m:fPr>
-            <m:type m:val="lin"/>
-            <m:ctrlPr>
-              <w:rPr>
-                <w:rFonts w:ascii="Cambria Math" w:hAnsi="Cambria Math"/>
-                <w:i/>
-              </w:rPr>
-            </m:ctrlPr>
-          </m:fPr>
-          <m:num>
-            <m:r>
-              <m:rPr>
-                <m:sty m:val="p"/>
-              </m:rPr>
-              <w:rPr>
-                <w:rFonts w:ascii="Cambria Math" w:hAnsi="Cambria Math"/>
-              </w:rPr>
-              <m:t>π</m:t>
-            </m:r>
-          </m:num>
-          <m:den>
-            <m:r>
-              <w:rPr>
-                <w:rFonts w:ascii="Cambria Math" w:hAnsi="Cambria Math"/>
-              </w:rPr>
-              <m:t>2</m:t>
-            </m:r>
-          </m:den>
-        </m:f>
-      </m:oMath>
-      <w:r>
-        <w:t>, и послед</w:t>
-      </w:r>
-      <w:r>
-        <w:t>ующей низкочастотной фильтрации</w:t>
-      </w:r>
-    </w:p>
-    <w:p>
-      <w:pPr>
-        <w:pStyle w:val="afffd"/>
-      </w:pPr>
-      <w:r>
-        <w:t>Классификация</w:t>
-      </w:r>
-      <w:r>
-        <w:t xml:space="preserve"> </w:t>
-      </w:r>
-      <w:r>
-        <w:t>– задача машинного обучения, заключающаяся в отнесении объекта к одному из заранее известных классов на о</w:t>
-      </w:r>
-      <w:r>
-        <w:t>снове его признакового описания</w:t>
-      </w:r>
-    </w:p>
-    <w:p>
-      <w:pPr>
-        <w:pStyle w:val="afffd"/>
-      </w:pPr>
-      <w:r>
-        <w:lastRenderedPageBreak/>
-        <w:t>Комплексная амплитуда</w:t>
-      </w:r>
-      <w:r>
-        <w:t xml:space="preserve"> </w:t>
-      </w:r>
-      <w:r>
-        <w:t xml:space="preserve">– комплексное число, модуль которого равен амплитуде гармонического сигнала, </w:t>
-      </w:r>
-      <w:r>
-        <w:t>а аргумент – его начальной фазе</w:t>
-      </w:r>
-    </w:p>
-    <w:p>
-      <w:pPr>
-        <w:pStyle w:val="afffd"/>
-      </w:pPr>
-      <w:r>
-        <w:t>Коэффициент отражения</w:t>
-      </w:r>
-      <w:r>
-        <w:t xml:space="preserve"> </w:t>
-      </w:r>
-      <w:r>
-        <w:t>– комплексная величина, равная отношению комплексных амплитуд отражённой и падающей волн в заданном сечен</w:t>
-      </w:r>
-      <w:r>
-        <w:t>ии линии передачи</w:t>
-      </w:r>
-    </w:p>
-    <w:p>
-      <w:pPr>
-        <w:pStyle w:val="afffd"/>
-      </w:pPr>
-      <w:proofErr w:type="spellStart"/>
-      <w:r>
-        <w:t>Микр</w:t>
-      </w:r>
-      <w:r>
-        <w:t>ополосковая</w:t>
-      </w:r>
-      <w:proofErr w:type="spellEnd"/>
-      <w:r>
-        <w:t xml:space="preserve"> линия передачи </w:t>
-      </w:r>
-      <w:r>
-        <w:t>– направляющая система, представляющая собой тонкий проводящий полосок, нанесённый на диэлектрическую подложку, одна сторона которой металлизирована (экран), предназначенная для передачи электромагнитных волн сверхвысокоч</w:t>
-      </w:r>
-      <w:r>
-        <w:t>астотного диапазона</w:t>
-      </w:r>
-    </w:p>
-    <w:p>
-      <w:pPr>
-        <w:pStyle w:val="afffd"/>
-      </w:pPr>
-      <w:r>
-        <w:t xml:space="preserve">Многочастотное зондирование </w:t>
-      </w:r>
-      <w:r>
-        <w:t>– режим измерений, при котором объект контроля последовательно возбуждается гармоническими сигналами на нескольких дискретных частотах с целью получения частотно</w:t>
-      </w:r>
-      <w:r>
-        <w:t>й характеристики его параметров</w:t>
-      </w:r>
-    </w:p>
-    <w:p>
-      <w:pPr>
-        <w:pStyle w:val="afffd"/>
-      </w:pPr>
-      <w:r>
-        <w:t>Пространство признаков</w:t>
-      </w:r>
-      <w:r>
-        <w:t xml:space="preserve"> </w:t>
-      </w:r>
-      <w:r>
-        <w:t xml:space="preserve">– </w:t>
-      </w:r>
-      <w:r>
-        <w:rPr>
-          <w:i/>
-          <w:lang w:val="en-US"/>
-        </w:rPr>
-        <w:t>n</w:t>
-      </w:r>
-      <w:r>
-        <w:t>-</w:t>
-      </w:r>
-      <w:r>
-        <w:t>мерное пространство, координатами которого являются значения признаков объекто</w:t>
-      </w:r>
-      <w:r>
-        <w:t>в</w:t>
-      </w:r>
-    </w:p>
-    <w:p>
-      <w:pPr>
-        <w:pStyle w:val="afffd"/>
-      </w:pPr>
-      <w:r>
-        <w:t xml:space="preserve">Решающее дерево </w:t>
-      </w:r>
-      <w:r>
-        <w:t>– иерархическая модель принятия решений, в которой каждый внутренний узел содержит проверку условия по значению одного из признаков, а каждый лист – знач</w:t>
-      </w:r>
-      <w:r>
-        <w:t>ение целевой переменной (класс)</w:t>
-      </w:r>
-    </w:p>
-    <w:p>
-      <w:pPr>
-        <w:pStyle w:val="afffd"/>
-      </w:pPr>
-      <w:r>
-        <w:rPr>
-          <w:i/>
-          <w:lang w:val="en-US"/>
-        </w:rPr>
-        <w:t>Random</w:t>
-      </w:r>
-      <w:r>
-        <w:t xml:space="preserve"> </w:t>
-      </w:r>
-      <w:r>
-        <w:rPr>
-          <w:i/>
-          <w:lang w:val="en-US"/>
-        </w:rPr>
-        <w:t>forest</w:t>
-      </w:r>
-      <w:r>
-        <w:t xml:space="preserve">– ансамблевый метод машинного обучения, заключающийся в использовании множества решающих деревьев, каждое из которых обучено на случайной </w:t>
-      </w:r>
-      <w:proofErr w:type="spellStart"/>
-      <w:r>
-        <w:t>подвыборке</w:t>
-      </w:r>
-      <w:proofErr w:type="spellEnd"/>
-      <w:r>
-        <w:t xml:space="preserve"> исходных данных с применением случайного подмножества признаков, с последующим усреднением их прогнозов (дл</w:t>
-      </w:r>
-      <w:r>
-        <w:t>я классификации – голосованием)</w:t>
-      </w:r>
-    </w:p>
-    <w:p>
-      <w:pPr>
-        <w:pStyle w:val="afffd"/>
-      </w:pPr>
-      <w:r>
-        <w:t xml:space="preserve">Суммарно-разностные каналы </w:t>
-      </w:r>
-      <w:r>
-        <w:t>– совокупность высокочастотных трактов, формирующих линейные комбинации сигналов с электродов измерительной головки: суммарный (пропорциональный среднему потенциалу) и разностные (чувствительные к градиентам поля вдоль и поперёк линии), используемые для выделен</w:t>
-      </w:r>
-      <w:r>
-        <w:t>ия информации о неоднородностях</w:t>
-      </w:r>
-    </w:p>
-    <w:p>
-      <w:pPr>
-        <w:pStyle w:val="afffd"/>
-      </w:pPr>
-      <w:proofErr w:type="spellStart"/>
-      <w:r>
-        <w:lastRenderedPageBreak/>
-        <w:t>Электропотенциальный</w:t>
-      </w:r>
-      <w:proofErr w:type="spellEnd"/>
-      <w:r>
-        <w:t xml:space="preserve"> контроль </w:t>
-      </w:r>
-      <w:r>
-        <w:t>– метод неразрушающего контроля, основанный на измерении распределения электрического потенциала на поверхности проводящего объекта при пропускании</w:t>
-      </w:r>
-      <w:r>
-        <w:t xml:space="preserve"> через него электрического тока</w:t>
-      </w:r>
     </w:p>
     <w:p>
       <w:pPr>
@@ -3103,12 +3262,18 @@
       <w:bookmarkStart w:id="12" w:name="_Toc477530294"/>
       <w:bookmarkStart w:id="13" w:name="_Toc477532635"/>
       <w:bookmarkStart w:id="14" w:name="_Toc8214328"/>
-      <w:bookmarkStart w:id="15" w:name="_Toc179798371"/>
-      <w:r>
+      <w:bookmarkStart w:id="15" w:name="_Toc224673376"/>
+      <w:r>
+        <w:rPr>
+          <w:highlight w:val="yellow"/>
+        </w:rPr>
         <w:lastRenderedPageBreak/>
         <w:t>П</w:t>
       </w:r>
       <w:r>
+        <w:rPr>
+          <w:highlight w:val="yellow"/>
+        </w:rPr>
         <w:t>ЕРЕЧЕНЬ СОКРАЩЕНИЙ И ОБОЗНАЧЕНИЙ</w:t>
       </w:r>
       <w:bookmarkEnd w:id="8"/>
@@ -3148,224 +3313,6 @@
         <w:pStyle w:val="afffd"/>
       </w:pPr>
       <w:r>
-        <w:t>АЦП – а</w:t>
-      </w:r>
-      <w:r>
-        <w:t>налого-цифровой преобразователь</w:t>
-      </w:r>
-    </w:p>
-    <w:p>
-      <w:pPr>
-        <w:pStyle w:val="afffd"/>
-      </w:pPr>
-      <w:r>
-        <w:t>ДР – дифференциальный разностный канал</w:t>
-      </w:r>
-    </w:p>
-    <w:p>
-      <w:pPr>
-        <w:pStyle w:val="afffd"/>
-      </w:pPr>
-      <w:r>
-        <w:t>ДС – дерево решений</w:t>
-      </w:r>
-    </w:p>
-    <w:p>
-      <w:pPr>
-        <w:pStyle w:val="afffd"/>
-      </w:pPr>
-      <w:r>
-        <w:t>КЗ – короткое замыкание</w:t>
-      </w:r>
-    </w:p>
-    <w:p>
-      <w:pPr>
-        <w:pStyle w:val="afffd"/>
-      </w:pPr>
-      <w:proofErr w:type="spellStart"/>
-      <w:r>
-        <w:t>МПЛ</w:t>
-      </w:r>
-      <w:proofErr w:type="spellEnd"/>
-      <w:r>
-        <w:t xml:space="preserve"> –</w:t>
-      </w:r>
-      <w:r>
-        <w:t xml:space="preserve"> </w:t>
-      </w:r>
-      <w:proofErr w:type="spellStart"/>
-      <w:r>
-        <w:t>микрополосковая</w:t>
-      </w:r>
-      <w:proofErr w:type="spellEnd"/>
-      <w:r>
-        <w:t xml:space="preserve"> линия передачи</w:t>
-      </w:r>
-    </w:p>
-    <w:p>
-      <w:pPr>
-        <w:pStyle w:val="afffd"/>
-      </w:pPr>
-      <w:r>
-        <w:t>НК – неразрушающий контроль</w:t>
-      </w:r>
-    </w:p>
-    <w:p>
-      <w:pPr>
-        <w:pStyle w:val="afffd"/>
-      </w:pPr>
-      <w:r>
-        <w:t>РЭС – радиоэлектронные системы</w:t>
-      </w:r>
-    </w:p>
-    <w:p>
-      <w:pPr>
-        <w:pStyle w:val="afffd"/>
-      </w:pPr>
-      <w:r>
-        <w:t>СВЧ – сверхвысокая частота</w:t>
-      </w:r>
-    </w:p>
-    <w:p>
-      <w:pPr>
-        <w:pStyle w:val="afffd"/>
-      </w:pPr>
-      <w:r>
-        <w:t>СЛ – случайный лес</w:t>
-      </w:r>
-    </w:p>
-    <w:p>
-      <w:pPr>
-        <w:pStyle w:val="afffd"/>
-      </w:pPr>
-      <w:proofErr w:type="spellStart"/>
-      <w:r>
-        <w:t>ФНЧ</w:t>
-      </w:r>
-      <w:proofErr w:type="spellEnd"/>
-      <w:r>
-        <w:t xml:space="preserve"> – фильтр нижних частот</w:t>
-      </w:r>
-    </w:p>
-    <w:p>
-      <w:pPr>
-        <w:pStyle w:val="afffd"/>
-      </w:pPr>
-      <w:r>
-        <w:rPr>
-          <w:i/>
-          <w:lang w:val="en-US"/>
-        </w:rPr>
-        <w:t>CART</w:t>
-      </w:r>
-      <w:r>
-        <w:t xml:space="preserve"> – </w:t>
-      </w:r>
-      <w:r>
-        <w:rPr>
-          <w:i/>
-          <w:lang w:val="en-US"/>
-        </w:rPr>
-        <w:t>Classification</w:t>
-      </w:r>
-      <w:r>
-        <w:t xml:space="preserve"> </w:t>
-      </w:r>
-      <w:r>
-        <w:rPr>
-          <w:i/>
-          <w:lang w:val="en-US"/>
-        </w:rPr>
-        <w:t>and</w:t>
-      </w:r>
-      <w:r>
-        <w:t xml:space="preserve"> </w:t>
-      </w:r>
-      <w:r>
-        <w:rPr>
-          <w:i/>
-          <w:lang w:val="en-US"/>
-        </w:rPr>
-        <w:t>Regression</w:t>
-      </w:r>
-      <w:r>
-        <w:t xml:space="preserve"> </w:t>
-      </w:r>
-      <w:r>
-        <w:rPr>
-          <w:i/>
-          <w:lang w:val="en-US"/>
-        </w:rPr>
-        <w:t>Trees</w:t>
-      </w:r>
-      <w:r>
-        <w:t xml:space="preserve"> (алгоритм построения дере</w:t>
-      </w:r>
-      <w:r>
-        <w:t>вьев классификации и регрессии)</w:t>
-      </w:r>
-    </w:p>
-    <w:p>
-      <w:pPr>
-        <w:pStyle w:val="afffd"/>
-      </w:pPr>
-      <w:r>
-        <w:rPr>
-          <w:i/>
-          <w:lang w:val="en-US"/>
-        </w:rPr>
-        <w:t>OOB</w:t>
-      </w:r>
-      <w:r>
-        <w:t xml:space="preserve"> </w:t>
-      </w:r>
-      <w:r>
-        <w:t xml:space="preserve">– </w:t>
-      </w:r>
-      <w:r>
-        <w:rPr>
-          <w:i/>
-          <w:lang w:val="en-US"/>
-        </w:rPr>
-        <w:t>out</w:t>
-      </w:r>
-      <w:r>
-        <w:t>-</w:t>
-      </w:r>
-      <w:r>
-        <w:rPr>
-          <w:i/>
-          <w:lang w:val="en-US"/>
-        </w:rPr>
-        <w:t>of</w:t>
-      </w:r>
-      <w:r>
-        <w:t>-</w:t>
-      </w:r>
-      <w:r>
-        <w:rPr>
-          <w:i/>
-          <w:lang w:val="en-US"/>
-        </w:rPr>
-        <w:t>bag</w:t>
-      </w:r>
-      <w:r>
-        <w:t xml:space="preserve"> (объекты, не попавшие в </w:t>
-      </w:r>
-      <w:proofErr w:type="spellStart"/>
-      <w:r>
-        <w:t>бутстреп</w:t>
-      </w:r>
-      <w:proofErr w:type="spellEnd"/>
-      <w:r>
-        <w:t>-выборку)</w:t>
-      </w:r>
-    </w:p>
-    <w:p>
-      <w:pPr>
-        <w:pStyle w:val="afffd"/>
-      </w:pPr>
-      <w:r>
         <w:rPr>
           <w:i/>
           <w:lang w:val="en-US"/>
@@ -3842,7 +3789,6 @@
           <w:rPr>
             <w:rFonts w:ascii="Cambria Math" w:hAnsi="Cambria Math"/>
           </w:rPr>
-          <w:lastRenderedPageBreak/>
           <m:t>h</m:t>
         </m:r>
       </m:oMath>
@@ -4228,6 +4174,7 @@
             <w:rFonts w:ascii="Cambria Math" w:hAnsi="Cambria Math"/>
             <w:lang w:val="en-US"/>
           </w:rPr>
+          <w:lastRenderedPageBreak/>
           <m:t>R</m:t>
         </m:r>
         <m:r>
@@ -5860,7 +5807,7 @@
       <w:bookmarkStart w:id="20" w:name="_Toc477530295"/>
       <w:bookmarkStart w:id="21" w:name="_Toc477532636"/>
       <w:bookmarkStart w:id="22" w:name="_Toc8214329"/>
-      <w:bookmarkStart w:id="23" w:name="_Toc179798372"/>
+      <w:bookmarkStart w:id="23" w:name="_Toc224673377"/>
       <w:r>
         <w:lastRenderedPageBreak/>
         <w:t>В</w:t>
@@ -5882,124 +5829,190 @@
         <w:pStyle w:val="af8"/>
       </w:pPr>
       <w:r>
-        <w:t>Современные РЭС</w:t>
+        <w:t>Современные радиоэлектронные системы</w:t>
       </w:r>
       <w:r>
         <w:t xml:space="preserve"> </w:t>
       </w:r>
       <w:r>
-        <w:t>СВЧ</w:t>
+        <w:t>сверхвысокочастотного</w:t>
+      </w:r>
+      <w:r>
+        <w:t xml:space="preserve"> (здесь и далее – СВЧ)</w:t>
+      </w:r>
+      <w:r>
+        <w:t xml:space="preserve"> диапазона предъявляют высокие требования к </w:t>
+      </w:r>
+      <w:proofErr w:type="spellStart"/>
+      <w:r>
+        <w:t>надежности</w:t>
+      </w:r>
+      <w:proofErr w:type="spellEnd"/>
+      <w:r>
+        <w:t xml:space="preserve">, стабильности и долговечности компонентов. Базовым элементом интегральных схем СВЧ-диапазона являются </w:t>
+      </w:r>
+      <w:proofErr w:type="spellStart"/>
+      <w:r>
+        <w:t>микрополосковые</w:t>
+      </w:r>
+      <w:proofErr w:type="spellEnd"/>
+      <w:r>
+        <w:t xml:space="preserve"> линии передачи</w:t>
+      </w:r>
+      <w:r>
+        <w:t xml:space="preserve"> (здесь и далее – </w:t>
+      </w:r>
+      <w:proofErr w:type="spellStart"/>
+      <w:r>
+        <w:t>МПЛ</w:t>
+      </w:r>
+      <w:proofErr w:type="spellEnd"/>
+      <w:r>
+        <w:t>)</w:t>
+      </w:r>
+      <w:r>
+        <w:t xml:space="preserve">, обеспечивающие направленное распространение электромагнитных волн. В процессе производства и эксплуатации </w:t>
+      </w:r>
+      <w:proofErr w:type="spellStart"/>
+      <w:r>
+        <w:t>МПЛ</w:t>
+      </w:r>
+      <w:proofErr w:type="spellEnd"/>
+      <w:r>
+        <w:t xml:space="preserve"> возможно возникновение локальных дефектов: изменение геометрических размеров проводника (утонение по высоте или ширине), вариации толщины или диэлектрической проницаемости подложки</w:t>
+      </w:r>
+      <w:r>
+        <w:t xml:space="preserve"> (здесь и далее – Дефект)</w:t>
+      </w:r>
+      <w:r>
+        <w:t>. Своевременное обнаружение и идентификация таких дефектов представляет собой актуальную задачу неразрушающего контроля</w:t>
+      </w:r>
+      <w:r>
+        <w:t xml:space="preserve"> (здесь и далее – НК)</w:t>
+      </w:r>
+      <w:r>
+        <w:t xml:space="preserve">, о чем говорится в </w:t>
+      </w:r>
+      <w:r>
+        <w:t xml:space="preserve">работе </w:t>
+      </w:r>
+      <w:r>
+        <w:t>[</w:t>
+      </w:r>
+      <w:r>
+        <w:rPr>
+          <w:lang w:val="en-US"/>
+        </w:rPr>
+        <w:fldChar w:fldCharType="begin"/>
+      </w:r>
+      <w:r>
+        <w:instrText xml:space="preserve"> </w:instrText>
+      </w:r>
+      <w:r>
+        <w:rPr>
+          <w:lang w:val="en-US"/>
+        </w:rPr>
+        <w:instrText>REF</w:instrText>
+      </w:r>
+      <w:r>
+        <w:instrText xml:space="preserve"> _</w:instrText>
+      </w:r>
+      <w:r>
+        <w:rPr>
+          <w:lang w:val="en-US"/>
+        </w:rPr>
+        <w:instrText>Ref</w:instrText>
+      </w:r>
+      <w:r>
+        <w:instrText>224674591 \</w:instrText>
+      </w:r>
+      <w:r>
+        <w:rPr>
+          <w:lang w:val="en-US"/>
+        </w:rPr>
+        <w:instrText>n</w:instrText>
+      </w:r>
+      <w:r>
+        <w:instrText xml:space="preserve"> \</w:instrText>
+      </w:r>
+      <w:r>
+        <w:rPr>
+          <w:lang w:val="en-US"/>
+        </w:rPr>
+        <w:instrText>h</w:instrText>
+      </w:r>
+      <w:r>
+        <w:instrText xml:space="preserve"> </w:instrText>
+      </w:r>
+      <w:r>
+        <w:rPr>
+          <w:lang w:val="en-US"/>
+        </w:rPr>
+      </w:r>
+      <w:r>
+        <w:rPr>
+          <w:lang w:val="en-US"/>
+        </w:rPr>
+        <w:fldChar w:fldCharType="separate"/>
+      </w:r>
+      <w:r>
+        <w:t>1</w:t>
+      </w:r>
+      <w:r>
+        <w:rPr>
+          <w:lang w:val="en-US"/>
+        </w:rPr>
+        <w:fldChar w:fldCharType="end"/>
+      </w:r>
+      <w:r>
+        <w:t>]</w:t>
+      </w:r>
+      <w:r>
+        <w:t>.</w:t>
+      </w:r>
+    </w:p>
+    <w:p>
+      <w:pPr>
+        <w:pStyle w:val="af8"/>
+      </w:pPr>
+      <w:r>
+        <w:t xml:space="preserve">Существующие электрические методы </w:t>
+      </w:r>
+      <w:r>
+        <w:t>НК</w:t>
+      </w:r>
+      <w:r>
+        <w:t>, описанные в</w:t>
       </w:r>
       <w:r>
         <w:t xml:space="preserve"> </w:t>
       </w:r>
       <w:r>
-        <w:t>диапазона предъявляют в</w:t>
-      </w:r>
-      <w:r>
-        <w:t>ысокие требования к надёжности, стабильности и</w:t>
-      </w:r>
-      <w:r>
-        <w:t xml:space="preserve"> долговечности компонентов.</w:t>
-      </w:r>
-    </w:p>
-    <w:p>
-      <w:pPr>
-        <w:pStyle w:val="af8"/>
-      </w:pPr>
-      <w:r>
-        <w:t xml:space="preserve">Базовым элементом интегральных схем СВЧ-диапазона являются </w:t>
-      </w:r>
-      <w:proofErr w:type="spellStart"/>
-      <w:r>
-        <w:t>МПЛ</w:t>
-      </w:r>
-      <w:proofErr w:type="spellEnd"/>
-      <w:r>
-        <w:t>, обеспечивающие направленное распространение электромагнитных волн</w:t>
-      </w:r>
-      <w:r>
-        <w:t>.</w:t>
-      </w:r>
-    </w:p>
-    <w:p>
-      <w:pPr>
-        <w:pStyle w:val="af8"/>
-      </w:pPr>
-      <w:r>
-        <w:t xml:space="preserve">В процессе производства и эксплуатации </w:t>
-      </w:r>
-      <w:proofErr w:type="spellStart"/>
-      <w:r>
-        <w:t>МПЛ</w:t>
-      </w:r>
-      <w:proofErr w:type="spellEnd"/>
-      <w:r>
-        <w:t xml:space="preserve"> возможно возникновение локальных дефектов: изменение геометрических размеров проводника (утонение по высоте или ширине), вариации толщины или диэлектрической проницаемости подложки. Своевременное обнаружение и идентификация таких дефектов представляет собой актуальную задачу неразрушающего контроля</w:t>
-      </w:r>
-      <w:r>
-        <w:t xml:space="preserve"> о чём говорится в </w:t>
-      </w:r>
-      <w:r>
         <w:t>[</w:t>
       </w:r>
-      <w:commentRangeStart w:id="24"/>
-      <w:r>
-        <w:t>ссылка</w:t>
-      </w:r>
-      <w:commentRangeEnd w:id="24"/>
-      <w:r>
-        <w:rPr>
-          <w:rStyle w:val="aff0"/>
-          <w:rFonts w:asciiTheme="minorHAnsi" w:eastAsiaTheme="minorHAnsi" w:hAnsiTheme="minorHAnsi" w:cstheme="minorBidi"/>
-          <w:lang w:eastAsia="en-US"/>
-        </w:rPr>
-        <w:commentReference w:id="24"/>
-      </w:r>
-      <w:r>
-        <w:t>].</w:t>
-      </w:r>
-    </w:p>
-    <w:p>
-      <w:pPr>
-        <w:pStyle w:val="af8"/>
-      </w:pPr>
-      <w:r>
-        <w:t xml:space="preserve">Оценка современного состояния проблемы показывает, что существующие </w:t>
-      </w:r>
-      <w:r>
-        <w:t xml:space="preserve">электрические </w:t>
-      </w:r>
-      <w:r>
-        <w:t xml:space="preserve">методы </w:t>
-      </w:r>
-      <w:r>
-        <w:t xml:space="preserve">НК, описанные в </w:t>
-      </w:r>
-      <w:r>
-        <w:t>[</w:t>
-      </w:r>
-      <w:commentRangeStart w:id="25"/>
-      <w:r>
-        <w:t>ссылка</w:t>
-      </w:r>
-      <w:commentRangeEnd w:id="25"/>
-      <w:r>
-        <w:rPr>
-          <w:rStyle w:val="aff0"/>
-          <w:rFonts w:asciiTheme="minorHAnsi" w:eastAsiaTheme="minorHAnsi" w:hAnsiTheme="minorHAnsi" w:cstheme="minorBidi"/>
-          <w:lang w:eastAsia="en-US"/>
-        </w:rPr>
-        <w:commentReference w:id="25"/>
+      <w:r>
+        <w:fldChar w:fldCharType="begin"/>
+      </w:r>
+      <w:r>
+        <w:instrText xml:space="preserve"> REF _Ref224674721 \n \h </w:instrText>
+      </w:r>
+      <w:r>
+        <w:fldChar w:fldCharType="separate"/>
+      </w:r>
+      <w:r>
+        <w:t>2</w:t>
+      </w:r>
+      <w:r>
+        <w:fldChar w:fldCharType="end"/>
       </w:r>
       <w:r>
         <w:t>]</w:t>
       </w:r>
       <w:r>
-        <w:t xml:space="preserve">, </w:t>
-      </w:r>
-      <w:r>
-        <w:t xml:space="preserve">зарекомендовали себя на низких частотах (до </w:t>
+        <w:t>, зарекомендовали себя на низких частотах (до</w:t>
+      </w:r>
+      <w:r>
+        <w:t xml:space="preserve"> </w:t>
       </w:r>
       <m:oMath>
         <m:r>
@@ -6034,23 +6047,177 @@
             </m:r>
           </m:sup>
         </m:sSup>
+        <m:r>
+          <w:rPr>
+            <w:rFonts w:ascii="Cambria Math" w:hAnsi="Cambria Math"/>
+          </w:rPr>
+          <m:t xml:space="preserve"> </m:t>
+        </m:r>
       </m:oMath>
       <w:r>
-        <w:t xml:space="preserve">, Гц) </w:t>
-      </w:r>
-      <w:r>
-        <w:t xml:space="preserve">ориентированы на квазистатические измерения </w:t>
-      </w:r>
-      <w:r>
-        <w:t xml:space="preserve">и не учитывают волновой характер распространения сигнала в </w:t>
+        <w:t xml:space="preserve">, </w:t>
+      </w:r>
+      <m:oMath>
+        <m:r>
+          <w:rPr>
+            <w:rFonts w:ascii="Cambria Math" w:hAnsi="Cambria Math"/>
+          </w:rPr>
+          <m:t>Гц</m:t>
+        </m:r>
+      </m:oMath>
+      <w:r>
+        <w:t>), однако они ориентированы на квазистатические измерения и не учитывают волновой характер распространения сигнала в МПЛ, функционирующих в режиме бегущей волны. В работе</w:t>
+      </w:r>
+      <w:r>
+        <w:t xml:space="preserve"> </w:t>
+      </w:r>
+      <w:r>
+        <w:t>[</w:t>
+      </w:r>
+      <w:r>
+        <w:fldChar w:fldCharType="begin"/>
+      </w:r>
+      <w:r>
+        <w:instrText xml:space="preserve"> REF _Ref224674795 \n \h </w:instrText>
+      </w:r>
+      <w:r>
+        <w:fldChar w:fldCharType="separate"/>
+      </w:r>
+      <w:r>
+        <w:t>3</w:t>
+      </w:r>
+      <w:r>
+        <w:fldChar w:fldCharType="end"/>
+      </w:r>
+      <w:r>
+        <w:t>]</w:t>
+      </w:r>
+      <w:r>
+        <w:t xml:space="preserve"> </w:t>
+      </w:r>
+      <w:r>
+        <w:t xml:space="preserve">предложена система радиолокационной пеленгации, которую возможно использовать с </w:t>
       </w:r>
       <w:proofErr w:type="spellStart"/>
       <w:r>
+        <w:t>четырехэлектродной</w:t>
+      </w:r>
+      <w:proofErr w:type="spellEnd"/>
+      <w:r>
+        <w:t xml:space="preserve"> головкой для получения информации о локальной неоднородности. Тем не менее, одночастотный режим зондирования не обеспечивает </w:t>
+      </w:r>
+      <w:proofErr w:type="spellStart"/>
+      <w:r>
+        <w:t>надежного</w:t>
+      </w:r>
+      <w:proofErr w:type="spellEnd"/>
+      <w:r>
+        <w:t xml:space="preserve"> разделения </w:t>
+      </w:r>
+      <w:r>
+        <w:t>Дефект</w:t>
+      </w:r>
+      <w:r>
+        <w:t>ов</w:t>
+      </w:r>
+      <w:r>
+        <w:t xml:space="preserve"> </w:t>
+      </w:r>
+      <w:r>
+        <w:t>со схожим электродинамическим откликом. Таким образом, возникает потребность в разработке методов диагностики, использующих частотную дисперсию параметров дефектов и современные подходы к обработке многомерных данных.</w:t>
+      </w:r>
+    </w:p>
+    <w:p>
+      <w:pPr>
+        <w:pStyle w:val="af8"/>
+      </w:pPr>
+      <w:r>
+        <w:t xml:space="preserve">Основанием для выполнения данной работы служит необходимость повышения достоверности и автоматизации контроля </w:t>
+      </w:r>
+      <w:proofErr w:type="spellStart"/>
+      <w:r>
         <w:t>МПЛ</w:t>
       </w:r>
       <w:proofErr w:type="spellEnd"/>
       <w:r>
-        <w:t>, функционирующих в режиме бегущей волны.</w:t>
+        <w:t xml:space="preserve"> в производственных условиях. Исходными данными являются результаты предшествующих иссле</w:t>
+      </w:r>
+      <w:r>
+        <w:lastRenderedPageBreak/>
+        <w:t xml:space="preserve">дований в области </w:t>
+      </w:r>
+      <w:proofErr w:type="spellStart"/>
+      <w:r>
+        <w:t>электропотенциального</w:t>
+      </w:r>
+      <w:proofErr w:type="spellEnd"/>
+      <w:r>
+        <w:t xml:space="preserve"> </w:t>
+      </w:r>
+      <w:r>
+        <w:t>НК</w:t>
+      </w:r>
+      <w:r>
+        <w:t xml:space="preserve"> </w:t>
+      </w:r>
+      <w:r>
+        <w:t>[</w:t>
+      </w:r>
+      <w:r>
+        <w:fldChar w:fldCharType="begin"/>
+      </w:r>
+      <w:r>
+        <w:instrText xml:space="preserve"> REF _Ref224674890 \n \h </w:instrText>
+      </w:r>
+      <w:r>
+        <w:fldChar w:fldCharType="separate"/>
+      </w:r>
+      <w:r>
+        <w:t>4</w:t>
+      </w:r>
+      <w:r>
+        <w:fldChar w:fldCharType="end"/>
+      </w:r>
+      <w:r>
+        <w:t>]</w:t>
+      </w:r>
+      <w:r>
+        <w:t xml:space="preserve"> </w:t>
+      </w:r>
+      <w:r>
+        <w:t xml:space="preserve">и анализа </w:t>
+      </w:r>
+      <w:proofErr w:type="spellStart"/>
+      <w:r>
+        <w:t>МПЛ</w:t>
+      </w:r>
+      <w:proofErr w:type="spellEnd"/>
+      <w:r>
+        <w:t xml:space="preserve"> </w:t>
+      </w:r>
+      <w:r>
+        <w:t>[</w:t>
+      </w:r>
+      <w:r>
+        <w:fldChar w:fldCharType="begin"/>
+      </w:r>
+      <w:r>
+        <w:instrText xml:space="preserve"> REF _Ref224674908 \n \h </w:instrText>
+      </w:r>
+      <w:r>
+        <w:fldChar w:fldCharType="separate"/>
+      </w:r>
+      <w:r>
+        <w:t>5</w:t>
+      </w:r>
+      <w:r>
+        <w:fldChar w:fldCharType="end"/>
+      </w:r>
+      <w:r>
+        <w:t>]</w:t>
+      </w:r>
+      <w:r>
+        <w:t>. Использование многочастотного зондирования позволяет получить частотную характеристику неоднородности, а применение методов машинного обучения — автоматически классифицировать типы дефектов по многомерному вектору признаков, сформированному из результатов измерений.</w:t>
       </w:r>
     </w:p>
     <w:p>
@@ -6058,112 +6225,27 @@
         <w:pStyle w:val="af8"/>
       </w:pPr>
       <w:r>
-        <w:t>В работе [</w:t>
-      </w:r>
-      <w:commentRangeStart w:id="26"/>
-      <w:r>
-        <w:t>ссылка</w:t>
-      </w:r>
-      <w:commentRangeEnd w:id="26"/>
-      <w:r>
-        <w:rPr>
-          <w:rStyle w:val="aff0"/>
-          <w:rFonts w:asciiTheme="minorHAnsi" w:eastAsiaTheme="minorHAnsi" w:hAnsiTheme="minorHAnsi" w:cstheme="minorBidi"/>
-          <w:lang w:eastAsia="en-US"/>
-        </w:rPr>
-        <w:commentReference w:id="26"/>
-      </w:r>
-      <w:r>
-        <w:t xml:space="preserve">] предложена </w:t>
-      </w:r>
-      <w:r>
-        <w:t>система радиолокационной пеленгации. Данную систему возможно использовать с</w:t>
+        <w:t xml:space="preserve">Целью работы является разработка математической модели классификации пяти типов </w:t>
+      </w:r>
+      <w:r>
+        <w:t>Дефектов</w:t>
       </w:r>
       <w:r>
         <w:t xml:space="preserve"> </w:t>
       </w:r>
       <w:proofErr w:type="spellStart"/>
       <w:r>
-        <w:t>четырехэлектродной</w:t>
+        <w:t>МПЛ</w:t>
       </w:r>
       <w:proofErr w:type="spellEnd"/>
       <w:r>
-        <w:t xml:space="preserve"> головк</w:t>
-      </w:r>
-      <w:r>
-        <w:t>ой для получения информации</w:t>
-      </w:r>
-      <w:r>
-        <w:t xml:space="preserve"> о локальной неоднородности.</w:t>
-      </w:r>
-      <w:r>
-        <w:t xml:space="preserve"> </w:t>
-      </w:r>
-      <w:r>
-        <w:t>О</w:t>
-      </w:r>
-      <w:r>
-        <w:t>дночастотный режим зондирования не обеспечивает надёжного разделения дефектов со схожим электродинамическим откликом.</w:t>
-      </w:r>
-      <w:r>
-        <w:t xml:space="preserve"> В</w:t>
-      </w:r>
-      <w:r>
-        <w:t>озникает потребность в разработке методов диагностики, использующих частотную дисперсию параметров дефектов и современные подходы к обработке многомерных данных.</w:t>
-      </w:r>
-    </w:p>
-    <w:p>
-      <w:pPr>
-        <w:pStyle w:val="af8"/>
-        <w:rPr>
-          <w:highlight w:val="yellow"/>
-        </w:rPr>
-      </w:pPr>
-      <w:r>
-        <w:t xml:space="preserve">Основанием для выполнения данной работы служит необходимость повышения достоверности и автоматизации контроля </w:t>
-      </w:r>
-      <w:proofErr w:type="spellStart"/>
-      <w:r>
-        <w:t>МПЛ</w:t>
-      </w:r>
-      <w:proofErr w:type="spellEnd"/>
-      <w:r>
-        <w:t xml:space="preserve"> в производственных условиях. Использование многочастотного зондирования позволяет получить </w:t>
-      </w:r>
-      <w:r>
-        <w:lastRenderedPageBreak/>
-        <w:t>частотную характеристику неоднородности, а применение методов машинного обучения – автоматически классифицировать типы дефектов по многомерному вектору признаков, сформированному из результатов измерений.</w:t>
-      </w:r>
-    </w:p>
-    <w:p>
-      <w:pPr>
-        <w:pStyle w:val="af8"/>
-      </w:pPr>
-      <w:r>
-        <w:t xml:space="preserve">Целью работы является разработка математической модели классификации </w:t>
-      </w:r>
-      <w:r>
-        <w:t>пяти</w:t>
-      </w:r>
-      <w:r>
-        <w:t xml:space="preserve"> типов </w:t>
-      </w:r>
-      <w:r>
-        <w:t xml:space="preserve">дефектов </w:t>
-      </w:r>
-      <w:proofErr w:type="spellStart"/>
-      <w:r>
-        <w:t>МПЛ</w:t>
-      </w:r>
-      <w:proofErr w:type="spellEnd"/>
-      <w:r>
-        <w:t>: утончение высоты проводящего слоя, утончение ширины проводящего слоя, утончение высоты диэлектрической подложки, изменение диэлектрической проницаемости диэлектрической подложки, отсутствие дефекта –</w:t>
-      </w:r>
-      <w:r>
-        <w:t xml:space="preserve"> на </w:t>
-      </w:r>
-      <w:r>
-        <w:t>основе анализа квадратурных составляющих сигналов суммарно-разностных каналов при многочастотном зондировании с применением ансамблевого метода случайного леса, а также её алгоритмизация для реализации во встраиваемых системах.</w:t>
+        <w:t xml:space="preserve"> на основе анализа квадратурных составляющих сигналов суммарно-разностных каналов</w:t>
+      </w:r>
+      <w:r>
+        <w:t xml:space="preserve"> (здесь и далее – ДОС)</w:t>
+      </w:r>
+      <w:r>
+        <w:t xml:space="preserve"> при многочастотном зондировании с применением ансамблевого метода случайного леса, а также её алгоритмизация для реализации во встраиваемых системах.</w:t>
       </w:r>
     </w:p>
     <w:p>
@@ -6214,7 +6296,16 @@
         <w:t>а</w:t>
       </w:r>
       <w:r>
-        <w:t>даптировать схему формирования суммарно-разностных каналов на основе кольцевых мостов для выделения сигналов, инвариантных к положению дефекта;</w:t>
+        <w:t xml:space="preserve">даптировать </w:t>
+      </w:r>
+      <w:r>
+        <w:t>ДОС</w:t>
+      </w:r>
+      <w:r>
+        <w:t xml:space="preserve"> </w:t>
+      </w:r>
+      <w:r>
+        <w:t>на основе кольцевых мостов для выделения сигналов, инвариантных к положению дефекта;</w:t>
       </w:r>
     </w:p>
     <w:p>
@@ -6280,376 +6371,282 @@
         <w:t>п</w:t>
       </w:r>
       <w:r>
-        <w:t xml:space="preserve">ровести имитационное моделирование измерительной системы в среде </w:t>
+        <w:t xml:space="preserve">ровести имитационное моделирование измерительной системы для формирования обучающей, </w:t>
       </w:r>
       <w:proofErr w:type="spellStart"/>
       <w:r>
+        <w:t>в</w:t>
+      </w:r>
+      <w:r>
+        <w:t>алидационной</w:t>
+      </w:r>
+      <w:proofErr w:type="spellEnd"/>
+      <w:r>
+        <w:t xml:space="preserve"> и тестовой выборок;</w:t>
+      </w:r>
+    </w:p>
+    <w:p>
+      <w:pPr>
+        <w:pStyle w:val="ab"/>
+      </w:pPr>
+      <w:r>
+        <w:t>в</w:t>
+      </w:r>
+      <w:r>
+        <w:t xml:space="preserve">ыполнить настройку </w:t>
+      </w:r>
+      <w:proofErr w:type="spellStart"/>
+      <w:r>
+        <w:t>гиперпараметров</w:t>
+      </w:r>
+      <w:proofErr w:type="spellEnd"/>
+      <w:r>
+        <w:t xml:space="preserve"> модели с использованием кросс-валидации и оценить качество к</w:t>
+      </w:r>
+      <w:r>
+        <w:t>лассификации на тестовых данных;</w:t>
+      </w:r>
+    </w:p>
+    <w:p>
+      <w:pPr>
+        <w:pStyle w:val="ab"/>
+      </w:pPr>
+      <w:r>
+        <w:t>р</w:t>
+      </w:r>
+      <w:r>
+        <w:t>азработать целочисленную модификацию алгоритма классификации, адаптированную для систем с ограниченными вычислительными ресурсами.</w:t>
+      </w:r>
+    </w:p>
+    <w:p>
+      <w:pPr>
+        <w:pStyle w:val="af8"/>
+      </w:pPr>
+      <w:r>
+        <w:lastRenderedPageBreak/>
+        <w:t xml:space="preserve">Анализ патентной литературы и научно-технической информации показал отсутствие прямых аналогов предлагаемого технического решения, сочетающего </w:t>
+      </w:r>
+      <w:proofErr w:type="spellStart"/>
+      <w:r>
+        <w:t>электропотенциальный</w:t>
+      </w:r>
+      <w:proofErr w:type="spellEnd"/>
+      <w:r>
+        <w:t xml:space="preserve"> метод </w:t>
+      </w:r>
+      <w:r>
+        <w:t>НК</w:t>
+      </w:r>
+      <w:r>
+        <w:t xml:space="preserve"> с многочастотным зондированием и машинным обучением для классификации </w:t>
+      </w:r>
+      <w:r>
+        <w:t>Д</w:t>
+      </w:r>
+      <w:r>
+        <w:t xml:space="preserve">ефектов </w:t>
+      </w:r>
+      <w:proofErr w:type="spellStart"/>
+      <w:r>
+        <w:t>МПЛ</w:t>
+      </w:r>
+      <w:proofErr w:type="spellEnd"/>
+      <w:r>
+        <w:t>. Разрабатываемая система соответствует современному мировому уровню в области неразрушающего контроля и интеллектуальной диагностики радиоэлектронных средств.</w:t>
+      </w:r>
+    </w:p>
+    <w:p>
+      <w:pPr>
+        <w:pStyle w:val="af8"/>
+      </w:pPr>
+      <w:r>
+        <w:t xml:space="preserve">Метрологическое обеспечение базируется на использовании поверенных средств измерений при проведении </w:t>
+      </w:r>
+      <w:proofErr w:type="spellStart"/>
+      <w:r>
+        <w:t>валидационных</w:t>
+      </w:r>
+      <w:proofErr w:type="spellEnd"/>
+      <w:r>
+        <w:t xml:space="preserve"> экспериментов, а также на применении аттестованных методик имитационного моделирования. Для обеспечения воспроизводимости результатов все измерения приводятся к относительным единицам, что позволяет снизить погрешность, вызванную нестабильностью уровня зондирующего сигнала.</w:t>
+      </w:r>
+    </w:p>
+    <w:p>
+      <w:pPr>
+        <w:pStyle w:val="af8"/>
+      </w:pPr>
+      <w:r>
+        <w:t xml:space="preserve">Актуальность работы обусловлена необходимостью автоматизации контроля качества высокочастотных узлов радиоэлектронной аппаратуры и повышения достоверности обнаружения скрытых дефектов. Научная новизна заключается в разработке метода </w:t>
+      </w:r>
+      <w:proofErr w:type="spellStart"/>
+      <w:r>
+        <w:t>многоклассовой</w:t>
+      </w:r>
+      <w:proofErr w:type="spellEnd"/>
+      <w:r>
+        <w:t xml:space="preserve"> классификации дефектов, основанного на комбинации </w:t>
+      </w:r>
+      <w:proofErr w:type="spellStart"/>
+      <w:r>
+        <w:t>электропотенциального</w:t>
+      </w:r>
+      <w:proofErr w:type="spellEnd"/>
+      <w:r>
+        <w:t xml:space="preserve"> метода с частотной дисперсией параметров дефектов и алгоритмами машинного обучения, а также в создании целочисленной модификации классификатора для встраиваемых систем.</w:t>
+      </w:r>
+    </w:p>
+    <w:p>
+      <w:pPr>
+        <w:rPr>
+          <w:rFonts w:ascii="Times New Roman" w:hAnsi="Times New Roman" w:cs="Times New Roman"/>
+          <w:sz w:val="28"/>
+          <w:szCs w:val="28"/>
+        </w:rPr>
+      </w:pPr>
+      <w:r>
+        <w:rPr>
+          <w:rFonts w:ascii="Times New Roman" w:hAnsi="Times New Roman" w:cs="Times New Roman"/>
+          <w:sz w:val="28"/>
+          <w:szCs w:val="28"/>
+        </w:rPr>
+        <w:br w:type="page"/>
+      </w:r>
+    </w:p>
+    <w:p>
+      <w:pPr>
+        <w:pStyle w:val="aff7"/>
+      </w:pPr>
+      <w:bookmarkStart w:id="24" w:name="_Toc224673378"/>
+      <w:r>
+        <w:lastRenderedPageBreak/>
+        <w:t>Теоретическая часть</w:t>
+      </w:r>
+      <w:bookmarkEnd w:id="24"/>
+    </w:p>
+    <w:p>
+      <w:pPr>
+        <w:pStyle w:val="a2"/>
+        <w:rPr>
+          <w:lang w:eastAsia="ru-RU"/>
+        </w:rPr>
+      </w:pPr>
+      <w:bookmarkStart w:id="25" w:name="_Toc224673379"/>
+      <w:proofErr w:type="spellStart"/>
+      <w:r>
+        <w:rPr>
+          <w:lang w:eastAsia="ru-RU"/>
+        </w:rPr>
+        <w:t>Микрополосковая</w:t>
+      </w:r>
+      <w:proofErr w:type="spellEnd"/>
+      <w:r>
+        <w:rPr>
+          <w:lang w:eastAsia="ru-RU"/>
+        </w:rPr>
+        <w:t xml:space="preserve"> линия</w:t>
+      </w:r>
+      <w:bookmarkEnd w:id="25"/>
+    </w:p>
+    <w:p>
+      <w:pPr>
+        <w:pStyle w:val="af8"/>
+        <w:rPr>
+          <w:lang w:eastAsia="en-US"/>
+        </w:rPr>
+      </w:pPr>
+      <w:proofErr w:type="spellStart"/>
+      <w:r>
+        <w:rPr>
+          <w:lang w:eastAsia="en-US"/>
+        </w:rPr>
+        <w:t>МПЛ</w:t>
+      </w:r>
+      <w:proofErr w:type="spellEnd"/>
+      <w:r>
+        <w:rPr>
+          <w:lang w:eastAsia="en-US"/>
+        </w:rPr>
+        <w:t>, представленная на</w:t>
+      </w:r>
+      <w:r>
+        <w:rPr>
+          <w:lang w:eastAsia="en-US"/>
+        </w:rPr>
+        <w:t xml:space="preserve"> </w:t>
+      </w:r>
+      <w:r>
+        <w:rPr>
+          <w:lang w:eastAsia="en-US"/>
+        </w:rPr>
+        <w:fldChar w:fldCharType="begin"/>
+      </w:r>
+      <w:r>
+        <w:rPr>
+          <w:lang w:eastAsia="en-US"/>
+        </w:rPr>
+        <w:instrText xml:space="preserve"> REF _Ref222932509 \h </w:instrText>
+      </w:r>
+      <w:r>
+        <w:rPr>
+          <w:lang w:eastAsia="en-US"/>
+        </w:rPr>
+      </w:r>
+      <w:r>
+        <w:rPr>
+          <w:lang w:eastAsia="en-US"/>
+        </w:rPr>
+        <w:fldChar w:fldCharType="separate"/>
+      </w:r>
+      <w:r>
+        <w:t xml:space="preserve">Рисунок </w:t>
+      </w:r>
+      <w:r>
+        <w:rPr>
+          <w:noProof/>
+        </w:rPr>
+        <w:t>1</w:t>
+      </w:r>
+      <w:r>
+        <w:rPr>
+          <w:lang w:eastAsia="en-US"/>
+        </w:rPr>
+        <w:fldChar w:fldCharType="end"/>
+      </w:r>
+      <w:r>
+        <w:rPr>
+          <w:lang w:eastAsia="en-US"/>
+        </w:rPr>
+        <w:t xml:space="preserve">, рассматривается как несимметричная полосковая линия, распространяющая </w:t>
+      </w:r>
+      <w:commentRangeStart w:id="26"/>
+      <w:r>
+        <w:rPr>
+          <w:lang w:eastAsia="en-US"/>
+        </w:rPr>
+        <w:t>квази</w:t>
+      </w:r>
+      <w:r>
+        <w:rPr>
+          <w:lang w:eastAsia="en-US"/>
+        </w:rPr>
+        <w:t>-</w:t>
+      </w:r>
+      <w:r>
         <w:rPr>
           <w:i/>
-        </w:rPr>
-        <w:t>MATLAB</w:t>
-      </w:r>
-      <w:proofErr w:type="spellEnd"/>
-      <w:r>
-        <w:t xml:space="preserve"> </w:t>
-      </w:r>
-      <w:r>
-        <w:rPr>
-          <w:i/>
-          <w:lang w:val="en-US"/>
-        </w:rPr>
-        <w:t>for</w:t>
-      </w:r>
-      <w:r>
-        <w:t xml:space="preserve"> </w:t>
-      </w:r>
-      <w:r>
-        <w:rPr>
-          <w:i/>
-          <w:lang w:val="en-US"/>
-        </w:rPr>
-        <w:t>Student</w:t>
-      </w:r>
-      <w:r>
-        <w:t xml:space="preserve"> для формирования обучающей, </w:t>
-      </w:r>
-      <w:proofErr w:type="spellStart"/>
-      <w:r>
-        <w:t>в</w:t>
-      </w:r>
-      <w:r>
-        <w:t>алидационной</w:t>
-      </w:r>
-      <w:proofErr w:type="spellEnd"/>
-      <w:r>
-        <w:t xml:space="preserve"> и тестовой выборок;</w:t>
-      </w:r>
-    </w:p>
-    <w:p>
-      <w:pPr>
-        <w:pStyle w:val="ab"/>
-      </w:pPr>
-      <w:r>
-        <w:t>в</w:t>
-      </w:r>
-      <w:r>
-        <w:t xml:space="preserve">ыполнить настройку </w:t>
-      </w:r>
-      <w:proofErr w:type="spellStart"/>
-      <w:r>
-        <w:t>гиперпараметров</w:t>
-      </w:r>
-      <w:proofErr w:type="spellEnd"/>
-      <w:r>
-        <w:t xml:space="preserve"> модели с использованием кросс-валидации и оценить качество к</w:t>
-      </w:r>
-      <w:r>
-        <w:t>лассификации на тестовых данных;</w:t>
-      </w:r>
-    </w:p>
-    <w:p>
-      <w:pPr>
-        <w:pStyle w:val="ab"/>
-      </w:pPr>
-      <w:r>
-        <w:lastRenderedPageBreak/>
-        <w:t>р</w:t>
-      </w:r>
-      <w:r>
-        <w:t>азработать целочисленную модификацию алгоритма классификации, адаптированную для систем с ограниченными вычислительными ресурсами.</w:t>
-      </w:r>
-    </w:p>
-    <w:p>
-      <w:pPr>
-        <w:pStyle w:val="af8"/>
-      </w:pPr>
-      <w:r>
-        <w:t>А</w:t>
-      </w:r>
-      <w:r>
-        <w:t>нализ патентной литературы показал отсутствие прямых аналогов предлагаемого технического решения.</w:t>
-      </w:r>
-    </w:p>
-    <w:p>
-      <w:pPr>
-        <w:pStyle w:val="af8"/>
-      </w:pPr>
-      <w:r>
-        <w:t xml:space="preserve">Метрологическое обеспечение работы базируется на использовании поверенных средств измерений при проведении </w:t>
-      </w:r>
-      <w:proofErr w:type="spellStart"/>
-      <w:r>
-        <w:t>валидационных</w:t>
-      </w:r>
-      <w:proofErr w:type="spellEnd"/>
-      <w:r>
-        <w:t xml:space="preserve"> экспериментов, а также на применении аттестованных методик имитационного моделирования в среде </w:t>
-      </w:r>
-      <w:proofErr w:type="spellStart"/>
-      <w:r>
-        <w:rPr>
-          <w:i/>
-        </w:rPr>
-        <w:t>MATLAB</w:t>
-      </w:r>
-      <w:proofErr w:type="spellEnd"/>
-      <w:r>
-        <w:t xml:space="preserve"> </w:t>
-      </w:r>
-      <w:r>
-        <w:rPr>
-          <w:i/>
-          <w:lang w:val="en-US"/>
-        </w:rPr>
-        <w:t>for</w:t>
-      </w:r>
-      <w:r>
-        <w:t xml:space="preserve"> </w:t>
-      </w:r>
-      <w:r>
-        <w:rPr>
-          <w:i/>
-          <w:lang w:val="en-US"/>
-        </w:rPr>
-        <w:t>Student</w:t>
-      </w:r>
-      <w:r>
-        <w:t>.</w:t>
-      </w:r>
-    </w:p>
-    <w:p>
-      <w:pPr>
-        <w:pStyle w:val="af8"/>
-      </w:pPr>
-      <w:r>
-        <w:t xml:space="preserve">Для обеспечения воспроизводимости результатов все измерения приводятся к относительным единицам, что позволяет </w:t>
-      </w:r>
-      <w:r>
-        <w:t>снизить</w:t>
-      </w:r>
-      <w:r>
-        <w:t xml:space="preserve"> погрешность, вызванную нестабильностью уровня зондирующего сигнала.</w:t>
-      </w:r>
-    </w:p>
-    <w:p>
-      <w:pPr>
-        <w:pStyle w:val="af8"/>
-      </w:pPr>
-      <w:r>
-        <w:t xml:space="preserve">Работа имеет тесную связь с предшествующими исследованиями в области </w:t>
-      </w:r>
-      <w:proofErr w:type="spellStart"/>
-      <w:r>
-        <w:t>электропотенциального</w:t>
-      </w:r>
-      <w:proofErr w:type="spellEnd"/>
-      <w:r>
-        <w:t xml:space="preserve"> контроля </w:t>
-      </w:r>
-      <w:r>
-        <w:t>[</w:t>
-      </w:r>
-      <w:commentRangeStart w:id="27"/>
-      <w:r>
-        <w:t>ссылка</w:t>
-      </w:r>
-      <w:commentRangeEnd w:id="27"/>
+          <w:iCs/>
+          <w:lang w:val="en-US" w:eastAsia="en-US"/>
+        </w:rPr>
+        <w:t>TEM</w:t>
+      </w:r>
+      <w:commentRangeEnd w:id="26"/>
       <w:r>
         <w:rPr>
           <w:rStyle w:val="aff0"/>
           <w:rFonts w:asciiTheme="minorHAnsi" w:eastAsiaTheme="minorHAnsi" w:hAnsiTheme="minorHAnsi" w:cstheme="minorBidi"/>
           <w:lang w:eastAsia="en-US"/>
         </w:rPr>
-        <w:commentReference w:id="27"/>
-      </w:r>
-      <w:r>
-        <w:t>]</w:t>
-      </w:r>
-      <w:r>
-        <w:t xml:space="preserve"> и анализа </w:t>
-      </w:r>
-      <w:proofErr w:type="spellStart"/>
-      <w:r>
-        <w:t>микрополосковых</w:t>
-      </w:r>
-      <w:proofErr w:type="spellEnd"/>
-      <w:r>
-        <w:t xml:space="preserve"> линий</w:t>
-      </w:r>
-      <w:r>
-        <w:t xml:space="preserve"> </w:t>
-      </w:r>
-      <w:r>
-        <w:t>[</w:t>
-      </w:r>
-      <w:commentRangeStart w:id="28"/>
-      <w:r>
-        <w:t>ссылка</w:t>
-      </w:r>
-      <w:commentRangeEnd w:id="28"/>
-      <w:r>
-        <w:rPr>
-          <w:rStyle w:val="aff0"/>
-          <w:rFonts w:asciiTheme="minorHAnsi" w:eastAsiaTheme="minorHAnsi" w:hAnsiTheme="minorHAnsi" w:cstheme="minorBidi"/>
-          <w:lang w:eastAsia="en-US"/>
-        </w:rPr>
-        <w:commentReference w:id="28"/>
-      </w:r>
-      <w:r>
-        <w:t>]</w:t>
-      </w:r>
-      <w:r>
-        <w:t>, развивая их в части применения методов искусственного интеллекта и многочастотного анализа для повышения достоверности контроля.</w:t>
-      </w:r>
-    </w:p>
-    <w:p>
-      <w:pPr>
-        <w:rPr>
-          <w:rFonts w:ascii="Times New Roman" w:hAnsi="Times New Roman" w:cs="Times New Roman"/>
-          <w:sz w:val="28"/>
-          <w:szCs w:val="28"/>
-        </w:rPr>
-      </w:pPr>
-      <w:r>
-        <w:rPr>
-          <w:rFonts w:ascii="Times New Roman" w:hAnsi="Times New Roman" w:cs="Times New Roman"/>
-          <w:sz w:val="28"/>
-          <w:szCs w:val="28"/>
-        </w:rPr>
-        <w:br w:type="page"/>
-      </w:r>
-    </w:p>
-    <w:p>
-      <w:pPr>
-        <w:pStyle w:val="aff7"/>
-      </w:pPr>
-      <w:r>
-        <w:lastRenderedPageBreak/>
-        <w:t>Теоретическая часть</w:t>
-      </w:r>
-    </w:p>
-    <w:p>
-      <w:pPr>
-        <w:pStyle w:val="a2"/>
-        <w:rPr>
-          <w:lang w:eastAsia="ru-RU"/>
-        </w:rPr>
-      </w:pPr>
-      <w:proofErr w:type="spellStart"/>
-      <w:r>
-        <w:rPr>
-          <w:lang w:eastAsia="ru-RU"/>
-        </w:rPr>
-        <w:t>Микрополосковая</w:t>
-      </w:r>
-      <w:proofErr w:type="spellEnd"/>
-      <w:r>
-        <w:rPr>
-          <w:lang w:eastAsia="ru-RU"/>
-        </w:rPr>
-        <w:t xml:space="preserve"> линия</w:t>
-      </w:r>
-    </w:p>
-    <w:p>
-      <w:pPr>
-        <w:pStyle w:val="af8"/>
-        <w:rPr>
-          <w:lang w:eastAsia="en-US"/>
-        </w:rPr>
-      </w:pPr>
-      <w:proofErr w:type="spellStart"/>
-      <w:r>
-        <w:rPr>
-          <w:lang w:eastAsia="en-US"/>
-        </w:rPr>
-        <w:t>МПЛ</w:t>
-      </w:r>
-      <w:proofErr w:type="spellEnd"/>
-      <w:r>
-        <w:rPr>
-          <w:lang w:eastAsia="en-US"/>
-        </w:rPr>
-        <w:t>, представленная на</w:t>
-      </w:r>
-      <w:r>
-        <w:rPr>
-          <w:lang w:eastAsia="en-US"/>
-        </w:rPr>
-        <w:t xml:space="preserve"> </w:t>
-      </w:r>
-      <w:r>
-        <w:rPr>
-          <w:lang w:eastAsia="en-US"/>
-        </w:rPr>
-        <w:fldChar w:fldCharType="begin"/>
-      </w:r>
-      <w:r>
-        <w:rPr>
-          <w:lang w:eastAsia="en-US"/>
-        </w:rPr>
-        <w:instrText xml:space="preserve"> REF _Ref222932509 \h </w:instrText>
-      </w:r>
-      <w:r>
-        <w:rPr>
-          <w:lang w:eastAsia="en-US"/>
-        </w:rPr>
-      </w:r>
-      <w:r>
-        <w:rPr>
-          <w:lang w:eastAsia="en-US"/>
-        </w:rPr>
-        <w:fldChar w:fldCharType="separate"/>
-      </w:r>
-      <w:r>
-        <w:t xml:space="preserve">Рисунок </w:t>
-      </w:r>
-      <w:r>
-        <w:rPr>
-          <w:noProof/>
-        </w:rPr>
-        <w:t>1</w:t>
-      </w:r>
-      <w:r>
-        <w:rPr>
-          <w:lang w:eastAsia="en-US"/>
-        </w:rPr>
-        <w:fldChar w:fldCharType="end"/>
-      </w:r>
-      <w:r>
-        <w:rPr>
-          <w:lang w:eastAsia="en-US"/>
-        </w:rPr>
-        <w:t xml:space="preserve">, рассматривается как несимметричная полосковая линия, распространяющая </w:t>
-      </w:r>
-      <w:commentRangeStart w:id="29"/>
-      <w:r>
-        <w:rPr>
-          <w:lang w:eastAsia="en-US"/>
-        </w:rPr>
-        <w:t>квази</w:t>
-      </w:r>
-      <w:r>
-        <w:rPr>
-          <w:lang w:eastAsia="en-US"/>
-        </w:rPr>
-        <w:t>-</w:t>
-      </w:r>
-      <w:r>
-        <w:rPr>
-          <w:i/>
-          <w:iCs/>
-          <w:lang w:val="en-US" w:eastAsia="en-US"/>
-        </w:rPr>
-        <w:t>TEM</w:t>
-      </w:r>
-      <w:commentRangeEnd w:id="29"/>
-      <w:r>
-        <w:rPr>
-          <w:rStyle w:val="aff0"/>
-          <w:rFonts w:asciiTheme="minorHAnsi" w:eastAsiaTheme="minorHAnsi" w:hAnsiTheme="minorHAnsi" w:cstheme="minorBidi"/>
-          <w:lang w:eastAsia="en-US"/>
-        </w:rPr>
-        <w:commentReference w:id="29"/>
+        <w:commentReference w:id="26"/>
       </w:r>
       <w:r>
         <w:rPr>
@@ -6720,7 +6717,7 @@
       <w:pPr>
         <w:pStyle w:val="afff"/>
       </w:pPr>
-      <w:bookmarkStart w:id="30" w:name="_Ref222932509"/>
+      <w:bookmarkStart w:id="27" w:name="_Ref222932509"/>
       <w:r>
         <w:t xml:space="preserve">Рисунок </w:t>
       </w:r>
@@ -6739,11 +6736,11 @@
       <w:r>
         <w:fldChar w:fldCharType="end"/>
       </w:r>
-      <w:bookmarkEnd w:id="30"/>
+      <w:bookmarkEnd w:id="27"/>
       <w:r>
         <w:t xml:space="preserve"> – </w:t>
       </w:r>
-      <w:commentRangeStart w:id="31"/>
+      <w:commentRangeStart w:id="28"/>
       <w:r>
         <w:t>Профиль микрополосковой линии передачи, построенный в Компас 3</w:t>
       </w:r>
@@ -6758,7 +6755,7 @@
       <w:r>
         <w:t>, учебная версия</w:t>
       </w:r>
-      <w:commentRangeEnd w:id="31"/>
+      <w:commentRangeEnd w:id="28"/>
       <w:r>
         <w:rPr>
           <w:rStyle w:val="aff0"/>
@@ -6766,7 +6763,7 @@
           <w:noProof w:val="0"/>
           <w:lang w:eastAsia="en-US"/>
         </w:rPr>
-        <w:commentReference w:id="31"/>
+        <w:commentReference w:id="28"/>
       </w:r>
     </w:p>
     <w:p>
@@ -7706,18 +7703,18 @@
       <w:r>
         <w:t>[</w:t>
       </w:r>
-      <w:commentRangeStart w:id="32"/>
+      <w:commentRangeStart w:id="29"/>
       <w:r>
         <w:t>ссылка</w:t>
       </w:r>
-      <w:commentRangeEnd w:id="32"/>
+      <w:commentRangeEnd w:id="29"/>
       <w:r>
         <w:rPr>
           <w:rStyle w:val="aff0"/>
           <w:rFonts w:asciiTheme="minorHAnsi" w:eastAsiaTheme="minorHAnsi" w:hAnsiTheme="minorHAnsi" w:cstheme="minorBidi"/>
           <w:lang w:eastAsia="en-US"/>
         </w:rPr>
-        <w:commentReference w:id="32"/>
+        <w:commentReference w:id="29"/>
       </w:r>
       <w:r>
         <w:t>]</w:t>
@@ -8715,18 +8712,18 @@
       <w:r>
         <w:t>[</w:t>
       </w:r>
-      <w:commentRangeStart w:id="33"/>
+      <w:commentRangeStart w:id="30"/>
       <w:r>
         <w:t>ссылка</w:t>
       </w:r>
-      <w:commentRangeEnd w:id="33"/>
+      <w:commentRangeEnd w:id="30"/>
       <w:r>
         <w:rPr>
           <w:rStyle w:val="aff0"/>
           <w:rFonts w:asciiTheme="minorHAnsi" w:eastAsiaTheme="minorHAnsi" w:hAnsiTheme="minorHAnsi" w:cstheme="minorBidi"/>
           <w:lang w:eastAsia="en-US"/>
         </w:rPr>
-        <w:commentReference w:id="33"/>
+        <w:commentReference w:id="30"/>
       </w:r>
       <w:r>
         <w:t>]</w:t>
@@ -10079,18 +10076,18 @@
       <w:r>
         <w:t xml:space="preserve"> [</w:t>
       </w:r>
-      <w:commentRangeStart w:id="34"/>
+      <w:commentRangeStart w:id="31"/>
       <w:r>
         <w:t>ссылка</w:t>
       </w:r>
-      <w:commentRangeEnd w:id="34"/>
+      <w:commentRangeEnd w:id="31"/>
       <w:r>
         <w:rPr>
           <w:rStyle w:val="aff0"/>
           <w:rFonts w:asciiTheme="minorHAnsi" w:eastAsiaTheme="minorHAnsi" w:hAnsiTheme="minorHAnsi" w:cstheme="minorBidi"/>
           <w:lang w:eastAsia="en-US"/>
         </w:rPr>
-        <w:commentReference w:id="34"/>
+        <w:commentReference w:id="31"/>
       </w:r>
       <w:r>
         <w:t>]</w:t>
@@ -11275,6 +11272,7 @@
       <w:pPr>
         <w:pStyle w:val="a3"/>
       </w:pPr>
+      <w:bookmarkStart w:id="32" w:name="_Toc224673380"/>
       <w:r>
         <w:t xml:space="preserve">Дефекты </w:t>
       </w:r>
@@ -11286,6 +11284,7 @@
       <w:r>
         <w:t xml:space="preserve"> линии</w:t>
       </w:r>
+      <w:bookmarkEnd w:id="32"/>
     </w:p>
     <w:p>
       <w:pPr>
@@ -11506,18 +11505,18 @@
       <w:pPr>
         <w:pStyle w:val="af8"/>
       </w:pPr>
-      <w:commentRangeStart w:id="35"/>
+      <w:commentRangeStart w:id="33"/>
       <w:r>
         <w:t>Таким образом:</w:t>
       </w:r>
-      <w:commentRangeEnd w:id="35"/>
+      <w:commentRangeEnd w:id="33"/>
       <w:r>
         <w:rPr>
           <w:rStyle w:val="aff0"/>
           <w:rFonts w:asciiTheme="minorHAnsi" w:eastAsiaTheme="minorHAnsi" w:hAnsiTheme="minorHAnsi" w:cstheme="minorBidi"/>
           <w:lang w:eastAsia="en-US"/>
         </w:rPr>
-        <w:commentReference w:id="35"/>
+        <w:commentReference w:id="33"/>
       </w:r>
     </w:p>
     <w:p>
@@ -17332,17 +17331,21 @@
       <w:pPr>
         <w:pStyle w:val="a2"/>
       </w:pPr>
+      <w:bookmarkStart w:id="34" w:name="_Toc224673381"/>
       <w:r>
         <w:t>Измерительная система</w:t>
       </w:r>
+      <w:bookmarkEnd w:id="34"/>
     </w:p>
     <w:p>
       <w:pPr>
         <w:pStyle w:val="a3"/>
       </w:pPr>
+      <w:bookmarkStart w:id="35" w:name="_Toc224673382"/>
       <w:r>
         <w:t>Измерительный зонд</w:t>
       </w:r>
+      <w:bookmarkEnd w:id="35"/>
     </w:p>
     <w:p>
       <w:pPr>
@@ -20232,9 +20235,11 @@
       <w:pPr>
         <w:pStyle w:val="a3"/>
       </w:pPr>
+      <w:bookmarkStart w:id="37" w:name="_Toc224673383"/>
       <w:r>
         <w:t>Схема формирования каналов</w:t>
       </w:r>
+      <w:bookmarkEnd w:id="37"/>
     </w:p>
     <w:p>
       <w:pPr>
@@ -20318,7 +20323,7 @@
       <w:pPr>
         <w:pStyle w:val="afff"/>
       </w:pPr>
-      <w:bookmarkStart w:id="37" w:name="_Ref222265737"/>
+      <w:bookmarkStart w:id="38" w:name="_Ref222265737"/>
       <w:r>
         <w:t xml:space="preserve">Рисунок </w:t>
       </w:r>
@@ -20337,7 +20342,7 @@
       <w:r>
         <w:fldChar w:fldCharType="end"/>
       </w:r>
-      <w:bookmarkEnd w:id="37"/>
+      <w:bookmarkEnd w:id="38"/>
       <w:r>
         <w:t xml:space="preserve"> – Топология кольцевого четвертьволнового моста, построенный в Компас 3</w:t>
       </w:r>
@@ -20791,7 +20796,7 @@
       <w:pPr>
         <w:pStyle w:val="afff"/>
       </w:pPr>
-      <w:bookmarkStart w:id="38" w:name="_Ref222266396"/>
+      <w:bookmarkStart w:id="39" w:name="_Ref222266396"/>
       <w:r>
         <w:t xml:space="preserve">Рисунок </w:t>
       </w:r>
@@ -20810,7 +20815,7 @@
       <w:r>
         <w:fldChar w:fldCharType="end"/>
       </w:r>
-      <w:bookmarkEnd w:id="38"/>
+      <w:bookmarkEnd w:id="39"/>
       <w:r>
         <w:t xml:space="preserve"> – Топология схемы формирования суммарно-разностных каналов, построенная в Компас </w:t>
       </w:r>
@@ -23128,9 +23133,11 @@
       <w:pPr>
         <w:pStyle w:val="a3"/>
       </w:pPr>
+      <w:bookmarkStart w:id="40" w:name="_Toc224673384"/>
       <w:r>
         <w:t>Квадратурный демодулятор</w:t>
       </w:r>
+      <w:bookmarkEnd w:id="40"/>
     </w:p>
     <w:p>
       <w:pPr>
@@ -25537,9 +25544,11 @@
       <w:pPr>
         <w:pStyle w:val="a3"/>
       </w:pPr>
+      <w:bookmarkStart w:id="41" w:name="_Toc224673385"/>
       <w:r>
         <w:t>Зондирующий сигнал</w:t>
       </w:r>
+      <w:bookmarkEnd w:id="41"/>
     </w:p>
     <w:p>
       <w:pPr>
@@ -26531,18 +26540,18 @@
       <w:r>
         <w:t>[</w:t>
       </w:r>
-      <w:commentRangeStart w:id="39"/>
+      <w:commentRangeStart w:id="42"/>
       <w:r>
         <w:t>ссылка</w:t>
       </w:r>
-      <w:commentRangeEnd w:id="39"/>
+      <w:commentRangeEnd w:id="42"/>
       <w:r>
         <w:rPr>
           <w:rStyle w:val="aff0"/>
           <w:rFonts w:asciiTheme="minorHAnsi" w:eastAsiaTheme="minorHAnsi" w:hAnsiTheme="minorHAnsi" w:cstheme="minorBidi"/>
           <w:lang w:eastAsia="en-US"/>
         </w:rPr>
-        <w:commentReference w:id="39"/>
+        <w:commentReference w:id="42"/>
       </w:r>
       <w:r>
         <w:t>]</w:t>
@@ -27734,21 +27743,25 @@
       <w:pPr>
         <w:pStyle w:val="a2"/>
       </w:pPr>
+      <w:bookmarkStart w:id="43" w:name="_Toc224673386"/>
       <w:r>
         <w:lastRenderedPageBreak/>
         <w:t>Модель классификатора</w:t>
       </w:r>
+      <w:bookmarkEnd w:id="43"/>
     </w:p>
     <w:p>
       <w:pPr>
         <w:pStyle w:val="a3"/>
       </w:pPr>
+      <w:bookmarkStart w:id="44" w:name="_Toc224673387"/>
       <w:r>
         <w:t>Постановка</w:t>
       </w:r>
       <w:r>
         <w:t xml:space="preserve"> задачи</w:t>
       </w:r>
+      <w:bookmarkEnd w:id="44"/>
     </w:p>
     <w:p>
       <w:pPr>
@@ -30109,12 +30122,14 @@
       <w:pPr>
         <w:pStyle w:val="a3"/>
       </w:pPr>
+      <w:bookmarkStart w:id="45" w:name="_Toc224673388"/>
       <w:r>
         <w:t>Формирование обу</w:t>
       </w:r>
       <w:r>
         <w:t>чающей выборки</w:t>
       </w:r>
+      <w:bookmarkEnd w:id="45"/>
     </w:p>
     <w:p>
       <w:pPr>
@@ -30566,9 +30581,11 @@
       <w:pPr>
         <w:pStyle w:val="a3"/>
       </w:pPr>
+      <w:bookmarkStart w:id="46" w:name="_Toc224673389"/>
       <w:r>
         <w:t>Дерево принятия решения</w:t>
       </w:r>
+      <w:bookmarkEnd w:id="46"/>
     </w:p>
     <w:p>
       <w:pPr>
@@ -33093,10 +33110,12 @@
       <w:pPr>
         <w:pStyle w:val="a3"/>
       </w:pPr>
+      <w:bookmarkStart w:id="47" w:name="_Toc224673390"/>
       <w:r>
         <w:lastRenderedPageBreak/>
         <w:t>Ансамбль</w:t>
       </w:r>
+      <w:bookmarkEnd w:id="47"/>
     </w:p>
     <w:p>
       <w:pPr>
@@ -35503,9 +35522,11 @@
       <w:pPr>
         <w:pStyle w:val="a3"/>
       </w:pPr>
+      <w:bookmarkStart w:id="48" w:name="_Toc224673391"/>
       <w:r>
         <w:t>Метрики качества</w:t>
       </w:r>
+      <w:bookmarkEnd w:id="48"/>
     </w:p>
     <w:p>
       <w:pPr>
@@ -37139,6 +37160,7 @@
       <w:pPr>
         <w:pStyle w:val="a3"/>
       </w:pPr>
+      <w:bookmarkStart w:id="49" w:name="_Toc224673392"/>
       <w:proofErr w:type="spellStart"/>
       <w:r>
         <w:t>Гипер</w:t>
@@ -37146,6 +37168,7 @@
       <w:r>
         <w:t>параметры</w:t>
       </w:r>
+      <w:bookmarkEnd w:id="49"/>
       <w:proofErr w:type="spellEnd"/>
     </w:p>
     <w:p>
@@ -37668,9 +37691,11 @@
       <w:pPr>
         <w:pStyle w:val="a2"/>
       </w:pPr>
+      <w:bookmarkStart w:id="50" w:name="_Toc224673393"/>
       <w:r>
         <w:t>Алгоритмическая реализация</w:t>
       </w:r>
+      <w:bookmarkEnd w:id="50"/>
     </w:p>
     <w:p>
       <w:pPr>
@@ -38539,7 +38564,7 @@
           <w:rFonts w:ascii="Consolas" w:eastAsia="Times New Roman" w:hAnsi="Consolas" w:cs="Courier New"/>
           <w:sz w:val="20"/>
           <w:szCs w:val="20"/>
-          <w:lang w:val="en-US" w:eastAsia="ru-RU"/>
+          <w:lang w:eastAsia="ru-RU"/>
         </w:rPr>
       </w:pPr>
       <w:r>
@@ -38549,9 +38574,17 @@
           <w:szCs w:val="20"/>
           <w:lang w:val="en-US" w:eastAsia="ru-RU"/>
         </w:rPr>
-        <w:t xml:space="preserve">    </w:t>
-      </w:r>
-      <w:proofErr w:type="spellStart"/>
+        <w:t xml:space="preserve">    int</w:t>
+      </w:r>
+      <w:r>
+        <w:rPr>
+          <w:rFonts w:ascii="Consolas" w:eastAsia="Times New Roman" w:hAnsi="Consolas" w:cs="Courier New"/>
+          <w:sz w:val="20"/>
+          <w:szCs w:val="20"/>
+          <w:lang w:eastAsia="ru-RU"/>
+        </w:rPr>
+        <w:t>16_</w:t>
+      </w:r>
       <w:r>
         <w:rPr>
           <w:rFonts w:ascii="Consolas" w:eastAsia="Times New Roman" w:hAnsi="Consolas" w:cs="Courier New"/>
@@ -38559,9 +38592,17 @@
           <w:szCs w:val="20"/>
           <w:lang w:val="en-US" w:eastAsia="ru-RU"/>
         </w:rPr>
-        <w:t>int16_t</w:t>
-      </w:r>
-      <w:proofErr w:type="spellEnd"/>
+        <w:t>t</w:t>
+      </w:r>
+      <w:r>
+        <w:rPr>
+          <w:rFonts w:ascii="Consolas" w:eastAsia="Times New Roman" w:hAnsi="Consolas" w:cs="Courier New"/>
+          <w:sz w:val="20"/>
+          <w:szCs w:val="20"/>
+          <w:lang w:eastAsia="ru-RU"/>
+        </w:rPr>
+        <w:t xml:space="preserve"> </w:t>
+      </w:r>
       <w:r>
         <w:rPr>
           <w:rFonts w:ascii="Consolas" w:eastAsia="Times New Roman" w:hAnsi="Consolas" w:cs="Courier New"/>
@@ -38569,9 +38610,18 @@
           <w:szCs w:val="20"/>
           <w:lang w:val="en-US" w:eastAsia="ru-RU"/>
         </w:rPr>
-        <w:t xml:space="preserve"> </w:t>
-      </w:r>
-      <w:proofErr w:type="spellStart"/>
+        <w:t>feature</w:t>
+      </w:r>
+      <w:r>
+        <w:rPr>
+          <w:rFonts w:ascii="Consolas" w:eastAsia="Times New Roman" w:hAnsi="Consolas" w:cs="Courier New"/>
+          <w:sz w:val="20"/>
+          <w:szCs w:val="20"/>
+          <w:lang w:eastAsia="ru-RU"/>
+        </w:rPr>
+        <w:t>_</w:t>
+      </w:r>
+      <w:proofErr w:type="gramStart"/>
       <w:r>
         <w:rPr>
           <w:rFonts w:ascii="Consolas" w:eastAsia="Times New Roman" w:hAnsi="Consolas" w:cs="Courier New"/>
@@ -38579,37 +38629,7 @@
           <w:szCs w:val="20"/>
           <w:lang w:val="en-US" w:eastAsia="ru-RU"/>
         </w:rPr>
-        <w:t>feature_</w:t>
-      </w:r>
-      <w:proofErr w:type="gramStart"/>
-      <w:r>
-        <w:rPr>
-          <w:rFonts w:ascii="Consolas" w:eastAsia="Times New Roman" w:hAnsi="Consolas" w:cs="Courier New"/>
-          <w:sz w:val="20"/>
-          <w:szCs w:val="20"/>
-          <w:lang w:val="en-US" w:eastAsia="ru-RU"/>
-        </w:rPr>
         <w:t>index</w:t>
-      </w:r>
-      <w:proofErr w:type="spellEnd"/>
-      <w:r>
-        <w:rPr>
-          <w:rFonts w:ascii="Consolas" w:eastAsia="Times New Roman" w:hAnsi="Consolas" w:cs="Courier New"/>
-          <w:sz w:val="20"/>
-          <w:szCs w:val="20"/>
-          <w:lang w:val="en-US" w:eastAsia="ru-RU"/>
-        </w:rPr>
-        <w:t xml:space="preserve">;   </w:t>
-      </w:r>
-      <w:proofErr w:type="gramEnd"/>
-      <w:r>
-        <w:rPr>
-          <w:rFonts w:ascii="Consolas" w:eastAsia="Times New Roman" w:hAnsi="Consolas" w:cs="Courier New"/>
-          <w:sz w:val="20"/>
-          <w:szCs w:val="20"/>
-          <w:lang w:val="en-US" w:eastAsia="ru-RU"/>
-        </w:rPr>
-        <w:t xml:space="preserve">   // </w:t>
       </w:r>
       <w:r>
         <w:rPr>
@@ -38618,17 +38638,9 @@
           <w:szCs w:val="20"/>
           <w:lang w:eastAsia="ru-RU"/>
         </w:rPr>
-        <w:t>индекс</w:t>
-      </w:r>
-      <w:r>
-        <w:rPr>
-          <w:rFonts w:ascii="Consolas" w:eastAsia="Times New Roman" w:hAnsi="Consolas" w:cs="Courier New"/>
-          <w:sz w:val="20"/>
-          <w:szCs w:val="20"/>
-          <w:lang w:val="en-US" w:eastAsia="ru-RU"/>
-        </w:rPr>
-        <w:t xml:space="preserve"> </w:t>
-      </w:r>
+        <w:t xml:space="preserve">;   </w:t>
+      </w:r>
+      <w:proofErr w:type="gramEnd"/>
       <w:r>
         <w:rPr>
           <w:rFonts w:ascii="Consolas" w:eastAsia="Times New Roman" w:hAnsi="Consolas" w:cs="Courier New"/>
@@ -38636,16 +38648,7 @@
           <w:szCs w:val="20"/>
           <w:lang w:eastAsia="ru-RU"/>
         </w:rPr>
-        <w:t>признака</w:t>
-      </w:r>
-      <w:r>
-        <w:rPr>
-          <w:rFonts w:ascii="Consolas" w:eastAsia="Times New Roman" w:hAnsi="Consolas" w:cs="Courier New"/>
-          <w:sz w:val="20"/>
-          <w:szCs w:val="20"/>
-          <w:lang w:val="en-US" w:eastAsia="ru-RU"/>
-        </w:rPr>
-        <w:t xml:space="preserve"> (-1 </w:t>
+        <w:t xml:space="preserve">   // </w:t>
       </w:r>
       <w:r>
         <w:rPr>
@@ -38654,16 +38657,7 @@
           <w:szCs w:val="20"/>
           <w:lang w:eastAsia="ru-RU"/>
         </w:rPr>
-        <w:t>для</w:t>
-      </w:r>
-      <w:r>
-        <w:rPr>
-          <w:rFonts w:ascii="Consolas" w:eastAsia="Times New Roman" w:hAnsi="Consolas" w:cs="Courier New"/>
-          <w:sz w:val="20"/>
-          <w:szCs w:val="20"/>
-          <w:lang w:val="en-US" w:eastAsia="ru-RU"/>
-        </w:rPr>
-        <w:t xml:space="preserve"> </w:t>
+        <w:t>индекс</w:t>
       </w:r>
       <w:r>
         <w:rPr>
@@ -38672,14 +38666,59 @@
           <w:szCs w:val="20"/>
           <w:lang w:eastAsia="ru-RU"/>
         </w:rPr>
-        <w:t>листа</w:t>
+        <w:t xml:space="preserve"> </w:t>
       </w:r>
       <w:r>
         <w:rPr>
           <w:rFonts w:ascii="Consolas" w:eastAsia="Times New Roman" w:hAnsi="Consolas" w:cs="Courier New"/>
           <w:sz w:val="20"/>
           <w:szCs w:val="20"/>
-          <w:lang w:val="en-US" w:eastAsia="ru-RU"/>
+          <w:lang w:eastAsia="ru-RU"/>
+        </w:rPr>
+        <w:t>признака</w:t>
+      </w:r>
+      <w:r>
+        <w:rPr>
+          <w:rFonts w:ascii="Consolas" w:eastAsia="Times New Roman" w:hAnsi="Consolas" w:cs="Courier New"/>
+          <w:sz w:val="20"/>
+          <w:szCs w:val="20"/>
+          <w:lang w:eastAsia="ru-RU"/>
+        </w:rPr>
+        <w:t xml:space="preserve"> (-1 </w:t>
+      </w:r>
+      <w:r>
+        <w:rPr>
+          <w:rFonts w:ascii="Consolas" w:eastAsia="Times New Roman" w:hAnsi="Consolas" w:cs="Courier New"/>
+          <w:sz w:val="20"/>
+          <w:szCs w:val="20"/>
+          <w:lang w:eastAsia="ru-RU"/>
+        </w:rPr>
+        <w:t>для</w:t>
+      </w:r>
+      <w:r>
+        <w:rPr>
+          <w:rFonts w:ascii="Consolas" w:eastAsia="Times New Roman" w:hAnsi="Consolas" w:cs="Courier New"/>
+          <w:sz w:val="20"/>
+          <w:szCs w:val="20"/>
+          <w:lang w:eastAsia="ru-RU"/>
+        </w:rPr>
+        <w:t xml:space="preserve"> </w:t>
+      </w:r>
+      <w:r>
+        <w:rPr>
+          <w:rFonts w:ascii="Consolas" w:eastAsia="Times New Roman" w:hAnsi="Consolas" w:cs="Courier New"/>
+          <w:sz w:val="20"/>
+          <w:szCs w:val="20"/>
+          <w:lang w:eastAsia="ru-RU"/>
+        </w:rPr>
+        <w:t>листа</w:t>
+      </w:r>
+      <w:r>
+        <w:rPr>
+          <w:rFonts w:ascii="Consolas" w:eastAsia="Times New Roman" w:hAnsi="Consolas" w:cs="Courier New"/>
+          <w:sz w:val="20"/>
+          <w:szCs w:val="20"/>
+          <w:lang w:eastAsia="ru-RU"/>
         </w:rPr>
         <w:t>)</w:t>
       </w:r>
@@ -38718,7 +38757,7 @@
           <w:rFonts w:ascii="Consolas" w:eastAsia="Times New Roman" w:hAnsi="Consolas" w:cs="Courier New"/>
           <w:sz w:val="20"/>
           <w:szCs w:val="20"/>
-          <w:lang w:val="en-US" w:eastAsia="ru-RU"/>
+          <w:lang w:eastAsia="ru-RU"/>
         </w:rPr>
         <w:t xml:space="preserve">    </w:t>
       </w:r>
@@ -43899,10 +43938,12 @@
       <w:pPr>
         <w:pStyle w:val="aff7"/>
       </w:pPr>
+      <w:bookmarkStart w:id="51" w:name="_Toc224673394"/>
       <w:r>
         <w:lastRenderedPageBreak/>
         <w:t>Экспериментальная часть</w:t>
       </w:r>
+      <w:bookmarkEnd w:id="51"/>
     </w:p>
     <w:p>
       <w:pPr>
@@ -43911,12 +43952,14 @@
           <w:lang w:eastAsia="ru-RU"/>
         </w:rPr>
       </w:pPr>
+      <w:bookmarkStart w:id="52" w:name="_Toc224673395"/>
       <w:r>
         <w:rPr>
           <w:lang w:eastAsia="ru-RU"/>
         </w:rPr>
         <w:t>Генерация выборки</w:t>
       </w:r>
+      <w:bookmarkEnd w:id="52"/>
     </w:p>
     <w:p>
       <w:pPr>
@@ -46798,7 +46841,7 @@
       <w:pPr>
         <w:pStyle w:val="afff8"/>
       </w:pPr>
-      <w:bookmarkStart w:id="40" w:name="_Ref223969816"/>
+      <w:bookmarkStart w:id="53" w:name="_Ref223969816"/>
       <w:r>
         <w:t xml:space="preserve">Таблица </w:t>
       </w:r>
@@ -46820,7 +46863,7 @@
       <w:r>
         <w:fldChar w:fldCharType="end"/>
       </w:r>
-      <w:bookmarkEnd w:id="40"/>
+      <w:bookmarkEnd w:id="53"/>
       <w:r>
         <w:t xml:space="preserve"> – Распределение образцов по классам</w:t>
       </w:r>
@@ -47166,13 +47209,7 @@
           <w:rPr>
             <w:rFonts w:ascii="Cambria Math" w:hAnsi="Cambria Math"/>
           </w:rPr>
-          <m:t>N</m:t>
-        </m:r>
-        <m:r>
-          <w:rPr>
-            <w:rFonts w:ascii="Cambria Math" w:hAnsi="Cambria Math"/>
-          </w:rPr>
-          <m:t>=6×8=48</m:t>
+          <m:t>N=6×8=48</m:t>
         </m:r>
       </m:oMath>
       <w:r>
@@ -47183,6 +47220,7 @@
       <w:pPr>
         <w:pStyle w:val="a2"/>
       </w:pPr>
+      <w:bookmarkStart w:id="54" w:name="_Toc224673396"/>
       <w:r>
         <w:lastRenderedPageBreak/>
         <w:t xml:space="preserve">Предварительный </w:t>
@@ -47195,6 +47233,7 @@
       <w:r>
         <w:t xml:space="preserve"> данных</w:t>
       </w:r>
+      <w:bookmarkEnd w:id="54"/>
     </w:p>
     <w:p>
       <w:pPr>
@@ -47323,7 +47362,7 @@
       <w:pPr>
         <w:pStyle w:val="afff"/>
       </w:pPr>
-      <w:bookmarkStart w:id="41" w:name="_Ref223969792"/>
+      <w:bookmarkStart w:id="55" w:name="_Ref223969792"/>
       <w:r>
         <w:t xml:space="preserve">Рисунок </w:t>
       </w:r>
@@ -47342,7 +47381,7 @@
       <w:r>
         <w:fldChar w:fldCharType="end"/>
       </w:r>
-      <w:bookmarkEnd w:id="41"/>
+      <w:bookmarkEnd w:id="55"/>
       <w:r>
         <w:t xml:space="preserve"> – Годограф</w:t>
       </w:r>
@@ -47434,7 +47473,7 @@
           <w:noProof/>
         </w:rPr>
         <w:drawing>
-          <wp:inline distT="0" distB="0" distL="0" distR="0" wp14:anchorId="237D8F69" wp14:editId="2BB108C8">
+          <wp:inline distT="0" distB="0" distL="0" distR="0" wp14:anchorId="237D8F69" wp14:editId="7246AC5B">
             <wp:extent cx="5939790" cy="4751705"/>
             <wp:effectExtent l="0" t="0" r="3810" b="0"/>
             <wp:docPr id="6" name="Рисунок 6"/>
@@ -47487,7 +47526,7 @@
       <w:pPr>
         <w:pStyle w:val="afff"/>
       </w:pPr>
-      <w:bookmarkStart w:id="42" w:name="_Ref223970112"/>
+      <w:bookmarkStart w:id="56" w:name="_Ref223970112"/>
       <w:r>
         <w:t xml:space="preserve">Рисунок </w:t>
       </w:r>
@@ -47506,7 +47545,7 @@
       <w:r>
         <w:fldChar w:fldCharType="end"/>
       </w:r>
-      <w:bookmarkEnd w:id="42"/>
+      <w:bookmarkEnd w:id="56"/>
       <w:r>
         <w:t xml:space="preserve"> – Проекция </w:t>
       </w:r>
@@ -47542,9 +47581,11 @@
       <w:pPr>
         <w:pStyle w:val="a2"/>
       </w:pPr>
+      <w:bookmarkStart w:id="57" w:name="_Toc224673397"/>
       <w:r>
         <w:t>Обучение модели классификации</w:t>
       </w:r>
+      <w:bookmarkEnd w:id="57"/>
     </w:p>
     <w:p>
       <w:pPr>
@@ -49174,8 +49215,8 @@
       <w:pPr>
         <w:pStyle w:val="afff2"/>
       </w:pPr>
-      <w:bookmarkStart w:id="43" w:name="_Toc8214335"/>
-      <w:bookmarkStart w:id="44" w:name="_Toc179798384"/>
+      <w:bookmarkStart w:id="58" w:name="_Toc8214335"/>
+      <w:bookmarkStart w:id="59" w:name="_Toc224673398"/>
       <w:r>
         <w:lastRenderedPageBreak/>
         <w:t>З</w:t>
@@ -49183,8 +49224,8 @@
       <w:r>
         <w:t>АКЛЮЧЕНИЕ</w:t>
       </w:r>
-      <w:bookmarkEnd w:id="43"/>
-      <w:bookmarkEnd w:id="44"/>
+      <w:bookmarkEnd w:id="58"/>
+      <w:bookmarkEnd w:id="59"/>
     </w:p>
     <w:p>
       <w:pPr>
@@ -49449,14 +49490,14 @@
       <w:pPr>
         <w:pStyle w:val="afff2"/>
       </w:pPr>
-      <w:bookmarkStart w:id="45" w:name="_Toc477525073"/>
-      <w:bookmarkStart w:id="46" w:name="_Toc477526600"/>
-      <w:bookmarkStart w:id="47" w:name="_Toc477526815"/>
-      <w:bookmarkStart w:id="48" w:name="_Toc477529038"/>
-      <w:bookmarkStart w:id="49" w:name="_Toc477530301"/>
-      <w:bookmarkStart w:id="50" w:name="_Toc477532641"/>
-      <w:bookmarkStart w:id="51" w:name="_Toc8214336"/>
-      <w:bookmarkStart w:id="52" w:name="_Toc179798385"/>
+      <w:bookmarkStart w:id="60" w:name="_Toc477525073"/>
+      <w:bookmarkStart w:id="61" w:name="_Toc477526600"/>
+      <w:bookmarkStart w:id="62" w:name="_Toc477526815"/>
+      <w:bookmarkStart w:id="63" w:name="_Toc477529038"/>
+      <w:bookmarkStart w:id="64" w:name="_Toc477530301"/>
+      <w:bookmarkStart w:id="65" w:name="_Toc477532641"/>
+      <w:bookmarkStart w:id="66" w:name="_Toc8214336"/>
+      <w:bookmarkStart w:id="67" w:name="_Toc224673399"/>
       <w:r>
         <w:lastRenderedPageBreak/>
         <w:t>С</w:t>
@@ -49464,77 +49505,598 @@
       <w:r>
         <w:t>ПИСОК ИСПОЛЬЗОВАННЫХ ИСТОЧНИКОВ</w:t>
       </w:r>
-      <w:bookmarkEnd w:id="45"/>
-      <w:bookmarkEnd w:id="46"/>
-      <w:bookmarkEnd w:id="47"/>
-      <w:bookmarkEnd w:id="48"/>
-      <w:bookmarkEnd w:id="49"/>
-      <w:bookmarkEnd w:id="50"/>
-      <w:bookmarkEnd w:id="51"/>
-      <w:bookmarkEnd w:id="52"/>
+      <w:bookmarkEnd w:id="60"/>
+      <w:bookmarkEnd w:id="61"/>
+      <w:bookmarkEnd w:id="62"/>
+      <w:bookmarkEnd w:id="63"/>
+      <w:bookmarkEnd w:id="64"/>
+      <w:bookmarkEnd w:id="65"/>
+      <w:bookmarkEnd w:id="66"/>
+      <w:bookmarkEnd w:id="67"/>
     </w:p>
     <w:p>
       <w:pPr>
         <w:pStyle w:val="a0"/>
       </w:pPr>
-      <w:r>
-        <w:t>Барский</w:t>
-      </w:r>
-      <w:r>
-        <w:t>,</w:t>
-      </w:r>
-      <w:r>
-        <w:t xml:space="preserve"> М. Д. Фракционирование порошков / М. Д. Барский. – </w:t>
-      </w:r>
-      <w:proofErr w:type="gramStart"/>
-      <w:r>
-        <w:t>Москва :</w:t>
-      </w:r>
-      <w:proofErr w:type="gramEnd"/>
-      <w:r>
-        <w:t xml:space="preserve"> Недра, 1980. – 327 с.</w:t>
-      </w:r>
+      <w:bookmarkStart w:id="68" w:name="_Ref224674591"/>
+      <w:r>
+        <w:t>Федеральное государственное бюджетное образовательное учреждение высшего образования «Томский государственный университет систем управления и радиоэлектроники»</w:t>
+      </w:r>
+      <w:r>
+        <w:t xml:space="preserve"> </w:t>
+      </w:r>
+      <w:proofErr w:type="spellStart"/>
+      <w:r>
+        <w:t>Сагиева</w:t>
+      </w:r>
+      <w:proofErr w:type="spellEnd"/>
+      <w:r>
+        <w:t xml:space="preserve"> Индира </w:t>
+      </w:r>
+      <w:proofErr w:type="spellStart"/>
+      <w:r>
+        <w:t>Ериковна</w:t>
+      </w:r>
+      <w:proofErr w:type="spellEnd"/>
+      <w:r>
+        <w:t xml:space="preserve"> </w:t>
+      </w:r>
+      <w:r>
+        <w:t xml:space="preserve">Стабильность характеристик модифицированных </w:t>
+      </w:r>
+      <w:proofErr w:type="spellStart"/>
+      <w:r>
+        <w:t>микрополосковых</w:t>
+      </w:r>
+      <w:proofErr w:type="spellEnd"/>
+      <w:r>
+        <w:t xml:space="preserve"> линий</w:t>
+      </w:r>
+      <w:r>
+        <w:t xml:space="preserve"> </w:t>
+      </w:r>
+      <w:r>
+        <w:t>Специальность 2.2.14 Антенны, СВЧ-устройства и их технологии</w:t>
+      </w:r>
+      <w:r>
+        <w:t xml:space="preserve"> </w:t>
+      </w:r>
+      <w:r>
+        <w:t xml:space="preserve">Диссертация на соискание </w:t>
+      </w:r>
+      <w:proofErr w:type="spellStart"/>
+      <w:r>
+        <w:t>ученой</w:t>
+      </w:r>
+      <w:proofErr w:type="spellEnd"/>
+      <w:r>
+        <w:t xml:space="preserve"> степени кандидата технических наук</w:t>
+      </w:r>
+      <w:r>
+        <w:t xml:space="preserve"> </w:t>
+      </w:r>
+      <w:r>
+        <w:t xml:space="preserve">Научный руководитель: д-р. техн. наук, доцент Газизов </w:t>
+      </w:r>
+      <w:proofErr w:type="spellStart"/>
+      <w:r>
+        <w:t>Тальгат</w:t>
+      </w:r>
+      <w:proofErr w:type="spellEnd"/>
+      <w:r>
+        <w:t xml:space="preserve"> </w:t>
+      </w:r>
+      <w:proofErr w:type="spellStart"/>
+      <w:r>
+        <w:t>Рашитович</w:t>
+      </w:r>
+      <w:bookmarkEnd w:id="68"/>
+      <w:proofErr w:type="spellEnd"/>
     </w:p>
     <w:p>
       <w:pPr>
         <w:pStyle w:val="a0"/>
       </w:pPr>
-      <w:r>
-        <w:t>Попов</w:t>
-      </w:r>
-      <w:r>
-        <w:t>,</w:t>
-      </w:r>
-      <w:r>
-        <w:t xml:space="preserve"> Л. Н. Строительные материалы и </w:t>
-      </w:r>
-      <w:proofErr w:type="gramStart"/>
-      <w:r>
-        <w:t>изделия :</w:t>
-      </w:r>
-      <w:proofErr w:type="gramEnd"/>
-      <w:r>
-        <w:t xml:space="preserve"> учебник / Л. Н. Попов, Н. Л. Попов. – </w:t>
-      </w:r>
-      <w:proofErr w:type="gramStart"/>
-      <w:r>
-        <w:t>Москва :</w:t>
-      </w:r>
-      <w:proofErr w:type="gramEnd"/>
-      <w:r>
-        <w:t xml:space="preserve"> ГУП </w:t>
+      <w:bookmarkStart w:id="69" w:name="_Ref224674721"/>
+      <w:r>
+        <w:t xml:space="preserve">Подмастерьев, </w:t>
       </w:r>
       <w:proofErr w:type="spellStart"/>
       <w:r>
-        <w:t>ЦПП</w:t>
+        <w:t>К.В</w:t>
       </w:r>
       <w:proofErr w:type="spellEnd"/>
       <w:r>
-        <w:t>, 2000. – 384 с.</w:t>
-      </w:r>
+        <w:t xml:space="preserve">. Электрические методы неразрушающего контроля и диагностики: учебное пособие / </w:t>
+      </w:r>
+      <w:proofErr w:type="spellStart"/>
+      <w:r>
+        <w:t>К.В</w:t>
+      </w:r>
+      <w:proofErr w:type="spellEnd"/>
+      <w:r>
+        <w:t xml:space="preserve">. Подмастерьев, </w:t>
+      </w:r>
+      <w:proofErr w:type="spellStart"/>
+      <w:r>
+        <w:t>С.Ф</w:t>
+      </w:r>
+      <w:proofErr w:type="spellEnd"/>
+      <w:r>
+        <w:t xml:space="preserve">. </w:t>
+      </w:r>
+      <w:proofErr w:type="spellStart"/>
+      <w:r>
+        <w:t>Корндорф</w:t>
+      </w:r>
+      <w:proofErr w:type="spellEnd"/>
+      <w:r>
+        <w:t xml:space="preserve">, </w:t>
+      </w:r>
+      <w:proofErr w:type="spellStart"/>
+      <w:r>
+        <w:t>Т.И</w:t>
+      </w:r>
+      <w:proofErr w:type="spellEnd"/>
+      <w:r>
+        <w:t xml:space="preserve">. </w:t>
+      </w:r>
+      <w:proofErr w:type="spellStart"/>
+      <w:r>
+        <w:t>Ногачев</w:t>
+      </w:r>
+      <w:proofErr w:type="spellEnd"/>
+      <w:r>
+        <w:t xml:space="preserve">, </w:t>
+      </w:r>
+      <w:proofErr w:type="spellStart"/>
+      <w:r>
+        <w:t>Е.В</w:t>
+      </w:r>
+      <w:proofErr w:type="spellEnd"/>
+      <w:r>
+        <w:t xml:space="preserve">. </w:t>
+      </w:r>
+      <w:proofErr w:type="spellStart"/>
+      <w:r>
+        <w:t>Пахолкин</w:t>
+      </w:r>
+      <w:proofErr w:type="spellEnd"/>
+      <w:r>
+        <w:t xml:space="preserve">, </w:t>
+      </w:r>
+      <w:proofErr w:type="spellStart"/>
+      <w:r>
+        <w:t>Л.А</w:t>
+      </w:r>
+      <w:proofErr w:type="spellEnd"/>
+      <w:r>
+        <w:t xml:space="preserve">. Бондарева; под ред. </w:t>
+      </w:r>
+      <w:proofErr w:type="spellStart"/>
+      <w:r>
+        <w:t>К.В</w:t>
+      </w:r>
+      <w:proofErr w:type="spellEnd"/>
+      <w:r>
+        <w:t xml:space="preserve">. </w:t>
+      </w:r>
+      <w:proofErr w:type="spellStart"/>
+      <w:r>
+        <w:t>Подмастерьева</w:t>
+      </w:r>
+      <w:proofErr w:type="spellEnd"/>
+      <w:r>
+        <w:t xml:space="preserve"> - </w:t>
+      </w:r>
+      <w:proofErr w:type="spellStart"/>
+      <w:r>
+        <w:t>Орел</w:t>
+      </w:r>
+      <w:proofErr w:type="spellEnd"/>
+      <w:r>
+        <w:t xml:space="preserve">: </w:t>
+      </w:r>
+      <w:proofErr w:type="spellStart"/>
+      <w:r>
+        <w:t>ОрелГТУ</w:t>
+      </w:r>
+      <w:proofErr w:type="spellEnd"/>
+      <w:r>
+        <w:t>, 2005.-316 с.</w:t>
+      </w:r>
+      <w:bookmarkEnd w:id="69"/>
+    </w:p>
+    <w:p>
+      <w:pPr>
+        <w:pStyle w:val="a0"/>
+      </w:pPr>
+      <w:hyperlink r:id="rId16" w:history="1">
+        <w:bookmarkStart w:id="70" w:name="_Ref224674795"/>
+        <w:r>
+          <w:rPr>
+            <w:rStyle w:val="afa"/>
+            <w:lang w:val="en-US"/>
+          </w:rPr>
+          <w:t>https</w:t>
+        </w:r>
+        <w:r>
+          <w:rPr>
+            <w:rStyle w:val="afa"/>
+          </w:rPr>
+          <w:t>://</w:t>
+        </w:r>
+        <w:proofErr w:type="spellStart"/>
+        <w:r>
+          <w:rPr>
+            <w:rStyle w:val="afa"/>
+            <w:lang w:val="en-US"/>
+          </w:rPr>
+          <w:t>github</w:t>
+        </w:r>
+        <w:proofErr w:type="spellEnd"/>
+        <w:r>
+          <w:rPr>
+            <w:rStyle w:val="afa"/>
+          </w:rPr>
+          <w:t>.</w:t>
+        </w:r>
+        <w:r>
+          <w:rPr>
+            <w:rStyle w:val="afa"/>
+            <w:lang w:val="en-US"/>
+          </w:rPr>
+          <w:t>com</w:t>
+        </w:r>
+        <w:r>
+          <w:rPr>
+            <w:rStyle w:val="afa"/>
+          </w:rPr>
+          <w:t>/</w:t>
+        </w:r>
+        <w:proofErr w:type="spellStart"/>
+        <w:r>
+          <w:rPr>
+            <w:rStyle w:val="afa"/>
+            <w:lang w:val="en-US"/>
+          </w:rPr>
+          <w:t>GusevDanilRabota</w:t>
+        </w:r>
+        <w:proofErr w:type="spellEnd"/>
+        <w:r>
+          <w:rPr>
+            <w:rStyle w:val="afa"/>
+          </w:rPr>
+          <w:t>/</w:t>
+        </w:r>
+        <w:r>
+          <w:rPr>
+            <w:rStyle w:val="afa"/>
+            <w:lang w:val="en-US"/>
+          </w:rPr>
+          <w:t>The</w:t>
+        </w:r>
+        <w:r>
+          <w:rPr>
+            <w:rStyle w:val="afa"/>
+          </w:rPr>
+          <w:t>-</w:t>
+        </w:r>
+        <w:r>
+          <w:rPr>
+            <w:rStyle w:val="afa"/>
+            <w:lang w:val="en-US"/>
+          </w:rPr>
+          <w:t>scheme</w:t>
+        </w:r>
+        <w:r>
+          <w:rPr>
+            <w:rStyle w:val="afa"/>
+          </w:rPr>
+          <w:t>-</w:t>
+        </w:r>
+        <w:r>
+          <w:rPr>
+            <w:rStyle w:val="afa"/>
+            <w:lang w:val="en-US"/>
+          </w:rPr>
+          <w:t>of</w:t>
+        </w:r>
+        <w:r>
+          <w:rPr>
+            <w:rStyle w:val="afa"/>
+          </w:rPr>
+          <w:t>-</w:t>
+        </w:r>
+        <w:r>
+          <w:rPr>
+            <w:rStyle w:val="afa"/>
+            <w:lang w:val="en-US"/>
+          </w:rPr>
+          <w:t>forming</w:t>
+        </w:r>
+        <w:r>
+          <w:rPr>
+            <w:rStyle w:val="afa"/>
+          </w:rPr>
+          <w:t>-</w:t>
+        </w:r>
+        <w:r>
+          <w:rPr>
+            <w:rStyle w:val="afa"/>
+            <w:lang w:val="en-US"/>
+          </w:rPr>
+          <w:t>a</w:t>
+        </w:r>
+        <w:r>
+          <w:rPr>
+            <w:rStyle w:val="afa"/>
+          </w:rPr>
+          <w:t>-</w:t>
+        </w:r>
+        <w:r>
+          <w:rPr>
+            <w:rStyle w:val="afa"/>
+            <w:lang w:val="en-US"/>
+          </w:rPr>
+          <w:t>total</w:t>
+        </w:r>
+        <w:r>
+          <w:rPr>
+            <w:rStyle w:val="afa"/>
+          </w:rPr>
+          <w:t>-</w:t>
+        </w:r>
+        <w:r>
+          <w:rPr>
+            <w:rStyle w:val="afa"/>
+            <w:lang w:val="en-US"/>
+          </w:rPr>
+          <w:t>of</w:t>
+        </w:r>
+        <w:r>
+          <w:rPr>
+            <w:rStyle w:val="afa"/>
+          </w:rPr>
+          <w:t>-</w:t>
+        </w:r>
+        <w:r>
+          <w:rPr>
+            <w:rStyle w:val="afa"/>
+            <w:lang w:val="en-US"/>
+          </w:rPr>
+          <w:t>different</w:t>
+        </w:r>
+        <w:r>
+          <w:rPr>
+            <w:rStyle w:val="afa"/>
+          </w:rPr>
+          <w:t>-</w:t>
+        </w:r>
+        <w:r>
+          <w:rPr>
+            <w:rStyle w:val="afa"/>
+            <w:lang w:val="en-US"/>
+          </w:rPr>
+          <w:t>channels</w:t>
+        </w:r>
+        <w:r>
+          <w:rPr>
+            <w:rStyle w:val="afa"/>
+          </w:rPr>
+          <w:t>-</w:t>
+        </w:r>
+        <w:r>
+          <w:rPr>
+            <w:rStyle w:val="afa"/>
+            <w:lang w:val="en-US"/>
+          </w:rPr>
+          <w:t>with</w:t>
+        </w:r>
+        <w:r>
+          <w:rPr>
+            <w:rStyle w:val="afa"/>
+          </w:rPr>
+          <w:t>-</w:t>
+        </w:r>
+        <w:r>
+          <w:rPr>
+            <w:rStyle w:val="afa"/>
+            <w:lang w:val="en-US"/>
+          </w:rPr>
+          <w:t>an</w:t>
+        </w:r>
+        <w:r>
+          <w:rPr>
+            <w:rStyle w:val="afa"/>
+          </w:rPr>
+          <w:t>-</w:t>
+        </w:r>
+        <w:r>
+          <w:rPr>
+            <w:rStyle w:val="afa"/>
+            <w:lang w:val="en-US"/>
+          </w:rPr>
+          <w:t>active</w:t>
+        </w:r>
+        <w:r>
+          <w:rPr>
+            <w:rStyle w:val="afa"/>
+          </w:rPr>
+          <w:t>-</w:t>
+        </w:r>
+        <w:r>
+          <w:rPr>
+            <w:rStyle w:val="afa"/>
+            <w:lang w:val="en-US"/>
+          </w:rPr>
+          <w:t>response</w:t>
+        </w:r>
+        <w:r>
+          <w:rPr>
+            <w:rStyle w:val="afa"/>
+          </w:rPr>
+          <w:t>/</w:t>
+        </w:r>
+        <w:r>
+          <w:rPr>
+            <w:rStyle w:val="afa"/>
+            <w:lang w:val="en-US"/>
+          </w:rPr>
+          <w:t>tree</w:t>
+        </w:r>
+        <w:r>
+          <w:rPr>
+            <w:rStyle w:val="afa"/>
+          </w:rPr>
+          <w:t>/</w:t>
+        </w:r>
+        <w:r>
+          <w:rPr>
+            <w:rStyle w:val="afa"/>
+            <w:lang w:val="en-US"/>
+          </w:rPr>
+          <w:t>main</w:t>
+        </w:r>
+        <w:bookmarkEnd w:id="70"/>
+      </w:hyperlink>
+    </w:p>
+    <w:p>
+      <w:pPr>
+        <w:pStyle w:val="a0"/>
+      </w:pPr>
+      <w:bookmarkStart w:id="71" w:name="_Ref224674890"/>
+      <w:r>
+        <w:t xml:space="preserve">Неразрушающий контроль: Справочник в 7 т. Т. 4: Электромагнитный контроль / Под ред. </w:t>
+      </w:r>
+      <w:proofErr w:type="spellStart"/>
+      <w:r>
+        <w:t>В.В</w:t>
+      </w:r>
+      <w:proofErr w:type="spellEnd"/>
+      <w:r>
+        <w:t xml:space="preserve">. Клюева. – </w:t>
+      </w:r>
+      <w:r>
+        <w:t>М</w:t>
+      </w:r>
+      <w:r>
+        <w:t xml:space="preserve">.: </w:t>
+      </w:r>
+      <w:r>
+        <w:t>Машиностроение</w:t>
+      </w:r>
+      <w:r>
+        <w:t>, 2006.</w:t>
+      </w:r>
+      <w:bookmarkEnd w:id="71"/>
+    </w:p>
+    <w:p>
+      <w:pPr>
+        <w:pStyle w:val="a0"/>
+        <w:rPr>
+          <w:lang w:val="en-US"/>
+        </w:rPr>
+      </w:pPr>
+      <w:bookmarkStart w:id="72" w:name="_Ref224674908"/>
+      <w:proofErr w:type="spellStart"/>
+      <w:r>
+        <w:rPr>
+          <w:lang w:val="en-US"/>
+        </w:rPr>
+        <w:t>Pozar</w:t>
+      </w:r>
+      <w:proofErr w:type="spellEnd"/>
+      <w:r>
+        <w:rPr>
+          <w:lang w:val="en-US"/>
+        </w:rPr>
+        <w:t xml:space="preserve"> </w:t>
+      </w:r>
+      <w:r>
+        <w:rPr>
+          <w:lang w:val="en-US"/>
+        </w:rPr>
+        <w:t>D</w:t>
+      </w:r>
+      <w:r>
+        <w:rPr>
+          <w:lang w:val="en-US"/>
+        </w:rPr>
+        <w:t>.</w:t>
+      </w:r>
+      <w:r>
+        <w:rPr>
+          <w:lang w:val="en-US"/>
+        </w:rPr>
+        <w:t>M</w:t>
+      </w:r>
+      <w:r>
+        <w:rPr>
+          <w:lang w:val="en-US"/>
+        </w:rPr>
+        <w:t xml:space="preserve">. </w:t>
+      </w:r>
+      <w:r>
+        <w:rPr>
+          <w:lang w:val="en-US"/>
+        </w:rPr>
+        <w:t>Microwave</w:t>
+      </w:r>
+      <w:r>
+        <w:rPr>
+          <w:lang w:val="en-US"/>
+        </w:rPr>
+        <w:t xml:space="preserve"> Engineering. – 4</w:t>
+      </w:r>
+      <w:r>
+        <w:rPr>
+          <w:lang w:val="en-US"/>
+        </w:rPr>
+        <w:t>th</w:t>
+      </w:r>
+      <w:r>
+        <w:rPr>
+          <w:lang w:val="en-US"/>
+        </w:rPr>
+        <w:t xml:space="preserve"> </w:t>
+      </w:r>
+      <w:r>
+        <w:rPr>
+          <w:lang w:val="en-US"/>
+        </w:rPr>
+        <w:t>ed</w:t>
+      </w:r>
+      <w:r>
+        <w:rPr>
+          <w:lang w:val="en-US"/>
+        </w:rPr>
+        <w:t xml:space="preserve">. – John </w:t>
+      </w:r>
+      <w:r>
+        <w:rPr>
+          <w:lang w:val="en-US"/>
+        </w:rPr>
+        <w:t>Wiley</w:t>
+      </w:r>
+      <w:r>
+        <w:rPr>
+          <w:lang w:val="en-US"/>
+        </w:rPr>
+        <w:t xml:space="preserve"> &amp; Sons, 2011.</w:t>
+      </w:r>
+      <w:bookmarkEnd w:id="72"/>
+    </w:p>
+    <w:p>
+      <w:pPr>
+        <w:pStyle w:val="a0"/>
+        <w:rPr>
+          <w:lang w:val="en-US"/>
+        </w:rPr>
+      </w:pPr>
     </w:p>
     <w:sectPr>
-      <w:footerReference w:type="default" r:id="rId16"/>
+      <w:footerReference w:type="default" r:id="rId17"/>
       <w:pgSz w:w="11906" w:h="16838" w:code="9"/>
       <w:pgMar w:top="1134" w:right="851" w:bottom="1134" w:left="1701" w:header="709" w:footer="709" w:gutter="0"/>
       <w:cols w:space="708"/>
@@ -49547,7 +50109,7 @@
 
 <file path=word/comments.xml><?xml version="1.0" encoding="utf-8"?>
 <w:comments xmlns:wpc="http://schemas.microsoft.com/office/word/2010/wordprocessingCanvas" xmlns:cx="http://schemas.microsoft.com/office/drawing/2014/chartex" xmlns:cx1="http://schemas.microsoft.com/office/drawing/2015/9/8/chartex" xmlns:cx2="http://schemas.microsoft.com/office/drawing/2015/10/21/chartex" xmlns:cx3="http://schemas.microsoft.com/office/drawing/2016/5/9/chartex" xmlns:cx4="http://schemas.microsoft.com/office/drawing/2016/5/10/chartex" xmlns:cx5="http://schemas.microsoft.com/office/drawing/2016/5/11/chartex" xmlns:cx6="http://schemas.microsoft.com/office/drawing/2016/5/12/chartex" xmlns:cx7="http://schemas.microsoft.com/office/drawing/2016/5/13/chartex" xmlns:cx8="http://schemas.microsoft.com/office/drawing/2016/5/14/chartex" xmlns:mc="http://schemas.openxmlformats.org/markup-compatibility/2006" xmlns:aink="http://schemas.microsoft.com/office/drawing/2016/ink" xmlns:am3d="http://schemas.microsoft.com/office/drawing/2017/model3d" xmlns:o="urn:schemas-microsoft-com:office:office" xmlns:oel="http://schemas.microsoft.com/office/2019/extlst" xmlns:r="http://schemas.openxmlformats.org/officeDocument/2006/relationships" xmlns:m="http://schemas.openxmlformats.org/officeDocument/2006/math" xmlns:v="urn:schemas-microsoft-com:vml" xmlns:wp14="http://schemas.microsoft.com/office/word/2010/wordprocessingDrawing" xmlns:wp="http://schemas.openxmlformats.org/drawingml/2006/wordprocessingDrawing" xmlns:w10="urn:schemas-microsoft-com:office:word" xmlns:w="http://schemas.openxmlformats.org/wordprocessingml/2006/main" xmlns:w14="http://schemas.microsoft.com/office/word/2010/wordml" xmlns:w15="http://schemas.microsoft.com/office/word/2012/wordml" xmlns:w16cex="http://schemas.microsoft.com/office/word/2018/wordml/cex" xmlns:w16cid="http://schemas.microsoft.com/office/word/2016/wordml/cid" xmlns:w16="http://schemas.microsoft.com/office/word/2018/wordml" xmlns:w16sdtdh="http://schemas.microsoft.com/office/word/2020/wordml/sdtdatahash" xmlns:w16se="http://schemas.microsoft.com/office/word/2015/wordml/symex" xmlns:wpg="http://schemas.microsoft.com/office/word/2010/wordprocessingGroup" xmlns:wpi="http://schemas.microsoft.com/office/word/2010/wordprocessingInk" xmlns:wne="http://schemas.microsoft.com/office/word/2006/wordml" xmlns:wps="http://schemas.microsoft.com/office/word/2010/wordprocessingShape" mc:Ignorable="w14 w15 w16se w16cid w16 w16cex w16sdtdh wp14">
-  <w:comment w:id="24" w:author="Гусев Данил Олегович" w:date="2026-02-25T15:31:00Z" w:initials="ГДО">
+  <w:comment w:id="26" w:author="Гусев Данил Олегович" w:date="2026-02-26T08:42:00Z" w:initials="ГДО">
     <w:p>
       <w:pPr>
         <w:pStyle w:val="aff1"/>
@@ -49559,6 +50121,38 @@
         <w:annotationRef/>
       </w:r>
       <w:r>
+        <w:t>Перенести в термины</w:t>
+      </w:r>
+    </w:p>
+  </w:comment>
+  <w:comment w:id="28" w:author="Гусев Данил Олегович" w:date="2026-02-26T08:14:00Z" w:initials="ГДО">
+    <w:p>
+      <w:pPr>
+        <w:pStyle w:val="aff1"/>
+      </w:pPr>
+      <w:r>
+        <w:rPr>
+          <w:rStyle w:val="aff0"/>
+        </w:rPr>
+        <w:annotationRef/>
+      </w:r>
+      <w:r>
+        <w:t>Доработать рисунок добавив обозначения геометрических параметров</w:t>
+      </w:r>
+    </w:p>
+  </w:comment>
+  <w:comment w:id="29" w:author="Gusev Danil Olegovich" w:date="2026-02-17T23:17:00Z" w:initials="GDO">
+    <w:p>
+      <w:pPr>
+        <w:pStyle w:val="aff1"/>
+      </w:pPr>
+      <w:r>
+        <w:rPr>
+          <w:rStyle w:val="aff0"/>
+        </w:rPr>
+        <w:annotationRef/>
+      </w:r>
+      <w:r>
         <w:t>Ссылка на источник:</w:t>
       </w:r>
     </w:p>
@@ -49566,1164 +50160,672 @@
       <w:pPr>
         <w:pStyle w:val="aff1"/>
       </w:pPr>
-      <w:r>
-        <w:t>Федеральное государственное бюджетное образовательное учреждение высшего образования «Томский государственный университет систем управления и радиоэлектроники»</w:t>
-      </w:r>
-    </w:p>
-    <w:p>
-      <w:pPr>
-        <w:pStyle w:val="aff1"/>
-      </w:pPr>
-      <w:r>
-        <w:t>Сагиева Индира Ериковна</w:t>
-      </w:r>
-    </w:p>
-    <w:p>
-      <w:pPr>
-        <w:pStyle w:val="aff1"/>
-      </w:pPr>
-      <w:r>
-        <w:t>Стабильность характеристик модифицированных микрополосковых линий</w:t>
-      </w:r>
-    </w:p>
-    <w:p>
-      <w:pPr>
-        <w:pStyle w:val="aff1"/>
-      </w:pPr>
-      <w:r>
-        <w:t>Специальность 2.2.14 Антенны, СВЧ-устройства и их технологии</w:t>
-      </w:r>
-    </w:p>
-    <w:p>
-      <w:pPr>
-        <w:pStyle w:val="aff1"/>
-      </w:pPr>
-      <w:r>
-        <w:t>Диссертация на соискание ученой степени кандидата технических наук</w:t>
-      </w:r>
-    </w:p>
-    <w:p>
-      <w:pPr>
-        <w:pStyle w:val="aff1"/>
-      </w:pPr>
-      <w:r>
-        <w:t>Научный руководитель: д-р. техн. наук, доцент Газизов Тальгат Рашитович</w:t>
-      </w:r>
-    </w:p>
-  </w:comment>
-  <w:comment w:id="25" w:author="Гусев Данил Олегович" w:date="2026-02-25T15:25:00Z" w:initials="ГДО">
-    <w:p>
-      <w:pPr>
-        <w:pStyle w:val="aff1"/>
-      </w:pPr>
-      <w:r>
-        <w:rPr>
-          <w:rStyle w:val="aff0"/>
-        </w:rPr>
-        <w:annotationRef/>
-      </w:r>
-      <w:r>
-        <w:t>Ссылка на источник:</w:t>
-      </w:r>
-    </w:p>
-    <w:p>
-      <w:pPr>
-        <w:pStyle w:val="aff1"/>
-      </w:pPr>
-      <w:r>
-        <w:t xml:space="preserve">Подмастерьев, </w:t>
-      </w:r>
-      <w:r>
-        <w:t>К.В. Электрические методы неразрушающего контроля и диагностики: учебное пособие / К.В. Подмастерьев, С.Ф. Корндорф, Т.И. Ногачев, Е.В. Пахолкин, Л.А. Бондарева; под ред. К.В. Подмастерьева - Орел: ОрелГТУ, 2005.-316 с.</w:t>
-      </w:r>
-    </w:p>
-  </w:comment>
-  <w:comment w:id="26" w:author="Gusev Danil Olegovich" w:date="2026-02-19T20:56:00Z" w:initials="GDO">
-    <w:p>
-      <w:pPr>
-        <w:pStyle w:val="aff1"/>
-      </w:pPr>
-      <w:r>
-        <w:rPr>
-          <w:rStyle w:val="aff0"/>
-        </w:rPr>
-        <w:annotationRef/>
-      </w:r>
-      <w:r>
-        <w:t>Ссылка на источник:</w:t>
-      </w:r>
-    </w:p>
-    <w:p>
-      <w:pPr>
-        <w:pStyle w:val="aff1"/>
-      </w:pPr>
-      <w:hyperlink r:id="rId1" w:history="1">
-        <w:r>
-          <w:rPr>
-            <w:rStyle w:val="afa"/>
-            <w:lang w:val="en-US"/>
-          </w:rPr>
-          <w:t>https</w:t>
-        </w:r>
-        <w:r>
-          <w:rPr>
-            <w:rStyle w:val="afa"/>
-          </w:rPr>
-          <w:t>://</w:t>
-        </w:r>
-        <w:r>
-          <w:rPr>
-            <w:rStyle w:val="afa"/>
-            <w:lang w:val="en-US"/>
-          </w:rPr>
-          <w:t>github</w:t>
-        </w:r>
-        <w:r>
-          <w:rPr>
-            <w:rStyle w:val="afa"/>
-          </w:rPr>
-          <w:t>.</w:t>
-        </w:r>
-        <w:r>
-          <w:rPr>
-            <w:rStyle w:val="afa"/>
-            <w:lang w:val="en-US"/>
-          </w:rPr>
-          <w:t>com</w:t>
-        </w:r>
-        <w:r>
-          <w:rPr>
-            <w:rStyle w:val="afa"/>
-          </w:rPr>
-          <w:t>/</w:t>
-        </w:r>
-        <w:r>
-          <w:rPr>
-            <w:rStyle w:val="afa"/>
-            <w:lang w:val="en-US"/>
-          </w:rPr>
-          <w:t>GusevDanilRabota</w:t>
-        </w:r>
-        <w:r>
-          <w:rPr>
-            <w:rStyle w:val="afa"/>
-          </w:rPr>
-          <w:t>/</w:t>
-        </w:r>
-        <w:r>
-          <w:rPr>
-            <w:rStyle w:val="afa"/>
-            <w:lang w:val="en-US"/>
-          </w:rPr>
-          <w:t>The</w:t>
-        </w:r>
-        <w:r>
-          <w:rPr>
-            <w:rStyle w:val="afa"/>
-          </w:rPr>
-          <w:t>-</w:t>
-        </w:r>
-        <w:r>
-          <w:rPr>
-            <w:rStyle w:val="afa"/>
-            <w:lang w:val="en-US"/>
-          </w:rPr>
-          <w:t>scheme</w:t>
-        </w:r>
-        <w:r>
-          <w:rPr>
-            <w:rStyle w:val="afa"/>
-          </w:rPr>
-          <w:t>-</w:t>
-        </w:r>
-        <w:r>
-          <w:rPr>
-            <w:rStyle w:val="afa"/>
-            <w:lang w:val="en-US"/>
-          </w:rPr>
-          <w:t>of</w:t>
-        </w:r>
-        <w:r>
-          <w:rPr>
-            <w:rStyle w:val="afa"/>
-          </w:rPr>
-          <w:t>-</w:t>
-        </w:r>
-        <w:r>
-          <w:rPr>
-            <w:rStyle w:val="afa"/>
-            <w:lang w:val="en-US"/>
-          </w:rPr>
-          <w:t>forming</w:t>
-        </w:r>
-        <w:r>
-          <w:rPr>
-            <w:rStyle w:val="afa"/>
-          </w:rPr>
-          <w:t>-</w:t>
-        </w:r>
-        <w:r>
-          <w:rPr>
-            <w:rStyle w:val="afa"/>
-            <w:lang w:val="en-US"/>
-          </w:rPr>
-          <w:t>a</w:t>
-        </w:r>
-        <w:r>
-          <w:rPr>
-            <w:rStyle w:val="afa"/>
-          </w:rPr>
-          <w:t>-</w:t>
-        </w:r>
-        <w:r>
-          <w:rPr>
-            <w:rStyle w:val="afa"/>
-            <w:lang w:val="en-US"/>
-          </w:rPr>
-          <w:t>total</w:t>
-        </w:r>
-        <w:r>
-          <w:rPr>
-            <w:rStyle w:val="afa"/>
-          </w:rPr>
-          <w:t>-</w:t>
-        </w:r>
-        <w:r>
-          <w:rPr>
-            <w:rStyle w:val="afa"/>
-            <w:lang w:val="en-US"/>
-          </w:rPr>
-          <w:t>of</w:t>
-        </w:r>
-        <w:r>
-          <w:rPr>
-            <w:rStyle w:val="afa"/>
-          </w:rPr>
-          <w:t>-</w:t>
-        </w:r>
-        <w:r>
-          <w:rPr>
-            <w:rStyle w:val="afa"/>
-            <w:lang w:val="en-US"/>
-          </w:rPr>
-          <w:t>different</w:t>
-        </w:r>
-        <w:r>
-          <w:rPr>
-            <w:rStyle w:val="afa"/>
-          </w:rPr>
-          <w:t>-</w:t>
-        </w:r>
-        <w:r>
-          <w:rPr>
-            <w:rStyle w:val="afa"/>
-            <w:lang w:val="en-US"/>
-          </w:rPr>
-          <w:t>channels</w:t>
-        </w:r>
-        <w:r>
-          <w:rPr>
-            <w:rStyle w:val="afa"/>
-          </w:rPr>
-          <w:t>-</w:t>
-        </w:r>
-        <w:r>
-          <w:rPr>
-            <w:rStyle w:val="afa"/>
-            <w:lang w:val="en-US"/>
-          </w:rPr>
-          <w:t>with</w:t>
-        </w:r>
-        <w:r>
-          <w:rPr>
-            <w:rStyle w:val="afa"/>
-          </w:rPr>
-          <w:t>-</w:t>
-        </w:r>
-        <w:r>
-          <w:rPr>
-            <w:rStyle w:val="afa"/>
-            <w:lang w:val="en-US"/>
-          </w:rPr>
-          <w:t>an</w:t>
-        </w:r>
-        <w:r>
-          <w:rPr>
-            <w:rStyle w:val="afa"/>
-          </w:rPr>
-          <w:t>-</w:t>
-        </w:r>
-        <w:r>
-          <w:rPr>
-            <w:rStyle w:val="afa"/>
-            <w:lang w:val="en-US"/>
-          </w:rPr>
-          <w:t>active</w:t>
-        </w:r>
-        <w:r>
-          <w:rPr>
-            <w:rStyle w:val="afa"/>
-          </w:rPr>
-          <w:t>-</w:t>
-        </w:r>
-        <w:r>
-          <w:rPr>
-            <w:rStyle w:val="afa"/>
-            <w:lang w:val="en-US"/>
-          </w:rPr>
-          <w:t>response</w:t>
-        </w:r>
-        <w:r>
-          <w:rPr>
-            <w:rStyle w:val="afa"/>
-          </w:rPr>
-          <w:t>/</w:t>
-        </w:r>
-        <w:r>
-          <w:rPr>
-            <w:rStyle w:val="afa"/>
-            <w:lang w:val="en-US"/>
-          </w:rPr>
-          <w:t>tree</w:t>
-        </w:r>
-        <w:r>
-          <w:rPr>
-            <w:rStyle w:val="afa"/>
-          </w:rPr>
-          <w:t>/</w:t>
-        </w:r>
-        <w:r>
-          <w:rPr>
-            <w:rStyle w:val="afa"/>
-            <w:lang w:val="en-US"/>
-          </w:rPr>
-          <w:t>main</w:t>
-        </w:r>
-      </w:hyperlink>
-    </w:p>
-  </w:comment>
-  <w:comment w:id="27" w:author="Gusev Danil Olegovich" w:date="2026-02-19T21:52:00Z" w:initials="GDO">
-    <w:p>
-      <w:pPr>
-        <w:pStyle w:val="aff1"/>
-      </w:pPr>
-      <w:r>
-        <w:rPr>
-          <w:rStyle w:val="aff0"/>
-        </w:rPr>
-        <w:annotationRef/>
-      </w:r>
-      <w:r>
-        <w:t xml:space="preserve">Ссылка на источник: Неразрушающий контроль: Справочник в 7 т. Т. 4: Электромагнитный контроль / Под ред. </w:t>
-      </w:r>
-      <w:r>
-        <w:t xml:space="preserve">В.В. Клюева. – </w:t>
-      </w:r>
-      <w:r>
-        <w:t>М</w:t>
-      </w:r>
-      <w:r>
-        <w:t xml:space="preserve">.: </w:t>
-      </w:r>
-      <w:r>
-        <w:t>Машиностроение</w:t>
-      </w:r>
-      <w:r>
-        <w:t>, 2006.</w:t>
-      </w:r>
-    </w:p>
-  </w:comment>
-  <w:comment w:id="28" w:author="Gusev Danil Olegovich" w:date="2026-02-19T21:53:00Z" w:initials="GDO">
-    <w:p>
-      <w:pPr>
-        <w:pStyle w:val="aff1"/>
-      </w:pPr>
-      <w:r>
-        <w:rPr>
-          <w:rStyle w:val="aff0"/>
-        </w:rPr>
-        <w:annotationRef/>
-      </w:r>
-      <w:r>
-        <w:t xml:space="preserve">Ссылка на источник: </w:t>
-      </w:r>
-      <w:r>
-        <w:rPr>
-          <w:lang w:val="en-US"/>
-        </w:rPr>
-        <w:t>Pozar</w:t>
-      </w:r>
-      <w:r>
-        <w:t xml:space="preserve"> </w:t>
-      </w:r>
-      <w:r>
-        <w:rPr>
-          <w:lang w:val="en-US"/>
-        </w:rPr>
-        <w:t>D</w:t>
-      </w:r>
-      <w:r>
-        <w:t>.</w:t>
-      </w:r>
-      <w:r>
-        <w:rPr>
-          <w:lang w:val="en-US"/>
-        </w:rPr>
-        <w:t>M</w:t>
-      </w:r>
-      <w:r>
-        <w:t xml:space="preserve">. </w:t>
-      </w:r>
-      <w:r>
-        <w:rPr>
-          <w:lang w:val="en-US"/>
-        </w:rPr>
-        <w:t>Microwave</w:t>
-      </w:r>
-      <w:r>
-        <w:t xml:space="preserve"> Engineering. – </w:t>
-      </w:r>
-      <w:r>
-        <w:t>4</w:t>
-      </w:r>
-      <w:r>
-        <w:rPr>
-          <w:lang w:val="en-US"/>
-        </w:rPr>
-        <w:t>th</w:t>
-      </w:r>
-      <w:r>
-        <w:t xml:space="preserve"> </w:t>
-      </w:r>
-      <w:r>
-        <w:rPr>
-          <w:lang w:val="en-US"/>
-        </w:rPr>
-        <w:t>ed</w:t>
-      </w:r>
-      <w:r>
-        <w:t xml:space="preserve">. – John </w:t>
-      </w:r>
-      <w:r>
-        <w:rPr>
-          <w:lang w:val="en-US"/>
-        </w:rPr>
-        <w:t>Wiley</w:t>
-      </w:r>
-      <w:r>
-        <w:t xml:space="preserve"> &amp; Sons, 2011.</w:t>
-      </w:r>
-    </w:p>
-  </w:comment>
-  <w:comment w:id="29" w:author="Гусев Данил Олегович" w:date="2026-02-26T08:42:00Z" w:initials="ГДО">
-    <w:p>
-      <w:pPr>
-        <w:pStyle w:val="aff1"/>
-      </w:pPr>
-      <w:r>
-        <w:rPr>
-          <w:rStyle w:val="aff0"/>
-        </w:rPr>
-        <w:annotationRef/>
-      </w:r>
-      <w:r>
-        <w:t>Перенести в термины</w:t>
-      </w:r>
-    </w:p>
-  </w:comment>
-  <w:comment w:id="31" w:author="Гусев Данил Олегович" w:date="2026-02-26T08:14:00Z" w:initials="ГДО">
-    <w:p>
-      <w:pPr>
-        <w:pStyle w:val="aff1"/>
-      </w:pPr>
-      <w:r>
-        <w:rPr>
-          <w:rStyle w:val="aff0"/>
-        </w:rPr>
-        <w:annotationRef/>
-      </w:r>
-      <w:r>
-        <w:t>Доработать рисунок добавив обозначения геометрических параметров</w:t>
-      </w:r>
-    </w:p>
-  </w:comment>
-  <w:comment w:id="32" w:author="Gusev Danil Olegovich" w:date="2026-02-17T23:17:00Z" w:initials="GDO">
-    <w:p>
-      <w:pPr>
-        <w:pStyle w:val="aff1"/>
-      </w:pPr>
-      <w:r>
-        <w:rPr>
-          <w:rStyle w:val="aff0"/>
-        </w:rPr>
-        <w:annotationRef/>
-      </w:r>
-      <w:r>
-        <w:t>Ссылка на источник:</w:t>
-      </w:r>
-    </w:p>
-    <w:p>
-      <w:pPr>
-        <w:pStyle w:val="aff1"/>
-      </w:pPr>
+      <w:proofErr w:type="spellStart"/>
       <w:r>
         <w:rPr>
           <w:color w:val="333333"/>
           <w:highlight w:val="white"/>
         </w:rPr>
-        <w:t xml:space="preserve">Соловьянова, И. П. Электродинамика и распространение радиоволн : учебник : Рекомендовано методическим советом Уральского федерального университета в качестве учебника для студентов вуза, обучающихся по направлениям подготовки: 11.03.01 — </w:t>
-      </w:r>
+        <w:t>Соловьянова</w:t>
+      </w:r>
+      <w:proofErr w:type="spellEnd"/>
       <w:r>
         <w:rPr>
           <w:color w:val="333333"/>
           <w:highlight w:val="white"/>
         </w:rPr>
-        <w:t>Радиотехника</w:t>
+        <w:t xml:space="preserve">, И. П. Электродинамика и распространение радиоволн : учебник : Рекомендовано методическим советом Уральского федерального университета в качестве учебника для студентов вуза, обучающихся по направлениям подготовки: 11.03.01 — </w:t>
       </w:r>
       <w:r>
         <w:rPr>
           <w:color w:val="333333"/>
           <w:highlight w:val="white"/>
         </w:rPr>
-        <w:t xml:space="preserve">; 11.03.02 — </w:t>
+        <w:t>Радиотехника</w:t>
       </w:r>
       <w:r>
         <w:rPr>
           <w:color w:val="333333"/>
           <w:highlight w:val="white"/>
         </w:rPr>
-        <w:t>Инфокоммуникационные</w:t>
+        <w:t xml:space="preserve">; 11.03.02 — </w:t>
       </w:r>
       <w:r>
         <w:rPr>
           <w:color w:val="333333"/>
           <w:highlight w:val="white"/>
         </w:rPr>
-        <w:t xml:space="preserve"> </w:t>
+        <w:t>Инфокоммуникационные</w:t>
       </w:r>
       <w:r>
         <w:rPr>
           <w:color w:val="333333"/>
           <w:highlight w:val="white"/>
         </w:rPr>
-        <w:t>технологии</w:t>
+        <w:t xml:space="preserve"> </w:t>
       </w:r>
       <w:r>
         <w:rPr>
           <w:color w:val="333333"/>
           <w:highlight w:val="white"/>
         </w:rPr>
-        <w:t xml:space="preserve"> </w:t>
+        <w:t>технологии</w:t>
       </w:r>
       <w:r>
         <w:rPr>
           <w:color w:val="333333"/>
           <w:highlight w:val="white"/>
         </w:rPr>
-        <w:t>и</w:t>
+        <w:t xml:space="preserve"> </w:t>
       </w:r>
       <w:r>
         <w:rPr>
           <w:color w:val="333333"/>
           <w:highlight w:val="white"/>
         </w:rPr>
-        <w:t xml:space="preserve"> </w:t>
+        <w:t>и</w:t>
       </w:r>
       <w:r>
         <w:rPr>
           <w:color w:val="333333"/>
           <w:highlight w:val="white"/>
         </w:rPr>
-        <w:t>системы</w:t>
+        <w:t xml:space="preserve"> </w:t>
       </w:r>
       <w:r>
         <w:rPr>
           <w:color w:val="333333"/>
           <w:highlight w:val="white"/>
         </w:rPr>
-        <w:t xml:space="preserve"> </w:t>
+        <w:t>системы</w:t>
       </w:r>
       <w:r>
         <w:rPr>
           <w:color w:val="333333"/>
           <w:highlight w:val="white"/>
         </w:rPr>
-        <w:t>связи</w:t>
+        <w:t xml:space="preserve"> </w:t>
       </w:r>
       <w:r>
         <w:rPr>
           <w:color w:val="333333"/>
           <w:highlight w:val="white"/>
         </w:rPr>
-        <w:t xml:space="preserve">; 11.05.01 — </w:t>
+        <w:t>связи</w:t>
       </w:r>
       <w:r>
         <w:rPr>
           <w:color w:val="333333"/>
           <w:highlight w:val="white"/>
         </w:rPr>
-        <w:t>Радиоэлектронные</w:t>
+        <w:t xml:space="preserve">; 11.05.01 — </w:t>
       </w:r>
       <w:r>
         <w:rPr>
           <w:color w:val="333333"/>
           <w:highlight w:val="white"/>
         </w:rPr>
-        <w:t xml:space="preserve"> </w:t>
+        <w:t>Радиоэлектронные</w:t>
       </w:r>
       <w:r>
         <w:rPr>
           <w:color w:val="333333"/>
           <w:highlight w:val="white"/>
         </w:rPr>
-        <w:t>системы</w:t>
+        <w:t xml:space="preserve"> </w:t>
       </w:r>
       <w:r>
         <w:rPr>
           <w:color w:val="333333"/>
           <w:highlight w:val="white"/>
         </w:rPr>
-        <w:t xml:space="preserve"> </w:t>
+        <w:t>системы</w:t>
       </w:r>
       <w:r>
         <w:rPr>
           <w:color w:val="333333"/>
           <w:highlight w:val="white"/>
         </w:rPr>
-        <w:t>и</w:t>
+        <w:t xml:space="preserve"> </w:t>
       </w:r>
       <w:r>
         <w:rPr>
           <w:color w:val="333333"/>
           <w:highlight w:val="white"/>
         </w:rPr>
-        <w:t xml:space="preserve"> </w:t>
+        <w:t>и</w:t>
       </w:r>
       <w:r>
         <w:rPr>
           <w:color w:val="333333"/>
           <w:highlight w:val="white"/>
         </w:rPr>
-        <w:t>комплексы</w:t>
+        <w:t xml:space="preserve"> </w:t>
       </w:r>
       <w:r>
         <w:rPr>
           <w:color w:val="333333"/>
           <w:highlight w:val="white"/>
         </w:rPr>
-        <w:t xml:space="preserve"> / </w:t>
+        <w:t>комплексы</w:t>
       </w:r>
       <w:r>
         <w:rPr>
           <w:color w:val="333333"/>
           <w:highlight w:val="white"/>
         </w:rPr>
-        <w:t>И</w:t>
+        <w:t xml:space="preserve"> / </w:t>
       </w:r>
       <w:r>
         <w:rPr>
           <w:color w:val="333333"/>
           <w:highlight w:val="white"/>
         </w:rPr>
-        <w:t xml:space="preserve">. </w:t>
+        <w:t>И</w:t>
       </w:r>
       <w:r>
         <w:rPr>
           <w:color w:val="333333"/>
           <w:highlight w:val="white"/>
         </w:rPr>
-        <w:t>П</w:t>
+        <w:t xml:space="preserve">. </w:t>
       </w:r>
       <w:r>
         <w:rPr>
           <w:color w:val="333333"/>
           <w:highlight w:val="white"/>
         </w:rPr>
-        <w:t xml:space="preserve">. </w:t>
+        <w:t>П</w:t>
       </w:r>
       <w:r>
         <w:rPr>
           <w:color w:val="333333"/>
           <w:highlight w:val="white"/>
         </w:rPr>
-        <w:t>Соловьянова</w:t>
-      </w:r>
+        <w:t xml:space="preserve">. </w:t>
+      </w:r>
+      <w:proofErr w:type="spellStart"/>
       <w:r>
         <w:rPr>
           <w:color w:val="333333"/>
           <w:highlight w:val="white"/>
         </w:rPr>
-        <w:t xml:space="preserve">, </w:t>
-      </w:r>
+        <w:t>Соловьянова</w:t>
+      </w:r>
+      <w:proofErr w:type="spellEnd"/>
       <w:r>
         <w:rPr>
           <w:color w:val="333333"/>
           <w:highlight w:val="white"/>
         </w:rPr>
-        <w:t>Ю</w:t>
+        <w:t xml:space="preserve">, </w:t>
       </w:r>
       <w:r>
         <w:rPr>
           <w:color w:val="333333"/>
           <w:highlight w:val="white"/>
         </w:rPr>
-        <w:t xml:space="preserve">. </w:t>
+        <w:t>Ю</w:t>
       </w:r>
       <w:r>
         <w:rPr>
           <w:color w:val="333333"/>
           <w:highlight w:val="white"/>
         </w:rPr>
-        <w:t>Е</w:t>
+        <w:t xml:space="preserve">. </w:t>
       </w:r>
       <w:r>
         <w:rPr>
           <w:color w:val="333333"/>
           <w:highlight w:val="white"/>
         </w:rPr>
-        <w:t xml:space="preserve">. </w:t>
+        <w:t>Е</w:t>
       </w:r>
       <w:r>
         <w:rPr>
           <w:color w:val="333333"/>
           <w:highlight w:val="white"/>
         </w:rPr>
-        <w:t>Мительман</w:t>
+        <w:t xml:space="preserve">. </w:t>
       </w:r>
       <w:r>
         <w:rPr>
           <w:color w:val="333333"/>
           <w:highlight w:val="white"/>
         </w:rPr>
-        <w:t xml:space="preserve">, </w:t>
+        <w:t>Мительман</w:t>
       </w:r>
       <w:r>
         <w:rPr>
           <w:color w:val="333333"/>
           <w:highlight w:val="white"/>
         </w:rPr>
-        <w:t>С</w:t>
+        <w:t xml:space="preserve">, </w:t>
       </w:r>
       <w:r>
         <w:rPr>
           <w:color w:val="333333"/>
           <w:highlight w:val="white"/>
         </w:rPr>
-        <w:t xml:space="preserve">. </w:t>
+        <w:t>С</w:t>
       </w:r>
       <w:r>
         <w:rPr>
           <w:color w:val="333333"/>
           <w:highlight w:val="white"/>
         </w:rPr>
-        <w:t>Н</w:t>
+        <w:t xml:space="preserve">. </w:t>
       </w:r>
       <w:r>
         <w:rPr>
           <w:color w:val="333333"/>
           <w:highlight w:val="white"/>
         </w:rPr>
-        <w:t xml:space="preserve">. </w:t>
+        <w:t>Н</w:t>
       </w:r>
       <w:r>
         <w:rPr>
           <w:color w:val="333333"/>
           <w:highlight w:val="white"/>
         </w:rPr>
-        <w:t>Шабунин</w:t>
+        <w:t xml:space="preserve">. </w:t>
       </w:r>
       <w:r>
         <w:rPr>
           <w:color w:val="333333"/>
           <w:highlight w:val="white"/>
         </w:rPr>
-        <w:t xml:space="preserve"> ; </w:t>
+        <w:t>Шабунин</w:t>
       </w:r>
       <w:r>
         <w:rPr>
           <w:color w:val="333333"/>
           <w:highlight w:val="white"/>
         </w:rPr>
-        <w:t>под</w:t>
+        <w:t xml:space="preserve"> ; </w:t>
       </w:r>
       <w:r>
         <w:rPr>
           <w:color w:val="333333"/>
           <w:highlight w:val="white"/>
         </w:rPr>
-        <w:t xml:space="preserve"> </w:t>
+        <w:t>под</w:t>
       </w:r>
       <w:r>
         <w:rPr>
           <w:color w:val="333333"/>
           <w:highlight w:val="white"/>
         </w:rPr>
-        <w:t>общей</w:t>
+        <w:t xml:space="preserve"> </w:t>
       </w:r>
       <w:r>
         <w:rPr>
           <w:color w:val="333333"/>
           <w:highlight w:val="white"/>
         </w:rPr>
-        <w:t xml:space="preserve"> </w:t>
+        <w:t>общей</w:t>
       </w:r>
       <w:r>
         <w:rPr>
           <w:color w:val="333333"/>
           <w:highlight w:val="white"/>
         </w:rPr>
-        <w:t>редакцией</w:t>
+        <w:t xml:space="preserve"> </w:t>
       </w:r>
       <w:r>
         <w:rPr>
           <w:color w:val="333333"/>
           <w:highlight w:val="white"/>
         </w:rPr>
-        <w:t xml:space="preserve"> </w:t>
+        <w:t>редакцией</w:t>
       </w:r>
       <w:r>
         <w:rPr>
           <w:color w:val="333333"/>
           <w:highlight w:val="white"/>
         </w:rPr>
-        <w:t>И</w:t>
+        <w:t xml:space="preserve"> </w:t>
       </w:r>
       <w:r>
         <w:rPr>
           <w:color w:val="333333"/>
           <w:highlight w:val="white"/>
         </w:rPr>
-        <w:t xml:space="preserve">. </w:t>
+        <w:t>И</w:t>
       </w:r>
       <w:r>
         <w:rPr>
           <w:color w:val="333333"/>
           <w:highlight w:val="white"/>
         </w:rPr>
-        <w:t>П</w:t>
+        <w:t xml:space="preserve">. </w:t>
       </w:r>
       <w:r>
         <w:rPr>
           <w:color w:val="333333"/>
           <w:highlight w:val="white"/>
         </w:rPr>
-        <w:t xml:space="preserve">. </w:t>
+        <w:t>П</w:t>
       </w:r>
       <w:r>
         <w:rPr>
           <w:color w:val="333333"/>
           <w:highlight w:val="white"/>
         </w:rPr>
-        <w:t>Соловьяновой</w:t>
-      </w:r>
+        <w:t xml:space="preserve">. </w:t>
+      </w:r>
+      <w:proofErr w:type="spellStart"/>
       <w:r>
         <w:rPr>
           <w:color w:val="333333"/>
           <w:highlight w:val="white"/>
         </w:rPr>
-        <w:t xml:space="preserve">, </w:t>
-      </w:r>
+        <w:t>Соловьяновой</w:t>
+      </w:r>
+      <w:proofErr w:type="spellEnd"/>
       <w:r>
         <w:rPr>
           <w:color w:val="333333"/>
           <w:highlight w:val="white"/>
         </w:rPr>
-        <w:t>Ю</w:t>
+        <w:t xml:space="preserve">, </w:t>
       </w:r>
       <w:r>
         <w:rPr>
           <w:color w:val="333333"/>
           <w:highlight w:val="white"/>
         </w:rPr>
-        <w:t xml:space="preserve">. </w:t>
+        <w:t>Ю</w:t>
       </w:r>
       <w:r>
         <w:rPr>
           <w:color w:val="333333"/>
           <w:highlight w:val="white"/>
         </w:rPr>
-        <w:t>Е</w:t>
+        <w:t xml:space="preserve">. </w:t>
       </w:r>
       <w:r>
         <w:rPr>
           <w:color w:val="333333"/>
           <w:highlight w:val="white"/>
         </w:rPr>
-        <w:t xml:space="preserve">. </w:t>
+        <w:t>Е</w:t>
       </w:r>
       <w:r>
         <w:rPr>
           <w:color w:val="333333"/>
           <w:highlight w:val="white"/>
         </w:rPr>
-        <w:t>Мительмана</w:t>
+        <w:t xml:space="preserve">. </w:t>
       </w:r>
       <w:r>
         <w:rPr>
           <w:color w:val="333333"/>
           <w:highlight w:val="white"/>
         </w:rPr>
-        <w:t xml:space="preserve"> ; </w:t>
+        <w:t>Мительмана</w:t>
       </w:r>
       <w:r>
         <w:rPr>
           <w:color w:val="333333"/>
           <w:highlight w:val="white"/>
         </w:rPr>
-        <w:t>Министерство</w:t>
+        <w:t xml:space="preserve"> ; </w:t>
       </w:r>
       <w:r>
         <w:rPr>
           <w:color w:val="333333"/>
           <w:highlight w:val="white"/>
         </w:rPr>
-        <w:t xml:space="preserve"> </w:t>
+        <w:t>Министерство</w:t>
       </w:r>
       <w:r>
         <w:rPr>
           <w:color w:val="333333"/>
           <w:highlight w:val="white"/>
         </w:rPr>
-        <w:t>науки</w:t>
+        <w:t xml:space="preserve"> </w:t>
       </w:r>
       <w:r>
         <w:rPr>
           <w:color w:val="333333"/>
           <w:highlight w:val="white"/>
         </w:rPr>
-        <w:t xml:space="preserve"> </w:t>
+        <w:t>науки</w:t>
       </w:r>
       <w:r>
         <w:rPr>
           <w:color w:val="333333"/>
           <w:highlight w:val="white"/>
         </w:rPr>
-        <w:t>и</w:t>
+        <w:t xml:space="preserve"> </w:t>
       </w:r>
       <w:r>
         <w:rPr>
           <w:color w:val="333333"/>
           <w:highlight w:val="white"/>
         </w:rPr>
-        <w:t xml:space="preserve"> </w:t>
+        <w:t>и</w:t>
       </w:r>
       <w:r>
         <w:rPr>
           <w:color w:val="333333"/>
           <w:highlight w:val="white"/>
         </w:rPr>
-        <w:t>высшего</w:t>
+        <w:t xml:space="preserve"> </w:t>
       </w:r>
       <w:r>
         <w:rPr>
           <w:color w:val="333333"/>
           <w:highlight w:val="white"/>
         </w:rPr>
-        <w:t xml:space="preserve"> </w:t>
+        <w:t>высшего</w:t>
       </w:r>
       <w:r>
         <w:rPr>
           <w:color w:val="333333"/>
           <w:highlight w:val="white"/>
         </w:rPr>
-        <w:t>образования</w:t>
+        <w:t xml:space="preserve"> </w:t>
       </w:r>
       <w:r>
         <w:rPr>
           <w:color w:val="333333"/>
           <w:highlight w:val="white"/>
         </w:rPr>
-        <w:t xml:space="preserve"> </w:t>
+        <w:t>образования</w:t>
       </w:r>
       <w:r>
         <w:rPr>
           <w:color w:val="333333"/>
           <w:highlight w:val="white"/>
         </w:rPr>
-        <w:t>Российской</w:t>
+        <w:t xml:space="preserve"> </w:t>
       </w:r>
       <w:r>
         <w:rPr>
           <w:color w:val="333333"/>
           <w:highlight w:val="white"/>
         </w:rPr>
-        <w:t xml:space="preserve"> </w:t>
+        <w:t>Российской</w:t>
       </w:r>
       <w:r>
         <w:rPr>
           <w:color w:val="333333"/>
           <w:highlight w:val="white"/>
         </w:rPr>
-        <w:t>Федерации</w:t>
+        <w:t xml:space="preserve"> </w:t>
       </w:r>
       <w:r>
         <w:rPr>
           <w:color w:val="333333"/>
           <w:highlight w:val="white"/>
         </w:rPr>
-        <w:t xml:space="preserve">, </w:t>
+        <w:t>Федерации</w:t>
       </w:r>
       <w:r>
         <w:rPr>
           <w:color w:val="333333"/>
           <w:highlight w:val="white"/>
         </w:rPr>
-        <w:t>Уральский</w:t>
+        <w:t xml:space="preserve">, </w:t>
       </w:r>
       <w:r>
         <w:rPr>
           <w:color w:val="333333"/>
           <w:highlight w:val="white"/>
         </w:rPr>
-        <w:t xml:space="preserve"> </w:t>
+        <w:t>Уральский</w:t>
       </w:r>
       <w:r>
         <w:rPr>
           <w:color w:val="333333"/>
           <w:highlight w:val="white"/>
         </w:rPr>
-        <w:t>федеральный</w:t>
+        <w:t xml:space="preserve"> </w:t>
       </w:r>
       <w:r>
         <w:rPr>
           <w:color w:val="333333"/>
           <w:highlight w:val="white"/>
         </w:rPr>
-        <w:t xml:space="preserve"> </w:t>
+        <w:t>федеральный</w:t>
       </w:r>
       <w:r>
         <w:rPr>
           <w:color w:val="333333"/>
           <w:highlight w:val="white"/>
         </w:rPr>
-        <w:t>университет</w:t>
+        <w:t xml:space="preserve"> </w:t>
       </w:r>
       <w:r>
         <w:rPr>
           <w:color w:val="333333"/>
           <w:highlight w:val="white"/>
         </w:rPr>
-        <w:t xml:space="preserve"> </w:t>
+        <w:t>университет</w:t>
       </w:r>
       <w:r>
         <w:rPr>
           <w:color w:val="333333"/>
           <w:highlight w:val="white"/>
         </w:rPr>
-        <w:t>имени</w:t>
+        <w:t xml:space="preserve"> </w:t>
       </w:r>
       <w:r>
         <w:rPr>
           <w:color w:val="333333"/>
           <w:highlight w:val="white"/>
         </w:rPr>
-        <w:t xml:space="preserve"> </w:t>
+        <w:t>имени</w:t>
       </w:r>
       <w:r>
         <w:rPr>
           <w:color w:val="333333"/>
           <w:highlight w:val="white"/>
         </w:rPr>
-        <w:t>первого</w:t>
+        <w:t xml:space="preserve"> </w:t>
       </w:r>
       <w:r>
         <w:rPr>
           <w:color w:val="333333"/>
           <w:highlight w:val="white"/>
         </w:rPr>
-        <w:t xml:space="preserve"> </w:t>
+        <w:t>первого</w:t>
       </w:r>
       <w:r>
         <w:rPr>
           <w:color w:val="333333"/>
           <w:highlight w:val="white"/>
         </w:rPr>
-        <w:t>Президента</w:t>
+        <w:t xml:space="preserve"> </w:t>
       </w:r>
       <w:r>
         <w:rPr>
           <w:color w:val="333333"/>
           <w:highlight w:val="white"/>
         </w:rPr>
-        <w:t xml:space="preserve"> </w:t>
+        <w:t>Президента</w:t>
       </w:r>
       <w:r>
         <w:rPr>
           <w:color w:val="333333"/>
           <w:highlight w:val="white"/>
         </w:rPr>
-        <w:t>России</w:t>
+        <w:t xml:space="preserve"> </w:t>
       </w:r>
       <w:r>
         <w:rPr>
           <w:color w:val="333333"/>
           <w:highlight w:val="white"/>
         </w:rPr>
-        <w:t xml:space="preserve"> </w:t>
+        <w:t>России</w:t>
       </w:r>
       <w:r>
         <w:rPr>
           <w:color w:val="333333"/>
           <w:highlight w:val="white"/>
         </w:rPr>
-        <w:t>Б</w:t>
+        <w:t xml:space="preserve"> </w:t>
       </w:r>
       <w:r>
         <w:rPr>
           <w:color w:val="333333"/>
           <w:highlight w:val="white"/>
         </w:rPr>
-        <w:t xml:space="preserve">. </w:t>
+        <w:t>Б</w:t>
       </w:r>
       <w:r>
         <w:rPr>
           <w:color w:val="333333"/>
           <w:highlight w:val="white"/>
         </w:rPr>
-        <w:t>Н</w:t>
+        <w:t xml:space="preserve">. </w:t>
       </w:r>
       <w:r>
         <w:rPr>
           <w:color w:val="333333"/>
           <w:highlight w:val="white"/>
         </w:rPr>
-        <w:t xml:space="preserve">. </w:t>
+        <w:t>Н</w:t>
       </w:r>
       <w:r>
         <w:rPr>
           <w:color w:val="333333"/>
           <w:highlight w:val="white"/>
         </w:rPr>
-        <w:t>Ельцина</w:t>
+        <w:t xml:space="preserve">. </w:t>
       </w:r>
       <w:r>
         <w:rPr>
           <w:color w:val="333333"/>
           <w:highlight w:val="white"/>
         </w:rPr>
-        <w:t xml:space="preserve">. — </w:t>
+        <w:t>Ельцина</w:t>
       </w:r>
       <w:r>
         <w:rPr>
           <w:color w:val="333333"/>
           <w:highlight w:val="white"/>
         </w:rPr>
-        <w:t>Екатеринбург</w:t>
-      </w:r>
+        <w:t xml:space="preserve">. — </w:t>
+      </w:r>
+      <w:proofErr w:type="gramStart"/>
       <w:r>
         <w:rPr>
           <w:color w:val="333333"/>
           <w:highlight w:val="white"/>
         </w:rPr>
-        <w:t xml:space="preserve"> : </w:t>
+        <w:t>Екатеринбург</w:t>
       </w:r>
       <w:r>
         <w:rPr>
           <w:color w:val="333333"/>
           <w:highlight w:val="white"/>
         </w:rPr>
-        <w:t>Издательство</w:t>
-      </w:r>
+        <w:t xml:space="preserve"> :</w:t>
+      </w:r>
+      <w:proofErr w:type="gramEnd"/>
       <w:r>
         <w:rPr>
           <w:color w:val="333333"/>
@@ -50736,7 +50838,7 @@
           <w:color w:val="333333"/>
           <w:highlight w:val="white"/>
         </w:rPr>
-        <w:t>Уральского</w:t>
+        <w:t>Издательство</w:t>
       </w:r>
       <w:r>
         <w:rPr>
@@ -50750,122 +50852,116 @@
           <w:color w:val="333333"/>
           <w:highlight w:val="white"/>
         </w:rPr>
-        <w:t>университета</w:t>
+        <w:t>Уральского</w:t>
       </w:r>
       <w:r>
         <w:rPr>
           <w:color w:val="333333"/>
           <w:highlight w:val="white"/>
         </w:rPr>
-        <w:t xml:space="preserve">, 2020. — 412 </w:t>
+        <w:t xml:space="preserve"> </w:t>
       </w:r>
       <w:r>
         <w:rPr>
           <w:color w:val="333333"/>
           <w:highlight w:val="white"/>
         </w:rPr>
-        <w:t>с</w:t>
+        <w:t>университета</w:t>
       </w:r>
       <w:r>
         <w:rPr>
           <w:color w:val="333333"/>
           <w:highlight w:val="white"/>
         </w:rPr>
-        <w:t>. — (</w:t>
+        <w:t xml:space="preserve">, 2020. — 412 </w:t>
       </w:r>
       <w:r>
         <w:rPr>
           <w:color w:val="333333"/>
           <w:highlight w:val="white"/>
         </w:rPr>
-        <w:t>Учебник</w:t>
+        <w:t>с</w:t>
       </w:r>
       <w:r>
         <w:rPr>
           <w:color w:val="333333"/>
           <w:highlight w:val="white"/>
         </w:rPr>
-        <w:t xml:space="preserve"> </w:t>
+        <w:t>. — (</w:t>
       </w:r>
       <w:r>
         <w:rPr>
           <w:color w:val="333333"/>
           <w:highlight w:val="white"/>
         </w:rPr>
-        <w:t>УрФУ</w:t>
+        <w:t>Учебник</w:t>
       </w:r>
       <w:r>
         <w:rPr>
           <w:color w:val="333333"/>
           <w:highlight w:val="white"/>
         </w:rPr>
-        <w:t xml:space="preserve">). — ISBN 978-5-7996-3137-6. — </w:t>
-      </w:r>
+        <w:t xml:space="preserve"> </w:t>
+      </w:r>
+      <w:proofErr w:type="spellStart"/>
       <w:r>
         <w:rPr>
           <w:color w:val="333333"/>
           <w:highlight w:val="white"/>
         </w:rPr>
-        <w:t>Текст</w:t>
-      </w:r>
+        <w:t>УрФУ</w:t>
+      </w:r>
+      <w:proofErr w:type="spellEnd"/>
       <w:r>
         <w:rPr>
           <w:color w:val="333333"/>
           <w:highlight w:val="white"/>
         </w:rPr>
-        <w:t xml:space="preserve"> : </w:t>
-      </w:r>
+        <w:t xml:space="preserve">). — ISBN 978-5-7996-3137-6. — </w:t>
+      </w:r>
+      <w:proofErr w:type="gramStart"/>
       <w:r>
         <w:rPr>
           <w:color w:val="333333"/>
           <w:highlight w:val="white"/>
         </w:rPr>
-        <w:t>непосредственный</w:t>
+        <w:t>Текст</w:t>
       </w:r>
       <w:r>
         <w:rPr>
           <w:color w:val="333333"/>
           <w:highlight w:val="white"/>
         </w:rPr>
-        <w:t>.</w:t>
-      </w:r>
-      <w:r>
-        <w:t xml:space="preserve"> </w:t>
-      </w:r>
-    </w:p>
-  </w:comment>
-  <w:comment w:id="33" w:author="Gusev Danil Olegovich" w:date="2026-02-17T22:13:00Z" w:initials="GDO">
-    <w:p>
-      <w:pPr>
-        <w:pStyle w:val="aff1"/>
-      </w:pPr>
-      <w:r>
-        <w:rPr>
-          <w:rStyle w:val="aff0"/>
-        </w:rPr>
-        <w:annotationRef/>
-      </w:r>
-      <w:r>
-        <w:t>Ссылка на источник:</w:t>
-      </w:r>
-    </w:p>
-    <w:p>
-      <w:pPr>
-        <w:pStyle w:val="aff1"/>
-      </w:pPr>
+        <w:t xml:space="preserve"> :</w:t>
+      </w:r>
+      <w:proofErr w:type="gramEnd"/>
       <w:r>
         <w:rPr>
           <w:color w:val="333333"/>
           <w:highlight w:val="white"/>
         </w:rPr>
-        <w:t>Соловьянова, И. П. Электродинамика и распространение радиоволн : учебник : Рекомендовано методическим советом Уральского федерального университета в качестве учебника для студентов вуза, обучающихся по направлениям подготовки: 11.03.01 — Радиотехника; 11.03.02 — Инфокоммуникационные технологии и системы связи; 11.05.01 — Радиоэлектронные системы и комплексы / И. П. Соловьянова, Ю. Е. Мительман, С. Н. Шабунин ; под общей редакцией И. П. Соловьяновой, Ю. Е. Мительмана ; Министерство науки и высшего образования Российской Федерации, Уральский федеральный университет имени первого Президента России Б. Н. Ельцина. — Екатеринбург : Издательство Уральского университета, 2020. — 412 с. — (Учебник УрФУ). — ISBN 978-5-7996-3137-6. — Текст : непосредственный.</w:t>
-      </w:r>
-      <w:r>
         <w:t xml:space="preserve"> </w:t>
       </w:r>
+      <w:r>
+        <w:rPr>
+          <w:color w:val="333333"/>
+          <w:highlight w:val="white"/>
+        </w:rPr>
+        <w:t>непосредственный</w:t>
+      </w:r>
+      <w:r>
+        <w:rPr>
+          <w:color w:val="333333"/>
+          <w:highlight w:val="white"/>
+        </w:rPr>
+        <w:t>.</w:t>
+      </w:r>
+      <w:r>
+        <w:t xml:space="preserve"> </w:t>
+      </w:r>
     </w:p>
   </w:comment>
-  <w:comment w:id="34" w:author="Gusev Danil Olegovich" w:date="2026-02-19T23:38:00Z" w:initials="GDO">
+  <w:comment w:id="30" w:author="Gusev Danil Olegovich" w:date="2026-02-17T22:13:00Z" w:initials="GDO">
     <w:p>
       <w:pPr>
         <w:pStyle w:val="aff1"/>
@@ -50877,7 +50973,135 @@
         <w:annotationRef/>
       </w:r>
       <w:r>
-        <w:t>Ссылка на источника:</w:t>
+        <w:t>Ссылка на источник:</w:t>
+      </w:r>
+    </w:p>
+    <w:p>
+      <w:pPr>
+        <w:pStyle w:val="aff1"/>
+      </w:pPr>
+      <w:proofErr w:type="spellStart"/>
+      <w:r>
+        <w:rPr>
+          <w:color w:val="333333"/>
+          <w:highlight w:val="white"/>
+        </w:rPr>
+        <w:t>Соловьянова</w:t>
+      </w:r>
+      <w:proofErr w:type="spellEnd"/>
+      <w:r>
+        <w:rPr>
+          <w:color w:val="333333"/>
+          <w:highlight w:val="white"/>
+        </w:rPr>
+        <w:t xml:space="preserve">, И. П. Электродинамика и распространение радиоволн : учебник : Рекомендовано методическим советом Уральского федерального университета в качестве учебника для студентов вуза, обучающихся по направлениям подготовки: 11.03.01 — Радиотехника; 11.03.02 — Инфокоммуникационные технологии и системы связи; 11.05.01 — Радиоэлектронные системы и комплексы / И. П. </w:t>
+      </w:r>
+      <w:proofErr w:type="spellStart"/>
+      <w:r>
+        <w:rPr>
+          <w:color w:val="333333"/>
+          <w:highlight w:val="white"/>
+        </w:rPr>
+        <w:t>Соловьянова</w:t>
+      </w:r>
+      <w:proofErr w:type="spellEnd"/>
+      <w:r>
+        <w:rPr>
+          <w:color w:val="333333"/>
+          <w:highlight w:val="white"/>
+        </w:rPr>
+        <w:t xml:space="preserve">, Ю. Е. Мительман, С. Н. Шабунин ; под общей редакцией И. П. </w:t>
+      </w:r>
+      <w:proofErr w:type="spellStart"/>
+      <w:r>
+        <w:rPr>
+          <w:color w:val="333333"/>
+          <w:highlight w:val="white"/>
+        </w:rPr>
+        <w:t>Соловьяновой</w:t>
+      </w:r>
+      <w:proofErr w:type="spellEnd"/>
+      <w:r>
+        <w:rPr>
+          <w:color w:val="333333"/>
+          <w:highlight w:val="white"/>
+        </w:rPr>
+        <w:t xml:space="preserve">, Ю. Е. Мительмана ; Министерство науки и высшего образования Российской Федерации, Уральский федеральный университет имени первого Президента России Б. Н. Ельцина. — </w:t>
+      </w:r>
+      <w:proofErr w:type="gramStart"/>
+      <w:r>
+        <w:rPr>
+          <w:color w:val="333333"/>
+          <w:highlight w:val="white"/>
+        </w:rPr>
+        <w:t>Екатеринбург :</w:t>
+      </w:r>
+      <w:proofErr w:type="gramEnd"/>
+      <w:r>
+        <w:rPr>
+          <w:color w:val="333333"/>
+          <w:highlight w:val="white"/>
+        </w:rPr>
+        <w:t xml:space="preserve"> Издательство Уральского университета, 2020. — 412 с. — (Учебник </w:t>
+      </w:r>
+      <w:proofErr w:type="spellStart"/>
+      <w:r>
+        <w:rPr>
+          <w:color w:val="333333"/>
+          <w:highlight w:val="white"/>
+        </w:rPr>
+        <w:t>УрФУ</w:t>
+      </w:r>
+      <w:proofErr w:type="spellEnd"/>
+      <w:r>
+        <w:rPr>
+          <w:color w:val="333333"/>
+          <w:highlight w:val="white"/>
+        </w:rPr>
+        <w:t xml:space="preserve">). — ISBN 978-5-7996-3137-6. — </w:t>
+      </w:r>
+      <w:proofErr w:type="gramStart"/>
+      <w:r>
+        <w:rPr>
+          <w:color w:val="333333"/>
+          <w:highlight w:val="white"/>
+        </w:rPr>
+        <w:t>Текст :</w:t>
+      </w:r>
+      <w:proofErr w:type="gramEnd"/>
+      <w:r>
+        <w:rPr>
+          <w:color w:val="333333"/>
+          <w:highlight w:val="white"/>
+        </w:rPr>
+        <w:t xml:space="preserve"> непосредственный.</w:t>
+      </w:r>
+      <w:r>
+        <w:t xml:space="preserve"> </w:t>
+      </w:r>
+    </w:p>
+  </w:comment>
+  <w:comment w:id="31" w:author="Gusev Danil Olegovich" w:date="2026-02-19T23:38:00Z" w:initials="GDO">
+    <w:p>
+      <w:pPr>
+        <w:pStyle w:val="aff1"/>
+      </w:pPr>
+      <w:r>
+        <w:rPr>
+          <w:rStyle w:val="aff0"/>
+        </w:rPr>
+        <w:annotationRef/>
+      </w:r>
+      <w:r>
+        <w:t xml:space="preserve">Ссылка </w:t>
+      </w:r>
+      <w:proofErr w:type="gramStart"/>
+      <w:r>
+        <w:t>на источника</w:t>
+      </w:r>
+      <w:proofErr w:type="gramEnd"/>
+      <w:r>
+        <w:t>:</w:t>
       </w:r>
     </w:p>
     <w:p>
@@ -50885,6 +51109,7 @@
         <w:shd w:val="clear" w:color="auto" w:fill="FFFFFF"/>
         <w:spacing w:after="0" w:line="240" w:lineRule="auto"/>
       </w:pPr>
+      <w:proofErr w:type="spellStart"/>
       <w:r>
         <w:rPr>
           <w:rFonts w:ascii="Helvetica" w:eastAsia="Times New Roman" w:hAnsi="Helvetica" w:cs="Times New Roman"/>
@@ -50895,6 +51120,7 @@
         </w:rPr>
         <w:t>Б90</w:t>
       </w:r>
+      <w:proofErr w:type="spellEnd"/>
       <w:r>
         <w:rPr>
           <w:rFonts w:eastAsia="Times New Roman" w:cs="Times New Roman"/>
@@ -50913,7 +51139,29 @@
           <w:szCs w:val="23"/>
           <w:lang w:eastAsia="ru-RU"/>
         </w:rPr>
-        <w:t>Бугров В.Н.,</w:t>
+        <w:t xml:space="preserve">Бугров </w:t>
+      </w:r>
+      <w:proofErr w:type="spellStart"/>
+      <w:r>
+        <w:rPr>
+          <w:rFonts w:ascii="Helvetica" w:eastAsia="Times New Roman" w:hAnsi="Helvetica" w:cs="Times New Roman"/>
+          <w:color w:val="34343C"/>
+          <w:sz w:val="23"/>
+          <w:szCs w:val="23"/>
+          <w:lang w:eastAsia="ru-RU"/>
+        </w:rPr>
+        <w:t>В.Н</w:t>
+      </w:r>
+      <w:proofErr w:type="spellEnd"/>
+      <w:r>
+        <w:rPr>
+          <w:rFonts w:ascii="Helvetica" w:eastAsia="Times New Roman" w:hAnsi="Helvetica" w:cs="Times New Roman"/>
+          <w:color w:val="34343C"/>
+          <w:sz w:val="23"/>
+          <w:szCs w:val="23"/>
+          <w:lang w:eastAsia="ru-RU"/>
+        </w:rPr>
+        <w:t>.,</w:t>
       </w:r>
       <w:r>
         <w:rPr>
@@ -50933,7 +51181,29 @@
           <w:szCs w:val="23"/>
           <w:lang w:eastAsia="ru-RU"/>
         </w:rPr>
-        <w:t>Кудряшова О.Е.,</w:t>
+        <w:t xml:space="preserve">Кудряшова </w:t>
+      </w:r>
+      <w:proofErr w:type="spellStart"/>
+      <w:r>
+        <w:rPr>
+          <w:rFonts w:ascii="Helvetica" w:eastAsia="Times New Roman" w:hAnsi="Helvetica" w:cs="Times New Roman"/>
+          <w:color w:val="34343C"/>
+          <w:sz w:val="23"/>
+          <w:szCs w:val="23"/>
+          <w:lang w:eastAsia="ru-RU"/>
+        </w:rPr>
+        <w:t>О.Е</w:t>
+      </w:r>
+      <w:proofErr w:type="spellEnd"/>
+      <w:r>
+        <w:rPr>
+          <w:rFonts w:ascii="Helvetica" w:eastAsia="Times New Roman" w:hAnsi="Helvetica" w:cs="Times New Roman"/>
+          <w:color w:val="34343C"/>
+          <w:sz w:val="23"/>
+          <w:szCs w:val="23"/>
+          <w:lang w:eastAsia="ru-RU"/>
+        </w:rPr>
+        <w:t>.,</w:t>
       </w:r>
       <w:r>
         <w:rPr>
@@ -50953,7 +51223,29 @@
           <w:szCs w:val="23"/>
           <w:lang w:eastAsia="ru-RU"/>
         </w:rPr>
-        <w:t>Козлов С.А.</w:t>
+        <w:t xml:space="preserve">Козлов </w:t>
+      </w:r>
+      <w:proofErr w:type="spellStart"/>
+      <w:r>
+        <w:rPr>
+          <w:rFonts w:ascii="Helvetica" w:eastAsia="Times New Roman" w:hAnsi="Helvetica" w:cs="Times New Roman"/>
+          <w:color w:val="34343C"/>
+          <w:sz w:val="23"/>
+          <w:szCs w:val="23"/>
+          <w:lang w:eastAsia="ru-RU"/>
+        </w:rPr>
+        <w:t>С.А</w:t>
+      </w:r>
+      <w:proofErr w:type="spellEnd"/>
+      <w:r>
+        <w:rPr>
+          <w:rFonts w:ascii="Helvetica" w:eastAsia="Times New Roman" w:hAnsi="Helvetica" w:cs="Times New Roman"/>
+          <w:color w:val="34343C"/>
+          <w:sz w:val="23"/>
+          <w:szCs w:val="23"/>
+          <w:lang w:eastAsia="ru-RU"/>
+        </w:rPr>
+        <w:t>.</w:t>
       </w:r>
       <w:r>
         <w:rPr>
@@ -50993,11 +51285,33 @@
           <w:szCs w:val="23"/>
           <w:lang w:eastAsia="ru-RU"/>
         </w:rPr>
-        <w:t>ПРОЕКТИРОВАНИЕ МИКРОПОЛОСКОВЫХ УСТРОЙСТВ: Практикум. –Авторы: – Нижний Новгород: Нижегородский госуниверситет, 2022 – 34 с.</w:t>
+        <w:t xml:space="preserve">ПРОЕКТИРОВАНИЕ </w:t>
+      </w:r>
+      <w:proofErr w:type="spellStart"/>
+      <w:r>
+        <w:rPr>
+          <w:rFonts w:ascii="Helvetica" w:eastAsia="Times New Roman" w:hAnsi="Helvetica" w:cs="Times New Roman"/>
+          <w:color w:val="34343C"/>
+          <w:sz w:val="23"/>
+          <w:szCs w:val="23"/>
+          <w:lang w:eastAsia="ru-RU"/>
+        </w:rPr>
+        <w:t>МИКРОПОЛОСКОВЫХ</w:t>
+      </w:r>
+      <w:proofErr w:type="spellEnd"/>
+      <w:r>
+        <w:rPr>
+          <w:rFonts w:ascii="Helvetica" w:eastAsia="Times New Roman" w:hAnsi="Helvetica" w:cs="Times New Roman"/>
+          <w:color w:val="34343C"/>
+          <w:sz w:val="23"/>
+          <w:szCs w:val="23"/>
+          <w:lang w:eastAsia="ru-RU"/>
+        </w:rPr>
+        <w:t xml:space="preserve"> УСТРОЙСТВ: Практикум. –Авторы: – Нижний Новгород: Нижегородский госуниверситет, 2022 – 34 с.</w:t>
       </w:r>
     </w:p>
   </w:comment>
-  <w:comment w:id="35" w:author="Гусев Данил Олегович" w:date="2026-02-26T09:36:00Z" w:initials="ГДО">
+  <w:comment w:id="33" w:author="Гусев Данил Олегович" w:date="2026-02-26T09:36:00Z" w:initials="ГДО">
     <w:p>
       <w:pPr>
         <w:pStyle w:val="aff1"/>
@@ -51049,6 +51363,7 @@
         </w:rPr>
         <w:t xml:space="preserve">Основы конструирования антенных </w:t>
       </w:r>
+      <w:proofErr w:type="spellStart"/>
       <w:r>
         <w:rPr>
           <w:rFonts w:ascii="Helvetica" w:eastAsia="Times New Roman" w:hAnsi="Helvetica" w:cs="Helvetica"/>
@@ -51057,8 +51372,9 @@
           <w:szCs w:val="23"/>
           <w:lang w:eastAsia="ru-RU"/>
         </w:rPr>
-        <w:t>решеток: учебное пособие /</w:t>
-      </w:r>
+        <w:t>решеток</w:t>
+      </w:r>
+      <w:proofErr w:type="spellEnd"/>
       <w:r>
         <w:rPr>
           <w:rFonts w:ascii="Helvetica" w:eastAsia="Times New Roman" w:hAnsi="Helvetica" w:cs="Helvetica"/>
@@ -51067,7 +51383,7 @@
           <w:szCs w:val="23"/>
           <w:lang w:eastAsia="ru-RU"/>
         </w:rPr>
-        <w:t xml:space="preserve"> </w:t>
+        <w:t>: учебное пособие /</w:t>
       </w:r>
       <w:r>
         <w:rPr>
@@ -51077,8 +51393,9 @@
           <w:szCs w:val="23"/>
           <w:lang w:eastAsia="ru-RU"/>
         </w:rPr>
-        <w:t>М.Г. Петрушанский. – Оренбург: ОГУ, 2017</w:t>
-      </w:r>
+        <w:t xml:space="preserve"> </w:t>
+      </w:r>
+      <w:proofErr w:type="spellStart"/>
       <w:r>
         <w:rPr>
           <w:rFonts w:ascii="Helvetica" w:eastAsia="Times New Roman" w:hAnsi="Helvetica" w:cs="Helvetica"/>
@@ -51087,8 +51404,9 @@
           <w:szCs w:val="23"/>
           <w:lang w:eastAsia="ru-RU"/>
         </w:rPr>
-        <w:t xml:space="preserve"> </w:t>
-      </w:r>
+        <w:t>М.Г</w:t>
+      </w:r>
+      <w:proofErr w:type="spellEnd"/>
       <w:r>
         <w:rPr>
           <w:rFonts w:ascii="Helvetica" w:eastAsia="Times New Roman" w:hAnsi="Helvetica" w:cs="Helvetica"/>
@@ -51097,11 +51415,53 @@
           <w:szCs w:val="23"/>
           <w:lang w:eastAsia="ru-RU"/>
         </w:rPr>
+        <w:t xml:space="preserve">. </w:t>
+      </w:r>
+      <w:proofErr w:type="spellStart"/>
+      <w:r>
+        <w:rPr>
+          <w:rFonts w:ascii="Helvetica" w:eastAsia="Times New Roman" w:hAnsi="Helvetica" w:cs="Helvetica"/>
+          <w:color w:val="34343C"/>
+          <w:sz w:val="23"/>
+          <w:szCs w:val="23"/>
+          <w:lang w:eastAsia="ru-RU"/>
+        </w:rPr>
+        <w:t>Петрушанский</w:t>
+      </w:r>
+      <w:proofErr w:type="spellEnd"/>
+      <w:r>
+        <w:rPr>
+          <w:rFonts w:ascii="Helvetica" w:eastAsia="Times New Roman" w:hAnsi="Helvetica" w:cs="Helvetica"/>
+          <w:color w:val="34343C"/>
+          <w:sz w:val="23"/>
+          <w:szCs w:val="23"/>
+          <w:lang w:eastAsia="ru-RU"/>
+        </w:rPr>
+        <w:t>. – Оренбург: ОГУ, 2017</w:t>
+      </w:r>
+      <w:r>
+        <w:rPr>
+          <w:rFonts w:ascii="Helvetica" w:eastAsia="Times New Roman" w:hAnsi="Helvetica" w:cs="Helvetica"/>
+          <w:color w:val="34343C"/>
+          <w:sz w:val="23"/>
+          <w:szCs w:val="23"/>
+          <w:lang w:eastAsia="ru-RU"/>
+        </w:rPr>
+        <w:t xml:space="preserve"> </w:t>
+      </w:r>
+      <w:r>
+        <w:rPr>
+          <w:rFonts w:ascii="Helvetica" w:eastAsia="Times New Roman" w:hAnsi="Helvetica" w:cs="Helvetica"/>
+          <w:color w:val="34343C"/>
+          <w:sz w:val="23"/>
+          <w:szCs w:val="23"/>
+          <w:lang w:eastAsia="ru-RU"/>
+        </w:rPr>
         <w:t>ISBN 978-5-7410-1839-2</w:t>
       </w:r>
     </w:p>
   </w:comment>
-  <w:comment w:id="39" w:author="Гусев Данил Олегович" w:date="2026-02-26T11:56:00Z" w:initials="ГДО">
+  <w:comment w:id="42" w:author="Гусев Данил Олегович" w:date="2026-02-26T11:56:00Z" w:initials="ГДО">
     <w:p>
       <w:pPr>
         <w:pStyle w:val="aff1"/>
@@ -51120,7 +51480,7 @@
       <w:pPr>
         <w:pStyle w:val="aff1"/>
       </w:pPr>
-      <w:hyperlink r:id="rId2" w:history="1">
+      <w:hyperlink r:id="rId1" w:history="1">
         <w:r>
           <w:rPr>
             <w:rStyle w:val="afa"/>
@@ -51134,6 +51494,7 @@
           </w:rPr>
           <w:t>://</w:t>
         </w:r>
+        <w:proofErr w:type="spellStart"/>
         <w:r>
           <w:rPr>
             <w:rStyle w:val="afa"/>
@@ -51141,6 +51502,7 @@
           </w:rPr>
           <w:t>github</w:t>
         </w:r>
+        <w:proofErr w:type="spellEnd"/>
         <w:r>
           <w:rPr>
             <w:rStyle w:val="afa"/>
@@ -51160,6 +51522,7 @@
           </w:rPr>
           <w:t>/</w:t>
         </w:r>
+        <w:proofErr w:type="spellStart"/>
         <w:r>
           <w:rPr>
             <w:rStyle w:val="afa"/>
@@ -51167,6 +51530,7 @@
           </w:rPr>
           <w:t>GusevDanilRabota</w:t>
         </w:r>
+        <w:proofErr w:type="spellEnd"/>
         <w:r>
           <w:rPr>
             <w:rStyle w:val="afa"/>
@@ -51370,11 +51734,6 @@
 
 <file path=word/commentsExtended.xml><?xml version="1.0" encoding="utf-8"?>
 <w15:commentsEx xmlns:wpc="http://schemas.microsoft.com/office/word/2010/wordprocessingCanvas" xmlns:cx="http://schemas.microsoft.com/office/drawing/2014/chartex" xmlns:cx1="http://schemas.microsoft.com/office/drawing/2015/9/8/chartex" xmlns:cx2="http://schemas.microsoft.com/office/drawing/2015/10/21/chartex" xmlns:cx3="http://schemas.microsoft.com/office/drawing/2016/5/9/chartex" xmlns:cx4="http://schemas.microsoft.com/office/drawing/2016/5/10/chartex" xmlns:cx5="http://schemas.microsoft.com/office/drawing/2016/5/11/chartex" xmlns:cx6="http://schemas.microsoft.com/office/drawing/2016/5/12/chartex" xmlns:cx7="http://schemas.microsoft.com/office/drawing/2016/5/13/chartex" xmlns:cx8="http://schemas.microsoft.com/office/drawing/2016/5/14/chartex" xmlns:mc="http://schemas.openxmlformats.org/markup-compatibility/2006" xmlns:aink="http://schemas.microsoft.com/office/drawing/2016/ink" xmlns:am3d="http://schemas.microsoft.com/office/drawing/2017/model3d" xmlns:o="urn:schemas-microsoft-com:office:office" xmlns:oel="http://schemas.microsoft.com/office/2019/extlst" xmlns:r="http://schemas.openxmlformats.org/officeDocument/2006/relationships" xmlns:m="http://schemas.openxmlformats.org/officeDocument/2006/math" xmlns:v="urn:schemas-microsoft-com:vml" xmlns:wp14="http://schemas.microsoft.com/office/word/2010/wordprocessingDrawing" xmlns:wp="http://schemas.openxmlformats.org/drawingml/2006/wordprocessingDrawing" xmlns:w10="urn:schemas-microsoft-com:office:word" xmlns:w="http://schemas.openxmlformats.org/wordprocessingml/2006/main" xmlns:w14="http://schemas.microsoft.com/office/word/2010/wordml" xmlns:w15="http://schemas.microsoft.com/office/word/2012/wordml" xmlns:w16cex="http://schemas.microsoft.com/office/word/2018/wordml/cex" xmlns:w16cid="http://schemas.microsoft.com/office/word/2016/wordml/cid" xmlns:w16="http://schemas.microsoft.com/office/word/2018/wordml" xmlns:w16sdtdh="http://schemas.microsoft.com/office/word/2020/wordml/sdtdatahash" xmlns:w16se="http://schemas.microsoft.com/office/word/2015/wordml/symex" xmlns:wpg="http://schemas.microsoft.com/office/word/2010/wordprocessingGroup" xmlns:wpi="http://schemas.microsoft.com/office/word/2010/wordprocessingInk" xmlns:wne="http://schemas.microsoft.com/office/word/2006/wordml" xmlns:wps="http://schemas.microsoft.com/office/word/2010/wordprocessingShape" mc:Ignorable="w14 w15 w16se w16cid w16 w16cex w16sdtdh wp14">
-  <w15:commentEx w15:paraId="3BFA9B8B" w15:done="0"/>
-  <w15:commentEx w15:paraId="3925A95A" w15:done="0"/>
-  <w15:commentEx w15:paraId="1F462E86" w15:done="0"/>
-  <w15:commentEx w15:paraId="62737FA7" w15:done="0"/>
-  <w15:commentEx w15:paraId="03F5139F" w15:done="0"/>
   <w15:commentEx w15:paraId="7ECFE6B2" w15:done="0"/>
   <w15:commentEx w15:paraId="3947DBFB" w15:done="0"/>
   <w15:commentEx w15:paraId="4F69ABE2" w15:done="0"/>
@@ -51388,11 +51747,6 @@
 
 <file path=word/commentsIds.xml><?xml version="1.0" encoding="utf-8"?>
 <w16cid:commentsIds xmlns:wpc="http://schemas.microsoft.com/office/word/2010/wordprocessingCanvas" xmlns:cx="http://schemas.microsoft.com/office/drawing/2014/chartex" xmlns:cx1="http://schemas.microsoft.com/office/drawing/2015/9/8/chartex" xmlns:cx2="http://schemas.microsoft.com/office/drawing/2015/10/21/chartex" xmlns:cx3="http://schemas.microsoft.com/office/drawing/2016/5/9/chartex" xmlns:cx4="http://schemas.microsoft.com/office/drawing/2016/5/10/chartex" xmlns:cx5="http://schemas.microsoft.com/office/drawing/2016/5/11/chartex" xmlns:cx6="http://schemas.microsoft.com/office/drawing/2016/5/12/chartex" xmlns:cx7="http://schemas.microsoft.com/office/drawing/2016/5/13/chartex" xmlns:cx8="http://schemas.microsoft.com/office/drawing/2016/5/14/chartex" xmlns:mc="http://schemas.openxmlformats.org/markup-compatibility/2006" xmlns:aink="http://schemas.microsoft.com/office/drawing/2016/ink" xmlns:am3d="http://schemas.microsoft.com/office/drawing/2017/model3d" xmlns:o="urn:schemas-microsoft-com:office:office" xmlns:oel="http://schemas.microsoft.com/office/2019/extlst" xmlns:r="http://schemas.openxmlformats.org/officeDocument/2006/relationships" xmlns:m="http://schemas.openxmlformats.org/officeDocument/2006/math" xmlns:v="urn:schemas-microsoft-com:vml" xmlns:wp14="http://schemas.microsoft.com/office/word/2010/wordprocessingDrawing" xmlns:wp="http://schemas.openxmlformats.org/drawingml/2006/wordprocessingDrawing" xmlns:w10="urn:schemas-microsoft-com:office:word" xmlns:w="http://schemas.openxmlformats.org/wordprocessingml/2006/main" xmlns:w14="http://schemas.microsoft.com/office/word/2010/wordml" xmlns:w15="http://schemas.microsoft.com/office/word/2012/wordml" xmlns:w16cex="http://schemas.microsoft.com/office/word/2018/wordml/cex" xmlns:w16cid="http://schemas.microsoft.com/office/word/2016/wordml/cid" xmlns:w16="http://schemas.microsoft.com/office/word/2018/wordml" xmlns:w16sdtdh="http://schemas.microsoft.com/office/word/2020/wordml/sdtdatahash" xmlns:w16se="http://schemas.microsoft.com/office/word/2015/wordml/symex" xmlns:wpg="http://schemas.microsoft.com/office/word/2010/wordprocessingGroup" xmlns:wpi="http://schemas.microsoft.com/office/word/2010/wordprocessingInk" xmlns:wne="http://schemas.microsoft.com/office/word/2006/wordml" xmlns:wps="http://schemas.microsoft.com/office/word/2010/wordprocessingShape" mc:Ignorable="w14 w15 w16se w16cid w16 w16cex w16sdtdh wp14">
-  <w16cid:commentId w16cid:paraId="3BFA9B8B" w16cid:durableId="7A866FEE"/>
-  <w16cid:commentId w16cid:paraId="3925A95A" w16cid:durableId="3B76792F"/>
-  <w16cid:commentId w16cid:paraId="1F462E86" w16cid:durableId="741C10D5"/>
-  <w16cid:commentId w16cid:paraId="62737FA7" w16cid:durableId="7E7817ED"/>
-  <w16cid:commentId w16cid:paraId="03F5139F" w16cid:durableId="5345DB84"/>
   <w16cid:commentId w16cid:paraId="7ECFE6B2" w16cid:durableId="0E571C61"/>
   <w16cid:commentId w16cid:paraId="3947DBFB" w16cid:durableId="5F11E680"/>
   <w16cid:commentId w16cid:paraId="4F69ABE2" w16cid:durableId="2582C615"/>
@@ -54924,7 +55278,7 @@
   </w:docDefaults>
   <w:latentStyles w:defLockedState="0" w:defUIPriority="99" w:defSemiHidden="0" w:defUnhideWhenUsed="0" w:defQFormat="0" w:count="376">
     <w:lsdException w:name="Normal" w:uiPriority="0"/>
-    <w:lsdException w:name="heading 1" w:uiPriority="9"/>
+    <w:lsdException w:name="heading 1" w:uiPriority="9" w:qFormat="1"/>
     <w:lsdException w:name="heading 2" w:semiHidden="1" w:uiPriority="9" w:unhideWhenUsed="1"/>
     <w:lsdException w:name="heading 3" w:semiHidden="1" w:uiPriority="9" w:unhideWhenUsed="1" w:qFormat="1"/>
     <w:lsdException w:name="heading 4" w:semiHidden="1" w:uiPriority="9" w:unhideWhenUsed="1" w:qFormat="1"/>
@@ -55309,6 +55663,7 @@
     <w:next w:val="ac"/>
     <w:link w:val="10"/>
     <w:uiPriority w:val="9"/>
+    <w:qFormat/>
     <w:rsid w:val="003D504D"/>
     <w:pPr>
       <w:keepNext/>
@@ -56853,6 +57208,14 @@
     <w:basedOn w:val="ae"/>
     <w:rsid w:val="002026B8"/>
   </w:style>
+  <w:style w:type="paragraph" w:styleId="affff7">
+    <w:name w:val="Bibliography"/>
+    <w:basedOn w:val="ac"/>
+    <w:next w:val="ac"/>
+    <w:uiPriority w:val="37"/>
+    <w:unhideWhenUsed/>
+    <w:rsid w:val="006925B7"/>
+  </w:style>
 </w:styles>
 </file>
 
@@ -57118,11 +57481,34 @@
 </file>
 
 <file path=customXml/item1.xml><?xml version="1.0" encoding="utf-8"?>
-<b:Sources xmlns:b="http://schemas.openxmlformats.org/officeDocument/2006/bibliography" xmlns="http://schemas.openxmlformats.org/officeDocument/2006/bibliography" SelectedStyle="\APASixthEditionOfficeOnline.xsl" StyleName="APA" Version="6"/>
+<b:Sources xmlns:b="http://schemas.openxmlformats.org/officeDocument/2006/bibliography" xmlns="http://schemas.openxmlformats.org/officeDocument/2006/bibliography" SelectedStyle="\APASixthEditionOfficeOnline.xsl" StyleName="APA" Version="6">
+  <b:Source>
+    <b:Tag>Саг21</b:Tag>
+    <b:SourceType>ConferenceProceedings</b:SourceType>
+    <b:Guid>{A0B50F68-B1BF-4C0D-8F31-5D9C079C5582}</b:Guid>
+    <b:LCID>ru-RU</b:LCID>
+    <b:Title>Стабильность характеристикмодифицированных микрополосковых линий</b:Title>
+    <b:Year>2021</b:Year>
+    <b:City>Томск</b:City>
+    <b:Pages>216</b:Pages>
+    <b:Author>
+      <b:Author>
+        <b:NameList>
+          <b:Person>
+            <b:Last>Сагиева</b:Last>
+            <b:Middle>Ериковна</b:Middle>
+            <b:First>Индира</b:First>
+          </b:Person>
+        </b:NameList>
+      </b:Author>
+    </b:Author>
+    <b:RefOrder>1</b:RefOrder>
+  </b:Source>
+</b:Sources>
 </file>
 
 <file path=customXml/itemProps1.xml><?xml version="1.0" encoding="utf-8"?>
-<ds:datastoreItem xmlns:ds="http://schemas.openxmlformats.org/officeDocument/2006/customXml" ds:itemID="{CD569C5A-8DB9-4EB0-ACAB-396A002DA0B7}">
+<ds:datastoreItem xmlns:ds="http://schemas.openxmlformats.org/officeDocument/2006/customXml" ds:itemID="{683439A7-689F-4756-8CBF-BFD4FCF31BAD}">
   <ds:schemaRefs>
     <ds:schemaRef ds:uri="http://schemas.openxmlformats.org/officeDocument/2006/bibliography"/>
   </ds:schemaRefs>

--- a/VKR.docx
+++ b/VKR.docx
@@ -4883,6 +4883,9 @@
     <w:p>
       <w:pPr>
         <w:pStyle w:val="afffd"/>
+        <w:rPr>
+          <w:i/>
+        </w:rPr>
       </w:pPr>
       <m:oMath>
         <m:sSub>
@@ -4898,30 +4901,23 @@
             <m:r>
               <w:rPr>
                 <w:rFonts w:ascii="Cambria Math" w:hAnsi="Cambria Math"/>
-                <w:lang w:val="en-US"/>
               </w:rPr>
               <m:t>Z</m:t>
             </m:r>
-            <m:ctrlPr>
-              <w:rPr>
-                <w:rFonts w:ascii="Cambria Math" w:hAnsi="Cambria Math"/>
-                <w:i/>
-                <w:lang w:val="en-US"/>
-              </w:rPr>
-            </m:ctrlPr>
           </m:e>
           <m:sub>
             <m:r>
               <w:rPr>
                 <w:rFonts w:ascii="Cambria Math" w:hAnsi="Cambria Math"/>
-              </w:rPr>
-              <m:t>0</m:t>
+                <w:lang w:val="en-US"/>
+              </w:rPr>
+              <m:t>d</m:t>
             </m:r>
           </m:sub>
         </m:sSub>
       </m:oMath>
       <w:r>
-        <w:t xml:space="preserve"> – волновое сопротивление линии</w:t>
+        <w:t xml:space="preserve"> – импеданс дефекта</w:t>
       </w:r>
       <w:r>
         <w:t xml:space="preserve">, </w:t>
@@ -4934,6 +4930,28 @@
           <m:t>Ом</m:t>
         </m:r>
       </m:oMath>
+    </w:p>
+    <w:p>
+      <w:pPr>
+        <w:pStyle w:val="afffd"/>
+      </w:pPr>
+      <m:oMath>
+        <m:r>
+          <m:rPr>
+            <m:sty m:val="p"/>
+          </m:rPr>
+          <w:rPr>
+            <w:rFonts w:ascii="Cambria Math" w:hAnsi="Cambria Math"/>
+          </w:rPr>
+          <m:t>Γ</m:t>
+        </m:r>
+      </m:oMath>
+      <w:r>
+        <w:t xml:space="preserve"> </w:t>
+      </w:r>
+      <w:r>
+        <w:t>– комплексный коэффициент отражения</w:t>
+      </w:r>
     </w:p>
     <w:p>
       <w:pPr>
@@ -4951,17 +4969,17 @@
           </m:sSubPr>
           <m:e>
             <m:r>
-              <w:rPr>
-                <w:rFonts w:ascii="Cambria Math" w:hAnsi="Cambria Math"/>
-                <w:lang w:val="en-US"/>
-              </w:rPr>
-              <m:t>Z</m:t>
+              <m:rPr>
+                <m:sty m:val="p"/>
+              </m:rPr>
+              <w:rPr>
+                <w:rFonts w:ascii="Cambria Math" w:hAnsi="Cambria Math"/>
+              </w:rPr>
+              <m:t>ε</m:t>
             </m:r>
             <m:ctrlPr>
               <w:rPr>
                 <w:rFonts w:ascii="Cambria Math" w:hAnsi="Cambria Math"/>
-                <w:i/>
-                <w:lang w:val="en-US"/>
               </w:rPr>
             </m:ctrlPr>
           </m:e>
@@ -4969,29 +4987,16 @@
             <m:r>
               <w:rPr>
                 <w:rFonts w:ascii="Cambria Math" w:hAnsi="Cambria Math"/>
-              </w:rPr>
-              <m:t>н</m:t>
+                <w:lang w:val="en-US"/>
+              </w:rPr>
+              <m:t>r</m:t>
             </m:r>
           </m:sub>
         </m:sSub>
       </m:oMath>
       <w:r>
-        <w:t xml:space="preserve"> – волновое сопротивление </w:t>
-      </w:r>
-      <w:r>
-        <w:t>нагрузки</w:t>
-      </w:r>
-      <w:r>
-        <w:t xml:space="preserve">, </w:t>
-      </w:r>
-      <m:oMath>
-        <m:r>
-          <w:rPr>
-            <w:rFonts w:ascii="Cambria Math" w:hAnsi="Cambria Math"/>
-          </w:rPr>
-          <m:t>Ом</m:t>
-        </m:r>
-      </m:oMath>
+        <w:t xml:space="preserve"> – относительная диэлектрическая проницаемость подложки</w:t>
+      </w:r>
     </w:p>
     <w:p>
       <w:pPr>
@@ -5009,11 +5014,19 @@
           </m:sSubPr>
           <m:e>
             <m:r>
-              <w:rPr>
-                <w:rFonts w:ascii="Cambria Math" w:hAnsi="Cambria Math"/>
-              </w:rPr>
-              <m:t>Z</m:t>
-            </m:r>
+              <m:rPr>
+                <m:sty m:val="p"/>
+              </m:rPr>
+              <w:rPr>
+                <w:rFonts w:ascii="Cambria Math" w:hAnsi="Cambria Math"/>
+              </w:rPr>
+              <m:t>ε</m:t>
+            </m:r>
+            <m:ctrlPr>
+              <w:rPr>
+                <w:rFonts w:ascii="Cambria Math" w:hAnsi="Cambria Math"/>
+              </w:rPr>
+            </m:ctrlPr>
           </m:e>
           <m:sub>
             <m:r>
@@ -5021,25 +5034,14 @@
                 <w:rFonts w:ascii="Cambria Math" w:hAnsi="Cambria Math"/>
                 <w:lang w:val="en-US"/>
               </w:rPr>
-              <m:t>d</m:t>
+              <m:t>eff</m:t>
             </m:r>
           </m:sub>
         </m:sSub>
       </m:oMath>
       <w:r>
-        <w:t xml:space="preserve"> – импеданс дефекта</w:t>
-      </w:r>
-      <w:r>
-        <w:t xml:space="preserve">, </w:t>
-      </w:r>
-      <m:oMath>
-        <m:r>
-          <w:rPr>
-            <w:rFonts w:ascii="Cambria Math" w:hAnsi="Cambria Math"/>
-          </w:rPr>
-          <m:t>Ом</m:t>
-        </m:r>
-      </m:oMath>
+        <w:t xml:space="preserve"> – эффективная диэлектрическая проницаемость</w:t>
+      </w:r>
     </w:p>
     <w:p>
       <w:pPr>
@@ -5052,16 +5054,123 @@
           </m:rPr>
           <w:rPr>
             <w:rFonts w:ascii="Cambria Math" w:hAnsi="Cambria Math"/>
-            <w:lang w:val="en-US"/>
-          </w:rPr>
-          <m:t>β</m:t>
+          </w:rPr>
+          <m:t>θ</m:t>
         </m:r>
       </m:oMath>
       <w:r>
-        <w:t xml:space="preserve"> – фазовая постоянная</w:t>
+        <w:t xml:space="preserve"> – фаза коэффициента отражения</w:t>
       </w:r>
       <w:r>
         <w:t xml:space="preserve">, </w:t>
+      </w:r>
+      <m:oMath>
+        <m:r>
+          <w:rPr>
+            <w:rFonts w:ascii="Cambria Math" w:hAnsi="Cambria Math"/>
+          </w:rPr>
+          <m:t>рад</m:t>
+        </m:r>
+      </m:oMath>
+    </w:p>
+    <w:p>
+      <w:pPr>
+        <w:pStyle w:val="afffd"/>
+      </w:pPr>
+      <m:oMath>
+        <m:sSub>
+          <m:sSubPr>
+            <m:ctrlPr>
+              <w:rPr>
+                <w:rFonts w:ascii="Cambria Math" w:hAnsi="Cambria Math"/>
+                <w:i/>
+              </w:rPr>
+            </m:ctrlPr>
+          </m:sSubPr>
+          <m:e>
+            <m:r>
+              <m:rPr>
+                <m:sty m:val="p"/>
+              </m:rPr>
+              <w:rPr>
+                <w:rFonts w:ascii="Cambria Math" w:hAnsi="Cambria Math"/>
+              </w:rPr>
+              <m:t>λ</m:t>
+            </m:r>
+            <m:ctrlPr>
+              <w:rPr>
+                <w:rFonts w:ascii="Cambria Math" w:hAnsi="Cambria Math"/>
+              </w:rPr>
+            </m:ctrlPr>
+          </m:e>
+          <m:sub>
+            <m:r>
+              <w:rPr>
+                <w:rFonts w:ascii="Cambria Math" w:hAnsi="Cambria Math"/>
+                <w:lang w:val="en-US"/>
+              </w:rPr>
+              <m:t>g</m:t>
+            </m:r>
+          </m:sub>
+        </m:sSub>
+      </m:oMath>
+      <w:r>
+        <w:t xml:space="preserve"> </w:t>
+      </w:r>
+      <w:r>
+        <w:t>– длина волны в линии</w:t>
+      </w:r>
+      <w:r>
+        <w:t xml:space="preserve">, </w:t>
+      </w:r>
+      <m:oMath>
+        <m:r>
+          <w:rPr>
+            <w:rFonts w:ascii="Cambria Math" w:hAnsi="Cambria Math"/>
+          </w:rPr>
+          <m:t>м</m:t>
+        </m:r>
+      </m:oMath>
+    </w:p>
+    <w:p>
+      <w:pPr>
+        <w:pStyle w:val="afffd"/>
+      </w:pPr>
+      <m:oMath>
+        <m:sSub>
+          <m:sSubPr>
+            <m:ctrlPr>
+              <w:rPr>
+                <w:rFonts w:ascii="Cambria Math" w:hAnsi="Cambria Math"/>
+              </w:rPr>
+            </m:ctrlPr>
+          </m:sSubPr>
+          <m:e>
+            <m:r>
+              <m:rPr>
+                <m:sty m:val="p"/>
+              </m:rPr>
+              <w:rPr>
+                <w:rFonts w:ascii="Cambria Math" w:hAnsi="Cambria Math"/>
+              </w:rPr>
+              <m:t>λ</m:t>
+            </m:r>
+          </m:e>
+          <m:sub>
+            <m:r>
+              <w:rPr>
+                <w:rFonts w:ascii="Cambria Math" w:hAnsi="Cambria Math"/>
+              </w:rPr>
+              <m:t>th</m:t>
+            </m:r>
+          </m:sub>
+        </m:sSub>
+      </m:oMath>
+      <w:r>
+        <w:t xml:space="preserve"> -- </w:t>
+      </w:r>
+      <w:r>
+        <w:t xml:space="preserve">коэффициент теплопроводности материала, </w:t>
       </w:r>
       <m:oMath>
         <m:f>
@@ -5079,7 +5188,7 @@
               <w:rPr>
                 <w:rFonts w:ascii="Cambria Math" w:hAnsi="Cambria Math"/>
               </w:rPr>
-              <m:t>рад</m:t>
+              <m:t>Вт</m:t>
             </m:r>
           </m:num>
           <m:den>
@@ -5087,33 +5196,18 @@
               <w:rPr>
                 <w:rFonts w:ascii="Cambria Math" w:hAnsi="Cambria Math"/>
               </w:rPr>
-              <m:t>м</m:t>
+              <m:t>м∙</m:t>
+            </m:r>
+            <m:r>
+              <w:rPr>
+                <w:rFonts w:ascii="Cambria Math" w:hAnsi="Cambria Math"/>
+                <w:lang w:val="en-US"/>
+              </w:rPr>
+              <m:t>K</m:t>
             </m:r>
           </m:den>
         </m:f>
       </m:oMath>
-    </w:p>
-    <w:p>
-      <w:pPr>
-        <w:pStyle w:val="afffd"/>
-      </w:pPr>
-      <m:oMath>
-        <m:r>
-          <m:rPr>
-            <m:sty m:val="p"/>
-          </m:rPr>
-          <w:rPr>
-            <w:rFonts w:ascii="Cambria Math" w:hAnsi="Cambria Math"/>
-          </w:rPr>
-          <m:t>Γ</m:t>
-        </m:r>
-      </m:oMath>
-      <w:r>
-        <w:t xml:space="preserve"> </w:t>
-      </w:r>
-      <w:r>
-        <w:t>– комплексный коэффициент отражения</w:t>
-      </w:r>
     </w:p>
     <w:p>
       <w:pPr>
@@ -5137,7 +5231,7 @@
               <w:rPr>
                 <w:rFonts w:ascii="Cambria Math" w:hAnsi="Cambria Math"/>
               </w:rPr>
-              <m:t>ε</m:t>
+              <m:t>μ</m:t>
             </m:r>
             <m:ctrlPr>
               <w:rPr>
@@ -5149,190 +5243,17 @@
             <m:r>
               <w:rPr>
                 <w:rFonts w:ascii="Cambria Math" w:hAnsi="Cambria Math"/>
-                <w:lang w:val="en-US"/>
-              </w:rPr>
-              <m:t>r</m:t>
+              </w:rPr>
+              <m:t>0</m:t>
             </m:r>
           </m:sub>
         </m:sSub>
       </m:oMath>
       <w:r>
-        <w:t xml:space="preserve"> – относительная диэлектрическая проницаемость подложки</w:t>
-      </w:r>
-    </w:p>
-    <w:p>
-      <w:pPr>
-        <w:pStyle w:val="afffd"/>
-      </w:pPr>
-      <m:oMath>
-        <m:sSub>
-          <m:sSubPr>
-            <m:ctrlPr>
-              <w:rPr>
-                <w:rFonts w:ascii="Cambria Math" w:hAnsi="Cambria Math"/>
-                <w:i/>
-              </w:rPr>
-            </m:ctrlPr>
-          </m:sSubPr>
-          <m:e>
-            <m:r>
-              <m:rPr>
-                <m:sty m:val="p"/>
-              </m:rPr>
-              <w:rPr>
-                <w:rFonts w:ascii="Cambria Math" w:hAnsi="Cambria Math"/>
-              </w:rPr>
-              <m:t>ε</m:t>
-            </m:r>
-            <m:ctrlPr>
-              <w:rPr>
-                <w:rFonts w:ascii="Cambria Math" w:hAnsi="Cambria Math"/>
-              </w:rPr>
-            </m:ctrlPr>
-          </m:e>
-          <m:sub>
-            <m:r>
-              <w:rPr>
-                <w:rFonts w:ascii="Cambria Math" w:hAnsi="Cambria Math"/>
-                <w:lang w:val="en-US"/>
-              </w:rPr>
-              <m:t>eff</m:t>
-            </m:r>
-          </m:sub>
-        </m:sSub>
-      </m:oMath>
-      <w:r>
-        <w:t xml:space="preserve"> – эффективная диэлектрическая проницаемость</w:t>
-      </w:r>
-    </w:p>
-    <w:p>
-      <w:pPr>
-        <w:pStyle w:val="afffd"/>
-      </w:pPr>
-      <m:oMath>
-        <m:r>
-          <m:rPr>
-            <m:sty m:val="p"/>
-          </m:rPr>
-          <w:rPr>
-            <w:rFonts w:ascii="Cambria Math" w:hAnsi="Cambria Math"/>
-          </w:rPr>
-          <m:t>θ</m:t>
-        </m:r>
-      </m:oMath>
-      <w:r>
-        <w:t xml:space="preserve"> – фаза коэффициента отражения</w:t>
+        <w:t xml:space="preserve"> – магнитная постоянная</w:t>
       </w:r>
       <w:r>
         <w:t xml:space="preserve">, </w:t>
-      </w:r>
-      <m:oMath>
-        <m:r>
-          <w:rPr>
-            <w:rFonts w:ascii="Cambria Math" w:hAnsi="Cambria Math"/>
-          </w:rPr>
-          <m:t>рад</m:t>
-        </m:r>
-      </m:oMath>
-    </w:p>
-    <w:p>
-      <w:pPr>
-        <w:pStyle w:val="afffd"/>
-      </w:pPr>
-      <m:oMath>
-        <m:sSub>
-          <m:sSubPr>
-            <m:ctrlPr>
-              <w:rPr>
-                <w:rFonts w:ascii="Cambria Math" w:hAnsi="Cambria Math"/>
-                <w:i/>
-              </w:rPr>
-            </m:ctrlPr>
-          </m:sSubPr>
-          <m:e>
-            <m:r>
-              <m:rPr>
-                <m:sty m:val="p"/>
-              </m:rPr>
-              <w:rPr>
-                <w:rFonts w:ascii="Cambria Math" w:hAnsi="Cambria Math"/>
-              </w:rPr>
-              <m:t>λ</m:t>
-            </m:r>
-            <m:ctrlPr>
-              <w:rPr>
-                <w:rFonts w:ascii="Cambria Math" w:hAnsi="Cambria Math"/>
-              </w:rPr>
-            </m:ctrlPr>
-          </m:e>
-          <m:sub>
-            <m:r>
-              <w:rPr>
-                <w:rFonts w:ascii="Cambria Math" w:hAnsi="Cambria Math"/>
-                <w:lang w:val="en-US"/>
-              </w:rPr>
-              <m:t>g</m:t>
-            </m:r>
-          </m:sub>
-        </m:sSub>
-      </m:oMath>
-      <w:r>
-        <w:t xml:space="preserve"> </w:t>
-      </w:r>
-      <w:r>
-        <w:t>– длина волны в линии</w:t>
-      </w:r>
-      <w:r>
-        <w:t xml:space="preserve">, </w:t>
-      </w:r>
-      <m:oMath>
-        <m:r>
-          <w:rPr>
-            <w:rFonts w:ascii="Cambria Math" w:hAnsi="Cambria Math"/>
-          </w:rPr>
-          <m:t>м</m:t>
-        </m:r>
-      </m:oMath>
-    </w:p>
-    <w:p>
-      <w:pPr>
-        <w:pStyle w:val="afffd"/>
-      </w:pPr>
-      <m:oMath>
-        <m:sSub>
-          <m:sSubPr>
-            <m:ctrlPr>
-              <w:rPr>
-                <w:rFonts w:ascii="Cambria Math" w:hAnsi="Cambria Math"/>
-              </w:rPr>
-            </m:ctrlPr>
-          </m:sSubPr>
-          <m:e>
-            <m:r>
-              <m:rPr>
-                <m:sty m:val="p"/>
-              </m:rPr>
-              <w:rPr>
-                <w:rFonts w:ascii="Cambria Math" w:hAnsi="Cambria Math"/>
-              </w:rPr>
-              <m:t>λ</m:t>
-            </m:r>
-          </m:e>
-          <m:sub>
-            <m:r>
-              <w:rPr>
-                <w:rFonts w:ascii="Cambria Math" w:hAnsi="Cambria Math"/>
-              </w:rPr>
-              <m:t>th</m:t>
-            </m:r>
-          </m:sub>
-        </m:sSub>
-      </m:oMath>
-      <w:r>
-        <w:t xml:space="preserve"> -- </w:t>
-      </w:r>
-      <w:r>
-        <w:t xml:space="preserve">коэффициент теплопроводности материала, </w:t>
       </w:r>
       <m:oMath>
         <m:f>
@@ -5350,7 +5271,7 @@
               <w:rPr>
                 <w:rFonts w:ascii="Cambria Math" w:hAnsi="Cambria Math"/>
               </w:rPr>
-              <m:t>Вт</m:t>
+              <m:t>Гн</m:t>
             </m:r>
           </m:num>
           <m:den>
@@ -5358,14 +5279,7 @@
               <w:rPr>
                 <w:rFonts w:ascii="Cambria Math" w:hAnsi="Cambria Math"/>
               </w:rPr>
-              <m:t>м∙</m:t>
-            </m:r>
-            <m:r>
-              <w:rPr>
-                <w:rFonts w:ascii="Cambria Math" w:hAnsi="Cambria Math"/>
-                <w:lang w:val="en-US"/>
-              </w:rPr>
-              <m:t>K</m:t>
+              <m:t>м</m:t>
             </m:r>
           </m:den>
         </m:f>
@@ -5406,45 +5320,55 @@
               <w:rPr>
                 <w:rFonts w:ascii="Cambria Math" w:hAnsi="Cambria Math"/>
               </w:rPr>
-              <m:t>0</m:t>
+              <m:t>j</m:t>
             </m:r>
           </m:sub>
         </m:sSub>
       </m:oMath>
       <w:r>
-        <w:t xml:space="preserve"> – магнитная постоянная</w:t>
+        <w:t xml:space="preserve"> – среднее значение </w:t>
+      </w:r>
+      <m:oMath>
+        <m:r>
+          <w:rPr>
+            <w:rFonts w:ascii="Cambria Math" w:hAnsi="Cambria Math"/>
+            <w:lang w:val="en-US"/>
+          </w:rPr>
+          <m:t>j</m:t>
+        </m:r>
+      </m:oMath>
+      <w:r>
+        <w:t>-го признака</w:t>
+      </w:r>
+    </w:p>
+    <w:p>
+      <w:pPr>
+        <w:pStyle w:val="afffd"/>
+      </w:pPr>
+      <m:oMath>
+        <m:r>
+          <m:rPr>
+            <m:sty m:val="p"/>
+          </m:rPr>
+          <w:rPr>
+            <w:rFonts w:ascii="Cambria Math" w:hAnsi="Cambria Math"/>
+          </w:rPr>
+          <m:t>ξ</m:t>
+        </m:r>
+      </m:oMath>
+      <w:r>
+        <w:t xml:space="preserve"> – аддитивный гауссов шум</w:t>
       </w:r>
       <w:r>
         <w:t xml:space="preserve">, </w:t>
       </w:r>
       <m:oMath>
-        <m:f>
-          <m:fPr>
-            <m:type m:val="lin"/>
-            <m:ctrlPr>
-              <w:rPr>
-                <w:rFonts w:ascii="Cambria Math" w:hAnsi="Cambria Math"/>
-                <w:i/>
-              </w:rPr>
-            </m:ctrlPr>
-          </m:fPr>
-          <m:num>
-            <m:r>
-              <w:rPr>
-                <w:rFonts w:ascii="Cambria Math" w:hAnsi="Cambria Math"/>
-              </w:rPr>
-              <m:t>Гн</m:t>
-            </m:r>
-          </m:num>
-          <m:den>
-            <m:r>
-              <w:rPr>
-                <w:rFonts w:ascii="Cambria Math" w:hAnsi="Cambria Math"/>
-              </w:rPr>
-              <m:t>м</m:t>
-            </m:r>
-          </m:den>
-        </m:f>
+        <m:r>
+          <w:rPr>
+            <w:rFonts w:ascii="Cambria Math" w:hAnsi="Cambria Math"/>
+          </w:rPr>
+          <m:t>В</m:t>
+        </m:r>
       </m:oMath>
     </w:p>
     <w:p>
@@ -5463,19 +5387,11 @@
           </m:sSubPr>
           <m:e>
             <m:r>
-              <m:rPr>
-                <m:sty m:val="p"/>
-              </m:rPr>
-              <w:rPr>
-                <w:rFonts w:ascii="Cambria Math" w:hAnsi="Cambria Math"/>
-              </w:rPr>
-              <m:t>μ</m:t>
-            </m:r>
-            <m:ctrlPr>
-              <w:rPr>
-                <w:rFonts w:ascii="Cambria Math" w:hAnsi="Cambria Math"/>
-              </w:rPr>
-            </m:ctrlPr>
+              <w:rPr>
+                <w:rFonts w:ascii="Cambria Math" w:hAnsi="Cambria Math"/>
+              </w:rPr>
+              <m:t>σ</m:t>
+            </m:r>
           </m:e>
           <m:sub>
             <m:r>
@@ -5488,7 +5404,7 @@
         </m:sSub>
       </m:oMath>
       <w:r>
-        <w:t xml:space="preserve"> – среднее значение </w:t>
+        <w:t xml:space="preserve"> – стандартное отклонение </w:t>
       </w:r>
       <m:oMath>
         <m:r>
@@ -5502,36 +5418,6 @@
       <w:r>
         <w:t>-го признака</w:t>
       </w:r>
-    </w:p>
-    <w:p>
-      <w:pPr>
-        <w:pStyle w:val="afffd"/>
-      </w:pPr>
-      <m:oMath>
-        <m:r>
-          <m:rPr>
-            <m:sty m:val="p"/>
-          </m:rPr>
-          <w:rPr>
-            <w:rFonts w:ascii="Cambria Math" w:hAnsi="Cambria Math"/>
-          </w:rPr>
-          <m:t>ξ</m:t>
-        </m:r>
-      </m:oMath>
-      <w:r>
-        <w:t xml:space="preserve"> – аддитивный гауссов шум</w:t>
-      </w:r>
-      <w:r>
-        <w:t xml:space="preserve">, </w:t>
-      </w:r>
-      <m:oMath>
-        <m:r>
-          <w:rPr>
-            <w:rFonts w:ascii="Cambria Math" w:hAnsi="Cambria Math"/>
-          </w:rPr>
-          <m:t>В</m:t>
-        </m:r>
-      </m:oMath>
     </w:p>
     <w:p>
       <w:pPr>
@@ -5543,16 +5429,18 @@
             <m:ctrlPr>
               <w:rPr>
                 <w:rFonts w:ascii="Cambria Math" w:hAnsi="Cambria Math"/>
-                <w:i/>
               </w:rPr>
             </m:ctrlPr>
           </m:sSubPr>
           <m:e>
             <m:r>
-              <w:rPr>
-                <w:rFonts w:ascii="Cambria Math" w:hAnsi="Cambria Math"/>
-              </w:rPr>
-              <m:t>σ</m:t>
+              <m:rPr>
+                <m:sty m:val="p"/>
+              </m:rPr>
+              <w:rPr>
+                <w:rFonts w:ascii="Cambria Math" w:hAnsi="Cambria Math"/>
+              </w:rPr>
+              <m:t>φ</m:t>
             </m:r>
           </m:e>
           <m:sub>
@@ -5560,155 +5448,27 @@
               <w:rPr>
                 <w:rFonts w:ascii="Cambria Math" w:hAnsi="Cambria Math"/>
               </w:rPr>
-              <m:t>j</m:t>
+              <m:t>0</m:t>
             </m:r>
           </m:sub>
         </m:sSub>
       </m:oMath>
       <w:r>
-        <w:t xml:space="preserve"> – стандартное отклонение </w:t>
+        <w:t xml:space="preserve"> </w:t>
+      </w:r>
+      <w:r>
+        <w:t>– начальная фаза</w:t>
+      </w:r>
+      <w:r>
+        <w:t xml:space="preserve">, </w:t>
       </w:r>
       <m:oMath>
         <m:r>
           <w:rPr>
             <w:rFonts w:ascii="Cambria Math" w:hAnsi="Cambria Math"/>
-            <w:lang w:val="en-US"/>
-          </w:rPr>
-          <m:t>j</m:t>
-        </m:r>
-      </m:oMath>
-      <w:r>
-        <w:t>-го признака</w:t>
-      </w:r>
-    </w:p>
-    <w:p>
-      <w:pPr>
-        <w:pStyle w:val="afffd"/>
-      </w:pPr>
-      <m:oMath>
-        <m:sSub>
-          <m:sSubPr>
-            <m:ctrlPr>
-              <w:rPr>
-                <w:rFonts w:ascii="Cambria Math" w:hAnsi="Cambria Math"/>
-              </w:rPr>
-            </m:ctrlPr>
-          </m:sSubPr>
-          <m:e>
-            <m:r>
-              <m:rPr>
-                <m:sty m:val="p"/>
-              </m:rPr>
-              <w:rPr>
-                <w:rFonts w:ascii="Cambria Math" w:hAnsi="Cambria Math"/>
-              </w:rPr>
-              <m:t>φ</m:t>
-            </m:r>
-          </m:e>
-          <m:sub>
-            <m:r>
-              <w:rPr>
-                <w:rFonts w:ascii="Cambria Math" w:hAnsi="Cambria Math"/>
-              </w:rPr>
-              <m:t>0</m:t>
-            </m:r>
-          </m:sub>
-        </m:sSub>
-      </m:oMath>
-      <w:r>
-        <w:t xml:space="preserve"> </w:t>
-      </w:r>
-      <w:r>
-        <w:t>– начальная фаза</w:t>
-      </w:r>
-      <w:r>
-        <w:t xml:space="preserve">, </w:t>
-      </w:r>
-      <m:oMath>
-        <m:r>
-          <w:rPr>
-            <w:rFonts w:ascii="Cambria Math" w:hAnsi="Cambria Math"/>
           </w:rPr>
           <m:t>рад</m:t>
         </m:r>
-      </m:oMath>
-    </w:p>
-    <w:p>
-      <w:pPr>
-        <w:pStyle w:val="afffd"/>
-      </w:pPr>
-      <m:oMath>
-        <m:r>
-          <m:rPr>
-            <m:sty m:val="p"/>
-          </m:rPr>
-          <w:rPr>
-            <w:rFonts w:ascii="Cambria Math" w:hAnsi="Cambria Math"/>
-          </w:rPr>
-          <m:t>φ</m:t>
-        </m:r>
-      </m:oMath>
-      <w:r>
-        <w:t xml:space="preserve"> – потенциал, </w:t>
-      </w:r>
-      <m:oMath>
-        <m:r>
-          <w:rPr>
-            <w:rFonts w:ascii="Cambria Math" w:hAnsi="Cambria Math"/>
-          </w:rPr>
-          <m:t>В</m:t>
-        </m:r>
-      </m:oMath>
-    </w:p>
-    <w:p>
-      <w:pPr>
-        <w:pStyle w:val="afffd"/>
-      </w:pPr>
-      <m:oMath>
-        <m:r>
-          <m:rPr>
-            <m:sty m:val="p"/>
-          </m:rPr>
-          <w:rPr>
-            <w:rFonts w:ascii="Cambria Math" w:hAnsi="Cambria Math"/>
-          </w:rPr>
-          <m:t>ω</m:t>
-        </m:r>
-      </m:oMath>
-      <w:r>
-        <w:t xml:space="preserve"> – циклическая частота</w:t>
-      </w:r>
-      <w:r>
-        <w:t xml:space="preserve">, </w:t>
-      </w:r>
-      <m:oMath>
-        <m:f>
-          <m:fPr>
-            <m:type m:val="lin"/>
-            <m:ctrlPr>
-              <w:rPr>
-                <w:rFonts w:ascii="Cambria Math" w:hAnsi="Cambria Math"/>
-                <w:i/>
-              </w:rPr>
-            </m:ctrlPr>
-          </m:fPr>
-          <m:num>
-            <m:r>
-              <w:rPr>
-                <w:rFonts w:ascii="Cambria Math" w:hAnsi="Cambria Math"/>
-              </w:rPr>
-              <m:t>рад</m:t>
-            </m:r>
-          </m:num>
-          <m:den>
-            <m:r>
-              <w:rPr>
-                <w:rFonts w:ascii="Cambria Math" w:hAnsi="Cambria Math"/>
-              </w:rPr>
-              <m:t>с</m:t>
-            </m:r>
-          </m:den>
-        </m:f>
       </m:oMath>
     </w:p>
     <w:p>
@@ -5745,6 +5505,7 @@
           <w:rPr>
             <w:rFonts w:ascii="Cambria Math" w:hAnsi="Cambria Math"/>
           </w:rPr>
+          <w:lastRenderedPageBreak/>
           <m:t>Y</m:t>
         </m:r>
       </m:oMath>
@@ -6616,14 +6377,7 @@
         <w:rPr>
           <w:lang w:eastAsia="en-US"/>
         </w:rPr>
-        <w:t xml:space="preserve">, рассматривается как несимметричная полосковая линия, распространяющая </w:t>
-      </w:r>
-      <w:commentRangeStart w:id="26"/>
-      <w:r>
-        <w:rPr>
-          <w:lang w:eastAsia="en-US"/>
-        </w:rPr>
-        <w:t>квази</w:t>
+        <w:t>, рассматривается как несимметричная полосковая линия, распространяющая квази</w:t>
       </w:r>
       <w:r>
         <w:rPr>
@@ -6638,22 +6392,6 @@
           <w:lang w:val="en-US" w:eastAsia="en-US"/>
         </w:rPr>
         <w:t>TEM</w:t>
-      </w:r>
-      <w:commentRangeEnd w:id="26"/>
-      <w:r>
-        <w:rPr>
-          <w:rStyle w:val="aff0"/>
-          <w:rFonts w:asciiTheme="minorHAnsi" w:eastAsiaTheme="minorHAnsi" w:hAnsiTheme="minorHAnsi" w:cstheme="minorBidi"/>
-          <w:lang w:eastAsia="en-US"/>
-        </w:rPr>
-        <w:commentReference w:id="26"/>
-      </w:r>
-      <w:r>
-        <w:rPr>
-          <w:rStyle w:val="affff5"/>
-          <w:lang w:eastAsia="en-US"/>
-        </w:rPr>
-        <w:footnoteReference w:id="1"/>
       </w:r>
       <w:r>
         <w:rPr>
@@ -6692,7 +6430,7 @@
                     <pic:cNvPicPr/>
                   </pic:nvPicPr>
                   <pic:blipFill>
-                    <a:blip r:embed="rId11"/>
+                    <a:blip r:embed="rId8"/>
                     <a:stretch>
                       <a:fillRect/>
                     </a:stretch>
@@ -6717,7 +6455,8 @@
       <w:pPr>
         <w:pStyle w:val="afff"/>
       </w:pPr>
-      <w:bookmarkStart w:id="27" w:name="_Ref222932509"/>
+      <w:bookmarkStart w:id="26" w:name="_Ref222932509"/>
+      <w:commentRangeStart w:id="27"/>
       <w:r>
         <w:t xml:space="preserve">Рисунок </w:t>
       </w:r>
@@ -6736,13 +6475,9 @@
       <w:r>
         <w:fldChar w:fldCharType="end"/>
       </w:r>
-      <w:bookmarkEnd w:id="27"/>
-      <w:r>
-        <w:t xml:space="preserve"> – </w:t>
-      </w:r>
-      <w:commentRangeStart w:id="28"/>
-      <w:r>
-        <w:t>Профиль микрополосковой линии передачи, построенный в Компас 3</w:t>
+      <w:bookmarkEnd w:id="26"/>
+      <w:r>
+        <w:t xml:space="preserve"> – Профиль микрополосковой линии передачи, построенный в Компас 3</w:t>
       </w:r>
       <w:r>
         <w:rPr>
@@ -6755,7 +6490,7 @@
       <w:r>
         <w:t>, учебная версия</w:t>
       </w:r>
-      <w:commentRangeEnd w:id="28"/>
+      <w:commentRangeEnd w:id="27"/>
       <w:r>
         <w:rPr>
           <w:rStyle w:val="aff0"/>
@@ -6763,7 +6498,7 @@
           <w:noProof w:val="0"/>
           <w:lang w:eastAsia="en-US"/>
         </w:rPr>
-        <w:commentReference w:id="28"/>
+        <w:commentReference w:id="27"/>
       </w:r>
     </w:p>
     <w:p>
@@ -6771,10 +6506,15 @@
         <w:pStyle w:val="af8"/>
       </w:pPr>
       <w:r>
-        <w:t>В режиме бегущей волны, реализуемом при</w:t>
-      </w:r>
-      <w:r>
-        <w:t xml:space="preserve"> </w:t>
+        <w:t>Для реализации режима бегущей волны необходимо выполнение условия:</w:t>
+      </w:r>
+    </w:p>
+    <w:p>
+      <w:pPr>
+        <w:pStyle w:val="afff9"/>
+      </w:pPr>
+      <w:r>
+        <w:tab/>
       </w:r>
       <m:oMath>
         <m:sSub>
@@ -6837,10 +6577,145 @@
         </m:sSub>
       </m:oMath>
       <w:r>
-        <w:t xml:space="preserve"> (условие соглосования)</w:t>
-      </w:r>
-      <w:r>
-        <w:t>, распределение</w:t>
+        <w:t>,</w:t>
+      </w:r>
+      <w:r>
+        <w:tab/>
+        <w:t>(1)</w:t>
+      </w:r>
+    </w:p>
+    <w:p>
+      <w:pPr>
+        <w:pStyle w:val="af8"/>
+        <w:ind w:firstLine="0"/>
+      </w:pPr>
+      <w:r>
+        <w:t>г</w:t>
+      </w:r>
+      <w:r>
+        <w:t xml:space="preserve">де </w:t>
+      </w:r>
+      <m:oMath>
+        <m:sSub>
+          <m:sSubPr>
+            <m:ctrlPr>
+              <w:rPr>
+                <w:rFonts w:ascii="Cambria Math" w:hAnsi="Cambria Math"/>
+                <w:i/>
+              </w:rPr>
+            </m:ctrlPr>
+          </m:sSubPr>
+          <m:e>
+            <m:r>
+              <w:rPr>
+                <w:rFonts w:ascii="Cambria Math" w:hAnsi="Cambria Math"/>
+              </w:rPr>
+              <m:t>Z</m:t>
+            </m:r>
+          </m:e>
+          <m:sub>
+            <m:r>
+              <w:rPr>
+                <w:rFonts w:ascii="Cambria Math" w:hAnsi="Cambria Math"/>
+              </w:rPr>
+              <m:t>0</m:t>
+            </m:r>
+          </m:sub>
+        </m:sSub>
+      </m:oMath>
+      <w:r>
+        <w:t xml:space="preserve"> – </w:t>
+      </w:r>
+      <w:proofErr w:type="spellStart"/>
+      <w:r>
+        <w:t>волновыое</w:t>
+      </w:r>
+      <w:proofErr w:type="spellEnd"/>
+      <w:r>
+        <w:t xml:space="preserve"> сопротивление </w:t>
+      </w:r>
+      <w:proofErr w:type="spellStart"/>
+      <w:r>
+        <w:t>микрополосковой</w:t>
+      </w:r>
+      <w:proofErr w:type="spellEnd"/>
+      <w:r>
+        <w:t xml:space="preserve"> линии передачи, </w:t>
+      </w:r>
+      <m:oMath>
+        <m:r>
+          <w:rPr>
+            <w:rFonts w:ascii="Cambria Math" w:hAnsi="Cambria Math"/>
+          </w:rPr>
+          <m:t>Ом</m:t>
+        </m:r>
+      </m:oMath>
+      <w:r>
+        <w:t xml:space="preserve">; </w:t>
+      </w:r>
+      <m:oMath>
+        <m:sSub>
+          <m:sSubPr>
+            <m:ctrlPr>
+              <w:rPr>
+                <w:rFonts w:ascii="Cambria Math" w:hAnsi="Cambria Math"/>
+                <w:i/>
+              </w:rPr>
+            </m:ctrlPr>
+          </m:sSubPr>
+          <m:e>
+            <m:r>
+              <w:rPr>
+                <w:rFonts w:ascii="Cambria Math" w:hAnsi="Cambria Math"/>
+              </w:rPr>
+              <m:t>Z</m:t>
+            </m:r>
+          </m:e>
+          <m:sub>
+            <m:r>
+              <w:rPr>
+                <w:rFonts w:ascii="Cambria Math" w:hAnsi="Cambria Math"/>
+              </w:rPr>
+              <m:t>н</m:t>
+            </m:r>
+          </m:sub>
+        </m:sSub>
+      </m:oMath>
+      <w:r>
+        <w:t xml:space="preserve"> – волновое сопротивление нагрузки, </w:t>
+      </w:r>
+      <m:oMath>
+        <m:r>
+          <w:rPr>
+            <w:rFonts w:ascii="Cambria Math" w:hAnsi="Cambria Math"/>
+          </w:rPr>
+          <m:t>Ом</m:t>
+        </m:r>
+      </m:oMath>
+      <w:r>
+        <w:t>.</w:t>
+      </w:r>
+    </w:p>
+    <w:p>
+      <w:pPr>
+        <w:pStyle w:val="af8"/>
+      </w:pPr>
+      <w:r>
+        <w:t xml:space="preserve">При </w:t>
+      </w:r>
+      <w:proofErr w:type="spellStart"/>
+      <w:r>
+        <w:t>выполнеии</w:t>
+      </w:r>
+      <w:proofErr w:type="spellEnd"/>
+      <w:r>
+        <w:t xml:space="preserve"> условия (1)</w:t>
+      </w:r>
+      <w:r>
+        <w:t xml:space="preserve"> распределение</w:t>
+      </w:r>
+      <w:r>
+        <w:t xml:space="preserve"> потенциала</w:t>
       </w:r>
       <w:r>
         <w:t xml:space="preserve"> </w:t>
@@ -6857,27 +6732,35 @@
         </m:r>
       </m:oMath>
       <w:r>
-        <w:t xml:space="preserve"> (напряжения</w:t>
-      </w:r>
-      <w:r>
-        <w:rPr>
-          <w:rStyle w:val="affff5"/>
-        </w:rPr>
-        <w:footnoteReference w:id="2"/>
-      </w:r>
-      <w:r>
-        <w:t>)</w:t>
-      </w:r>
-      <w:r>
-        <w:t xml:space="preserve"> вдоль регулярной </w:t>
+        <w:t xml:space="preserve">, </w:t>
+      </w:r>
+      <m:oMath>
+        <m:r>
+          <w:rPr>
+            <w:rFonts w:ascii="Cambria Math" w:hAnsi="Cambria Math"/>
+          </w:rPr>
+          <m:t>В</m:t>
+        </m:r>
+      </m:oMath>
+      <w:r>
+        <w:t>,</w:t>
+      </w:r>
+      <w:r>
+        <w:t xml:space="preserve"> </w:t>
+      </w:r>
+      <w:r>
+        <w:t xml:space="preserve">вдоль регулярной </w:t>
       </w:r>
       <w:proofErr w:type="spellStart"/>
       <w:r>
-        <w:t>микрополосковой</w:t>
+        <w:t>МПЛ</w:t>
       </w:r>
       <w:proofErr w:type="spellEnd"/>
       <w:r>
-        <w:t xml:space="preserve"> линии описывается гармонической функцией вида</w:t>
+        <w:t>,</w:t>
+      </w:r>
+      <w:r>
+        <w:t xml:space="preserve"> описывается гармонической функцией вида</w:t>
       </w:r>
       <w:r>
         <w:t>:</w:t>
@@ -6896,81 +6779,200 @@
             <m:sty m:val="p"/>
           </m:rPr>
           <w:rPr>
-            <w:rStyle w:val="affff2"/>
-          </w:rPr>
-          <m:t>u</m:t>
+            <w:rFonts w:ascii="Cambria Math" w:hAnsi="Cambria Math"/>
+          </w:rPr>
+          <m:t>φ</m:t>
         </m:r>
         <m:d>
           <m:dPr>
             <m:ctrlPr>
               <w:rPr>
-                <w:rStyle w:val="affff2"/>
-                <w:i w:val="0"/>
-                <w:lang w:val="en-US"/>
+                <w:rFonts w:ascii="Cambria Math" w:hAnsi="Cambria Math"/>
+                <w:i/>
               </w:rPr>
             </m:ctrlPr>
           </m:dPr>
           <m:e>
-            <m:sSub>
-              <m:sSubPr>
-                <m:ctrlPr>
-                  <w:rPr>
-                    <w:rStyle w:val="affff2"/>
-                    <w:i w:val="0"/>
-                    <w:lang w:val="en-US"/>
-                  </w:rPr>
-                </m:ctrlPr>
-              </m:sSubPr>
-              <m:e>
-                <m:r>
-                  <m:rPr>
-                    <m:sty m:val="p"/>
-                  </m:rPr>
-                  <w:rPr>
-                    <w:rStyle w:val="affff2"/>
-                  </w:rPr>
-                  <m:t>x</m:t>
-                </m:r>
-              </m:e>
-              <m:sub>
-                <m:r>
-                  <m:rPr>
-                    <m:sty m:val="p"/>
-                  </m:rPr>
-                  <w:rPr>
-                    <w:rStyle w:val="affff2"/>
-                  </w:rPr>
-                  <m:t>0</m:t>
-                </m:r>
-              </m:sub>
-            </m:sSub>
+            <m:r>
+              <w:rPr>
+                <w:rFonts w:ascii="Cambria Math" w:hAnsi="Cambria Math"/>
+                <w:lang w:val="en-US"/>
+              </w:rPr>
+              <m:t>x</m:t>
+            </m:r>
+            <m:r>
+              <w:rPr>
+                <w:rFonts w:ascii="Cambria Math" w:hAnsi="Cambria Math"/>
+              </w:rPr>
+              <m:t>,</m:t>
+            </m:r>
+            <m:r>
+              <w:rPr>
+                <w:rFonts w:ascii="Cambria Math" w:hAnsi="Cambria Math"/>
+                <w:lang w:val="en-US"/>
+              </w:rPr>
+              <m:t>t</m:t>
+            </m:r>
+          </m:e>
+        </m:d>
+        <m:r>
+          <w:rPr>
+            <w:rFonts w:ascii="Cambria Math" w:hAnsi="Cambria Math"/>
+          </w:rPr>
+          <m:t>=</m:t>
+        </m:r>
+        <m:sSub>
+          <m:sSubPr>
+            <m:ctrlPr>
+              <w:rPr>
+                <w:rFonts w:ascii="Cambria Math" w:hAnsi="Cambria Math"/>
+                <w:iCs/>
+              </w:rPr>
+            </m:ctrlPr>
+          </m:sSubPr>
+          <m:e>
             <m:r>
               <m:rPr>
                 <m:sty m:val="p"/>
               </m:rPr>
               <w:rPr>
-                <w:rStyle w:val="affff2"/>
-              </w:rPr>
-              <m:t>,t</m:t>
+                <w:rFonts w:ascii="Cambria Math" w:hAnsi="Cambria Math"/>
+              </w:rPr>
+              <m:t>φ</m:t>
             </m:r>
           </m:e>
-        </m:d>
+          <m:sub>
+            <m:r>
+              <w:rPr>
+                <w:rFonts w:ascii="Cambria Math" w:hAnsi="Cambria Math"/>
+              </w:rPr>
+              <m:t>0</m:t>
+            </m:r>
+          </m:sub>
+        </m:sSub>
+        <m:r>
+          <w:rPr>
+            <w:rFonts w:ascii="Cambria Math" w:hAnsi="Cambria Math"/>
+          </w:rPr>
+          <m:t>∙</m:t>
+        </m:r>
         <m:r>
           <m:rPr>
             <m:sty m:val="p"/>
           </m:rPr>
           <w:rPr>
+            <w:rFonts w:ascii="Cambria Math" w:hAnsi="Cambria Math"/>
+            <w:lang w:val="en-US"/>
+          </w:rPr>
+          <m:t>cos</m:t>
+        </m:r>
+        <m:r>
+          <m:rPr>
+            <m:sty m:val="p"/>
+          </m:rPr>
+          <w:rPr>
+            <w:rFonts w:ascii="Cambria Math" w:hAnsi="Cambria Math"/>
+          </w:rPr>
+          <m:t>⁡</m:t>
+        </m:r>
+        <m:r>
+          <w:rPr>
+            <w:rFonts w:ascii="Cambria Math" w:hAnsi="Cambria Math"/>
+          </w:rPr>
+          <m:t>(</m:t>
+        </m:r>
+        <m:r>
+          <m:rPr>
+            <m:sty m:val="p"/>
+          </m:rPr>
+          <w:rPr>
+            <w:rFonts w:ascii="Cambria Math" w:hAnsi="Cambria Math"/>
+            <w:lang w:val="en-US"/>
+          </w:rPr>
+          <m:t>ω</m:t>
+        </m:r>
+        <m:r>
+          <w:rPr>
+            <w:rFonts w:ascii="Cambria Math" w:hAnsi="Cambria Math"/>
+          </w:rPr>
+          <m:t>∙</m:t>
+        </m:r>
+        <m:r>
+          <w:rPr>
+            <w:rFonts w:ascii="Cambria Math" w:hAnsi="Cambria Math"/>
+            <w:lang w:val="en-US"/>
+          </w:rPr>
+          <m:t>t</m:t>
+        </m:r>
+        <m:r>
+          <w:rPr>
+            <w:rFonts w:ascii="Cambria Math" w:hAnsi="Cambria Math"/>
+          </w:rPr>
+          <m:t>-</m:t>
+        </m:r>
+        <m:r>
+          <w:rPr>
+            <w:rFonts w:ascii="Cambria Math" w:hAnsi="Cambria Math"/>
+            <w:lang w:val="en-US"/>
+          </w:rPr>
+          <m:t>β</m:t>
+        </m:r>
+        <m:r>
+          <w:rPr>
+            <w:rFonts w:ascii="Cambria Math" w:hAnsi="Cambria Math"/>
+          </w:rPr>
+          <m:t>∙</m:t>
+        </m:r>
+        <m:r>
+          <w:rPr>
             <w:rStyle w:val="affff2"/>
-          </w:rPr>
-          <m:t>=</m:t>
-        </m:r>
+            <w:lang w:val="en-US"/>
+          </w:rPr>
+          <m:t>x</m:t>
+        </m:r>
+        <m:r>
+          <w:rPr>
+            <w:rFonts w:ascii="Cambria Math" w:hAnsi="Cambria Math"/>
+          </w:rPr>
+          <m:t>+</m:t>
+        </m:r>
+        <m:r>
+          <w:rPr>
+            <w:rFonts w:ascii="Cambria Math" w:hAnsi="Cambria Math"/>
+            <w:lang w:val="en-US"/>
+          </w:rPr>
+          <m:t>θ</m:t>
+        </m:r>
+        <m:r>
+          <w:rPr>
+            <w:rFonts w:ascii="Cambria Math" w:hAnsi="Cambria Math"/>
+          </w:rPr>
+          <m:t>)</m:t>
+        </m:r>
+      </m:oMath>
+      <w:r>
+        <w:t>,</w:t>
+      </w:r>
+      <w:r>
+        <w:tab/>
+        <w:t>(1)</w:t>
+      </w:r>
+    </w:p>
+    <w:p>
+      <w:pPr>
+        <w:pStyle w:val="afffd"/>
+      </w:pPr>
+      <w:r>
+        <w:lastRenderedPageBreak/>
+        <w:t xml:space="preserve">где </w:t>
+      </w:r>
+      <m:oMath>
         <m:sSub>
           <m:sSubPr>
             <m:ctrlPr>
               <w:rPr>
-                <w:rStyle w:val="affff2"/>
-                <w:i w:val="0"/>
-                <w:lang w:val="en-US"/>
+                <w:rFonts w:ascii="Cambria Math" w:hAnsi="Cambria Math"/>
+                <w:iCs/>
               </w:rPr>
             </m:ctrlPr>
           </m:sSubPr>
@@ -6980,166 +6982,227 @@
                 <m:sty m:val="p"/>
               </m:rPr>
               <w:rPr>
-                <w:rStyle w:val="affff2"/>
-              </w:rPr>
-              <m:t>U</m:t>
+                <w:rFonts w:ascii="Cambria Math" w:hAnsi="Cambria Math"/>
+              </w:rPr>
+              <m:t>φ</m:t>
             </m:r>
           </m:e>
           <m:sub>
             <m:r>
-              <m:rPr>
-                <m:sty m:val="p"/>
-              </m:rPr>
-              <w:rPr>
-                <w:rStyle w:val="affff2"/>
+              <w:rPr>
+                <w:rFonts w:ascii="Cambria Math" w:hAnsi="Cambria Math"/>
               </w:rPr>
               <m:t>0</m:t>
             </m:r>
           </m:sub>
         </m:sSub>
+      </m:oMath>
+      <w:r>
+        <w:t xml:space="preserve"> – амплитуда колебания потенциала, </w:t>
+      </w:r>
+      <m:oMath>
+        <m:r>
+          <w:rPr>
+            <w:rFonts w:ascii="Cambria Math" w:hAnsi="Cambria Math"/>
+          </w:rPr>
+          <m:t>В</m:t>
+        </m:r>
+      </m:oMath>
+      <w:r>
+        <w:t xml:space="preserve">; </w:t>
+      </w:r>
+      <m:oMath>
         <m:r>
           <m:rPr>
             <m:sty m:val="p"/>
           </m:rPr>
           <w:rPr>
-            <w:rStyle w:val="affff2"/>
-          </w:rPr>
-          <m:t>∙</m:t>
-        </m:r>
-        <m:func>
-          <m:funcPr>
+            <w:rFonts w:ascii="Cambria Math" w:hAnsi="Cambria Math"/>
+          </w:rPr>
+          <m:t>ω</m:t>
+        </m:r>
+      </m:oMath>
+      <w:r>
+        <w:t xml:space="preserve"> – циклическая частота</w:t>
+      </w:r>
+      <w:r>
+        <w:t xml:space="preserve">, </w:t>
+      </w:r>
+      <m:oMath>
+        <m:f>
+          <m:fPr>
+            <m:type m:val="lin"/>
             <m:ctrlPr>
               <w:rPr>
-                <w:rStyle w:val="affff2"/>
-                <w:i w:val="0"/>
+                <w:rFonts w:ascii="Cambria Math" w:hAnsi="Cambria Math"/>
+                <w:i/>
               </w:rPr>
             </m:ctrlPr>
-          </m:funcPr>
-          <m:fName>
-            <m:r>
-              <m:rPr>
-                <m:sty m:val="p"/>
-              </m:rPr>
-              <w:rPr>
-                <w:rStyle w:val="affff2"/>
-              </w:rPr>
-              <m:t>cos</m:t>
-            </m:r>
-          </m:fName>
-          <m:e>
-            <m:d>
-              <m:dPr>
-                <m:ctrlPr>
-                  <w:rPr>
-                    <w:rStyle w:val="affff2"/>
-                    <w:i w:val="0"/>
-                  </w:rPr>
-                </m:ctrlPr>
-              </m:dPr>
-              <m:e>
-                <m:r>
-                  <m:rPr>
-                    <m:sty m:val="p"/>
-                  </m:rPr>
-                  <w:rPr>
-                    <w:rStyle w:val="affff2"/>
-                  </w:rPr>
-                  <m:t>ω∙t-β∙</m:t>
-                </m:r>
-                <m:sSub>
-                  <m:sSubPr>
-                    <m:ctrlPr>
-                      <w:rPr>
-                        <w:rStyle w:val="affff2"/>
-                        <w:i w:val="0"/>
-                        <w:lang w:val="en-US"/>
-                      </w:rPr>
-                    </m:ctrlPr>
-                  </m:sSubPr>
-                  <m:e>
-                    <m:r>
-                      <m:rPr>
-                        <m:sty m:val="p"/>
-                      </m:rPr>
-                      <w:rPr>
-                        <w:rStyle w:val="affff2"/>
-                      </w:rPr>
-                      <m:t>x</m:t>
-                    </m:r>
-                  </m:e>
-                  <m:sub>
-                    <m:r>
-                      <m:rPr>
-                        <m:sty m:val="p"/>
-                      </m:rPr>
-                      <w:rPr>
-                        <w:rStyle w:val="affff2"/>
-                      </w:rPr>
-                      <m:t>0</m:t>
-                    </m:r>
-                  </m:sub>
-                </m:sSub>
-                <m:r>
-                  <m:rPr>
-                    <m:sty m:val="p"/>
-                  </m:rPr>
-                  <w:rPr>
-                    <w:rStyle w:val="affff2"/>
-                  </w:rPr>
-                  <m:t>+</m:t>
-                </m:r>
-                <m:sSub>
-                  <m:sSubPr>
-                    <m:ctrlPr>
-                      <w:rPr>
-                        <w:rStyle w:val="affff2"/>
-                        <w:i w:val="0"/>
-                        <w:lang w:val="en-US"/>
-                      </w:rPr>
-                    </m:ctrlPr>
-                  </m:sSubPr>
-                  <m:e>
-                    <m:r>
-                      <m:rPr>
-                        <m:sty m:val="p"/>
-                      </m:rPr>
-                      <w:rPr>
-                        <w:rStyle w:val="affff2"/>
-                      </w:rPr>
-                      <m:t>φ</m:t>
-                    </m:r>
-                  </m:e>
-                  <m:sub>
-                    <m:r>
-                      <m:rPr>
-                        <m:sty m:val="p"/>
-                      </m:rPr>
-                      <w:rPr>
-                        <w:rStyle w:val="affff2"/>
-                      </w:rPr>
-                      <m:t>0</m:t>
-                    </m:r>
-                  </m:sub>
-                </m:sSub>
-              </m:e>
-            </m:d>
-          </m:e>
-        </m:func>
+          </m:fPr>
+          <m:num>
+            <m:r>
+              <w:rPr>
+                <w:rFonts w:ascii="Cambria Math" w:hAnsi="Cambria Math"/>
+              </w:rPr>
+              <m:t>рад</m:t>
+            </m:r>
+          </m:num>
+          <m:den>
+            <m:r>
+              <w:rPr>
+                <w:rFonts w:ascii="Cambria Math" w:hAnsi="Cambria Math"/>
+              </w:rPr>
+              <m:t>с</m:t>
+            </m:r>
+          </m:den>
+        </m:f>
       </m:oMath>
       <w:r>
+        <w:t xml:space="preserve">; </w:t>
+      </w:r>
+      <m:oMath>
+        <m:r>
+          <w:rPr>
+            <w:rFonts w:ascii="Cambria Math" w:hAnsi="Cambria Math"/>
+            <w:lang w:val="en-US"/>
+          </w:rPr>
+          <m:t>t</m:t>
+        </m:r>
+      </m:oMath>
+      <w:r>
+        <w:t xml:space="preserve"> </w:t>
+      </w:r>
+      <w:r>
+        <w:t>–</w:t>
+      </w:r>
+      <w:r>
+        <w:t xml:space="preserve"> </w:t>
+      </w:r>
+      <w:r>
+        <w:t xml:space="preserve">время, </w:t>
+      </w:r>
+      <m:oMath>
+        <m:r>
+          <w:rPr>
+            <w:rFonts w:ascii="Cambria Math" w:hAnsi="Cambria Math"/>
+          </w:rPr>
+          <m:t>с</m:t>
+        </m:r>
+      </m:oMath>
+      <w:r>
+        <w:t xml:space="preserve">; </w:t>
+      </w:r>
+      <m:oMath>
+        <m:r>
+          <m:rPr>
+            <m:sty m:val="p"/>
+          </m:rPr>
+          <w:rPr>
+            <w:rFonts w:ascii="Cambria Math" w:hAnsi="Cambria Math"/>
+            <w:lang w:val="en-US"/>
+          </w:rPr>
+          <m:t>β</m:t>
+        </m:r>
+      </m:oMath>
+      <w:r>
+        <w:t xml:space="preserve"> – фазовая постоянная</w:t>
+      </w:r>
+      <w:r>
+        <w:t xml:space="preserve">, </w:t>
+      </w:r>
+      <m:oMath>
+        <m:f>
+          <m:fPr>
+            <m:type m:val="lin"/>
+            <m:ctrlPr>
+              <w:rPr>
+                <w:rFonts w:ascii="Cambria Math" w:hAnsi="Cambria Math"/>
+                <w:i/>
+              </w:rPr>
+            </m:ctrlPr>
+          </m:fPr>
+          <m:num>
+            <m:r>
+              <w:rPr>
+                <w:rFonts w:ascii="Cambria Math" w:hAnsi="Cambria Math"/>
+              </w:rPr>
+              <m:t>рад</m:t>
+            </m:r>
+          </m:num>
+          <m:den>
+            <m:r>
+              <w:rPr>
+                <w:rFonts w:ascii="Cambria Math" w:hAnsi="Cambria Math"/>
+              </w:rPr>
+              <m:t>м</m:t>
+            </m:r>
+          </m:den>
+        </m:f>
+      </m:oMath>
+      <w:r>
+        <w:t xml:space="preserve">; </w:t>
+      </w:r>
+      <w:r>
+        <w:rPr>
+          <w:lang w:val="en-US"/>
+        </w:rPr>
+        <w:t>x</w:t>
+      </w:r>
+      <w:r>
+        <w:t xml:space="preserve"> – продольная координата линии</w:t>
+      </w:r>
+      <w:r>
+        <w:t xml:space="preserve">, </w:t>
+      </w:r>
+      <m:oMath>
+        <m:r>
+          <w:rPr>
+            <w:rFonts w:ascii="Cambria Math" w:hAnsi="Cambria Math"/>
+          </w:rPr>
+          <m:t>м</m:t>
+        </m:r>
+      </m:oMath>
+      <w:r>
+        <w:t xml:space="preserve">; </w:t>
+      </w:r>
+      <m:oMath>
+        <m:r>
+          <w:rPr>
+            <w:rFonts w:ascii="Cambria Math" w:hAnsi="Cambria Math"/>
+            <w:lang w:val="en-US"/>
+          </w:rPr>
+          <m:t>θ</m:t>
+        </m:r>
+      </m:oMath>
+      <w:r>
+        <w:t xml:space="preserve"> </w:t>
+      </w:r>
+      <w:r>
+        <w:t>–</w:t>
+      </w:r>
+      <w:r>
+        <w:t xml:space="preserve"> </w:t>
+      </w:r>
+      <w:r>
+        <w:t xml:space="preserve">начальная фаза, </w:t>
+      </w:r>
+      <m:oMath>
+        <m:r>
+          <w:rPr>
+            <w:rFonts w:ascii="Cambria Math" w:hAnsi="Cambria Math"/>
+          </w:rPr>
+          <m:t>рад</m:t>
+        </m:r>
+      </m:oMath>
+      <w:r>
         <w:t>.</w:t>
       </w:r>
-      <w:r>
-        <w:tab/>
-        <w:t>(1)</w:t>
-      </w:r>
     </w:p>
     <w:p>
       <w:pPr>
         <w:pStyle w:val="af8"/>
       </w:pPr>
       <w:r>
-        <w:lastRenderedPageBreak/>
         <w:t xml:space="preserve">Непосредственная </w:t>
       </w:r>
       <w:r>
@@ -7703,18 +7766,18 @@
       <w:r>
         <w:t>[</w:t>
       </w:r>
-      <w:commentRangeStart w:id="29"/>
+      <w:commentRangeStart w:id="28"/>
       <w:r>
         <w:t>ссылка</w:t>
       </w:r>
-      <w:commentRangeEnd w:id="29"/>
+      <w:commentRangeEnd w:id="28"/>
       <w:r>
         <w:rPr>
           <w:rStyle w:val="aff0"/>
           <w:rFonts w:asciiTheme="minorHAnsi" w:eastAsiaTheme="minorHAnsi" w:hAnsiTheme="minorHAnsi" w:cstheme="minorBidi"/>
           <w:lang w:eastAsia="en-US"/>
         </w:rPr>
-        <w:commentReference w:id="29"/>
+        <w:commentReference w:id="28"/>
       </w:r>
       <w:r>
         <w:t>]</w:t>
@@ -7925,6 +7988,7 @@
         <w:ind w:firstLine="0"/>
       </w:pPr>
       <w:r>
+        <w:lastRenderedPageBreak/>
         <w:t xml:space="preserve">где </w:t>
       </w:r>
       <m:oMath>
@@ -8037,7 +8101,6 @@
         <w:pStyle w:val="afff9"/>
       </w:pPr>
       <w:r>
-        <w:lastRenderedPageBreak/>
         <w:tab/>
       </w:r>
       <m:oMath>
@@ -8712,18 +8775,18 @@
       <w:r>
         <w:t>[</w:t>
       </w:r>
-      <w:commentRangeStart w:id="30"/>
+      <w:commentRangeStart w:id="29"/>
       <w:r>
         <w:t>ссылка</w:t>
       </w:r>
-      <w:commentRangeEnd w:id="30"/>
+      <w:commentRangeEnd w:id="29"/>
       <w:r>
         <w:rPr>
           <w:rStyle w:val="aff0"/>
           <w:rFonts w:asciiTheme="minorHAnsi" w:eastAsiaTheme="minorHAnsi" w:hAnsiTheme="minorHAnsi" w:cstheme="minorBidi"/>
           <w:lang w:eastAsia="en-US"/>
         </w:rPr>
-        <w:commentReference w:id="30"/>
+        <w:commentReference w:id="29"/>
       </w:r>
       <w:r>
         <w:t>]</w:t>
@@ -9977,6 +10040,7 @@
         <w:pStyle w:val="af8"/>
       </w:pPr>
       <w:r>
+        <w:lastRenderedPageBreak/>
         <w:t xml:space="preserve">Для реальных линий конечная </w:t>
       </w:r>
       <m:oMath>
@@ -10055,11 +10119,7 @@
         <w:t xml:space="preserve"> подстановкой</w:t>
       </w:r>
       <w:r>
-        <w:t xml:space="preserve"> в (6.1) и (6.2) </w:t>
-      </w:r>
-      <w:r>
-        <w:lastRenderedPageBreak/>
-        <w:t xml:space="preserve">вместо геометрической ширины </w:t>
+        <w:t xml:space="preserve"> в (6.1) и (6.2) вместо геометрической ширины </w:t>
       </w:r>
       <m:oMath>
         <m:r>
@@ -10076,18 +10136,18 @@
       <w:r>
         <w:t xml:space="preserve"> [</w:t>
       </w:r>
-      <w:commentRangeStart w:id="31"/>
+      <w:commentRangeStart w:id="30"/>
       <w:r>
         <w:t>ссылка</w:t>
       </w:r>
-      <w:commentRangeEnd w:id="31"/>
+      <w:commentRangeEnd w:id="30"/>
       <w:r>
         <w:rPr>
           <w:rStyle w:val="aff0"/>
           <w:rFonts w:asciiTheme="minorHAnsi" w:eastAsiaTheme="minorHAnsi" w:hAnsiTheme="minorHAnsi" w:cstheme="minorBidi"/>
           <w:lang w:eastAsia="en-US"/>
         </w:rPr>
-        <w:commentReference w:id="31"/>
+        <w:commentReference w:id="30"/>
       </w:r>
       <w:r>
         <w:t>]</w:t>
@@ -11272,7 +11332,7 @@
       <w:pPr>
         <w:pStyle w:val="a3"/>
       </w:pPr>
-      <w:bookmarkStart w:id="32" w:name="_Toc224673380"/>
+      <w:bookmarkStart w:id="31" w:name="_Toc224673380"/>
       <w:r>
         <w:t xml:space="preserve">Дефекты </w:t>
       </w:r>
@@ -11284,7 +11344,7 @@
       <w:r>
         <w:t xml:space="preserve"> линии</w:t>
       </w:r>
-      <w:bookmarkEnd w:id="32"/>
+      <w:bookmarkEnd w:id="31"/>
     </w:p>
     <w:p>
       <w:pPr>
@@ -11359,11 +11419,7 @@
         <w:pStyle w:val="af8"/>
       </w:pPr>
       <w:r>
-        <w:t>Согласно телеграфным уравнениям (</w:t>
-      </w:r>
-      <w:proofErr w:type="gramStart"/>
-      <w:r>
-        <w:t>3.1</w:t>
+        <w:t>Согласно телеграфным уравнениям (3.1</w:t>
       </w:r>
       <w:r>
         <w:t>)</w:t>
@@ -11374,7 +11430,6 @@
       <w:r>
         <w:t>(</w:t>
       </w:r>
-      <w:proofErr w:type="gramEnd"/>
       <w:r>
         <w:t xml:space="preserve">3.2), </w:t>
       </w:r>
@@ -11505,18 +11560,18 @@
       <w:pPr>
         <w:pStyle w:val="af8"/>
       </w:pPr>
-      <w:commentRangeStart w:id="33"/>
+      <w:commentRangeStart w:id="32"/>
       <w:r>
         <w:t>Таким образом:</w:t>
       </w:r>
-      <w:commentRangeEnd w:id="33"/>
+      <w:commentRangeEnd w:id="32"/>
       <w:r>
         <w:rPr>
           <w:rStyle w:val="aff0"/>
           <w:rFonts w:asciiTheme="minorHAnsi" w:eastAsiaTheme="minorHAnsi" w:hAnsiTheme="minorHAnsi" w:cstheme="minorBidi"/>
           <w:lang w:eastAsia="en-US"/>
         </w:rPr>
-        <w:commentReference w:id="33"/>
+        <w:commentReference w:id="32"/>
       </w:r>
     </w:p>
     <w:p>
@@ -11598,6 +11653,7 @@
         <w:pStyle w:val="aa"/>
       </w:pPr>
       <w:r>
+        <w:lastRenderedPageBreak/>
         <w:t>у</w:t>
       </w:r>
       <w:r>
@@ -11687,7 +11743,6 @@
         <w:pStyle w:val="aa"/>
       </w:pPr>
       <w:r>
-        <w:lastRenderedPageBreak/>
         <w:t>у</w:t>
       </w:r>
       <w:r>
@@ -13709,6 +13764,7 @@
         </w:rPr>
       </w:pPr>
       <w:r>
+        <w:lastRenderedPageBreak/>
         <w:t xml:space="preserve">Производная </w:t>
       </w:r>
       <m:oMath>
@@ -13941,7 +13997,6 @@
         </w:rPr>
       </w:pPr>
       <w:r>
-        <w:lastRenderedPageBreak/>
         <w:t>Чувствительность к изменению</w:t>
       </w:r>
       <w:r>
@@ -15378,6 +15433,7 @@
         <w:pStyle w:val="afff9"/>
       </w:pPr>
       <w:r>
+        <w:lastRenderedPageBreak/>
         <w:tab/>
       </w:r>
       <m:oMath>
@@ -15714,7 +15770,6 @@
         <w:pStyle w:val="af8"/>
       </w:pPr>
       <w:r>
-        <w:lastRenderedPageBreak/>
         <w:t>Для целей классификации важно установить однозначную связь между физической природой дефекта и его электрофизическим представлением в виде эквивалентной схемы (</w:t>
       </w:r>
       <w:r>
@@ -16393,6 +16448,7 @@
           <w:rPr>
             <w:rFonts w:ascii="Cambria Math" w:hAnsi="Cambria Math"/>
           </w:rPr>
+          <w:lastRenderedPageBreak/>
           <m:t>W</m:t>
         </m:r>
       </m:oMath>
@@ -16456,7 +16512,6 @@
         <w:pStyle w:val="aa"/>
       </w:pPr>
       <w:r>
-        <w:lastRenderedPageBreak/>
         <w:t>и</w:t>
       </w:r>
       <w:r>
@@ -17331,32 +17386,29 @@
       <w:pPr>
         <w:pStyle w:val="a2"/>
       </w:pPr>
-      <w:bookmarkStart w:id="34" w:name="_Toc224673381"/>
-      <w:r>
+      <w:bookmarkStart w:id="33" w:name="_Toc224673381"/>
+      <w:r>
+        <w:lastRenderedPageBreak/>
         <w:t>Измерительная система</w:t>
       </w:r>
+      <w:bookmarkEnd w:id="33"/>
+    </w:p>
+    <w:p>
+      <w:pPr>
+        <w:pStyle w:val="a3"/>
+      </w:pPr>
+      <w:bookmarkStart w:id="34" w:name="_Toc224673382"/>
+      <w:r>
+        <w:t>Измерительный зонд</w:t>
+      </w:r>
       <w:bookmarkEnd w:id="34"/>
     </w:p>
     <w:p>
       <w:pPr>
-        <w:pStyle w:val="a3"/>
-      </w:pPr>
-      <w:bookmarkStart w:id="35" w:name="_Toc224673382"/>
-      <w:r>
-        <w:t>Измерительный зонд</w:t>
-      </w:r>
-      <w:bookmarkEnd w:id="35"/>
-    </w:p>
-    <w:p>
-      <w:pPr>
         <w:pStyle w:val="af8"/>
       </w:pPr>
       <w:r>
-        <w:t xml:space="preserve">Измерительная головка является первичным преобразователем электромагнитного поля линии в электрические сигналы. Конструктивно она содержит четыре подпружиненных зонда (электрода), расположенных в вершинах </w:t>
-      </w:r>
-      <w:r>
-        <w:lastRenderedPageBreak/>
-        <w:t xml:space="preserve">квадрата со стороной </w:t>
+        <w:t xml:space="preserve">Измерительная головка является первичным преобразователем электромагнитного поля линии в электрические сигналы. Конструктивно она содержит четыре подпружиненных зонда (электрода), расположенных в вершинах квадрата со стороной </w:t>
       </w:r>
       <m:oMath>
         <m:r>
@@ -17857,18 +17909,18 @@
       <w:r>
         <w:t>[</w:t>
       </w:r>
-      <w:commentRangeStart w:id="36"/>
+      <w:commentRangeStart w:id="35"/>
       <w:r>
         <w:t>ссылка</w:t>
       </w:r>
-      <w:commentRangeEnd w:id="36"/>
+      <w:commentRangeEnd w:id="35"/>
       <w:r>
         <w:rPr>
           <w:rStyle w:val="aff0"/>
           <w:rFonts w:asciiTheme="minorHAnsi" w:eastAsiaTheme="minorHAnsi" w:hAnsiTheme="minorHAnsi" w:cstheme="minorBidi"/>
           <w:lang w:eastAsia="en-US"/>
         </w:rPr>
-        <w:commentReference w:id="36"/>
+        <w:commentReference w:id="35"/>
       </w:r>
       <w:r>
         <w:t>]</w:t>
@@ -18094,6 +18146,7 @@
         <w:pStyle w:val="afff9"/>
       </w:pPr>
       <w:r>
+        <w:lastRenderedPageBreak/>
         <w:tab/>
       </w:r>
       <m:oMath>
@@ -18293,11 +18346,7 @@
         <w:t xml:space="preserve">. </w:t>
       </w:r>
       <w:r>
-        <w:t xml:space="preserve">При меньших частотах условие оптимальной </w:t>
-      </w:r>
-      <w:r>
-        <w:lastRenderedPageBreak/>
-        <w:t>чувствительности не выполняется, и система будет работать в режиме пониженной чувствительности к фазовому градиенту. Однако многочастотный принцип измерений (использование набора частот</w:t>
+        <w:t>При меньших частотах условие оптимальной чувствительности не выполняется, и система будет работать в режиме пониженной чувствительности к фазовому градиенту. Однако многочастотный принцип измерений (использование набора частот</w:t>
       </w:r>
       <w:r>
         <w:t xml:space="preserve"> </w:t>
@@ -18900,6 +18949,7 @@
         <w:pStyle w:val="af8"/>
       </w:pPr>
       <w:r>
+        <w:lastRenderedPageBreak/>
         <w:t xml:space="preserve">Как было показано в </w:t>
       </w:r>
       <w:r>
@@ -18971,7 +19021,6 @@
         <w:pStyle w:val="afff9"/>
       </w:pPr>
       <w:r>
-        <w:lastRenderedPageBreak/>
         <w:tab/>
       </w:r>
       <m:oMath>
@@ -20235,18 +20284,22 @@
       <w:pPr>
         <w:pStyle w:val="a3"/>
       </w:pPr>
-      <w:bookmarkStart w:id="37" w:name="_Toc224673383"/>
+      <w:bookmarkStart w:id="36" w:name="_Toc224673383"/>
       <w:r>
         <w:t>Схема формирования каналов</w:t>
       </w:r>
-      <w:bookmarkEnd w:id="37"/>
+      <w:bookmarkEnd w:id="36"/>
     </w:p>
     <w:p>
       <w:pPr>
         <w:pStyle w:val="af8"/>
       </w:pPr>
       <w:r>
-        <w:t xml:space="preserve">Для формирования сигналов, инвариантных к положению дефекта относительно центра головки и одновременно чувствительных к его типу, применяется схема на основе </w:t>
+        <w:t>Для формирования сигналов, инвариантных к положению дефекта относительно центра головки и одновременно чувствительных к его типу, приме</w:t>
+      </w:r>
+      <w:r>
+        <w:lastRenderedPageBreak/>
+        <w:t xml:space="preserve">няется схема на основе </w:t>
       </w:r>
       <w:r>
         <w:t>четырёх</w:t>
@@ -20281,7 +20334,6 @@
         <w:rPr>
           <w:noProof/>
         </w:rPr>
-        <w:lastRenderedPageBreak/>
         <w:drawing>
           <wp:inline distT="0" distB="0" distL="0" distR="0" wp14:anchorId="2E13E31C" wp14:editId="4BFC761F">
             <wp:extent cx="2881825" cy="3625850"/>
@@ -20298,7 +20350,7 @@
                     <pic:cNvPicPr/>
                   </pic:nvPicPr>
                   <pic:blipFill>
-                    <a:blip r:embed="rId12"/>
+                    <a:blip r:embed="rId13"/>
                     <a:stretch>
                       <a:fillRect/>
                     </a:stretch>
@@ -20323,7 +20375,7 @@
       <w:pPr>
         <w:pStyle w:val="afff"/>
       </w:pPr>
-      <w:bookmarkStart w:id="38" w:name="_Ref222265737"/>
+      <w:bookmarkStart w:id="37" w:name="_Ref222265737"/>
       <w:r>
         <w:t xml:space="preserve">Рисунок </w:t>
       </w:r>
@@ -20342,7 +20394,7 @@
       <w:r>
         <w:fldChar w:fldCharType="end"/>
       </w:r>
-      <w:bookmarkEnd w:id="38"/>
+      <w:bookmarkEnd w:id="37"/>
       <w:r>
         <w:t xml:space="preserve"> – Топология кольцевого четвертьволнового моста, построенный в Компас 3</w:t>
       </w:r>
@@ -20771,7 +20823,7 @@
                     <pic:cNvPicPr/>
                   </pic:nvPicPr>
                   <pic:blipFill>
-                    <a:blip r:embed="rId13"/>
+                    <a:blip r:embed="rId14"/>
                     <a:stretch>
                       <a:fillRect/>
                     </a:stretch>
@@ -20796,7 +20848,7 @@
       <w:pPr>
         <w:pStyle w:val="afff"/>
       </w:pPr>
-      <w:bookmarkStart w:id="39" w:name="_Ref222266396"/>
+      <w:bookmarkStart w:id="38" w:name="_Ref222266396"/>
       <w:r>
         <w:t xml:space="preserve">Рисунок </w:t>
       </w:r>
@@ -20815,7 +20867,7 @@
       <w:r>
         <w:fldChar w:fldCharType="end"/>
       </w:r>
-      <w:bookmarkEnd w:id="39"/>
+      <w:bookmarkEnd w:id="38"/>
       <w:r>
         <w:t xml:space="preserve"> – Топология схемы формирования суммарно-разностных каналов, построенная в Компас </w:t>
       </w:r>
@@ -23133,11 +23185,11 @@
       <w:pPr>
         <w:pStyle w:val="a3"/>
       </w:pPr>
-      <w:bookmarkStart w:id="40" w:name="_Toc224673384"/>
+      <w:bookmarkStart w:id="39" w:name="_Toc224673384"/>
       <w:r>
         <w:t>Квадратурный демодулятор</w:t>
       </w:r>
-      <w:bookmarkEnd w:id="40"/>
+      <w:bookmarkEnd w:id="39"/>
     </w:p>
     <w:p>
       <w:pPr>
@@ -25544,11 +25596,11 @@
       <w:pPr>
         <w:pStyle w:val="a3"/>
       </w:pPr>
-      <w:bookmarkStart w:id="41" w:name="_Toc224673385"/>
+      <w:bookmarkStart w:id="40" w:name="_Toc224673385"/>
       <w:r>
         <w:t>Зондирующий сигнал</w:t>
       </w:r>
-      <w:bookmarkEnd w:id="41"/>
+      <w:bookmarkEnd w:id="40"/>
     </w:p>
     <w:p>
       <w:pPr>
@@ -26540,18 +26592,18 @@
       <w:r>
         <w:t>[</w:t>
       </w:r>
-      <w:commentRangeStart w:id="42"/>
+      <w:commentRangeStart w:id="41"/>
       <w:r>
         <w:t>ссылка</w:t>
       </w:r>
-      <w:commentRangeEnd w:id="42"/>
+      <w:commentRangeEnd w:id="41"/>
       <w:r>
         <w:rPr>
           <w:rStyle w:val="aff0"/>
           <w:rFonts w:asciiTheme="minorHAnsi" w:eastAsiaTheme="minorHAnsi" w:hAnsiTheme="minorHAnsi" w:cstheme="minorBidi"/>
           <w:lang w:eastAsia="en-US"/>
         </w:rPr>
-        <w:commentReference w:id="42"/>
+        <w:commentReference w:id="41"/>
       </w:r>
       <w:r>
         <w:t>]</w:t>
@@ -27743,25 +27795,25 @@
       <w:pPr>
         <w:pStyle w:val="a2"/>
       </w:pPr>
-      <w:bookmarkStart w:id="43" w:name="_Toc224673386"/>
+      <w:bookmarkStart w:id="42" w:name="_Toc224673386"/>
       <w:r>
         <w:lastRenderedPageBreak/>
         <w:t>Модель классификатора</w:t>
       </w:r>
+      <w:bookmarkEnd w:id="42"/>
+    </w:p>
+    <w:p>
+      <w:pPr>
+        <w:pStyle w:val="a3"/>
+      </w:pPr>
+      <w:bookmarkStart w:id="43" w:name="_Toc224673387"/>
+      <w:r>
+        <w:t>Постановка</w:t>
+      </w:r>
+      <w:r>
+        <w:t xml:space="preserve"> задачи</w:t>
+      </w:r>
       <w:bookmarkEnd w:id="43"/>
-    </w:p>
-    <w:p>
-      <w:pPr>
-        <w:pStyle w:val="a3"/>
-      </w:pPr>
-      <w:bookmarkStart w:id="44" w:name="_Toc224673387"/>
-      <w:r>
-        <w:t>Постановка</w:t>
-      </w:r>
-      <w:r>
-        <w:t xml:space="preserve"> задачи</w:t>
-      </w:r>
-      <w:bookmarkEnd w:id="44"/>
     </w:p>
     <w:p>
       <w:pPr>
@@ -30122,14 +30174,14 @@
       <w:pPr>
         <w:pStyle w:val="a3"/>
       </w:pPr>
-      <w:bookmarkStart w:id="45" w:name="_Toc224673388"/>
+      <w:bookmarkStart w:id="44" w:name="_Toc224673388"/>
       <w:r>
         <w:t>Формирование обу</w:t>
       </w:r>
       <w:r>
         <w:t>чающей выборки</w:t>
       </w:r>
-      <w:bookmarkEnd w:id="45"/>
+      <w:bookmarkEnd w:id="44"/>
     </w:p>
     <w:p>
       <w:pPr>
@@ -30581,11 +30633,11 @@
       <w:pPr>
         <w:pStyle w:val="a3"/>
       </w:pPr>
-      <w:bookmarkStart w:id="46" w:name="_Toc224673389"/>
+      <w:bookmarkStart w:id="45" w:name="_Toc224673389"/>
       <w:r>
         <w:t>Дерево принятия решения</w:t>
       </w:r>
-      <w:bookmarkEnd w:id="46"/>
+      <w:bookmarkEnd w:id="45"/>
     </w:p>
     <w:p>
       <w:pPr>
@@ -33110,12 +33162,12 @@
       <w:pPr>
         <w:pStyle w:val="a3"/>
       </w:pPr>
-      <w:bookmarkStart w:id="47" w:name="_Toc224673390"/>
+      <w:bookmarkStart w:id="46" w:name="_Toc224673390"/>
       <w:r>
         <w:lastRenderedPageBreak/>
         <w:t>Ансамбль</w:t>
       </w:r>
-      <w:bookmarkEnd w:id="47"/>
+      <w:bookmarkEnd w:id="46"/>
     </w:p>
     <w:p>
       <w:pPr>
@@ -35522,11 +35574,11 @@
       <w:pPr>
         <w:pStyle w:val="a3"/>
       </w:pPr>
-      <w:bookmarkStart w:id="48" w:name="_Toc224673391"/>
+      <w:bookmarkStart w:id="47" w:name="_Toc224673391"/>
       <w:r>
         <w:t>Метрики качества</w:t>
       </w:r>
-      <w:bookmarkEnd w:id="48"/>
+      <w:bookmarkEnd w:id="47"/>
     </w:p>
     <w:p>
       <w:pPr>
@@ -37160,7 +37212,7 @@
       <w:pPr>
         <w:pStyle w:val="a3"/>
       </w:pPr>
-      <w:bookmarkStart w:id="49" w:name="_Toc224673392"/>
+      <w:bookmarkStart w:id="48" w:name="_Toc224673392"/>
       <w:proofErr w:type="spellStart"/>
       <w:r>
         <w:t>Гипер</w:t>
@@ -37168,7 +37220,7 @@
       <w:r>
         <w:t>параметры</w:t>
       </w:r>
-      <w:bookmarkEnd w:id="49"/>
+      <w:bookmarkEnd w:id="48"/>
       <w:proofErr w:type="spellEnd"/>
     </w:p>
     <w:p>
@@ -37691,11 +37743,11 @@
       <w:pPr>
         <w:pStyle w:val="a2"/>
       </w:pPr>
-      <w:bookmarkStart w:id="50" w:name="_Toc224673393"/>
+      <w:bookmarkStart w:id="49" w:name="_Toc224673393"/>
       <w:r>
         <w:t>Алгоритмическая реализация</w:t>
       </w:r>
-      <w:bookmarkEnd w:id="50"/>
+      <w:bookmarkEnd w:id="49"/>
     </w:p>
     <w:p>
       <w:pPr>
@@ -38621,7 +38673,6 @@
         </w:rPr>
         <w:t>_</w:t>
       </w:r>
-      <w:proofErr w:type="gramStart"/>
       <w:r>
         <w:rPr>
           <w:rFonts w:ascii="Consolas" w:eastAsia="Times New Roman" w:hAnsi="Consolas" w:cs="Courier New"/>
@@ -38638,17 +38689,7 @@
           <w:szCs w:val="20"/>
           <w:lang w:eastAsia="ru-RU"/>
         </w:rPr>
-        <w:t xml:space="preserve">;   </w:t>
-      </w:r>
-      <w:proofErr w:type="gramEnd"/>
-      <w:r>
-        <w:rPr>
-          <w:rFonts w:ascii="Consolas" w:eastAsia="Times New Roman" w:hAnsi="Consolas" w:cs="Courier New"/>
-          <w:sz w:val="20"/>
-          <w:szCs w:val="20"/>
-          <w:lang w:eastAsia="ru-RU"/>
-        </w:rPr>
-        <w:t xml:space="preserve">   // </w:t>
+        <w:t xml:space="preserve">;      // </w:t>
       </w:r>
       <w:r>
         <w:rPr>
@@ -38782,7 +38823,6 @@
         <w:t xml:space="preserve"> </w:t>
       </w:r>
       <w:proofErr w:type="spellStart"/>
-      <w:proofErr w:type="gramStart"/>
       <w:r>
         <w:rPr>
           <w:rFonts w:ascii="Consolas" w:eastAsia="Times New Roman" w:hAnsi="Consolas" w:cs="Courier New"/>
@@ -38800,17 +38840,7 @@
           <w:szCs w:val="20"/>
           <w:lang w:eastAsia="ru-RU"/>
         </w:rPr>
-        <w:t xml:space="preserve">;   </w:t>
-      </w:r>
-      <w:proofErr w:type="gramEnd"/>
-      <w:r>
-        <w:rPr>
-          <w:rFonts w:ascii="Consolas" w:eastAsia="Times New Roman" w:hAnsi="Consolas" w:cs="Courier New"/>
-          <w:sz w:val="20"/>
-          <w:szCs w:val="20"/>
-          <w:lang w:eastAsia="ru-RU"/>
-        </w:rPr>
-        <w:t xml:space="preserve">       // порог (квантованный)</w:t>
+        <w:t>;          // порог (квантованный)</w:t>
       </w:r>
     </w:p>
     <w:p>
@@ -38879,9 +38909,9 @@
           <w:szCs w:val="20"/>
           <w:lang w:eastAsia="ru-RU"/>
         </w:rPr>
-        <w:t>left_</w:t>
-      </w:r>
-      <w:proofErr w:type="gramStart"/>
+        <w:t>left_child</w:t>
+      </w:r>
+      <w:proofErr w:type="spellEnd"/>
       <w:r>
         <w:rPr>
           <w:rFonts w:ascii="Consolas" w:eastAsia="Times New Roman" w:hAnsi="Consolas" w:cs="Courier New"/>
@@ -38889,27 +38919,7 @@
           <w:szCs w:val="20"/>
           <w:lang w:eastAsia="ru-RU"/>
         </w:rPr>
-        <w:t>child</w:t>
-      </w:r>
-      <w:proofErr w:type="spellEnd"/>
-      <w:r>
-        <w:rPr>
-          <w:rFonts w:ascii="Consolas" w:eastAsia="Times New Roman" w:hAnsi="Consolas" w:cs="Courier New"/>
-          <w:sz w:val="20"/>
-          <w:szCs w:val="20"/>
-          <w:lang w:eastAsia="ru-RU"/>
-        </w:rPr>
-        <w:t xml:space="preserve">;   </w:t>
-      </w:r>
-      <w:proofErr w:type="gramEnd"/>
-      <w:r>
-        <w:rPr>
-          <w:rFonts w:ascii="Consolas" w:eastAsia="Times New Roman" w:hAnsi="Consolas" w:cs="Courier New"/>
-          <w:sz w:val="20"/>
-          <w:szCs w:val="20"/>
-          <w:lang w:eastAsia="ru-RU"/>
-        </w:rPr>
-        <w:t xml:space="preserve">     // индекс левого потомка</w:t>
+        <w:t>;        // индекс левого потомка</w:t>
       </w:r>
     </w:p>
     <w:p>
@@ -38978,9 +38988,9 @@
           <w:szCs w:val="20"/>
           <w:lang w:eastAsia="ru-RU"/>
         </w:rPr>
-        <w:t>right_</w:t>
-      </w:r>
-      <w:proofErr w:type="gramStart"/>
+        <w:t>right_child</w:t>
+      </w:r>
+      <w:proofErr w:type="spellEnd"/>
       <w:r>
         <w:rPr>
           <w:rFonts w:ascii="Consolas" w:eastAsia="Times New Roman" w:hAnsi="Consolas" w:cs="Courier New"/>
@@ -38988,27 +38998,7 @@
           <w:szCs w:val="20"/>
           <w:lang w:eastAsia="ru-RU"/>
         </w:rPr>
-        <w:t>child</w:t>
-      </w:r>
-      <w:proofErr w:type="spellEnd"/>
-      <w:r>
-        <w:rPr>
-          <w:rFonts w:ascii="Consolas" w:eastAsia="Times New Roman" w:hAnsi="Consolas" w:cs="Courier New"/>
-          <w:sz w:val="20"/>
-          <w:szCs w:val="20"/>
-          <w:lang w:eastAsia="ru-RU"/>
-        </w:rPr>
-        <w:t xml:space="preserve">;   </w:t>
-      </w:r>
-      <w:proofErr w:type="gramEnd"/>
-      <w:r>
-        <w:rPr>
-          <w:rFonts w:ascii="Consolas" w:eastAsia="Times New Roman" w:hAnsi="Consolas" w:cs="Courier New"/>
-          <w:sz w:val="20"/>
-          <w:szCs w:val="20"/>
-          <w:lang w:eastAsia="ru-RU"/>
-        </w:rPr>
-        <w:t xml:space="preserve">    // индекс правого потомка</w:t>
+        <w:t>;       // индекс правого потомка</w:t>
       </w:r>
     </w:p>
     <w:p>
@@ -39067,27 +39057,7 @@
           <w:szCs w:val="20"/>
           <w:lang w:eastAsia="ru-RU"/>
         </w:rPr>
-        <w:t xml:space="preserve"> </w:t>
-      </w:r>
-      <w:proofErr w:type="gramStart"/>
-      <w:r>
-        <w:rPr>
-          <w:rFonts w:ascii="Consolas" w:eastAsia="Times New Roman" w:hAnsi="Consolas" w:cs="Courier New"/>
-          <w:sz w:val="20"/>
-          <w:szCs w:val="20"/>
-          <w:lang w:eastAsia="ru-RU"/>
-        </w:rPr>
-        <w:t xml:space="preserve">class;   </w:t>
-      </w:r>
-      <w:proofErr w:type="gramEnd"/>
-      <w:r>
-        <w:rPr>
-          <w:rFonts w:ascii="Consolas" w:eastAsia="Times New Roman" w:hAnsi="Consolas" w:cs="Courier New"/>
-          <w:sz w:val="20"/>
-          <w:szCs w:val="20"/>
-          <w:lang w:eastAsia="ru-RU"/>
-        </w:rPr>
-        <w:t xml:space="preserve">           // предсказание для листа (0..4)</w:t>
+        <w:t xml:space="preserve"> class;              // предсказание для листа (0..4)</w:t>
       </w:r>
     </w:p>
     <w:p>
@@ -39838,27 +39808,7 @@
           <w:szCs w:val="20"/>
           <w:lang w:val="en-US" w:eastAsia="ru-RU"/>
         </w:rPr>
-        <w:t xml:space="preserve">    Node* </w:t>
-      </w:r>
-      <w:proofErr w:type="gramStart"/>
-      <w:r>
-        <w:rPr>
-          <w:rFonts w:ascii="Consolas" w:eastAsia="Times New Roman" w:hAnsi="Consolas" w:cs="Courier New"/>
-          <w:sz w:val="20"/>
-          <w:szCs w:val="20"/>
-          <w:lang w:val="en-US" w:eastAsia="ru-RU"/>
-        </w:rPr>
-        <w:t xml:space="preserve">nodes;   </w:t>
-      </w:r>
-      <w:proofErr w:type="gramEnd"/>
-      <w:r>
-        <w:rPr>
-          <w:rFonts w:ascii="Consolas" w:eastAsia="Times New Roman" w:hAnsi="Consolas" w:cs="Courier New"/>
-          <w:sz w:val="20"/>
-          <w:szCs w:val="20"/>
-          <w:lang w:val="en-US" w:eastAsia="ru-RU"/>
-        </w:rPr>
-        <w:t xml:space="preserve">              // </w:t>
+        <w:t xml:space="preserve">    Node* nodes;                 // </w:t>
       </w:r>
       <w:r>
         <w:rPr>
@@ -40006,7 +39956,6 @@
         <w:t>N_TREES</w:t>
       </w:r>
       <w:proofErr w:type="spellEnd"/>
-      <w:proofErr w:type="gramStart"/>
       <w:r>
         <w:rPr>
           <w:rFonts w:ascii="Consolas" w:eastAsia="Times New Roman" w:hAnsi="Consolas" w:cs="Courier New"/>
@@ -40014,17 +39963,7 @@
           <w:szCs w:val="20"/>
           <w:lang w:val="en-US" w:eastAsia="ru-RU"/>
         </w:rPr>
-        <w:t xml:space="preserve">];   </w:t>
-      </w:r>
-      <w:proofErr w:type="gramEnd"/>
-      <w:r>
-        <w:rPr>
-          <w:rFonts w:ascii="Consolas" w:eastAsia="Times New Roman" w:hAnsi="Consolas" w:cs="Courier New"/>
-          <w:sz w:val="20"/>
-          <w:szCs w:val="20"/>
-          <w:lang w:val="en-US" w:eastAsia="ru-RU"/>
-        </w:rPr>
-        <w:t xml:space="preserve">         // </w:t>
+        <w:t xml:space="preserve">];            // </w:t>
       </w:r>
       <w:r>
         <w:rPr>
@@ -41226,27 +41165,7 @@
           <w:szCs w:val="20"/>
           <w:lang w:eastAsia="ru-RU"/>
         </w:rPr>
-        <w:t>[</w:t>
-      </w:r>
-      <w:proofErr w:type="gramStart"/>
-      <w:r>
-        <w:rPr>
-          <w:rFonts w:ascii="Consolas" w:eastAsia="Times New Roman" w:hAnsi="Consolas" w:cs="Courier New"/>
-          <w:sz w:val="20"/>
-          <w:szCs w:val="20"/>
-          <w:lang w:eastAsia="ru-RU"/>
-        </w:rPr>
-        <w:t>j]  /</w:t>
-      </w:r>
-      <w:proofErr w:type="gramEnd"/>
-      <w:r>
-        <w:rPr>
-          <w:rFonts w:ascii="Consolas" w:eastAsia="Times New Roman" w:hAnsi="Consolas" w:cs="Courier New"/>
-          <w:sz w:val="20"/>
-          <w:szCs w:val="20"/>
-          <w:lang w:eastAsia="ru-RU"/>
-        </w:rPr>
-        <w:t>/ целочисленная реализация требует осторожности с делением</w:t>
+        <w:t>[j]  // целочисленная реализация требует осторожности с делением</w:t>
       </w:r>
     </w:p>
     <w:p>
@@ -41461,9 +41380,9 @@
           <w:szCs w:val="20"/>
           <w:lang w:val="en-US" w:eastAsia="ru-RU"/>
         </w:rPr>
-        <w:t>int16_</w:t>
-      </w:r>
-      <w:proofErr w:type="gramStart"/>
+        <w:t>int16_t</w:t>
+      </w:r>
+      <w:proofErr w:type="spellEnd"/>
       <w:r>
         <w:rPr>
           <w:rFonts w:ascii="Consolas" w:eastAsia="Times New Roman" w:hAnsi="Consolas" w:cs="Courier New"/>
@@ -41471,19 +41390,8 @@
           <w:szCs w:val="20"/>
           <w:lang w:val="en-US" w:eastAsia="ru-RU"/>
         </w:rPr>
-        <w:t>t</w:t>
-      </w:r>
-      <w:proofErr w:type="spellEnd"/>
-      <w:r>
-        <w:rPr>
-          <w:rFonts w:ascii="Consolas" w:eastAsia="Times New Roman" w:hAnsi="Consolas" w:cs="Courier New"/>
-          <w:sz w:val="20"/>
-          <w:szCs w:val="20"/>
-          <w:lang w:val="en-US" w:eastAsia="ru-RU"/>
-        </w:rPr>
         <w:t>)scaled</w:t>
       </w:r>
-      <w:proofErr w:type="gramEnd"/>
     </w:p>
     <w:p>
       <w:pPr>
@@ -42007,7 +41915,6 @@
         <w:t xml:space="preserve">        node = </w:t>
       </w:r>
       <w:proofErr w:type="spellStart"/>
-      <w:proofErr w:type="gramStart"/>
       <w:r>
         <w:rPr>
           <w:rFonts w:ascii="Consolas" w:eastAsia="Times New Roman" w:hAnsi="Consolas" w:cs="Courier New"/>
@@ -42018,7 +41925,6 @@
         <w:t>tree.nodes</w:t>
       </w:r>
       <w:proofErr w:type="spellEnd"/>
-      <w:proofErr w:type="gramEnd"/>
       <w:r>
         <w:rPr>
           <w:rFonts w:ascii="Consolas" w:eastAsia="Times New Roman" w:hAnsi="Consolas" w:cs="Courier New"/>
@@ -42088,7 +41994,6 @@
         <w:t xml:space="preserve">        if </w:t>
       </w:r>
       <w:proofErr w:type="spellStart"/>
-      <w:proofErr w:type="gramStart"/>
       <w:r>
         <w:rPr>
           <w:rFonts w:ascii="Consolas" w:eastAsia="Times New Roman" w:hAnsi="Consolas" w:cs="Courier New"/>
@@ -42096,17 +42001,7 @@
           <w:szCs w:val="20"/>
           <w:lang w:val="en-US" w:eastAsia="ru-RU"/>
         </w:rPr>
-        <w:t>node.feature</w:t>
-      </w:r>
-      <w:proofErr w:type="gramEnd"/>
-      <w:r>
-        <w:rPr>
-          <w:rFonts w:ascii="Consolas" w:eastAsia="Times New Roman" w:hAnsi="Consolas" w:cs="Courier New"/>
-          <w:sz w:val="20"/>
-          <w:szCs w:val="20"/>
-          <w:lang w:val="en-US" w:eastAsia="ru-RU"/>
-        </w:rPr>
-        <w:t>_index</w:t>
+        <w:t>node.feature_index</w:t>
       </w:r>
       <w:proofErr w:type="spellEnd"/>
       <w:r>
@@ -42340,7 +42235,6 @@
         <w:t xml:space="preserve">        if features[</w:t>
       </w:r>
       <w:proofErr w:type="spellStart"/>
-      <w:proofErr w:type="gramStart"/>
       <w:r>
         <w:rPr>
           <w:rFonts w:ascii="Consolas" w:eastAsia="Times New Roman" w:hAnsi="Consolas" w:cs="Courier New"/>
@@ -42348,17 +42242,7 @@
           <w:szCs w:val="20"/>
           <w:lang w:val="en-US" w:eastAsia="ru-RU"/>
         </w:rPr>
-        <w:t>node.feature</w:t>
-      </w:r>
-      <w:proofErr w:type="gramEnd"/>
-      <w:r>
-        <w:rPr>
-          <w:rFonts w:ascii="Consolas" w:eastAsia="Times New Roman" w:hAnsi="Consolas" w:cs="Courier New"/>
-          <w:sz w:val="20"/>
-          <w:szCs w:val="20"/>
-          <w:lang w:val="en-US" w:eastAsia="ru-RU"/>
-        </w:rPr>
-        <w:t>_index</w:t>
+        <w:t>node.feature_index</w:t>
       </w:r>
       <w:proofErr w:type="spellEnd"/>
       <w:r>
@@ -42450,7 +42334,6 @@
         <w:t xml:space="preserve"> = </w:t>
       </w:r>
       <w:proofErr w:type="spellStart"/>
-      <w:proofErr w:type="gramStart"/>
       <w:r>
         <w:rPr>
           <w:rFonts w:ascii="Consolas" w:eastAsia="Times New Roman" w:hAnsi="Consolas" w:cs="Courier New"/>
@@ -42458,17 +42341,7 @@
           <w:szCs w:val="20"/>
           <w:lang w:val="en-US" w:eastAsia="ru-RU"/>
         </w:rPr>
-        <w:t>node.left</w:t>
-      </w:r>
-      <w:proofErr w:type="gramEnd"/>
-      <w:r>
-        <w:rPr>
-          <w:rFonts w:ascii="Consolas" w:eastAsia="Times New Roman" w:hAnsi="Consolas" w:cs="Courier New"/>
-          <w:sz w:val="20"/>
-          <w:szCs w:val="20"/>
-          <w:lang w:val="en-US" w:eastAsia="ru-RU"/>
-        </w:rPr>
-        <w:t>_child</w:t>
+        <w:t>node.left_child</w:t>
       </w:r>
       <w:proofErr w:type="spellEnd"/>
     </w:p>
@@ -42576,7 +42449,6 @@
         </w:rPr>
         <w:t xml:space="preserve"> = </w:t>
       </w:r>
-      <w:proofErr w:type="gramStart"/>
       <w:r>
         <w:rPr>
           <w:rFonts w:ascii="Consolas" w:eastAsia="Times New Roman" w:hAnsi="Consolas" w:cs="Courier New"/>
@@ -42604,7 +42476,6 @@
         </w:rPr>
         <w:t>right</w:t>
       </w:r>
-      <w:proofErr w:type="gramEnd"/>
       <w:r>
         <w:rPr>
           <w:rFonts w:ascii="Consolas" w:eastAsia="Times New Roman" w:hAnsi="Consolas" w:cs="Courier New"/>
@@ -42746,27 +42617,7 @@
           <w:szCs w:val="20"/>
           <w:lang w:val="en-US" w:eastAsia="ru-RU"/>
         </w:rPr>
-        <w:t xml:space="preserve">    </w:t>
-      </w:r>
-      <w:proofErr w:type="gramStart"/>
-      <w:r>
-        <w:rPr>
-          <w:rFonts w:ascii="Consolas" w:eastAsia="Times New Roman" w:hAnsi="Consolas" w:cs="Courier New"/>
-          <w:sz w:val="20"/>
-          <w:szCs w:val="20"/>
-          <w:lang w:val="en-US" w:eastAsia="ru-RU"/>
-        </w:rPr>
-        <w:t>votes[</w:t>
-      </w:r>
-      <w:proofErr w:type="gramEnd"/>
-      <w:r>
-        <w:rPr>
-          <w:rFonts w:ascii="Consolas" w:eastAsia="Times New Roman" w:hAnsi="Consolas" w:cs="Courier New"/>
-          <w:sz w:val="20"/>
-          <w:szCs w:val="20"/>
-          <w:lang w:val="en-US" w:eastAsia="ru-RU"/>
-        </w:rPr>
-        <w:t>5] = {0}</w:t>
+        <w:t xml:space="preserve">    votes[5] = {0}</w:t>
       </w:r>
     </w:p>
     <w:p>
@@ -42874,9 +42725,9 @@
           <w:szCs w:val="20"/>
           <w:lang w:val="en-US" w:eastAsia="ru-RU"/>
         </w:rPr>
-        <w:t>predict_</w:t>
-      </w:r>
-      <w:proofErr w:type="gramStart"/>
+        <w:t>predict_tree</w:t>
+      </w:r>
+      <w:proofErr w:type="spellEnd"/>
       <w:r>
         <w:rPr>
           <w:rFonts w:ascii="Consolas" w:eastAsia="Times New Roman" w:hAnsi="Consolas" w:cs="Courier New"/>
@@ -42884,27 +42735,7 @@
           <w:szCs w:val="20"/>
           <w:lang w:val="en-US" w:eastAsia="ru-RU"/>
         </w:rPr>
-        <w:t>tree</w:t>
-      </w:r>
-      <w:proofErr w:type="spellEnd"/>
-      <w:r>
-        <w:rPr>
-          <w:rFonts w:ascii="Consolas" w:eastAsia="Times New Roman" w:hAnsi="Consolas" w:cs="Courier New"/>
-          <w:sz w:val="20"/>
-          <w:szCs w:val="20"/>
-          <w:lang w:val="en-US" w:eastAsia="ru-RU"/>
-        </w:rPr>
-        <w:t>(</w:t>
-      </w:r>
-      <w:proofErr w:type="gramEnd"/>
-      <w:r>
-        <w:rPr>
-          <w:rFonts w:ascii="Consolas" w:eastAsia="Times New Roman" w:hAnsi="Consolas" w:cs="Courier New"/>
-          <w:sz w:val="20"/>
-          <w:szCs w:val="20"/>
-          <w:lang w:val="en-US" w:eastAsia="ru-RU"/>
-        </w:rPr>
-        <w:t>features, forest[t])</w:t>
+        <w:t>(features, forest[t])</w:t>
       </w:r>
     </w:p>
     <w:p>
@@ -43141,27 +42972,7 @@
           <w:szCs w:val="20"/>
           <w:lang w:val="en-US" w:eastAsia="ru-RU"/>
         </w:rPr>
-        <w:t xml:space="preserve"> = </w:t>
-      </w:r>
-      <w:proofErr w:type="gramStart"/>
-      <w:r>
-        <w:rPr>
-          <w:rFonts w:ascii="Consolas" w:eastAsia="Times New Roman" w:hAnsi="Consolas" w:cs="Courier New"/>
-          <w:sz w:val="20"/>
-          <w:szCs w:val="20"/>
-          <w:lang w:val="en-US" w:eastAsia="ru-RU"/>
-        </w:rPr>
-        <w:t>votes[</w:t>
-      </w:r>
-      <w:proofErr w:type="gramEnd"/>
-      <w:r>
-        <w:rPr>
-          <w:rFonts w:ascii="Consolas" w:eastAsia="Times New Roman" w:hAnsi="Consolas" w:cs="Courier New"/>
-          <w:sz w:val="20"/>
-          <w:szCs w:val="20"/>
-          <w:lang w:val="en-US" w:eastAsia="ru-RU"/>
-        </w:rPr>
-        <w:t>0]</w:t>
+        <w:t xml:space="preserve"> = votes[0]</w:t>
       </w:r>
     </w:p>
     <w:p>
@@ -43512,9 +43323,9 @@
           <w:szCs w:val="20"/>
           <w:lang w:val="en-US" w:eastAsia="ru-RU"/>
         </w:rPr>
-        <w:t>measure_and_</w:t>
-      </w:r>
-      <w:proofErr w:type="gramStart"/>
+        <w:t>measure_and_classify</w:t>
+      </w:r>
+      <w:proofErr w:type="spellEnd"/>
       <w:r>
         <w:rPr>
           <w:rFonts w:ascii="Consolas" w:eastAsia="Times New Roman" w:hAnsi="Consolas" w:cs="Courier New"/>
@@ -43522,27 +43333,7 @@
           <w:szCs w:val="20"/>
           <w:lang w:val="en-US" w:eastAsia="ru-RU"/>
         </w:rPr>
-        <w:t>classify</w:t>
-      </w:r>
-      <w:proofErr w:type="spellEnd"/>
-      <w:r>
-        <w:rPr>
-          <w:rFonts w:ascii="Consolas" w:eastAsia="Times New Roman" w:hAnsi="Consolas" w:cs="Courier New"/>
-          <w:sz w:val="20"/>
-          <w:szCs w:val="20"/>
-          <w:lang w:val="en-US" w:eastAsia="ru-RU"/>
-        </w:rPr>
-        <w:t>(</w:t>
-      </w:r>
-      <w:proofErr w:type="gramEnd"/>
-      <w:r>
-        <w:rPr>
-          <w:rFonts w:ascii="Consolas" w:eastAsia="Times New Roman" w:hAnsi="Consolas" w:cs="Courier New"/>
-          <w:sz w:val="20"/>
-          <w:szCs w:val="20"/>
-          <w:lang w:val="en-US" w:eastAsia="ru-RU"/>
-        </w:rPr>
-        <w:t>):</w:t>
+        <w:t>():</w:t>
       </w:r>
     </w:p>
     <w:p>
@@ -43611,9 +43402,9 @@
           <w:szCs w:val="20"/>
           <w:lang w:val="en-US" w:eastAsia="ru-RU"/>
         </w:rPr>
-        <w:t>acquire_</w:t>
-      </w:r>
-      <w:proofErr w:type="gramStart"/>
+        <w:t>acquire_data</w:t>
+      </w:r>
+      <w:proofErr w:type="spellEnd"/>
       <w:r>
         <w:rPr>
           <w:rFonts w:ascii="Consolas" w:eastAsia="Times New Roman" w:hAnsi="Consolas" w:cs="Courier New"/>
@@ -43621,27 +43412,7 @@
           <w:szCs w:val="20"/>
           <w:lang w:val="en-US" w:eastAsia="ru-RU"/>
         </w:rPr>
-        <w:t>data</w:t>
-      </w:r>
-      <w:proofErr w:type="spellEnd"/>
-      <w:r>
-        <w:rPr>
-          <w:rFonts w:ascii="Consolas" w:eastAsia="Times New Roman" w:hAnsi="Consolas" w:cs="Courier New"/>
-          <w:sz w:val="20"/>
-          <w:szCs w:val="20"/>
-          <w:lang w:val="en-US" w:eastAsia="ru-RU"/>
-        </w:rPr>
-        <w:t>(</w:t>
-      </w:r>
-      <w:proofErr w:type="gramEnd"/>
-      <w:r>
-        <w:rPr>
-          <w:rFonts w:ascii="Consolas" w:eastAsia="Times New Roman" w:hAnsi="Consolas" w:cs="Courier New"/>
-          <w:sz w:val="20"/>
-          <w:szCs w:val="20"/>
-          <w:lang w:val="en-US" w:eastAsia="ru-RU"/>
-        </w:rPr>
-        <w:t xml:space="preserve">)  // </w:t>
+        <w:t xml:space="preserve">()  // </w:t>
       </w:r>
       <w:r>
         <w:rPr>
@@ -43822,27 +43593,7 @@
           <w:szCs w:val="20"/>
           <w:lang w:val="en-US" w:eastAsia="ru-RU"/>
         </w:rPr>
-        <w:t xml:space="preserve"> = </w:t>
-      </w:r>
-      <w:proofErr w:type="gramStart"/>
-      <w:r>
-        <w:rPr>
-          <w:rFonts w:ascii="Consolas" w:eastAsia="Times New Roman" w:hAnsi="Consolas" w:cs="Courier New"/>
-          <w:sz w:val="20"/>
-          <w:szCs w:val="20"/>
-          <w:lang w:val="en-US" w:eastAsia="ru-RU"/>
-        </w:rPr>
-        <w:t>classify(</w:t>
-      </w:r>
-      <w:proofErr w:type="gramEnd"/>
-      <w:r>
-        <w:rPr>
-          <w:rFonts w:ascii="Consolas" w:eastAsia="Times New Roman" w:hAnsi="Consolas" w:cs="Courier New"/>
-          <w:sz w:val="20"/>
-          <w:szCs w:val="20"/>
-          <w:lang w:val="en-US" w:eastAsia="ru-RU"/>
-        </w:rPr>
-        <w:t xml:space="preserve">features, forest, </w:t>
+        <w:t xml:space="preserve"> = classify(features, forest, </w:t>
       </w:r>
       <w:proofErr w:type="spellStart"/>
       <w:r>
@@ -43938,28 +43689,28 @@
       <w:pPr>
         <w:pStyle w:val="aff7"/>
       </w:pPr>
-      <w:bookmarkStart w:id="51" w:name="_Toc224673394"/>
+      <w:bookmarkStart w:id="50" w:name="_Toc224673394"/>
       <w:r>
         <w:lastRenderedPageBreak/>
         <w:t>Экспериментальная часть</w:t>
       </w:r>
+      <w:bookmarkEnd w:id="50"/>
+    </w:p>
+    <w:p>
+      <w:pPr>
+        <w:pStyle w:val="a2"/>
+        <w:rPr>
+          <w:lang w:eastAsia="ru-RU"/>
+        </w:rPr>
+      </w:pPr>
+      <w:bookmarkStart w:id="51" w:name="_Toc224673395"/>
+      <w:r>
+        <w:rPr>
+          <w:lang w:eastAsia="ru-RU"/>
+        </w:rPr>
+        <w:t>Генерация выборки</w:t>
+      </w:r>
       <w:bookmarkEnd w:id="51"/>
-    </w:p>
-    <w:p>
-      <w:pPr>
-        <w:pStyle w:val="a2"/>
-        <w:rPr>
-          <w:lang w:eastAsia="ru-RU"/>
-        </w:rPr>
-      </w:pPr>
-      <w:bookmarkStart w:id="52" w:name="_Toc224673395"/>
-      <w:r>
-        <w:rPr>
-          <w:lang w:eastAsia="ru-RU"/>
-        </w:rPr>
-        <w:t>Генерация выборки</w:t>
-      </w:r>
-      <w:bookmarkEnd w:id="52"/>
     </w:p>
     <w:p>
       <w:pPr>
@@ -44084,7 +43835,6 @@
         <w:t xml:space="preserve"> </w:t>
       </w:r>
       <w:proofErr w:type="spellStart"/>
-      <w:proofErr w:type="gramStart"/>
       <w:r>
         <w:rPr>
           <w:i/>
@@ -44103,7 +43853,6 @@
         <w:t>yaml</w:t>
       </w:r>
       <w:proofErr w:type="spellEnd"/>
-      <w:proofErr w:type="gramEnd"/>
       <w:r>
         <w:t xml:space="preserve"> </w:t>
       </w:r>
@@ -44821,25 +44570,7 @@
           <w:sz w:val="22"/>
           <w:szCs w:val="22"/>
         </w:rPr>
-        <w:t xml:space="preserve">: </w:t>
-      </w:r>
-      <w:proofErr w:type="gramStart"/>
-      <w:r>
-        <w:rPr>
-          <w:rFonts w:ascii="Consolas" w:hAnsi="Consolas"/>
-          <w:sz w:val="22"/>
-          <w:szCs w:val="22"/>
-        </w:rPr>
-        <w:t>1.3  #</w:t>
-      </w:r>
-      <w:proofErr w:type="gramEnd"/>
-      <w:r>
-        <w:rPr>
-          <w:rFonts w:ascii="Consolas" w:hAnsi="Consolas"/>
-          <w:sz w:val="22"/>
-          <w:szCs w:val="22"/>
-        </w:rPr>
-        <w:t xml:space="preserve"> изменение </w:t>
+        <w:t xml:space="preserve">: 1.3  # изменение </w:t>
       </w:r>
       <w:proofErr w:type="spellStart"/>
       <w:r>
@@ -44955,25 +44686,7 @@
           <w:sz w:val="22"/>
           <w:szCs w:val="22"/>
         </w:rPr>
-        <w:t xml:space="preserve">  a: </w:t>
-      </w:r>
-      <w:proofErr w:type="gramStart"/>
-      <w:r>
-        <w:rPr>
-          <w:rFonts w:ascii="Consolas" w:hAnsi="Consolas"/>
-          <w:sz w:val="22"/>
-          <w:szCs w:val="22"/>
-        </w:rPr>
-        <w:t>0.002  #</w:t>
-      </w:r>
-      <w:proofErr w:type="gramEnd"/>
-      <w:r>
-        <w:rPr>
-          <w:rFonts w:ascii="Consolas" w:hAnsi="Consolas"/>
-          <w:sz w:val="22"/>
-          <w:szCs w:val="22"/>
-        </w:rPr>
-        <w:t xml:space="preserve"> м, размер головки (расстояние между крайними электродами)</w:t>
+        <w:t>  a: 0.002  # м, размер головки (расстояние между крайними электродами)</w:t>
       </w:r>
     </w:p>
     <w:p>
@@ -45131,25 +44844,7 @@
           <w:sz w:val="22"/>
           <w:szCs w:val="22"/>
         </w:rPr>
-        <w:t xml:space="preserve">: </w:t>
-      </w:r>
-      <w:proofErr w:type="gramStart"/>
-      <w:r>
-        <w:rPr>
-          <w:rFonts w:ascii="Consolas" w:hAnsi="Consolas"/>
-          <w:sz w:val="22"/>
-          <w:szCs w:val="22"/>
-        </w:rPr>
-        <w:t>1  #</w:t>
-      </w:r>
-      <w:proofErr w:type="gramEnd"/>
-      <w:r>
-        <w:rPr>
-          <w:rFonts w:ascii="Consolas" w:hAnsi="Consolas"/>
-          <w:sz w:val="22"/>
-          <w:szCs w:val="22"/>
-        </w:rPr>
-        <w:t xml:space="preserve"> ГГц, начальная частота</w:t>
+        <w:t>: 1  # ГГц, начальная частота</w:t>
       </w:r>
     </w:p>
     <w:p>
@@ -45191,25 +44886,7 @@
           <w:sz w:val="22"/>
           <w:szCs w:val="22"/>
         </w:rPr>
-        <w:t xml:space="preserve">: </w:t>
-      </w:r>
-      <w:proofErr w:type="gramStart"/>
-      <w:r>
-        <w:rPr>
-          <w:rFonts w:ascii="Consolas" w:hAnsi="Consolas"/>
-          <w:sz w:val="22"/>
-          <w:szCs w:val="22"/>
-        </w:rPr>
-        <w:t>10  #</w:t>
-      </w:r>
-      <w:proofErr w:type="gramEnd"/>
-      <w:r>
-        <w:rPr>
-          <w:rFonts w:ascii="Consolas" w:hAnsi="Consolas"/>
-          <w:sz w:val="22"/>
-          <w:szCs w:val="22"/>
-        </w:rPr>
-        <w:t xml:space="preserve"> ГГц, конечная частота</w:t>
+        <w:t>: 10  # ГГц, конечная частота</w:t>
       </w:r>
     </w:p>
     <w:p>
@@ -45293,25 +44970,7 @@
           <w:sz w:val="22"/>
           <w:szCs w:val="22"/>
         </w:rPr>
-        <w:t xml:space="preserve">: </w:t>
-      </w:r>
-      <w:proofErr w:type="gramStart"/>
-      <w:r>
-        <w:rPr>
-          <w:rFonts w:ascii="Consolas" w:hAnsi="Consolas"/>
-          <w:sz w:val="22"/>
-          <w:szCs w:val="22"/>
-        </w:rPr>
-        <w:t>40  #</w:t>
-      </w:r>
-      <w:proofErr w:type="gramEnd"/>
-      <w:r>
-        <w:rPr>
-          <w:rFonts w:ascii="Consolas" w:hAnsi="Consolas"/>
-          <w:sz w:val="22"/>
-          <w:szCs w:val="22"/>
-        </w:rPr>
-        <w:t xml:space="preserve"> дБ, отношение сигнал/шум (</w:t>
+        <w:t>: 40  # дБ, отношение сигнал/шум (</w:t>
       </w:r>
       <w:proofErr w:type="spellStart"/>
       <w:r>
@@ -45571,25 +45230,7 @@
           <w:sz w:val="22"/>
           <w:szCs w:val="22"/>
         </w:rPr>
-        <w:t xml:space="preserve">: </w:t>
-      </w:r>
-      <w:proofErr w:type="gramStart"/>
-      <w:r>
-        <w:rPr>
-          <w:rFonts w:ascii="Consolas" w:hAnsi="Consolas"/>
-          <w:sz w:val="22"/>
-          <w:szCs w:val="22"/>
-        </w:rPr>
-        <w:t>10  #</w:t>
-      </w:r>
-      <w:proofErr w:type="gramEnd"/>
-      <w:r>
-        <w:rPr>
-          <w:rFonts w:ascii="Consolas" w:hAnsi="Consolas"/>
-          <w:sz w:val="22"/>
-          <w:szCs w:val="22"/>
-        </w:rPr>
-        <w:t xml:space="preserve"> количество повторений для каждой позиции (разные шумы)</w:t>
+        <w:t>: 10  # количество повторений для каждой позиции (разные шумы)</w:t>
       </w:r>
     </w:p>
     <w:p>
@@ -45882,34 +45523,16 @@
           <w:sz w:val="22"/>
           <w:szCs w:val="22"/>
         </w:rPr>
-        <w:t>rf_</w:t>
-      </w:r>
-      <w:proofErr w:type="gramStart"/>
+        <w:t>rf_params</w:t>
+      </w:r>
+      <w:proofErr w:type="spellEnd"/>
       <w:r>
         <w:rPr>
           <w:rFonts w:ascii="Consolas" w:hAnsi="Consolas"/>
           <w:sz w:val="22"/>
           <w:szCs w:val="22"/>
         </w:rPr>
-        <w:t>params</w:t>
-      </w:r>
-      <w:proofErr w:type="spellEnd"/>
-      <w:r>
-        <w:rPr>
-          <w:rFonts w:ascii="Consolas" w:hAnsi="Consolas"/>
-          <w:sz w:val="22"/>
-          <w:szCs w:val="22"/>
-        </w:rPr>
-        <w:t xml:space="preserve">:   </w:t>
-      </w:r>
-      <w:proofErr w:type="gramEnd"/>
-      <w:r>
-        <w:rPr>
-          <w:rFonts w:ascii="Consolas" w:hAnsi="Consolas"/>
-          <w:sz w:val="22"/>
-          <w:szCs w:val="22"/>
-        </w:rPr>
-        <w:t xml:space="preserve">          # сетка </w:t>
+        <w:t xml:space="preserve">:             # сетка </w:t>
       </w:r>
       <w:proofErr w:type="spellStart"/>
       <w:r>
@@ -46548,25 +46171,7 @@
           <w:sz w:val="22"/>
           <w:szCs w:val="22"/>
         </w:rPr>
-        <w:t xml:space="preserve">: </w:t>
-      </w:r>
-      <w:proofErr w:type="gramStart"/>
-      <w:r>
-        <w:rPr>
-          <w:rFonts w:ascii="Consolas" w:hAnsi="Consolas"/>
-          <w:sz w:val="22"/>
-          <w:szCs w:val="22"/>
-        </w:rPr>
-        <w:t>4  #</w:t>
-      </w:r>
-      <w:proofErr w:type="gramEnd"/>
-      <w:r>
-        <w:rPr>
-          <w:rFonts w:ascii="Consolas" w:hAnsi="Consolas"/>
-          <w:sz w:val="22"/>
-          <w:szCs w:val="22"/>
-        </w:rPr>
-        <w:t xml:space="preserve"> количество процессов (если </w:t>
+        <w:t xml:space="preserve">: 4  # количество процессов (если </w:t>
       </w:r>
       <w:proofErr w:type="spellStart"/>
       <w:r>
@@ -46841,7 +46446,7 @@
       <w:pPr>
         <w:pStyle w:val="afff8"/>
       </w:pPr>
-      <w:bookmarkStart w:id="53" w:name="_Ref223969816"/>
+      <w:bookmarkStart w:id="52" w:name="_Ref223969816"/>
       <w:r>
         <w:t xml:space="preserve">Таблица </w:t>
       </w:r>
@@ -46863,7 +46468,7 @@
       <w:r>
         <w:fldChar w:fldCharType="end"/>
       </w:r>
-      <w:bookmarkEnd w:id="53"/>
+      <w:bookmarkEnd w:id="52"/>
       <w:r>
         <w:t xml:space="preserve"> – Распределение образцов по классам</w:t>
       </w:r>
@@ -47220,7 +46825,7 @@
       <w:pPr>
         <w:pStyle w:val="a2"/>
       </w:pPr>
-      <w:bookmarkStart w:id="54" w:name="_Toc224673396"/>
+      <w:bookmarkStart w:id="53" w:name="_Toc224673396"/>
       <w:r>
         <w:lastRenderedPageBreak/>
         <w:t xml:space="preserve">Предварительный </w:t>
@@ -47233,7 +46838,7 @@
       <w:r>
         <w:t xml:space="preserve"> данных</w:t>
       </w:r>
-      <w:bookmarkEnd w:id="54"/>
+      <w:bookmarkEnd w:id="53"/>
     </w:p>
     <w:p>
       <w:pPr>
@@ -47326,7 +46931,7 @@
                     </pic:cNvPicPr>
                   </pic:nvPicPr>
                   <pic:blipFill>
-                    <a:blip r:embed="rId14">
+                    <a:blip r:embed="rId15">
                       <a:extLst>
                         <a:ext uri="{28A0092B-C50C-407E-A947-70E740481C1C}">
                           <a14:useLocalDpi xmlns:a14="http://schemas.microsoft.com/office/drawing/2010/main" val="0"/>
@@ -47362,7 +46967,7 @@
       <w:pPr>
         <w:pStyle w:val="afff"/>
       </w:pPr>
-      <w:bookmarkStart w:id="55" w:name="_Ref223969792"/>
+      <w:bookmarkStart w:id="54" w:name="_Ref223969792"/>
       <w:r>
         <w:t xml:space="preserve">Рисунок </w:t>
       </w:r>
@@ -47381,7 +46986,7 @@
       <w:r>
         <w:fldChar w:fldCharType="end"/>
       </w:r>
-      <w:bookmarkEnd w:id="55"/>
+      <w:bookmarkEnd w:id="54"/>
       <w:r>
         <w:t xml:space="preserve"> – Годограф</w:t>
       </w:r>
@@ -47490,7 +47095,7 @@
                     </pic:cNvPicPr>
                   </pic:nvPicPr>
                   <pic:blipFill>
-                    <a:blip r:embed="rId15" cstate="print">
+                    <a:blip r:embed="rId16" cstate="print">
                       <a:extLst>
                         <a:ext uri="{28A0092B-C50C-407E-A947-70E740481C1C}">
                           <a14:useLocalDpi xmlns:a14="http://schemas.microsoft.com/office/drawing/2010/main" val="0"/>
@@ -47526,7 +47131,7 @@
       <w:pPr>
         <w:pStyle w:val="afff"/>
       </w:pPr>
-      <w:bookmarkStart w:id="56" w:name="_Ref223970112"/>
+      <w:bookmarkStart w:id="55" w:name="_Ref223970112"/>
       <w:r>
         <w:t xml:space="preserve">Рисунок </w:t>
       </w:r>
@@ -47545,47 +47150,47 @@
       <w:r>
         <w:fldChar w:fldCharType="end"/>
       </w:r>
+      <w:bookmarkEnd w:id="55"/>
+      <w:r>
+        <w:t xml:space="preserve"> – Проекция </w:t>
+      </w:r>
+      <w:r>
+        <w:rPr>
+          <w:lang w:val="en-US"/>
+        </w:rPr>
+        <w:t>PCA</w:t>
+      </w:r>
+      <w:r>
+        <w:t xml:space="preserve">, построено в </w:t>
+      </w:r>
+      <w:r>
+        <w:rPr>
+          <w:lang w:val="en-US"/>
+        </w:rPr>
+        <w:t>Jupyter</w:t>
+      </w:r>
+      <w:r>
+        <w:t xml:space="preserve"> </w:t>
+      </w:r>
+      <w:r>
+        <w:rPr>
+          <w:lang w:val="en-US"/>
+        </w:rPr>
+        <w:t>Python</w:t>
+      </w:r>
+      <w:r>
+        <w:t xml:space="preserve"> 3.11</w:t>
+      </w:r>
+    </w:p>
+    <w:p>
+      <w:pPr>
+        <w:pStyle w:val="a2"/>
+      </w:pPr>
+      <w:bookmarkStart w:id="56" w:name="_Toc224673397"/>
+      <w:r>
+        <w:t>Обучение модели классификации</w:t>
+      </w:r>
       <w:bookmarkEnd w:id="56"/>
-      <w:r>
-        <w:t xml:space="preserve"> – Проекция </w:t>
-      </w:r>
-      <w:r>
-        <w:rPr>
-          <w:lang w:val="en-US"/>
-        </w:rPr>
-        <w:t>PCA</w:t>
-      </w:r>
-      <w:r>
-        <w:t xml:space="preserve">, построено в </w:t>
-      </w:r>
-      <w:r>
-        <w:rPr>
-          <w:lang w:val="en-US"/>
-        </w:rPr>
-        <w:t>Jupyter</w:t>
-      </w:r>
-      <w:r>
-        <w:t xml:space="preserve"> </w:t>
-      </w:r>
-      <w:r>
-        <w:rPr>
-          <w:lang w:val="en-US"/>
-        </w:rPr>
-        <w:t>Python</w:t>
-      </w:r>
-      <w:r>
-        <w:t xml:space="preserve"> 3.11</w:t>
-      </w:r>
-    </w:p>
-    <w:p>
-      <w:pPr>
-        <w:pStyle w:val="a2"/>
-      </w:pPr>
-      <w:bookmarkStart w:id="57" w:name="_Toc224673397"/>
-      <w:r>
-        <w:t>Обучение модели классификации</w:t>
-      </w:r>
-      <w:bookmarkEnd w:id="57"/>
     </w:p>
     <w:p>
       <w:pPr>
@@ -49215,8 +48820,8 @@
       <w:pPr>
         <w:pStyle w:val="afff2"/>
       </w:pPr>
-      <w:bookmarkStart w:id="58" w:name="_Toc8214335"/>
-      <w:bookmarkStart w:id="59" w:name="_Toc224673398"/>
+      <w:bookmarkStart w:id="57" w:name="_Toc8214335"/>
+      <w:bookmarkStart w:id="58" w:name="_Toc224673398"/>
       <w:r>
         <w:lastRenderedPageBreak/>
         <w:t>З</w:t>
@@ -49224,8 +48829,8 @@
       <w:r>
         <w:t>АКЛЮЧЕНИЕ</w:t>
       </w:r>
+      <w:bookmarkEnd w:id="57"/>
       <w:bookmarkEnd w:id="58"/>
-      <w:bookmarkEnd w:id="59"/>
     </w:p>
     <w:p>
       <w:pPr>
@@ -49490,14 +49095,14 @@
       <w:pPr>
         <w:pStyle w:val="afff2"/>
       </w:pPr>
-      <w:bookmarkStart w:id="60" w:name="_Toc477525073"/>
-      <w:bookmarkStart w:id="61" w:name="_Toc477526600"/>
-      <w:bookmarkStart w:id="62" w:name="_Toc477526815"/>
-      <w:bookmarkStart w:id="63" w:name="_Toc477529038"/>
-      <w:bookmarkStart w:id="64" w:name="_Toc477530301"/>
-      <w:bookmarkStart w:id="65" w:name="_Toc477532641"/>
-      <w:bookmarkStart w:id="66" w:name="_Toc8214336"/>
-      <w:bookmarkStart w:id="67" w:name="_Toc224673399"/>
+      <w:bookmarkStart w:id="59" w:name="_Toc477525073"/>
+      <w:bookmarkStart w:id="60" w:name="_Toc477526600"/>
+      <w:bookmarkStart w:id="61" w:name="_Toc477526815"/>
+      <w:bookmarkStart w:id="62" w:name="_Toc477529038"/>
+      <w:bookmarkStart w:id="63" w:name="_Toc477530301"/>
+      <w:bookmarkStart w:id="64" w:name="_Toc477532641"/>
+      <w:bookmarkStart w:id="65" w:name="_Toc8214336"/>
+      <w:bookmarkStart w:id="66" w:name="_Toc224673399"/>
       <w:r>
         <w:lastRenderedPageBreak/>
         <w:t>С</w:t>
@@ -49505,6 +49110,7 @@
       <w:r>
         <w:t>ПИСОК ИСПОЛЬЗОВАННЫХ ИСТОЧНИКОВ</w:t>
       </w:r>
+      <w:bookmarkEnd w:id="59"/>
       <w:bookmarkEnd w:id="60"/>
       <w:bookmarkEnd w:id="61"/>
       <w:bookmarkEnd w:id="62"/>
@@ -49512,207 +49118,206 @@
       <w:bookmarkEnd w:id="64"/>
       <w:bookmarkEnd w:id="65"/>
       <w:bookmarkEnd w:id="66"/>
+    </w:p>
+    <w:p>
+      <w:pPr>
+        <w:pStyle w:val="a0"/>
+      </w:pPr>
+      <w:bookmarkStart w:id="67" w:name="_Ref224674591"/>
+      <w:r>
+        <w:t>Федеральное государственное бюджетное образовательное учреждение высшего образования «Томский государственный университет систем управления и радиоэлектроники»</w:t>
+      </w:r>
+      <w:r>
+        <w:t xml:space="preserve"> </w:t>
+      </w:r>
+      <w:proofErr w:type="spellStart"/>
+      <w:r>
+        <w:t>Сагиева</w:t>
+      </w:r>
+      <w:proofErr w:type="spellEnd"/>
+      <w:r>
+        <w:t xml:space="preserve"> Индира </w:t>
+      </w:r>
+      <w:proofErr w:type="spellStart"/>
+      <w:r>
+        <w:t>Ериковна</w:t>
+      </w:r>
+      <w:proofErr w:type="spellEnd"/>
+      <w:r>
+        <w:t xml:space="preserve"> </w:t>
+      </w:r>
+      <w:r>
+        <w:t xml:space="preserve">Стабильность характеристик модифицированных </w:t>
+      </w:r>
+      <w:proofErr w:type="spellStart"/>
+      <w:r>
+        <w:t>микрополосковых</w:t>
+      </w:r>
+      <w:proofErr w:type="spellEnd"/>
+      <w:r>
+        <w:t xml:space="preserve"> линий</w:t>
+      </w:r>
+      <w:r>
+        <w:t xml:space="preserve"> </w:t>
+      </w:r>
+      <w:r>
+        <w:t>Специальность 2.2.14 Антенны, СВЧ-устройства и их технологии</w:t>
+      </w:r>
+      <w:r>
+        <w:t xml:space="preserve"> </w:t>
+      </w:r>
+      <w:r>
+        <w:t xml:space="preserve">Диссертация на соискание </w:t>
+      </w:r>
+      <w:proofErr w:type="spellStart"/>
+      <w:r>
+        <w:t>ученой</w:t>
+      </w:r>
+      <w:proofErr w:type="spellEnd"/>
+      <w:r>
+        <w:t xml:space="preserve"> степени кандидата технических наук</w:t>
+      </w:r>
+      <w:r>
+        <w:t xml:space="preserve"> </w:t>
+      </w:r>
+      <w:r>
+        <w:t xml:space="preserve">Научный руководитель: д-р. техн. наук, доцент Газизов </w:t>
+      </w:r>
+      <w:proofErr w:type="spellStart"/>
+      <w:r>
+        <w:t>Тальгат</w:t>
+      </w:r>
+      <w:proofErr w:type="spellEnd"/>
+      <w:r>
+        <w:t xml:space="preserve"> </w:t>
+      </w:r>
+      <w:proofErr w:type="spellStart"/>
+      <w:r>
+        <w:t>Рашитович</w:t>
+      </w:r>
       <w:bookmarkEnd w:id="67"/>
+      <w:proofErr w:type="spellEnd"/>
     </w:p>
     <w:p>
       <w:pPr>
         <w:pStyle w:val="a0"/>
       </w:pPr>
-      <w:bookmarkStart w:id="68" w:name="_Ref224674591"/>
-      <w:r>
-        <w:t>Федеральное государственное бюджетное образовательное учреждение высшего образования «Томский государственный университет систем управления и радиоэлектроники»</w:t>
-      </w:r>
-      <w:r>
-        <w:t xml:space="preserve"> </w:t>
+      <w:bookmarkStart w:id="68" w:name="_Ref224674721"/>
+      <w:r>
+        <w:t xml:space="preserve">Подмастерьев, </w:t>
       </w:r>
       <w:proofErr w:type="spellStart"/>
       <w:r>
-        <w:t>Сагиева</w:t>
+        <w:t>К.В</w:t>
       </w:r>
       <w:proofErr w:type="spellEnd"/>
       <w:r>
-        <w:t xml:space="preserve"> Индира </w:t>
+        <w:t xml:space="preserve">. Электрические методы неразрушающего контроля и диагностики: учебное пособие / </w:t>
       </w:r>
       <w:proofErr w:type="spellStart"/>
       <w:r>
-        <w:t>Ериковна</w:t>
+        <w:t>К.В</w:t>
       </w:r>
       <w:proofErr w:type="spellEnd"/>
       <w:r>
-        <w:t xml:space="preserve"> </w:t>
-      </w:r>
-      <w:r>
-        <w:t xml:space="preserve">Стабильность характеристик модифицированных </w:t>
+        <w:t xml:space="preserve">. Подмастерьев, </w:t>
       </w:r>
       <w:proofErr w:type="spellStart"/>
       <w:r>
-        <w:t>микрополосковых</w:t>
+        <w:t>С.Ф</w:t>
       </w:r>
       <w:proofErr w:type="spellEnd"/>
       <w:r>
-        <w:t xml:space="preserve"> линий</w:t>
-      </w:r>
-      <w:r>
-        <w:t xml:space="preserve"> </w:t>
-      </w:r>
-      <w:r>
-        <w:t>Специальность 2.2.14 Антенны, СВЧ-устройства и их технологии</w:t>
-      </w:r>
-      <w:r>
-        <w:t xml:space="preserve"> </w:t>
-      </w:r>
-      <w:r>
-        <w:t xml:space="preserve">Диссертация на соискание </w:t>
+        <w:t xml:space="preserve">. </w:t>
       </w:r>
       <w:proofErr w:type="spellStart"/>
       <w:r>
-        <w:t>ученой</w:t>
+        <w:t>Корндорф</w:t>
       </w:r>
       <w:proofErr w:type="spellEnd"/>
       <w:r>
-        <w:t xml:space="preserve"> степени кандидата технических наук</w:t>
-      </w:r>
-      <w:r>
-        <w:t xml:space="preserve"> </w:t>
-      </w:r>
-      <w:r>
-        <w:t xml:space="preserve">Научный руководитель: д-р. техн. наук, доцент Газизов </w:t>
+        <w:t xml:space="preserve">, </w:t>
       </w:r>
       <w:proofErr w:type="spellStart"/>
       <w:r>
-        <w:t>Тальгат</w:t>
+        <w:t>Т.И</w:t>
       </w:r>
       <w:proofErr w:type="spellEnd"/>
       <w:r>
-        <w:t xml:space="preserve"> </w:t>
+        <w:t xml:space="preserve">. </w:t>
       </w:r>
       <w:proofErr w:type="spellStart"/>
       <w:r>
-        <w:t>Рашитович</w:t>
+        <w:t>Ногачев</w:t>
+      </w:r>
+      <w:proofErr w:type="spellEnd"/>
+      <w:r>
+        <w:t xml:space="preserve">, </w:t>
+      </w:r>
+      <w:proofErr w:type="spellStart"/>
+      <w:r>
+        <w:t>Е.В</w:t>
+      </w:r>
+      <w:proofErr w:type="spellEnd"/>
+      <w:r>
+        <w:t xml:space="preserve">. </w:t>
+      </w:r>
+      <w:proofErr w:type="spellStart"/>
+      <w:r>
+        <w:t>Пахолкин</w:t>
+      </w:r>
+      <w:proofErr w:type="spellEnd"/>
+      <w:r>
+        <w:t xml:space="preserve">, </w:t>
+      </w:r>
+      <w:proofErr w:type="spellStart"/>
+      <w:r>
+        <w:t>Л.А</w:t>
+      </w:r>
+      <w:proofErr w:type="spellEnd"/>
+      <w:r>
+        <w:t xml:space="preserve">. Бондарева; под ред. </w:t>
+      </w:r>
+      <w:proofErr w:type="spellStart"/>
+      <w:r>
+        <w:t>К.В</w:t>
+      </w:r>
+      <w:proofErr w:type="spellEnd"/>
+      <w:r>
+        <w:t xml:space="preserve">. </w:t>
+      </w:r>
+      <w:proofErr w:type="spellStart"/>
+      <w:r>
+        <w:t>Подмастерьева</w:t>
+      </w:r>
+      <w:proofErr w:type="spellEnd"/>
+      <w:r>
+        <w:t xml:space="preserve"> - </w:t>
+      </w:r>
+      <w:proofErr w:type="spellStart"/>
+      <w:r>
+        <w:t>Орел</w:t>
+      </w:r>
+      <w:proofErr w:type="spellEnd"/>
+      <w:r>
+        <w:t xml:space="preserve">: </w:t>
+      </w:r>
+      <w:proofErr w:type="spellStart"/>
+      <w:r>
+        <w:t>ОрелГТУ</w:t>
+      </w:r>
+      <w:proofErr w:type="spellEnd"/>
+      <w:r>
+        <w:t>, 2005.-316 с.</w:t>
       </w:r>
       <w:bookmarkEnd w:id="68"/>
-      <w:proofErr w:type="spellEnd"/>
     </w:p>
     <w:p>
       <w:pPr>
         <w:pStyle w:val="a0"/>
       </w:pPr>
-      <w:bookmarkStart w:id="69" w:name="_Ref224674721"/>
-      <w:r>
-        <w:t xml:space="preserve">Подмастерьев, </w:t>
-      </w:r>
-      <w:proofErr w:type="spellStart"/>
-      <w:r>
-        <w:t>К.В</w:t>
-      </w:r>
-      <w:proofErr w:type="spellEnd"/>
-      <w:r>
-        <w:t xml:space="preserve">. Электрические методы неразрушающего контроля и диагностики: учебное пособие / </w:t>
-      </w:r>
-      <w:proofErr w:type="spellStart"/>
-      <w:r>
-        <w:t>К.В</w:t>
-      </w:r>
-      <w:proofErr w:type="spellEnd"/>
-      <w:r>
-        <w:t xml:space="preserve">. Подмастерьев, </w:t>
-      </w:r>
-      <w:proofErr w:type="spellStart"/>
-      <w:r>
-        <w:t>С.Ф</w:t>
-      </w:r>
-      <w:proofErr w:type="spellEnd"/>
-      <w:r>
-        <w:t xml:space="preserve">. </w:t>
-      </w:r>
-      <w:proofErr w:type="spellStart"/>
-      <w:r>
-        <w:t>Корндорф</w:t>
-      </w:r>
-      <w:proofErr w:type="spellEnd"/>
-      <w:r>
-        <w:t xml:space="preserve">, </w:t>
-      </w:r>
-      <w:proofErr w:type="spellStart"/>
-      <w:r>
-        <w:t>Т.И</w:t>
-      </w:r>
-      <w:proofErr w:type="spellEnd"/>
-      <w:r>
-        <w:t xml:space="preserve">. </w:t>
-      </w:r>
-      <w:proofErr w:type="spellStart"/>
-      <w:r>
-        <w:t>Ногачев</w:t>
-      </w:r>
-      <w:proofErr w:type="spellEnd"/>
-      <w:r>
-        <w:t xml:space="preserve">, </w:t>
-      </w:r>
-      <w:proofErr w:type="spellStart"/>
-      <w:r>
-        <w:t>Е.В</w:t>
-      </w:r>
-      <w:proofErr w:type="spellEnd"/>
-      <w:r>
-        <w:t xml:space="preserve">. </w:t>
-      </w:r>
-      <w:proofErr w:type="spellStart"/>
-      <w:r>
-        <w:t>Пахолкин</w:t>
-      </w:r>
-      <w:proofErr w:type="spellEnd"/>
-      <w:r>
-        <w:t xml:space="preserve">, </w:t>
-      </w:r>
-      <w:proofErr w:type="spellStart"/>
-      <w:r>
-        <w:t>Л.А</w:t>
-      </w:r>
-      <w:proofErr w:type="spellEnd"/>
-      <w:r>
-        <w:t xml:space="preserve">. Бондарева; под ред. </w:t>
-      </w:r>
-      <w:proofErr w:type="spellStart"/>
-      <w:r>
-        <w:t>К.В</w:t>
-      </w:r>
-      <w:proofErr w:type="spellEnd"/>
-      <w:r>
-        <w:t xml:space="preserve">. </w:t>
-      </w:r>
-      <w:proofErr w:type="spellStart"/>
-      <w:r>
-        <w:t>Подмастерьева</w:t>
-      </w:r>
-      <w:proofErr w:type="spellEnd"/>
-      <w:r>
-        <w:t xml:space="preserve"> - </w:t>
-      </w:r>
-      <w:proofErr w:type="spellStart"/>
-      <w:r>
-        <w:t>Орел</w:t>
-      </w:r>
-      <w:proofErr w:type="spellEnd"/>
-      <w:r>
-        <w:t xml:space="preserve">: </w:t>
-      </w:r>
-      <w:proofErr w:type="spellStart"/>
-      <w:r>
-        <w:t>ОрелГТУ</w:t>
-      </w:r>
-      <w:proofErr w:type="spellEnd"/>
-      <w:r>
-        <w:t>, 2005.-316 с.</w:t>
-      </w:r>
-      <w:bookmarkEnd w:id="69"/>
-    </w:p>
-    <w:p>
-      <w:pPr>
-        <w:pStyle w:val="a0"/>
-      </w:pPr>
-      <w:hyperlink r:id="rId16" w:history="1">
-        <w:bookmarkStart w:id="70" w:name="_Ref224674795"/>
+      <w:hyperlink r:id="rId17" w:history="1">
+        <w:bookmarkStart w:id="69" w:name="_Ref224674795"/>
         <w:r>
           <w:rPr>
             <w:rStyle w:val="afa"/>
@@ -49958,14 +49563,14 @@
           </w:rPr>
           <w:t>main</w:t>
         </w:r>
-        <w:bookmarkEnd w:id="70"/>
+        <w:bookmarkEnd w:id="69"/>
       </w:hyperlink>
     </w:p>
     <w:p>
       <w:pPr>
         <w:pStyle w:val="a0"/>
       </w:pPr>
-      <w:bookmarkStart w:id="71" w:name="_Ref224674890"/>
+      <w:bookmarkStart w:id="70" w:name="_Ref224674890"/>
       <w:r>
         <w:t xml:space="preserve">Неразрушающий контроль: Справочник в 7 т. Т. 4: Электромагнитный контроль / Под ред. </w:t>
       </w:r>
@@ -49989,6 +49594,102 @@
       <w:r>
         <w:t>, 2006.</w:t>
       </w:r>
+      <w:bookmarkEnd w:id="70"/>
+    </w:p>
+    <w:p>
+      <w:pPr>
+        <w:pStyle w:val="a0"/>
+        <w:rPr>
+          <w:lang w:val="en-US"/>
+        </w:rPr>
+      </w:pPr>
+      <w:bookmarkStart w:id="71" w:name="_Ref224674908"/>
+      <w:proofErr w:type="spellStart"/>
+      <w:r>
+        <w:rPr>
+          <w:lang w:val="en-US"/>
+        </w:rPr>
+        <w:t>Pozar</w:t>
+      </w:r>
+      <w:proofErr w:type="spellEnd"/>
+      <w:r>
+        <w:rPr>
+          <w:lang w:val="en-US"/>
+        </w:rPr>
+        <w:t xml:space="preserve"> </w:t>
+      </w:r>
+      <w:r>
+        <w:rPr>
+          <w:lang w:val="en-US"/>
+        </w:rPr>
+        <w:t>D</w:t>
+      </w:r>
+      <w:r>
+        <w:rPr>
+          <w:lang w:val="en-US"/>
+        </w:rPr>
+        <w:t>.</w:t>
+      </w:r>
+      <w:r>
+        <w:rPr>
+          <w:lang w:val="en-US"/>
+        </w:rPr>
+        <w:t>M</w:t>
+      </w:r>
+      <w:r>
+        <w:rPr>
+          <w:lang w:val="en-US"/>
+        </w:rPr>
+        <w:t xml:space="preserve">. </w:t>
+      </w:r>
+      <w:r>
+        <w:rPr>
+          <w:lang w:val="en-US"/>
+        </w:rPr>
+        <w:t>Microwave</w:t>
+      </w:r>
+      <w:r>
+        <w:rPr>
+          <w:lang w:val="en-US"/>
+        </w:rPr>
+        <w:t xml:space="preserve"> Engineering. – 4</w:t>
+      </w:r>
+      <w:r>
+        <w:rPr>
+          <w:lang w:val="en-US"/>
+        </w:rPr>
+        <w:t>th</w:t>
+      </w:r>
+      <w:r>
+        <w:rPr>
+          <w:lang w:val="en-US"/>
+        </w:rPr>
+        <w:t xml:space="preserve"> </w:t>
+      </w:r>
+      <w:r>
+        <w:rPr>
+          <w:lang w:val="en-US"/>
+        </w:rPr>
+        <w:t>ed</w:t>
+      </w:r>
+      <w:r>
+        <w:rPr>
+          <w:lang w:val="en-US"/>
+        </w:rPr>
+        <w:t xml:space="preserve">. – John </w:t>
+      </w:r>
+      <w:r>
+        <w:rPr>
+          <w:lang w:val="en-US"/>
+        </w:rPr>
+        <w:t>Wiley</w:t>
+      </w:r>
+      <w:r>
+        <w:rPr>
+          <w:lang w:val="en-US"/>
+        </w:rPr>
+        <w:t xml:space="preserve"> &amp; Sons, 2011.</w:t>
+      </w:r>
       <w:bookmarkEnd w:id="71"/>
     </w:p>
     <w:p>
@@ -49998,105 +49699,9 @@
           <w:lang w:val="en-US"/>
         </w:rPr>
       </w:pPr>
-      <w:bookmarkStart w:id="72" w:name="_Ref224674908"/>
-      <w:proofErr w:type="spellStart"/>
-      <w:r>
-        <w:rPr>
-          <w:lang w:val="en-US"/>
-        </w:rPr>
-        <w:t>Pozar</w:t>
-      </w:r>
-      <w:proofErr w:type="spellEnd"/>
-      <w:r>
-        <w:rPr>
-          <w:lang w:val="en-US"/>
-        </w:rPr>
-        <w:t xml:space="preserve"> </w:t>
-      </w:r>
-      <w:r>
-        <w:rPr>
-          <w:lang w:val="en-US"/>
-        </w:rPr>
-        <w:t>D</w:t>
-      </w:r>
-      <w:r>
-        <w:rPr>
-          <w:lang w:val="en-US"/>
-        </w:rPr>
-        <w:t>.</w:t>
-      </w:r>
-      <w:r>
-        <w:rPr>
-          <w:lang w:val="en-US"/>
-        </w:rPr>
-        <w:t>M</w:t>
-      </w:r>
-      <w:r>
-        <w:rPr>
-          <w:lang w:val="en-US"/>
-        </w:rPr>
-        <w:t xml:space="preserve">. </w:t>
-      </w:r>
-      <w:r>
-        <w:rPr>
-          <w:lang w:val="en-US"/>
-        </w:rPr>
-        <w:t>Microwave</w:t>
-      </w:r>
-      <w:r>
-        <w:rPr>
-          <w:lang w:val="en-US"/>
-        </w:rPr>
-        <w:t xml:space="preserve"> Engineering. – 4</w:t>
-      </w:r>
-      <w:r>
-        <w:rPr>
-          <w:lang w:val="en-US"/>
-        </w:rPr>
-        <w:t>th</w:t>
-      </w:r>
-      <w:r>
-        <w:rPr>
-          <w:lang w:val="en-US"/>
-        </w:rPr>
-        <w:t xml:space="preserve"> </w:t>
-      </w:r>
-      <w:r>
-        <w:rPr>
-          <w:lang w:val="en-US"/>
-        </w:rPr>
-        <w:t>ed</w:t>
-      </w:r>
-      <w:r>
-        <w:rPr>
-          <w:lang w:val="en-US"/>
-        </w:rPr>
-        <w:t xml:space="preserve">. – John </w:t>
-      </w:r>
-      <w:r>
-        <w:rPr>
-          <w:lang w:val="en-US"/>
-        </w:rPr>
-        <w:t>Wiley</w:t>
-      </w:r>
-      <w:r>
-        <w:rPr>
-          <w:lang w:val="en-US"/>
-        </w:rPr>
-        <w:t xml:space="preserve"> &amp; Sons, 2011.</w:t>
-      </w:r>
-      <w:bookmarkEnd w:id="72"/>
-    </w:p>
-    <w:p>
-      <w:pPr>
-        <w:pStyle w:val="a0"/>
-        <w:rPr>
-          <w:lang w:val="en-US"/>
-        </w:rPr>
-      </w:pPr>
     </w:p>
     <w:sectPr>
-      <w:footerReference w:type="default" r:id="rId17"/>
+      <w:footerReference w:type="default" r:id="rId18"/>
       <w:pgSz w:w="11906" w:h="16838" w:code="9"/>
       <w:pgMar w:top="1134" w:right="851" w:bottom="1134" w:left="1701" w:header="709" w:footer="709" w:gutter="0"/>
       <w:cols w:space="708"/>
@@ -50109,7 +49714,7 @@
 
 <file path=word/comments.xml><?xml version="1.0" encoding="utf-8"?>
 <w:comments xmlns:wpc="http://schemas.microsoft.com/office/word/2010/wordprocessingCanvas" xmlns:cx="http://schemas.microsoft.com/office/drawing/2014/chartex" xmlns:cx1="http://schemas.microsoft.com/office/drawing/2015/9/8/chartex" xmlns:cx2="http://schemas.microsoft.com/office/drawing/2015/10/21/chartex" xmlns:cx3="http://schemas.microsoft.com/office/drawing/2016/5/9/chartex" xmlns:cx4="http://schemas.microsoft.com/office/drawing/2016/5/10/chartex" xmlns:cx5="http://schemas.microsoft.com/office/drawing/2016/5/11/chartex" xmlns:cx6="http://schemas.microsoft.com/office/drawing/2016/5/12/chartex" xmlns:cx7="http://schemas.microsoft.com/office/drawing/2016/5/13/chartex" xmlns:cx8="http://schemas.microsoft.com/office/drawing/2016/5/14/chartex" xmlns:mc="http://schemas.openxmlformats.org/markup-compatibility/2006" xmlns:aink="http://schemas.microsoft.com/office/drawing/2016/ink" xmlns:am3d="http://schemas.microsoft.com/office/drawing/2017/model3d" xmlns:o="urn:schemas-microsoft-com:office:office" xmlns:oel="http://schemas.microsoft.com/office/2019/extlst" xmlns:r="http://schemas.openxmlformats.org/officeDocument/2006/relationships" xmlns:m="http://schemas.openxmlformats.org/officeDocument/2006/math" xmlns:v="urn:schemas-microsoft-com:vml" xmlns:wp14="http://schemas.microsoft.com/office/word/2010/wordprocessingDrawing" xmlns:wp="http://schemas.openxmlformats.org/drawingml/2006/wordprocessingDrawing" xmlns:w10="urn:schemas-microsoft-com:office:word" xmlns:w="http://schemas.openxmlformats.org/wordprocessingml/2006/main" xmlns:w14="http://schemas.microsoft.com/office/word/2010/wordml" xmlns:w15="http://schemas.microsoft.com/office/word/2012/wordml" xmlns:w16cex="http://schemas.microsoft.com/office/word/2018/wordml/cex" xmlns:w16cid="http://schemas.microsoft.com/office/word/2016/wordml/cid" xmlns:w16="http://schemas.microsoft.com/office/word/2018/wordml" xmlns:w16sdtdh="http://schemas.microsoft.com/office/word/2020/wordml/sdtdatahash" xmlns:w16se="http://schemas.microsoft.com/office/word/2015/wordml/symex" xmlns:wpg="http://schemas.microsoft.com/office/word/2010/wordprocessingGroup" xmlns:wpi="http://schemas.microsoft.com/office/word/2010/wordprocessingInk" xmlns:wne="http://schemas.microsoft.com/office/word/2006/wordml" xmlns:wps="http://schemas.microsoft.com/office/word/2010/wordprocessingShape" mc:Ignorable="w14 w15 w16se w16cid w16 w16cex w16sdtdh wp14">
-  <w:comment w:id="26" w:author="Гусев Данил Олегович" w:date="2026-02-26T08:42:00Z" w:initials="ГДО">
+  <w:comment w:id="27" w:author="Gusev Danil Olegovich" w:date="2026-03-17T21:56:00Z" w:initials="G.D.O.">
     <w:p>
       <w:pPr>
         <w:pStyle w:val="aff1"/>
@@ -50121,27 +49726,11 @@
         <w:annotationRef/>
       </w:r>
       <w:r>
-        <w:t>Перенести в термины</w:t>
+        <w:t>Поменять названия параметров</w:t>
       </w:r>
     </w:p>
   </w:comment>
-  <w:comment w:id="28" w:author="Гусев Данил Олегович" w:date="2026-02-26T08:14:00Z" w:initials="ГДО">
-    <w:p>
-      <w:pPr>
-        <w:pStyle w:val="aff1"/>
-      </w:pPr>
-      <w:r>
-        <w:rPr>
-          <w:rStyle w:val="aff0"/>
-        </w:rPr>
-        <w:annotationRef/>
-      </w:r>
-      <w:r>
-        <w:t>Доработать рисунок добавив обозначения геометрических параметров</w:t>
-      </w:r>
-    </w:p>
-  </w:comment>
-  <w:comment w:id="29" w:author="Gusev Danil Olegovich" w:date="2026-02-17T23:17:00Z" w:initials="GDO">
+  <w:comment w:id="28" w:author="Gusev Danil Olegovich" w:date="2026-02-17T23:17:00Z" w:initials="GDO">
     <w:p>
       <w:pPr>
         <w:pStyle w:val="aff1"/>
@@ -50810,7 +50399,6 @@
         </w:rPr>
         <w:t xml:space="preserve">. — </w:t>
       </w:r>
-      <w:proofErr w:type="gramStart"/>
       <w:r>
         <w:rPr>
           <w:color w:val="333333"/>
@@ -50823,163 +50411,162 @@
           <w:color w:val="333333"/>
           <w:highlight w:val="white"/>
         </w:rPr>
-        <w:t xml:space="preserve"> :</w:t>
-      </w:r>
-      <w:proofErr w:type="gramEnd"/>
+        <w:t xml:space="preserve"> : </w:t>
+      </w:r>
       <w:r>
         <w:rPr>
           <w:color w:val="333333"/>
           <w:highlight w:val="white"/>
         </w:rPr>
-        <w:t xml:space="preserve"> </w:t>
+        <w:t>Издательство</w:t>
       </w:r>
       <w:r>
         <w:rPr>
           <w:color w:val="333333"/>
           <w:highlight w:val="white"/>
         </w:rPr>
-        <w:t>Издательство</w:t>
+        <w:t xml:space="preserve"> </w:t>
       </w:r>
       <w:r>
         <w:rPr>
           <w:color w:val="333333"/>
           <w:highlight w:val="white"/>
         </w:rPr>
-        <w:t xml:space="preserve"> </w:t>
+        <w:t>Уральского</w:t>
       </w:r>
       <w:r>
         <w:rPr>
           <w:color w:val="333333"/>
           <w:highlight w:val="white"/>
         </w:rPr>
-        <w:t>Уральского</w:t>
+        <w:t xml:space="preserve"> </w:t>
       </w:r>
       <w:r>
         <w:rPr>
           <w:color w:val="333333"/>
           <w:highlight w:val="white"/>
         </w:rPr>
-        <w:t xml:space="preserve"> </w:t>
+        <w:t>университета</w:t>
       </w:r>
       <w:r>
         <w:rPr>
           <w:color w:val="333333"/>
           <w:highlight w:val="white"/>
         </w:rPr>
-        <w:t>университета</w:t>
+        <w:t xml:space="preserve">, 2020. — 412 </w:t>
       </w:r>
       <w:r>
         <w:rPr>
           <w:color w:val="333333"/>
           <w:highlight w:val="white"/>
         </w:rPr>
-        <w:t xml:space="preserve">, 2020. — 412 </w:t>
+        <w:t>с</w:t>
       </w:r>
       <w:r>
         <w:rPr>
           <w:color w:val="333333"/>
           <w:highlight w:val="white"/>
         </w:rPr>
-        <w:t>с</w:t>
+        <w:t>. — (</w:t>
       </w:r>
       <w:r>
         <w:rPr>
           <w:color w:val="333333"/>
           <w:highlight w:val="white"/>
         </w:rPr>
-        <w:t>. — (</w:t>
+        <w:t>Учебник</w:t>
       </w:r>
       <w:r>
         <w:rPr>
           <w:color w:val="333333"/>
           <w:highlight w:val="white"/>
         </w:rPr>
-        <w:t>Учебник</w:t>
-      </w:r>
+        <w:t xml:space="preserve"> </w:t>
+      </w:r>
+      <w:proofErr w:type="spellStart"/>
       <w:r>
         <w:rPr>
           <w:color w:val="333333"/>
           <w:highlight w:val="white"/>
         </w:rPr>
-        <w:t xml:space="preserve"> </w:t>
-      </w:r>
-      <w:proofErr w:type="spellStart"/>
+        <w:t>УрФУ</w:t>
+      </w:r>
+      <w:proofErr w:type="spellEnd"/>
       <w:r>
         <w:rPr>
           <w:color w:val="333333"/>
           <w:highlight w:val="white"/>
         </w:rPr>
-        <w:t>УрФУ</w:t>
-      </w:r>
-      <w:proofErr w:type="spellEnd"/>
+        <w:t xml:space="preserve">). — ISBN 978-5-7996-3137-6. — </w:t>
+      </w:r>
       <w:r>
         <w:rPr>
           <w:color w:val="333333"/>
           <w:highlight w:val="white"/>
         </w:rPr>
-        <w:t xml:space="preserve">). — ISBN 978-5-7996-3137-6. — </w:t>
-      </w:r>
-      <w:proofErr w:type="gramStart"/>
+        <w:t>Текст</w:t>
+      </w:r>
       <w:r>
         <w:rPr>
           <w:color w:val="333333"/>
           <w:highlight w:val="white"/>
         </w:rPr>
-        <w:t>Текст</w:t>
+        <w:t xml:space="preserve"> : </w:t>
       </w:r>
       <w:r>
         <w:rPr>
           <w:color w:val="333333"/>
           <w:highlight w:val="white"/>
         </w:rPr>
-        <w:t xml:space="preserve"> :</w:t>
-      </w:r>
-      <w:proofErr w:type="gramEnd"/>
+        <w:t>непосредственный</w:t>
+      </w:r>
       <w:r>
         <w:rPr>
           <w:color w:val="333333"/>
           <w:highlight w:val="white"/>
         </w:rPr>
+        <w:t>.</w:t>
+      </w:r>
+      <w:r>
         <w:t xml:space="preserve"> </w:t>
       </w:r>
+    </w:p>
+  </w:comment>
+  <w:comment w:id="29" w:author="Gusev Danil Olegovich" w:date="2026-02-17T22:13:00Z" w:initials="GDO">
+    <w:p>
+      <w:pPr>
+        <w:pStyle w:val="aff1"/>
+      </w:pPr>
+      <w:r>
+        <w:rPr>
+          <w:rStyle w:val="aff0"/>
+        </w:rPr>
+        <w:annotationRef/>
+      </w:r>
+      <w:r>
+        <w:t>Ссылка на источник:</w:t>
+      </w:r>
+    </w:p>
+    <w:p>
+      <w:pPr>
+        <w:pStyle w:val="aff1"/>
+      </w:pPr>
+      <w:proofErr w:type="spellStart"/>
       <w:r>
         <w:rPr>
           <w:color w:val="333333"/>
           <w:highlight w:val="white"/>
         </w:rPr>
-        <w:t>непосредственный</w:t>
-      </w:r>
+        <w:t>Соловьянова</w:t>
+      </w:r>
+      <w:proofErr w:type="spellEnd"/>
       <w:r>
         <w:rPr>
           <w:color w:val="333333"/>
           <w:highlight w:val="white"/>
         </w:rPr>
-        <w:t>.</w:t>
-      </w:r>
-      <w:r>
-        <w:t xml:space="preserve"> </w:t>
-      </w:r>
-    </w:p>
-  </w:comment>
-  <w:comment w:id="30" w:author="Gusev Danil Olegovich" w:date="2026-02-17T22:13:00Z" w:initials="GDO">
-    <w:p>
-      <w:pPr>
-        <w:pStyle w:val="aff1"/>
-      </w:pPr>
-      <w:r>
-        <w:rPr>
-          <w:rStyle w:val="aff0"/>
-        </w:rPr>
-        <w:annotationRef/>
-      </w:r>
-      <w:r>
-        <w:t>Ссылка на источник:</w:t>
-      </w:r>
-    </w:p>
-    <w:p>
-      <w:pPr>
-        <w:pStyle w:val="aff1"/>
-      </w:pPr>
+        <w:t xml:space="preserve">, И. П. Электродинамика и распространение радиоволн : учебник : Рекомендовано методическим советом Уральского федерального университета в качестве учебника для студентов вуза, обучающихся по направлениям подготовки: 11.03.01 — Радиотехника; 11.03.02 — Инфокоммуникационные технологии и системы связи; 11.05.01 — Радиоэлектронные системы и комплексы / И. П. </w:t>
+      </w:r>
       <w:proofErr w:type="spellStart"/>
       <w:r>
         <w:rPr>
@@ -50994,7 +50581,7 @@
           <w:color w:val="333333"/>
           <w:highlight w:val="white"/>
         </w:rPr>
-        <w:t xml:space="preserve">, И. П. Электродинамика и распространение радиоволн : учебник : Рекомендовано методическим советом Уральского федерального университета в качестве учебника для студентов вуза, обучающихся по направлениям подготовки: 11.03.01 — Радиотехника; 11.03.02 — Инфокоммуникационные технологии и системы связи; 11.05.01 — Радиоэлектронные системы и комплексы / И. П. </w:t>
+        <w:t xml:space="preserve">, Ю. Е. Мительман, С. Н. Шабунин ; под общей редакцией И. П. </w:t>
       </w:r>
       <w:proofErr w:type="spellStart"/>
       <w:r>
@@ -51002,7 +50589,7 @@
           <w:color w:val="333333"/>
           <w:highlight w:val="white"/>
         </w:rPr>
-        <w:t>Соловьянова</w:t>
+        <w:t>Соловьяновой</w:t>
       </w:r>
       <w:proofErr w:type="spellEnd"/>
       <w:r>
@@ -51010,7 +50597,7 @@
           <w:color w:val="333333"/>
           <w:highlight w:val="white"/>
         </w:rPr>
-        <w:t xml:space="preserve">, Ю. Е. Мительман, С. Н. Шабунин ; под общей редакцией И. П. </w:t>
+        <w:t xml:space="preserve">, Ю. Е. Мительмана ; Министерство науки и высшего образования Российской Федерации, Уральский федеральный университет имени первого Президента России Б. Н. Ельцина. — Екатеринбург : Издательство Уральского университета, 2020. — 412 с. — (Учебник </w:t>
       </w:r>
       <w:proofErr w:type="spellStart"/>
       <w:r>
@@ -51018,7 +50605,7 @@
           <w:color w:val="333333"/>
           <w:highlight w:val="white"/>
         </w:rPr>
-        <w:t>Соловьяновой</w:t>
+        <w:t>УрФУ</w:t>
       </w:r>
       <w:proofErr w:type="spellEnd"/>
       <w:r>
@@ -51026,62 +50613,14 @@
           <w:color w:val="333333"/>
           <w:highlight w:val="white"/>
         </w:rPr>
-        <w:t xml:space="preserve">, Ю. Е. Мительмана ; Министерство науки и высшего образования Российской Федерации, Уральский федеральный университет имени первого Президента России Б. Н. Ельцина. — </w:t>
-      </w:r>
-      <w:proofErr w:type="gramStart"/>
-      <w:r>
-        <w:rPr>
-          <w:color w:val="333333"/>
-          <w:highlight w:val="white"/>
-        </w:rPr>
-        <w:t>Екатеринбург :</w:t>
-      </w:r>
-      <w:proofErr w:type="gramEnd"/>
-      <w:r>
-        <w:rPr>
-          <w:color w:val="333333"/>
-          <w:highlight w:val="white"/>
-        </w:rPr>
-        <w:t xml:space="preserve"> Издательство Уральского университета, 2020. — 412 с. — (Учебник </w:t>
-      </w:r>
-      <w:proofErr w:type="spellStart"/>
-      <w:r>
-        <w:rPr>
-          <w:color w:val="333333"/>
-          <w:highlight w:val="white"/>
-        </w:rPr>
-        <w:t>УрФУ</w:t>
-      </w:r>
-      <w:proofErr w:type="spellEnd"/>
-      <w:r>
-        <w:rPr>
-          <w:color w:val="333333"/>
-          <w:highlight w:val="white"/>
-        </w:rPr>
-        <w:t xml:space="preserve">). — ISBN 978-5-7996-3137-6. — </w:t>
-      </w:r>
-      <w:proofErr w:type="gramStart"/>
-      <w:r>
-        <w:rPr>
-          <w:color w:val="333333"/>
-          <w:highlight w:val="white"/>
-        </w:rPr>
-        <w:t>Текст :</w:t>
-      </w:r>
-      <w:proofErr w:type="gramEnd"/>
-      <w:r>
-        <w:rPr>
-          <w:color w:val="333333"/>
-          <w:highlight w:val="white"/>
-        </w:rPr>
-        <w:t xml:space="preserve"> непосредственный.</w:t>
+        <w:t>). — ISBN 978-5-7996-3137-6. — Текст : непосредственный.</w:t>
       </w:r>
       <w:r>
         <w:t xml:space="preserve"> </w:t>
       </w:r>
     </w:p>
   </w:comment>
-  <w:comment w:id="31" w:author="Gusev Danil Olegovich" w:date="2026-02-19T23:38:00Z" w:initials="GDO">
+  <w:comment w:id="30" w:author="Gusev Danil Olegovich" w:date="2026-02-19T23:38:00Z" w:initials="GDO">
     <w:p>
       <w:pPr>
         <w:pStyle w:val="aff1"/>
@@ -51093,15 +50632,7 @@
         <w:annotationRef/>
       </w:r>
       <w:r>
-        <w:t xml:space="preserve">Ссылка </w:t>
-      </w:r>
-      <w:proofErr w:type="gramStart"/>
-      <w:r>
-        <w:t>на источника</w:t>
-      </w:r>
-      <w:proofErr w:type="gramEnd"/>
-      <w:r>
-        <w:t>:</w:t>
+        <w:t>Ссылка на источника:</w:t>
       </w:r>
     </w:p>
     <w:p>
@@ -51311,7 +50842,7 @@
       </w:r>
     </w:p>
   </w:comment>
-  <w:comment w:id="33" w:author="Гусев Данил Олегович" w:date="2026-02-26T09:36:00Z" w:initials="ГДО">
+  <w:comment w:id="32" w:author="Гусев Данил Олегович" w:date="2026-02-26T09:36:00Z" w:initials="ГДО">
     <w:p>
       <w:pPr>
         <w:pStyle w:val="aff1"/>
@@ -51333,7 +50864,7 @@
       </w:r>
     </w:p>
   </w:comment>
-  <w:comment w:id="36" w:author="Гусев Данил Олегович" w:date="2026-02-24T11:24:00Z" w:initials="ГДО">
+  <w:comment w:id="35" w:author="Гусев Данил Олегович" w:date="2026-02-24T11:24:00Z" w:initials="ГДО">
     <w:p>
       <w:pPr>
         <w:pStyle w:val="aff1"/>
@@ -51461,7 +50992,7 @@
       </w:r>
     </w:p>
   </w:comment>
-  <w:comment w:id="42" w:author="Гусев Данил Олегович" w:date="2026-02-26T11:56:00Z" w:initials="ГДО">
+  <w:comment w:id="41" w:author="Гусев Данил Олегович" w:date="2026-02-26T11:56:00Z" w:initials="ГДО">
     <w:p>
       <w:pPr>
         <w:pStyle w:val="aff1"/>
@@ -51734,8 +51265,7 @@
 
 <file path=word/commentsExtended.xml><?xml version="1.0" encoding="utf-8"?>
 <w15:commentsEx xmlns:wpc="http://schemas.microsoft.com/office/word/2010/wordprocessingCanvas" xmlns:cx="http://schemas.microsoft.com/office/drawing/2014/chartex" xmlns:cx1="http://schemas.microsoft.com/office/drawing/2015/9/8/chartex" xmlns:cx2="http://schemas.microsoft.com/office/drawing/2015/10/21/chartex" xmlns:cx3="http://schemas.microsoft.com/office/drawing/2016/5/9/chartex" xmlns:cx4="http://schemas.microsoft.com/office/drawing/2016/5/10/chartex" xmlns:cx5="http://schemas.microsoft.com/office/drawing/2016/5/11/chartex" xmlns:cx6="http://schemas.microsoft.com/office/drawing/2016/5/12/chartex" xmlns:cx7="http://schemas.microsoft.com/office/drawing/2016/5/13/chartex" xmlns:cx8="http://schemas.microsoft.com/office/drawing/2016/5/14/chartex" xmlns:mc="http://schemas.openxmlformats.org/markup-compatibility/2006" xmlns:aink="http://schemas.microsoft.com/office/drawing/2016/ink" xmlns:am3d="http://schemas.microsoft.com/office/drawing/2017/model3d" xmlns:o="urn:schemas-microsoft-com:office:office" xmlns:oel="http://schemas.microsoft.com/office/2019/extlst" xmlns:r="http://schemas.openxmlformats.org/officeDocument/2006/relationships" xmlns:m="http://schemas.openxmlformats.org/officeDocument/2006/math" xmlns:v="urn:schemas-microsoft-com:vml" xmlns:wp14="http://schemas.microsoft.com/office/word/2010/wordprocessingDrawing" xmlns:wp="http://schemas.openxmlformats.org/drawingml/2006/wordprocessingDrawing" xmlns:w10="urn:schemas-microsoft-com:office:word" xmlns:w="http://schemas.openxmlformats.org/wordprocessingml/2006/main" xmlns:w14="http://schemas.microsoft.com/office/word/2010/wordml" xmlns:w15="http://schemas.microsoft.com/office/word/2012/wordml" xmlns:w16cex="http://schemas.microsoft.com/office/word/2018/wordml/cex" xmlns:w16cid="http://schemas.microsoft.com/office/word/2016/wordml/cid" xmlns:w16="http://schemas.microsoft.com/office/word/2018/wordml" xmlns:w16sdtdh="http://schemas.microsoft.com/office/word/2020/wordml/sdtdatahash" xmlns:w16se="http://schemas.microsoft.com/office/word/2015/wordml/symex" xmlns:wpg="http://schemas.microsoft.com/office/word/2010/wordprocessingGroup" xmlns:wpi="http://schemas.microsoft.com/office/word/2010/wordprocessingInk" xmlns:wne="http://schemas.microsoft.com/office/word/2006/wordml" xmlns:wps="http://schemas.microsoft.com/office/word/2010/wordprocessingShape" mc:Ignorable="w14 w15 w16se w16cid w16 w16cex w16sdtdh wp14">
-  <w15:commentEx w15:paraId="7ECFE6B2" w15:done="0"/>
-  <w15:commentEx w15:paraId="3947DBFB" w15:done="0"/>
+  <w15:commentEx w15:paraId="530A20BB" w15:done="0"/>
   <w15:commentEx w15:paraId="4F69ABE2" w15:done="0"/>
   <w15:commentEx w15:paraId="5F63CC5F" w15:done="0"/>
   <w15:commentEx w15:paraId="5739BC8D" w15:done="0"/>
@@ -51745,10 +51275,15 @@
 </w15:commentsEx>
 </file>
 
+<file path=word/commentsExtensible.xml><?xml version="1.0" encoding="utf-8"?>
+<w16cex:commentsExtensible xmlns:wpc="http://schemas.microsoft.com/office/word/2010/wordprocessingCanvas" xmlns:cx="http://schemas.microsoft.com/office/drawing/2014/chartex" xmlns:cx1="http://schemas.microsoft.com/office/drawing/2015/9/8/chartex" xmlns:cx2="http://schemas.microsoft.com/office/drawing/2015/10/21/chartex" xmlns:cx3="http://schemas.microsoft.com/office/drawing/2016/5/9/chartex" xmlns:cx4="http://schemas.microsoft.com/office/drawing/2016/5/10/chartex" xmlns:cx5="http://schemas.microsoft.com/office/drawing/2016/5/11/chartex" xmlns:cx6="http://schemas.microsoft.com/office/drawing/2016/5/12/chartex" xmlns:cx7="http://schemas.microsoft.com/office/drawing/2016/5/13/chartex" xmlns:cx8="http://schemas.microsoft.com/office/drawing/2016/5/14/chartex" xmlns:cr="http://schemas.microsoft.com/office/comments/2020/reactions" xmlns:mc="http://schemas.openxmlformats.org/markup-compatibility/2006" xmlns:aink="http://schemas.microsoft.com/office/drawing/2016/ink" xmlns:am3d="http://schemas.microsoft.com/office/drawing/2017/model3d" xmlns:o="urn:schemas-microsoft-com:office:office" xmlns:oel="http://schemas.microsoft.com/office/2019/extlst" xmlns:r="http://schemas.openxmlformats.org/officeDocument/2006/relationships" xmlns:m="http://schemas.openxmlformats.org/officeDocument/2006/math" xmlns:v="urn:schemas-microsoft-com:vml" xmlns:wp14="http://schemas.microsoft.com/office/word/2010/wordprocessingDrawing" xmlns:wp="http://schemas.openxmlformats.org/drawingml/2006/wordprocessingDrawing" xmlns:w10="urn:schemas-microsoft-com:office:word" xmlns:w="http://schemas.openxmlformats.org/wordprocessingml/2006/main" xmlns:w14="http://schemas.microsoft.com/office/word/2010/wordml" xmlns:w15="http://schemas.microsoft.com/office/word/2012/wordml" xmlns:w16cex="http://schemas.microsoft.com/office/word/2018/wordml/cex" xmlns:w16cid="http://schemas.microsoft.com/office/word/2016/wordml/cid" xmlns:w16="http://schemas.microsoft.com/office/word/2018/wordml" xmlns:w16sdtdh="http://schemas.microsoft.com/office/word/2020/wordml/sdtdatahash" xmlns:w16se="http://schemas.microsoft.com/office/word/2015/wordml/symex" xmlns:wpg="http://schemas.microsoft.com/office/word/2010/wordprocessingGroup" xmlns:wpi="http://schemas.microsoft.com/office/word/2010/wordprocessingInk" xmlns:wne="http://schemas.microsoft.com/office/word/2006/wordml" xmlns:wps="http://schemas.microsoft.com/office/word/2010/wordprocessingShape" mc:Ignorable="w14 w15 w16se w16cid w16 w16cex w16sdtdh cr wp14">
+  <w16cex:commentExtensible w16cex:durableId="41CF38B7" w16cex:dateUtc="2026-03-17T16:56:00Z"/>
+</w16cex:commentsExtensible>
+</file>
+
 <file path=word/commentsIds.xml><?xml version="1.0" encoding="utf-8"?>
 <w16cid:commentsIds xmlns:wpc="http://schemas.microsoft.com/office/word/2010/wordprocessingCanvas" xmlns:cx="http://schemas.microsoft.com/office/drawing/2014/chartex" xmlns:cx1="http://schemas.microsoft.com/office/drawing/2015/9/8/chartex" xmlns:cx2="http://schemas.microsoft.com/office/drawing/2015/10/21/chartex" xmlns:cx3="http://schemas.microsoft.com/office/drawing/2016/5/9/chartex" xmlns:cx4="http://schemas.microsoft.com/office/drawing/2016/5/10/chartex" xmlns:cx5="http://schemas.microsoft.com/office/drawing/2016/5/11/chartex" xmlns:cx6="http://schemas.microsoft.com/office/drawing/2016/5/12/chartex" xmlns:cx7="http://schemas.microsoft.com/office/drawing/2016/5/13/chartex" xmlns:cx8="http://schemas.microsoft.com/office/drawing/2016/5/14/chartex" xmlns:mc="http://schemas.openxmlformats.org/markup-compatibility/2006" xmlns:aink="http://schemas.microsoft.com/office/drawing/2016/ink" xmlns:am3d="http://schemas.microsoft.com/office/drawing/2017/model3d" xmlns:o="urn:schemas-microsoft-com:office:office" xmlns:oel="http://schemas.microsoft.com/office/2019/extlst" xmlns:r="http://schemas.openxmlformats.org/officeDocument/2006/relationships" xmlns:m="http://schemas.openxmlformats.org/officeDocument/2006/math" xmlns:v="urn:schemas-microsoft-com:vml" xmlns:wp14="http://schemas.microsoft.com/office/word/2010/wordprocessingDrawing" xmlns:wp="http://schemas.openxmlformats.org/drawingml/2006/wordprocessingDrawing" xmlns:w10="urn:schemas-microsoft-com:office:word" xmlns:w="http://schemas.openxmlformats.org/wordprocessingml/2006/main" xmlns:w14="http://schemas.microsoft.com/office/word/2010/wordml" xmlns:w15="http://schemas.microsoft.com/office/word/2012/wordml" xmlns:w16cex="http://schemas.microsoft.com/office/word/2018/wordml/cex" xmlns:w16cid="http://schemas.microsoft.com/office/word/2016/wordml/cid" xmlns:w16="http://schemas.microsoft.com/office/word/2018/wordml" xmlns:w16sdtdh="http://schemas.microsoft.com/office/word/2020/wordml/sdtdatahash" xmlns:w16se="http://schemas.microsoft.com/office/word/2015/wordml/symex" xmlns:wpg="http://schemas.microsoft.com/office/word/2010/wordprocessingGroup" xmlns:wpi="http://schemas.microsoft.com/office/word/2010/wordprocessingInk" xmlns:wne="http://schemas.microsoft.com/office/word/2006/wordml" xmlns:wps="http://schemas.microsoft.com/office/word/2010/wordprocessingShape" mc:Ignorable="w14 w15 w16se w16cid w16 w16cex w16sdtdh wp14">
-  <w16cid:commentId w16cid:paraId="7ECFE6B2" w16cid:durableId="0E571C61"/>
-  <w16cid:commentId w16cid:paraId="3947DBFB" w16cid:durableId="5F11E680"/>
+  <w16cid:commentId w16cid:paraId="530A20BB" w16cid:durableId="41CF38B7"/>
   <w16cid:commentId w16cid:paraId="4F69ABE2" w16cid:durableId="2582C615"/>
   <w16cid:commentId w16cid:paraId="5F63CC5F" w16cid:durableId="3810116C"/>
   <w16cid:commentId w16cid:paraId="5739BC8D" w16cid:durableId="1DDE8B24"/>
@@ -51869,72 +51404,6 @@
       </w:pPr>
       <w:r>
         <w:continuationSeparator/>
-      </w:r>
-    </w:p>
-  </w:footnote>
-  <w:footnote w:id="1">
-    <w:p>
-      <w:pPr>
-        <w:pStyle w:val="affff3"/>
-      </w:pPr>
-      <w:r>
-        <w:rPr>
-          <w:rStyle w:val="affff5"/>
-        </w:rPr>
-        <w:footnoteRef/>
-      </w:r>
-      <w:r>
-        <w:t xml:space="preserve">Поперечная электромагнитная волна в которой напряжённости электрического </w:t>
-      </w:r>
-      <m:oMath>
-        <m:r>
-          <w:rPr>
-            <w:rFonts w:ascii="Cambria Math" w:hAnsi="Cambria Math"/>
-          </w:rPr>
-          <m:t>E</m:t>
-        </m:r>
-      </m:oMath>
-      <w:r>
-        <w:rPr>
-          <w:rFonts w:eastAsiaTheme="minorEastAsia"/>
-        </w:rPr>
-        <w:t xml:space="preserve"> </w:t>
-      </w:r>
-      <w:r>
-        <w:rPr>
-          <w:rFonts w:eastAsiaTheme="minorEastAsia"/>
-        </w:rPr>
-        <w:t xml:space="preserve">и магнитного </w:t>
-      </w:r>
-      <m:oMath>
-        <m:r>
-          <w:rPr>
-            <w:rFonts w:ascii="Cambria Math" w:eastAsiaTheme="minorEastAsia" w:hAnsi="Cambria Math"/>
-          </w:rPr>
-          <m:t>H</m:t>
-        </m:r>
-      </m:oMath>
-      <w:r>
-        <w:rPr>
-          <w:rFonts w:eastAsiaTheme="minorEastAsia"/>
-        </w:rPr>
-        <w:t xml:space="preserve"> полей полностью перпендикулярны  направлению распространения волны и не имеет продольных составляющих вдоль этого направления (из-за неоднородности среды на высоких частотах возникают продольные составляющие)</w:t>
-      </w:r>
-    </w:p>
-  </w:footnote>
-  <w:footnote w:id="2">
-    <w:p>
-      <w:pPr>
-        <w:pStyle w:val="affff3"/>
-      </w:pPr>
-      <w:r>
-        <w:rPr>
-          <w:rStyle w:val="affff5"/>
-        </w:rPr>
-        <w:footnoteRef/>
-      </w:r>
-      <w:r>
-        <w:t xml:space="preserve"> В данной работе напряжение (разница потенциалов) измеряется относительно нулевого потенциала из-за чего можно считать измерение данных величин эквивалентными</w:t>
       </w:r>
     </w:p>
   </w:footnote>
@@ -55250,11 +54719,11 @@
 
 <file path=word/people.xml><?xml version="1.0" encoding="utf-8"?>
 <w15:people xmlns:wpc="http://schemas.microsoft.com/office/word/2010/wordprocessingCanvas" xmlns:cx="http://schemas.microsoft.com/office/drawing/2014/chartex" xmlns:cx1="http://schemas.microsoft.com/office/drawing/2015/9/8/chartex" xmlns:cx2="http://schemas.microsoft.com/office/drawing/2015/10/21/chartex" xmlns:cx3="http://schemas.microsoft.com/office/drawing/2016/5/9/chartex" xmlns:cx4="http://schemas.microsoft.com/office/drawing/2016/5/10/chartex" xmlns:cx5="http://schemas.microsoft.com/office/drawing/2016/5/11/chartex" xmlns:cx6="http://schemas.microsoft.com/office/drawing/2016/5/12/chartex" xmlns:cx7="http://schemas.microsoft.com/office/drawing/2016/5/13/chartex" xmlns:cx8="http://schemas.microsoft.com/office/drawing/2016/5/14/chartex" xmlns:mc="http://schemas.openxmlformats.org/markup-compatibility/2006" xmlns:aink="http://schemas.microsoft.com/office/drawing/2016/ink" xmlns:am3d="http://schemas.microsoft.com/office/drawing/2017/model3d" xmlns:o="urn:schemas-microsoft-com:office:office" xmlns:oel="http://schemas.microsoft.com/office/2019/extlst" xmlns:r="http://schemas.openxmlformats.org/officeDocument/2006/relationships" xmlns:m="http://schemas.openxmlformats.org/officeDocument/2006/math" xmlns:v="urn:schemas-microsoft-com:vml" xmlns:wp14="http://schemas.microsoft.com/office/word/2010/wordprocessingDrawing" xmlns:wp="http://schemas.openxmlformats.org/drawingml/2006/wordprocessingDrawing" xmlns:w10="urn:schemas-microsoft-com:office:word" xmlns:w="http://schemas.openxmlformats.org/wordprocessingml/2006/main" xmlns:w14="http://schemas.microsoft.com/office/word/2010/wordml" xmlns:w15="http://schemas.microsoft.com/office/word/2012/wordml" xmlns:w16cex="http://schemas.microsoft.com/office/word/2018/wordml/cex" xmlns:w16cid="http://schemas.microsoft.com/office/word/2016/wordml/cid" xmlns:w16="http://schemas.microsoft.com/office/word/2018/wordml" xmlns:w16sdtdh="http://schemas.microsoft.com/office/word/2020/wordml/sdtdatahash" xmlns:w16se="http://schemas.microsoft.com/office/word/2015/wordml/symex" xmlns:wpg="http://schemas.microsoft.com/office/word/2010/wordprocessingGroup" xmlns:wpi="http://schemas.microsoft.com/office/word/2010/wordprocessingInk" xmlns:wne="http://schemas.microsoft.com/office/word/2006/wordml" xmlns:wps="http://schemas.microsoft.com/office/word/2010/wordprocessingShape" mc:Ignorable="w14 w15 w16se w16cid w16 w16cex w16sdtdh wp14">
+  <w15:person w15:author="Gusev Danil Olegovich">
+    <w15:presenceInfo w15:providerId="None" w15:userId="Gusev Danil Olegovich"/>
+  </w15:person>
   <w15:person w15:author="Гусев Данил Олегович">
     <w15:presenceInfo w15:providerId="None" w15:userId="Гусев Данил Олегович"/>
-  </w15:person>
-  <w15:person w15:author="Gusev Danil Olegovich">
-    <w15:presenceInfo w15:providerId="None" w15:userId="Gusev Danil Olegovich"/>
   </w15:person>
 </w15:people>
 </file>
